--- a/tools/payment-stickers/naklejky.docx
+++ b/tools/payment-stickers/naklejky.docx
@@ -12,62 +12,30 @@
           <w:rFonts w:ascii="Arial" w:cs="Arial" w:eastAsia="Arial" w:hAnsi="Arial"/>
           <w:b/>
           <w:bCs/>
-          <w:sz w:val="40"/>
-          <w:szCs w:val="40"/>
+          <w:color w:val="1F2A24"/>
+          <w:sz w:val="32"/>
+          <w:szCs w:val="32"/>
         </w:rPr>
-        <w:t xml:space="preserve">Універсальний аркуш наклейок</w:t>
+        <w:t xml:space="preserve">Аркуш A — широкий</w:t>
       </w:r>
     </w:p>
     <w:p>
       <w:pPr>
-        <w:spacing w:after="80" w:before="0"/>
+        <w:spacing w:after="100" w:before="0"/>
       </w:pPr>
       <w:r>
         <w:rPr>
           <w:rFonts w:ascii="Arial" w:cs="Arial" w:eastAsia="Arial" w:hAnsi="Arial"/>
           <w:color w:val="5F6A63"/>
-          <w:sz w:val="20"/>
-          <w:szCs w:val="20"/>
+          <w:sz w:val="18"/>
+          <w:szCs w:val="18"/>
         </w:rPr>
-        <w:t xml:space="preserve">Кожна наклейка — окрема таблиця з жирною рамкою. Тонкі лінії всередині — окремі логотипи в одній наклейці. Розміри справжні: квадратик 40 × 40 мм, шапка REA 16 мм. Логотипи схематичні: перед друком замініть їх офіційними (клацніть картинку → Змінити рисунок).</w:t>
-      </w:r>
-    </w:p>
-    <w:p>
-      <w:pPr>
-        <w:pStyle w:val="Heading2"/>
-        <w:keepNext/>
-        <w:spacing w:after="60" w:before="280"/>
-      </w:pPr>
-      <w:r>
-        <w:rPr>
-          <w:rFonts w:ascii="Arial" w:cs="Arial" w:eastAsia="Arial" w:hAnsi="Arial"/>
-          <w:b/>
-          <w:bCs/>
-          <w:color w:val="1F2A24"/>
-          <w:sz w:val="26"/>
-          <w:szCs w:val="26"/>
-        </w:rPr>
-        <w:t xml:space="preserve">1. Базова: REA + girocard</w:t>
-      </w:r>
-    </w:p>
-    <w:p>
-      <w:pPr>
-        <w:keepNext/>
-        <w:spacing w:after="80" w:before="0"/>
-      </w:pPr>
-      <w:r>
-        <w:rPr>
-          <w:rFonts w:ascii="Arial" w:cs="Arial" w:eastAsia="Arial" w:hAnsi="Arial"/>
-          <w:color w:val="5F6A63"/>
-          <w:sz w:val="20"/>
-          <w:szCs w:val="20"/>
-        </w:rPr>
-        <w:t xml:space="preserve">для всіх клієнтів, girocard приймають скрізь · 40 × 56 мм</w:t>
+        <w:t xml:space="preserve">Кожна клітинка — один логотип 40 × 40 мм. Жирна рамка — одна наклейка (вирізається разом). Щоб перегрупувати: змініть, де жирні лінії (Конструктор таблиць → Межі). Сірий номер у куточку відповідає таблиці «яка каса — що клеїти». Логотипи схематичні: правою кнопкою → Змінити рисунок.</w:t>
       </w:r>
     </w:p>
     <w:tbl>
       <w:tblPr>
-        <w:tblW w:type="dxa" w:w="2268"/>
+        <w:tblW w:type="dxa" w:w="15876"/>
         <w:tblBorders>
           <w:top w:val="single" w:color="auto" w:sz="4"/>
           <w:left w:val="single" w:color="auto" w:sz="4"/>
@@ -80,6 +48,12 @@
       </w:tblPr>
       <w:tblGrid>
         <w:gridCol w:w="2268"/>
+        <w:gridCol w:w="2268"/>
+        <w:gridCol w:w="2268"/>
+        <w:gridCol w:w="2268"/>
+        <w:gridCol w:w="2268"/>
+        <w:gridCol w:w="2268"/>
+        <w:gridCol w:w="2268"/>
       </w:tblGrid>
       <w:tr>
         <w:trPr>
@@ -93,13 +67,13 @@
             <w:tcBorders>
               <w:top w:val="single" w:color="000000" w:sz="24"/>
               <w:left w:val="single" w:color="000000" w:sz="24"/>
-              <w:bottom w:val="single" w:color="9AA3AD" w:sz="4"/>
+              <w:bottom w:val="single" w:color="B5BCC4" w:sz="4"/>
               <w:right w:val="single" w:color="000000" w:sz="24"/>
             </w:tcBorders>
             <w:shd w:fill="7BA23A" w:color="auto" w:val="clear"/>
             <w:tcMar>
-              <w:left w:type="dxa" w:w="150"/>
-              <w:right w:type="dxa" w:w="150"/>
+              <w:left w:type="dxa" w:w="120"/>
+              <w:right w:type="dxa" w:w="120"/>
             </w:tcMar>
             <w:vAlign w:val="center"/>
           </w:tcPr>
@@ -113,8 +87,128 @@
                 <w:b/>
                 <w:bCs/>
                 <w:color w:val="FFFFFF"/>
-                <w:sz w:val="24"/>
-                <w:szCs w:val="24"/>
+                <w:sz w:val="22"/>
+                <w:szCs w:val="22"/>
+              </w:rPr>
+              <w:t xml:space="preserve">REA CARD</w:t>
+            </w:r>
+          </w:p>
+        </w:tc>
+        <w:tc>
+          <w:tcPr>
+            <w:tcW w:type="dxa" w:w="6804"/>
+            <w:gridSpan w:val="3"/>
+            <w:tcBorders>
+              <w:top w:val="single" w:color="000000" w:sz="24"/>
+              <w:left w:val="single" w:color="000000" w:sz="24"/>
+              <w:bottom w:val="single" w:color="B5BCC4" w:sz="4"/>
+              <w:right w:val="single" w:color="000000" w:sz="24"/>
+            </w:tcBorders>
+            <w:shd w:fill="7BA23A" w:color="auto" w:val="clear"/>
+            <w:tcMar>
+              <w:left w:type="dxa" w:w="120"/>
+              <w:right w:type="dxa" w:w="120"/>
+            </w:tcMar>
+            <w:vAlign w:val="center"/>
+          </w:tcPr>
+          <w:p>
+            <w:pPr>
+              <w:keepNext/>
+            </w:pPr>
+            <w:r>
+              <w:rPr>
+                <w:rFonts w:ascii="Arial" w:cs="Arial" w:eastAsia="Arial" w:hAnsi="Arial"/>
+                <w:b/>
+                <w:bCs/>
+                <w:color w:val="FFFFFF"/>
+                <w:sz w:val="30"/>
+                <w:szCs w:val="30"/>
+              </w:rPr>
+              <w:t xml:space="preserve">REA CARD</w:t>
+            </w:r>
+            <w:r>
+              <w:rPr>
+                <w:rFonts w:ascii="Arial" w:cs="Arial" w:eastAsia="Arial" w:hAnsi="Arial"/>
+                <w:color w:val="FFFFFF"/>
+                <w:sz w:val="14"/>
+                <w:szCs w:val="14"/>
+              </w:rPr>
+              <w:t xml:space="preserve">   www.rea-card.de</w:t>
+            </w:r>
+          </w:p>
+        </w:tc>
+        <w:tc>
+          <w:tcPr>
+            <w:tcW w:type="dxa" w:w="4536"/>
+            <w:gridSpan w:val="2"/>
+            <w:tcBorders>
+              <w:top w:val="single" w:color="000000" w:sz="24"/>
+              <w:left w:val="single" w:color="000000" w:sz="24"/>
+              <w:bottom w:val="single" w:color="B5BCC4" w:sz="4"/>
+              <w:right w:val="single" w:color="000000" w:sz="24"/>
+            </w:tcBorders>
+            <w:shd w:fill="7BA23A" w:color="auto" w:val="clear"/>
+            <w:tcMar>
+              <w:left w:type="dxa" w:w="120"/>
+              <w:right w:type="dxa" w:w="120"/>
+            </w:tcMar>
+            <w:vAlign w:val="center"/>
+          </w:tcPr>
+          <w:p>
+            <w:pPr>
+              <w:keepNext/>
+            </w:pPr>
+            <w:r>
+              <w:rPr>
+                <w:rFonts w:ascii="Arial" w:cs="Arial" w:eastAsia="Arial" w:hAnsi="Arial"/>
+                <w:b/>
+                <w:bCs/>
+                <w:color w:val="FFFFFF"/>
+                <w:sz w:val="30"/>
+                <w:szCs w:val="30"/>
+              </w:rPr>
+              <w:t xml:space="preserve">REA CARD</w:t>
+            </w:r>
+            <w:r>
+              <w:rPr>
+                <w:rFonts w:ascii="Arial" w:cs="Arial" w:eastAsia="Arial" w:hAnsi="Arial"/>
+                <w:color w:val="FFFFFF"/>
+                <w:sz w:val="14"/>
+                <w:szCs w:val="14"/>
+              </w:rPr>
+              <w:t xml:space="preserve">   www.rea-card.de</w:t>
+            </w:r>
+          </w:p>
+        </w:tc>
+        <w:tc>
+          <w:tcPr>
+            <w:tcW w:type="dxa" w:w="2268"/>
+            <w:gridSpan w:val="1"/>
+            <w:tcBorders>
+              <w:top w:val="single" w:color="000000" w:sz="24"/>
+              <w:left w:val="single" w:color="000000" w:sz="24"/>
+              <w:bottom w:val="single" w:color="B5BCC4" w:sz="4"/>
+              <w:right w:val="single" w:color="000000" w:sz="24"/>
+            </w:tcBorders>
+            <w:shd w:fill="7BA23A" w:color="auto" w:val="clear"/>
+            <w:tcMar>
+              <w:left w:type="dxa" w:w="120"/>
+              <w:right w:type="dxa" w:w="120"/>
+            </w:tcMar>
+            <w:vAlign w:val="center"/>
+          </w:tcPr>
+          <w:p>
+            <w:pPr>
+              <w:keepNext/>
+            </w:pPr>
+            <w:r>
+              <w:rPr>
+                <w:rFonts w:ascii="Arial" w:cs="Arial" w:eastAsia="Arial" w:hAnsi="Arial"/>
+                <w:b/>
+                <w:bCs/>
+                <w:color w:val="FFFFFF"/>
+                <w:sz w:val="22"/>
+                <w:szCs w:val="22"/>
               </w:rPr>
               <w:t xml:space="preserve">REA CARD</w:t>
             </w:r>
@@ -130,16 +224,39 @@
           <w:tcPr>
             <w:tcW w:type="dxa" w:w="2268"/>
             <w:tcBorders>
-              <w:top w:val="single" w:color="9AA3AD" w:sz="4"/>
+              <w:top w:val="single" w:color="B5BCC4" w:sz="4"/>
               <w:left w:val="single" w:color="000000" w:sz="24"/>
               <w:bottom w:val="single" w:color="000000" w:sz="24"/>
               <w:right w:val="single" w:color="000000" w:sz="24"/>
             </w:tcBorders>
-            <w:vAlign w:val="center"/>
-          </w:tcPr>
-          <w:p>
-            <w:pPr>
-              <w:keepNext w:val="false"/>
+            <w:tcMar>
+              <w:top w:type="dxa" w:w="0"/>
+              <w:left w:type="dxa" w:w="40"/>
+              <w:bottom w:type="dxa" w:w="0"/>
+              <w:right w:type="dxa" w:w="40"/>
+            </w:tcMar>
+            <w:vAlign w:val="center"/>
+          </w:tcPr>
+          <w:p>
+            <w:pPr>
+              <w:keepNext/>
+              <w:spacing w:after="0"/>
+            </w:pPr>
+            <w:r>
+              <w:rPr>
+                <w:rFonts w:ascii="Arial" w:cs="Arial" w:eastAsia="Arial" w:hAnsi="Arial"/>
+                <w:b/>
+                <w:bCs/>
+                <w:color w:val="8A949C"/>
+                <w:sz w:val="14"/>
+                <w:szCs w:val="14"/>
+              </w:rPr>
+              <w:t xml:space="preserve">1</w:t>
+            </w:r>
+          </w:p>
+          <w:p>
+            <w:pPr>
+              <w:keepNext/>
               <w:jc w:val="center"/>
             </w:pPr>
             <w:r>
@@ -184,127 +301,43 @@
             </w:r>
           </w:p>
         </w:tc>
-      </w:tr>
-    </w:tbl>
-    <w:p>
-      <w:pPr>
-        <w:pStyle w:val="Heading2"/>
-        <w:keepNext/>
-        <w:spacing w:after="60" w:before="280"/>
-      </w:pPr>
-      <w:r>
-        <w:rPr>
-          <w:rFonts w:ascii="Arial" w:cs="Arial" w:eastAsia="Arial" w:hAnsi="Arial"/>
-          <w:b/>
-          <w:bCs/>
-          <w:color w:val="1F2A24"/>
-          <w:sz w:val="26"/>
-          <w:szCs w:val="26"/>
-        </w:rPr>
-        <w:t xml:space="preserve">2. girocard + безконтактно + Apple Pay</w:t>
-      </w:r>
-    </w:p>
-    <w:p>
-      <w:pPr>
-        <w:keepNext/>
-        <w:spacing w:after="80" w:before="0"/>
-      </w:pPr>
-      <w:r>
-        <w:rPr>
-          <w:rFonts w:ascii="Arial" w:cs="Arial" w:eastAsia="Arial" w:hAnsi="Arial"/>
-          <w:color w:val="5F6A63"/>
-          <w:sz w:val="20"/>
-          <w:szCs w:val="20"/>
-        </w:rPr>
-        <w:t xml:space="preserve">каса тільки з girocard (Google Pay з girocard не працює) · 120 × 56 мм</w:t>
-      </w:r>
-    </w:p>
-    <w:tbl>
-      <w:tblPr>
-        <w:tblW w:type="dxa" w:w="6804"/>
-        <w:tblBorders>
-          <w:top w:val="single" w:color="auto" w:sz="4"/>
-          <w:left w:val="single" w:color="auto" w:sz="4"/>
-          <w:bottom w:val="single" w:color="auto" w:sz="4"/>
-          <w:right w:val="single" w:color="auto" w:sz="4"/>
-          <w:insideH w:val="single" w:color="auto" w:sz="4"/>
-          <w:insideV w:val="single" w:color="auto" w:sz="4"/>
-        </w:tblBorders>
-        <w:tblLayout w:type="fixed"/>
-      </w:tblPr>
-      <w:tblGrid>
-        <w:gridCol w:w="2268"/>
-        <w:gridCol w:w="2268"/>
-        <w:gridCol w:w="2268"/>
-      </w:tblGrid>
-      <w:tr>
-        <w:trPr>
-          <w:cantSplit/>
-          <w:trHeight w:val="907" w:hRule="exact"/>
-        </w:trPr>
-        <w:tc>
-          <w:tcPr>
-            <w:tcW w:type="dxa" w:w="6804"/>
-            <w:gridSpan w:val="3"/>
-            <w:tcBorders>
-              <w:top w:val="single" w:color="000000" w:sz="24"/>
+        <w:tc>
+          <w:tcPr>
+            <w:tcW w:type="dxa" w:w="2268"/>
+            <w:tcBorders>
+              <w:top w:val="single" w:color="B5BCC4" w:sz="4"/>
               <w:left w:val="single" w:color="000000" w:sz="24"/>
-              <w:bottom w:val="single" w:color="9AA3AD" w:sz="4"/>
-              <w:right w:val="single" w:color="000000" w:sz="24"/>
-            </w:tcBorders>
-            <w:shd w:fill="7BA23A" w:color="auto" w:val="clear"/>
-            <w:tcMar>
-              <w:left w:type="dxa" w:w="150"/>
-              <w:right w:type="dxa" w:w="150"/>
-            </w:tcMar>
-            <w:vAlign w:val="center"/>
-          </w:tcPr>
-          <w:p>
-            <w:pPr>
-              <w:keepNext/>
+              <w:bottom w:val="single" w:color="000000" w:sz="24"/>
+              <w:right w:val="single" w:color="B5BCC4" w:sz="4"/>
+            </w:tcBorders>
+            <w:tcMar>
+              <w:top w:type="dxa" w:w="0"/>
+              <w:left w:type="dxa" w:w="40"/>
+              <w:bottom w:type="dxa" w:w="0"/>
+              <w:right w:type="dxa" w:w="40"/>
+            </w:tcMar>
+            <w:vAlign w:val="center"/>
+          </w:tcPr>
+          <w:p>
+            <w:pPr>
+              <w:keepNext/>
+              <w:spacing w:after="0"/>
             </w:pPr>
             <w:r>
               <w:rPr>
                 <w:rFonts w:ascii="Arial" w:cs="Arial" w:eastAsia="Arial" w:hAnsi="Arial"/>
                 <w:b/>
                 <w:bCs/>
-                <w:color w:val="FFFFFF"/>
-                <w:sz w:val="30"/>
-                <w:szCs w:val="30"/>
-              </w:rPr>
-              <w:t xml:space="preserve">REA CARD</w:t>
-            </w:r>
-            <w:r>
-              <w:rPr>
-                <w:rFonts w:ascii="Arial" w:cs="Arial" w:eastAsia="Arial" w:hAnsi="Arial"/>
-                <w:color w:val="FFFFFF"/>
+                <w:color w:val="8A949C"/>
                 <w:sz w:val="14"/>
                 <w:szCs w:val="14"/>
               </w:rPr>
-              <w:t xml:space="preserve">   www.rea-card.de</w:t>
-            </w:r>
-          </w:p>
-        </w:tc>
-      </w:tr>
-      <w:tr>
-        <w:trPr>
-          <w:cantSplit/>
-          <w:trHeight w:val="2268" w:hRule="exact"/>
-        </w:trPr>
-        <w:tc>
-          <w:tcPr>
-            <w:tcW w:type="dxa" w:w="2268"/>
-            <w:tcBorders>
-              <w:top w:val="single" w:color="9AA3AD" w:sz="4"/>
-              <w:left w:val="single" w:color="000000" w:sz="24"/>
-              <w:bottom w:val="single" w:color="000000" w:sz="24"/>
-              <w:right w:val="single" w:color="9AA3AD" w:sz="4"/>
-            </w:tcBorders>
-            <w:vAlign w:val="center"/>
-          </w:tcPr>
-          <w:p>
-            <w:pPr>
-              <w:keepNext w:val="false"/>
+              <w:t xml:space="preserve">2</w:t>
+            </w:r>
+          </w:p>
+          <w:p>
+            <w:pPr>
+              <w:keepNext/>
               <w:jc w:val="center"/>
             </w:pPr>
             <w:r>
@@ -353,16 +386,22 @@
           <w:tcPr>
             <w:tcW w:type="dxa" w:w="2268"/>
             <w:tcBorders>
-              <w:top w:val="single" w:color="9AA3AD" w:sz="4"/>
-              <w:left w:val="single" w:color="9AA3AD" w:sz="4"/>
+              <w:top w:val="single" w:color="B5BCC4" w:sz="4"/>
+              <w:left w:val="single" w:color="B5BCC4" w:sz="4"/>
               <w:bottom w:val="single" w:color="000000" w:sz="24"/>
-              <w:right w:val="single" w:color="9AA3AD" w:sz="4"/>
-            </w:tcBorders>
-            <w:vAlign w:val="center"/>
-          </w:tcPr>
-          <w:p>
-            <w:pPr>
-              <w:keepNext w:val="false"/>
+              <w:right w:val="single" w:color="B5BCC4" w:sz="4"/>
+            </w:tcBorders>
+            <w:tcMar>
+              <w:top w:type="dxa" w:w="0"/>
+              <w:left w:type="dxa" w:w="40"/>
+              <w:bottom w:type="dxa" w:w="0"/>
+              <w:right w:type="dxa" w:w="40"/>
+            </w:tcMar>
+            <w:vAlign w:val="center"/>
+          </w:tcPr>
+          <w:p>
+            <w:pPr>
+              <w:keepNext/>
               <w:jc w:val="center"/>
             </w:pPr>
             <w:r>
@@ -411,16 +450,22 @@
           <w:tcPr>
             <w:tcW w:type="dxa" w:w="2268"/>
             <w:tcBorders>
-              <w:top w:val="single" w:color="9AA3AD" w:sz="4"/>
-              <w:left w:val="single" w:color="9AA3AD" w:sz="4"/>
+              <w:top w:val="single" w:color="B5BCC4" w:sz="4"/>
+              <w:left w:val="single" w:color="B5BCC4" w:sz="4"/>
               <w:bottom w:val="single" w:color="000000" w:sz="24"/>
               <w:right w:val="single" w:color="000000" w:sz="24"/>
             </w:tcBorders>
-            <w:vAlign w:val="center"/>
-          </w:tcPr>
-          <w:p>
-            <w:pPr>
-              <w:keepNext w:val="false"/>
+            <w:tcMar>
+              <w:top w:type="dxa" w:w="0"/>
+              <w:left w:type="dxa" w:w="40"/>
+              <w:bottom w:type="dxa" w:w="0"/>
+              <w:right w:type="dxa" w:w="40"/>
+            </w:tcMar>
+            <w:vAlign w:val="center"/>
+          </w:tcPr>
+          <w:p>
+            <w:pPr>
+              <w:keepNext/>
               <w:jc w:val="center"/>
             </w:pPr>
             <w:r>
@@ -465,126 +510,43 @@
             </w:r>
           </w:p>
         </w:tc>
-      </w:tr>
-    </w:tbl>
-    <w:p>
-      <w:pPr>
-        <w:pStyle w:val="Heading2"/>
-        <w:keepNext/>
-        <w:spacing w:after="60" w:before="280"/>
-      </w:pPr>
-      <w:r>
-        <w:rPr>
-          <w:rFonts w:ascii="Arial" w:cs="Arial" w:eastAsia="Arial" w:hAnsi="Arial"/>
-          <w:b/>
-          <w:bCs/>
-          <w:color w:val="1F2A24"/>
-          <w:sz w:val="26"/>
-          <w:szCs w:val="26"/>
-        </w:rPr>
-        <w:t xml:space="preserve">3. Mastercard + Visa</w:t>
-      </w:r>
-    </w:p>
-    <w:p>
-      <w:pPr>
-        <w:keepNext/>
-        <w:spacing w:after="80" w:before="0"/>
-      </w:pPr>
-      <w:r>
-        <w:rPr>
-          <w:rFonts w:ascii="Arial" w:cs="Arial" w:eastAsia="Arial" w:hAnsi="Arial"/>
-          <w:color w:val="5F6A63"/>
-          <w:sz w:val="20"/>
-          <w:szCs w:val="20"/>
-        </w:rPr>
-        <w:t xml:space="preserve">без Apple Pay / Google Pay · 80 × 56 мм</w:t>
-      </w:r>
-    </w:p>
-    <w:tbl>
-      <w:tblPr>
-        <w:tblW w:type="dxa" w:w="4536"/>
-        <w:tblBorders>
-          <w:top w:val="single" w:color="auto" w:sz="4"/>
-          <w:left w:val="single" w:color="auto" w:sz="4"/>
-          <w:bottom w:val="single" w:color="auto" w:sz="4"/>
-          <w:right w:val="single" w:color="auto" w:sz="4"/>
-          <w:insideH w:val="single" w:color="auto" w:sz="4"/>
-          <w:insideV w:val="single" w:color="auto" w:sz="4"/>
-        </w:tblBorders>
-        <w:tblLayout w:type="fixed"/>
-      </w:tblPr>
-      <w:tblGrid>
-        <w:gridCol w:w="2268"/>
-        <w:gridCol w:w="2268"/>
-      </w:tblGrid>
-      <w:tr>
-        <w:trPr>
-          <w:cantSplit/>
-          <w:trHeight w:val="907" w:hRule="exact"/>
-        </w:trPr>
-        <w:tc>
-          <w:tcPr>
-            <w:tcW w:type="dxa" w:w="4536"/>
-            <w:gridSpan w:val="2"/>
-            <w:tcBorders>
-              <w:top w:val="single" w:color="000000" w:sz="24"/>
+        <w:tc>
+          <w:tcPr>
+            <w:tcW w:type="dxa" w:w="2268"/>
+            <w:tcBorders>
+              <w:top w:val="single" w:color="B5BCC4" w:sz="4"/>
               <w:left w:val="single" w:color="000000" w:sz="24"/>
-              <w:bottom w:val="single" w:color="9AA3AD" w:sz="4"/>
-              <w:right w:val="single" w:color="000000" w:sz="24"/>
-            </w:tcBorders>
-            <w:shd w:fill="7BA23A" w:color="auto" w:val="clear"/>
-            <w:tcMar>
-              <w:left w:type="dxa" w:w="150"/>
-              <w:right w:type="dxa" w:w="150"/>
-            </w:tcMar>
-            <w:vAlign w:val="center"/>
-          </w:tcPr>
-          <w:p>
-            <w:pPr>
-              <w:keepNext/>
+              <w:bottom w:val="single" w:color="000000" w:sz="24"/>
+              <w:right w:val="single" w:color="B5BCC4" w:sz="4"/>
+            </w:tcBorders>
+            <w:tcMar>
+              <w:top w:type="dxa" w:w="0"/>
+              <w:left w:type="dxa" w:w="40"/>
+              <w:bottom w:type="dxa" w:w="0"/>
+              <w:right w:type="dxa" w:w="40"/>
+            </w:tcMar>
+            <w:vAlign w:val="center"/>
+          </w:tcPr>
+          <w:p>
+            <w:pPr>
+              <w:keepNext/>
+              <w:spacing w:after="0"/>
             </w:pPr>
             <w:r>
               <w:rPr>
                 <w:rFonts w:ascii="Arial" w:cs="Arial" w:eastAsia="Arial" w:hAnsi="Arial"/>
                 <w:b/>
                 <w:bCs/>
-                <w:color w:val="FFFFFF"/>
-                <w:sz w:val="30"/>
-                <w:szCs w:val="30"/>
-              </w:rPr>
-              <w:t xml:space="preserve">REA CARD</w:t>
-            </w:r>
-            <w:r>
-              <w:rPr>
-                <w:rFonts w:ascii="Arial" w:cs="Arial" w:eastAsia="Arial" w:hAnsi="Arial"/>
-                <w:color w:val="FFFFFF"/>
+                <w:color w:val="8A949C"/>
                 <w:sz w:val="14"/>
                 <w:szCs w:val="14"/>
               </w:rPr>
-              <w:t xml:space="preserve">   www.rea-card.de</w:t>
-            </w:r>
-          </w:p>
-        </w:tc>
-      </w:tr>
-      <w:tr>
-        <w:trPr>
-          <w:cantSplit/>
-          <w:trHeight w:val="2268" w:hRule="exact"/>
-        </w:trPr>
-        <w:tc>
-          <w:tcPr>
-            <w:tcW w:type="dxa" w:w="2268"/>
-            <w:tcBorders>
-              <w:top w:val="single" w:color="9AA3AD" w:sz="4"/>
-              <w:left w:val="single" w:color="000000" w:sz="24"/>
-              <w:bottom w:val="single" w:color="000000" w:sz="24"/>
-              <w:right w:val="single" w:color="9AA3AD" w:sz="4"/>
-            </w:tcBorders>
-            <w:vAlign w:val="center"/>
-          </w:tcPr>
-          <w:p>
-            <w:pPr>
-              <w:keepNext w:val="false"/>
+              <w:t xml:space="preserve">3</w:t>
+            </w:r>
+          </w:p>
+          <w:p>
+            <w:pPr>
+              <w:keepNext/>
               <w:jc w:val="center"/>
             </w:pPr>
             <w:r>
@@ -633,16 +595,22 @@
           <w:tcPr>
             <w:tcW w:type="dxa" w:w="2268"/>
             <w:tcBorders>
-              <w:top w:val="single" w:color="9AA3AD" w:sz="4"/>
-              <w:left w:val="single" w:color="9AA3AD" w:sz="4"/>
+              <w:top w:val="single" w:color="B5BCC4" w:sz="4"/>
+              <w:left w:val="single" w:color="B5BCC4" w:sz="4"/>
               <w:bottom w:val="single" w:color="000000" w:sz="24"/>
               <w:right w:val="single" w:color="000000" w:sz="24"/>
             </w:tcBorders>
-            <w:vAlign w:val="center"/>
-          </w:tcPr>
-          <w:p>
-            <w:pPr>
-              <w:keepNext w:val="false"/>
+            <w:tcMar>
+              <w:top w:type="dxa" w:w="0"/>
+              <w:left w:type="dxa" w:w="40"/>
+              <w:bottom w:type="dxa" w:w="0"/>
+              <w:right w:type="dxa" w:w="40"/>
+            </w:tcMar>
+            <w:vAlign w:val="center"/>
+          </w:tcPr>
+          <w:p>
+            <w:pPr>
+              <w:keepNext/>
               <w:jc w:val="center"/>
             </w:pPr>
             <w:r>
@@ -687,62 +655,88 @@
             </w:r>
           </w:p>
         </w:tc>
+        <w:tc>
+          <w:tcPr>
+            <w:tcW w:type="dxa" w:w="2268"/>
+            <w:tcBorders>
+              <w:top w:val="single" w:color="B5BCC4" w:sz="4"/>
+              <w:left w:val="single" w:color="000000" w:sz="24"/>
+              <w:bottom w:val="single" w:color="000000" w:sz="24"/>
+              <w:right w:val="single" w:color="000000" w:sz="24"/>
+            </w:tcBorders>
+            <w:tcMar>
+              <w:top w:type="dxa" w:w="0"/>
+              <w:left w:type="dxa" w:w="40"/>
+              <w:bottom w:type="dxa" w:w="0"/>
+              <w:right w:type="dxa" w:w="40"/>
+            </w:tcMar>
+            <w:vAlign w:val="center"/>
+          </w:tcPr>
+          <w:p>
+            <w:pPr>
+              <w:keepNext/>
+              <w:spacing w:after="0"/>
+            </w:pPr>
+            <w:r>
+              <w:rPr>
+                <w:rFonts w:ascii="Arial" w:cs="Arial" w:eastAsia="Arial" w:hAnsi="Arial"/>
+                <w:b/>
+                <w:bCs/>
+                <w:color w:val="8A949C"/>
+                <w:sz w:val="14"/>
+                <w:szCs w:val="14"/>
+              </w:rPr>
+              <w:t xml:space="preserve">1</w:t>
+            </w:r>
+          </w:p>
+          <w:p>
+            <w:pPr>
+              <w:keepNext/>
+              <w:jc w:val="center"/>
+            </w:pPr>
+            <w:r>
+              <w:drawing>
+                <wp:inline distT="0" distB="0" distL="0" distR="0">
+                  <wp:extent cx="1076325" cy="1076325"/>
+                  <wp:effectExtent t="0" r="0" b="0" l="0"/>
+                  <wp:docPr id="1" name="giro" descr="giro" title="giro"/>
+                  <wp:cNvGraphicFramePr>
+                    <a:graphicFrameLocks xmlns:a="http://schemas.openxmlformats.org/drawingml/2006/main" noChangeAspect="1"/>
+                  </wp:cNvGraphicFramePr>
+                  <a:graphic xmlns:a="http://schemas.openxmlformats.org/drawingml/2006/main">
+                    <a:graphicData uri="http://schemas.openxmlformats.org/drawingml/2006/picture">
+                      <pic:pic xmlns:pic="http://schemas.openxmlformats.org/drawingml/2006/picture">
+                        <pic:nvPicPr>
+                          <pic:cNvPr id="0" name="" descr=""/>
+                          <pic:cNvPicPr>
+                            <a:picLocks noChangeAspect="1" noChangeArrowheads="1"/>
+                          </pic:cNvPicPr>
+                        </pic:nvPicPr>
+                        <pic:blipFill>
+                          <a:blip r:embed="rId7" cstate="none"/>
+                          <a:srcRect/>
+                          <a:stretch>
+                            <a:fillRect/>
+                          </a:stretch>
+                        </pic:blipFill>
+                        <pic:spPr bwMode="auto">
+                          <a:xfrm>
+                            <a:off x="0" y="0"/>
+                            <a:ext cx="1076325" cy="1076325"/>
+                          </a:xfrm>
+                          <a:prstGeom prst="rect">
+                            <a:avLst/>
+                          </a:prstGeom>
+                        </pic:spPr>
+                      </pic:pic>
+                    </a:graphicData>
+                  </a:graphic>
+                </wp:inline>
+              </w:drawing>
+            </w:r>
+          </w:p>
+        </w:tc>
       </w:tr>
-    </w:tbl>
-    <w:p>
-      <w:pPr>
-        <w:pStyle w:val="Heading2"/>
-        <w:keepNext/>
-        <w:spacing w:after="60" w:before="280"/>
-      </w:pPr>
-      <w:r>
-        <w:rPr>
-          <w:rFonts w:ascii="Arial" w:cs="Arial" w:eastAsia="Arial" w:hAnsi="Arial"/>
-          <w:b/>
-          <w:bCs/>
-          <w:color w:val="1F2A24"/>
-          <w:sz w:val="26"/>
-          <w:szCs w:val="26"/>
-        </w:rPr>
-        <w:t xml:space="preserve">4. Усе разом, смугою</w:t>
-      </w:r>
-    </w:p>
-    <w:p>
-      <w:pPr>
-        <w:keepNext/>
-        <w:spacing w:after="80" w:before="0"/>
-      </w:pPr>
-      <w:r>
-        <w:rPr>
-          <w:rFonts w:ascii="Arial" w:cs="Arial" w:eastAsia="Arial" w:hAnsi="Arial"/>
-          <w:color w:val="5F6A63"/>
-          <w:sz w:val="20"/>
-          <w:szCs w:val="20"/>
-        </w:rPr>
-        <w:t xml:space="preserve">girocard + Mastercard + Visa, найчастіший випадок · 240 × 40 мм</w:t>
-      </w:r>
-    </w:p>
-    <w:tbl>
-      <w:tblPr>
-        <w:tblW w:type="dxa" w:w="13608"/>
-        <w:tblBorders>
-          <w:top w:val="single" w:color="auto" w:sz="4"/>
-          <w:left w:val="single" w:color="auto" w:sz="4"/>
-          <w:bottom w:val="single" w:color="auto" w:sz="4"/>
-          <w:right w:val="single" w:color="auto" w:sz="4"/>
-          <w:insideH w:val="single" w:color="auto" w:sz="4"/>
-          <w:insideV w:val="single" w:color="auto" w:sz="4"/>
-        </w:tblBorders>
-        <w:tblLayout w:type="fixed"/>
-      </w:tblPr>
-      <w:tblGrid>
-        <w:gridCol w:w="2268"/>
-        <w:gridCol w:w="2268"/>
-        <w:gridCol w:w="2268"/>
-        <w:gridCol w:w="2268"/>
-        <w:gridCol w:w="2268"/>
-        <w:gridCol w:w="2268"/>
-      </w:tblGrid>
       <w:tr>
         <w:trPr>
           <w:cantSplit/>
@@ -755,13 +749,36 @@
               <w:top w:val="single" w:color="000000" w:sz="24"/>
               <w:left w:val="single" w:color="000000" w:sz="24"/>
               <w:bottom w:val="single" w:color="000000" w:sz="24"/>
-              <w:right w:val="single" w:color="9AA3AD" w:sz="4"/>
-            </w:tcBorders>
-            <w:vAlign w:val="center"/>
-          </w:tcPr>
-          <w:p>
-            <w:pPr>
-              <w:keepNext w:val="false"/>
+              <w:right w:val="single" w:color="B5BCC4" w:sz="4"/>
+            </w:tcBorders>
+            <w:tcMar>
+              <w:top w:type="dxa" w:w="0"/>
+              <w:left w:type="dxa" w:w="40"/>
+              <w:bottom w:type="dxa" w:w="0"/>
+              <w:right w:type="dxa" w:w="40"/>
+            </w:tcMar>
+            <w:vAlign w:val="center"/>
+          </w:tcPr>
+          <w:p>
+            <w:pPr>
+              <w:keepNext/>
+              <w:spacing w:after="0"/>
+            </w:pPr>
+            <w:r>
+              <w:rPr>
+                <w:rFonts w:ascii="Arial" w:cs="Arial" w:eastAsia="Arial" w:hAnsi="Arial"/>
+                <w:b/>
+                <w:bCs/>
+                <w:color w:val="8A949C"/>
+                <w:sz w:val="14"/>
+                <w:szCs w:val="14"/>
+              </w:rPr>
+              <w:t xml:space="preserve">4</w:t>
+            </w:r>
+          </w:p>
+          <w:p>
+            <w:pPr>
+              <w:keepNext/>
               <w:jc w:val="center"/>
             </w:pPr>
             <w:r>
@@ -811,15 +828,21 @@
             <w:tcW w:type="dxa" w:w="2268"/>
             <w:tcBorders>
               <w:top w:val="single" w:color="000000" w:sz="24"/>
-              <w:left w:val="single" w:color="9AA3AD" w:sz="4"/>
+              <w:left w:val="single" w:color="B5BCC4" w:sz="4"/>
               <w:bottom w:val="single" w:color="000000" w:sz="24"/>
-              <w:right w:val="single" w:color="9AA3AD" w:sz="4"/>
-            </w:tcBorders>
-            <w:vAlign w:val="center"/>
-          </w:tcPr>
-          <w:p>
-            <w:pPr>
-              <w:keepNext w:val="false"/>
+              <w:right w:val="single" w:color="B5BCC4" w:sz="4"/>
+            </w:tcBorders>
+            <w:tcMar>
+              <w:top w:type="dxa" w:w="0"/>
+              <w:left w:type="dxa" w:w="40"/>
+              <w:bottom w:type="dxa" w:w="0"/>
+              <w:right w:type="dxa" w:w="40"/>
+            </w:tcMar>
+            <w:vAlign w:val="center"/>
+          </w:tcPr>
+          <w:p>
+            <w:pPr>
+              <w:keepNext/>
               <w:jc w:val="center"/>
             </w:pPr>
             <w:r>
@@ -869,15 +892,21 @@
             <w:tcW w:type="dxa" w:w="2268"/>
             <w:tcBorders>
               <w:top w:val="single" w:color="000000" w:sz="24"/>
-              <w:left w:val="single" w:color="9AA3AD" w:sz="4"/>
+              <w:left w:val="single" w:color="B5BCC4" w:sz="4"/>
               <w:bottom w:val="single" w:color="000000" w:sz="24"/>
-              <w:right w:val="single" w:color="9AA3AD" w:sz="4"/>
-            </w:tcBorders>
-            <w:vAlign w:val="center"/>
-          </w:tcPr>
-          <w:p>
-            <w:pPr>
-              <w:keepNext w:val="false"/>
+              <w:right w:val="single" w:color="B5BCC4" w:sz="4"/>
+            </w:tcBorders>
+            <w:tcMar>
+              <w:top w:type="dxa" w:w="0"/>
+              <w:left w:type="dxa" w:w="40"/>
+              <w:bottom w:type="dxa" w:w="0"/>
+              <w:right w:type="dxa" w:w="40"/>
+            </w:tcMar>
+            <w:vAlign w:val="center"/>
+          </w:tcPr>
+          <w:p>
+            <w:pPr>
+              <w:keepNext/>
               <w:jc w:val="center"/>
             </w:pPr>
             <w:r>
@@ -927,15 +956,21 @@
             <w:tcW w:type="dxa" w:w="2268"/>
             <w:tcBorders>
               <w:top w:val="single" w:color="000000" w:sz="24"/>
-              <w:left w:val="single" w:color="9AA3AD" w:sz="4"/>
+              <w:left w:val="single" w:color="B5BCC4" w:sz="4"/>
               <w:bottom w:val="single" w:color="000000" w:sz="24"/>
-              <w:right w:val="single" w:color="9AA3AD" w:sz="4"/>
-            </w:tcBorders>
-            <w:vAlign w:val="center"/>
-          </w:tcPr>
-          <w:p>
-            <w:pPr>
-              <w:keepNext w:val="false"/>
+              <w:right w:val="single" w:color="B5BCC4" w:sz="4"/>
+            </w:tcBorders>
+            <w:tcMar>
+              <w:top w:type="dxa" w:w="0"/>
+              <w:left w:type="dxa" w:w="40"/>
+              <w:bottom w:type="dxa" w:w="0"/>
+              <w:right w:type="dxa" w:w="40"/>
+            </w:tcMar>
+            <w:vAlign w:val="center"/>
+          </w:tcPr>
+          <w:p>
+            <w:pPr>
+              <w:keepNext/>
               <w:jc w:val="center"/>
             </w:pPr>
             <w:r>
@@ -985,15 +1020,21 @@
             <w:tcW w:type="dxa" w:w="2268"/>
             <w:tcBorders>
               <w:top w:val="single" w:color="000000" w:sz="24"/>
-              <w:left w:val="single" w:color="9AA3AD" w:sz="4"/>
+              <w:left w:val="single" w:color="B5BCC4" w:sz="4"/>
               <w:bottom w:val="single" w:color="000000" w:sz="24"/>
-              <w:right w:val="single" w:color="9AA3AD" w:sz="4"/>
-            </w:tcBorders>
-            <w:vAlign w:val="center"/>
-          </w:tcPr>
-          <w:p>
-            <w:pPr>
-              <w:keepNext w:val="false"/>
+              <w:right w:val="single" w:color="B5BCC4" w:sz="4"/>
+            </w:tcBorders>
+            <w:tcMar>
+              <w:top w:type="dxa" w:w="0"/>
+              <w:left w:type="dxa" w:w="40"/>
+              <w:bottom w:type="dxa" w:w="0"/>
+              <w:right w:type="dxa" w:w="40"/>
+            </w:tcMar>
+            <w:vAlign w:val="center"/>
+          </w:tcPr>
+          <w:p>
+            <w:pPr>
+              <w:keepNext/>
               <w:jc w:val="center"/>
             </w:pPr>
             <w:r>
@@ -1043,15 +1084,21 @@
             <w:tcW w:type="dxa" w:w="2268"/>
             <w:tcBorders>
               <w:top w:val="single" w:color="000000" w:sz="24"/>
-              <w:left w:val="single" w:color="9AA3AD" w:sz="4"/>
+              <w:left w:val="single" w:color="B5BCC4" w:sz="4"/>
               <w:bottom w:val="single" w:color="000000" w:sz="24"/>
               <w:right w:val="single" w:color="000000" w:sz="24"/>
             </w:tcBorders>
-            <w:vAlign w:val="center"/>
-          </w:tcPr>
-          <w:p>
-            <w:pPr>
-              <w:keepNext w:val="false"/>
+            <w:tcMar>
+              <w:top w:type="dxa" w:w="0"/>
+              <w:left w:type="dxa" w:w="40"/>
+              <w:bottom w:type="dxa" w:w="0"/>
+              <w:right w:type="dxa" w:w="40"/>
+            </w:tcMar>
+            <w:vAlign w:val="center"/>
+          </w:tcPr>
+          <w:p>
+            <w:pPr>
+              <w:keepNext/>
               <w:jc w:val="center"/>
             </w:pPr>
             <w:r>
@@ -1096,59 +1143,88 @@
             </w:r>
           </w:p>
         </w:tc>
+        <w:tc>
+          <w:tcPr>
+            <w:tcW w:type="dxa" w:w="2268"/>
+            <w:tcBorders>
+              <w:top w:val="single" w:color="000000" w:sz="24"/>
+              <w:left w:val="single" w:color="000000" w:sz="24"/>
+              <w:bottom w:val="single" w:color="000000" w:sz="24"/>
+              <w:right w:val="single" w:color="000000" w:sz="24"/>
+            </w:tcBorders>
+            <w:tcMar>
+              <w:top w:type="dxa" w:w="0"/>
+              <w:left w:type="dxa" w:w="40"/>
+              <w:bottom w:type="dxa" w:w="0"/>
+              <w:right w:type="dxa" w:w="40"/>
+            </w:tcMar>
+            <w:vAlign w:val="center"/>
+          </w:tcPr>
+          <w:p>
+            <w:pPr>
+              <w:keepNext/>
+              <w:spacing w:after="0"/>
+            </w:pPr>
+            <w:r>
+              <w:rPr>
+                <w:rFonts w:ascii="Arial" w:cs="Arial" w:eastAsia="Arial" w:hAnsi="Arial"/>
+                <w:b/>
+                <w:bCs/>
+                <w:color w:val="8A949C"/>
+                <w:sz w:val="14"/>
+                <w:szCs w:val="14"/>
+              </w:rPr>
+              <w:t xml:space="preserve">12</w:t>
+            </w:r>
+          </w:p>
+          <w:p>
+            <w:pPr>
+              <w:keepNext/>
+              <w:jc w:val="center"/>
+            </w:pPr>
+            <w:r>
+              <w:drawing>
+                <wp:inline distT="0" distB="0" distL="0" distR="0">
+                  <wp:extent cx="1076325" cy="1076325"/>
+                  <wp:effectExtent t="0" r="0" b="0" l="0"/>
+                  <wp:docPr id="1" name="amex" descr="amex" title="amex"/>
+                  <wp:cNvGraphicFramePr>
+                    <a:graphicFrameLocks xmlns:a="http://schemas.openxmlformats.org/drawingml/2006/main" noChangeAspect="1"/>
+                  </wp:cNvGraphicFramePr>
+                  <a:graphic xmlns:a="http://schemas.openxmlformats.org/drawingml/2006/main">
+                    <a:graphicData uri="http://schemas.openxmlformats.org/drawingml/2006/picture">
+                      <pic:pic xmlns:pic="http://schemas.openxmlformats.org/drawingml/2006/picture">
+                        <pic:nvPicPr>
+                          <pic:cNvPr id="0" name="" descr=""/>
+                          <pic:cNvPicPr>
+                            <a:picLocks noChangeAspect="1" noChangeArrowheads="1"/>
+                          </pic:cNvPicPr>
+                        </pic:nvPicPr>
+                        <pic:blipFill>
+                          <a:blip r:embed="rId13" cstate="none"/>
+                          <a:srcRect/>
+                          <a:stretch>
+                            <a:fillRect/>
+                          </a:stretch>
+                        </pic:blipFill>
+                        <pic:spPr bwMode="auto">
+                          <a:xfrm>
+                            <a:off x="0" y="0"/>
+                            <a:ext cx="1076325" cy="1076325"/>
+                          </a:xfrm>
+                          <a:prstGeom prst="rect">
+                            <a:avLst/>
+                          </a:prstGeom>
+                        </pic:spPr>
+                      </pic:pic>
+                    </a:graphicData>
+                  </a:graphic>
+                </wp:inline>
+              </w:drawing>
+            </w:r>
+          </w:p>
+        </w:tc>
       </w:tr>
-    </w:tbl>
-    <w:p>
-      <w:pPr>
-        <w:pStyle w:val="Heading2"/>
-        <w:keepNext/>
-        <w:spacing w:after="60" w:before="280"/>
-      </w:pPr>
-      <w:r>
-        <w:rPr>
-          <w:rFonts w:ascii="Arial" w:cs="Arial" w:eastAsia="Arial" w:hAnsi="Arial"/>
-          <w:b/>
-          <w:bCs/>
-          <w:color w:val="1F2A24"/>
-          <w:sz w:val="26"/>
-          <w:szCs w:val="26"/>
-        </w:rPr>
-        <w:t xml:space="preserve">5. Усе разом, кубиком</w:t>
-      </w:r>
-    </w:p>
-    <w:p>
-      <w:pPr>
-        <w:keepNext/>
-        <w:spacing w:after="80" w:before="0"/>
-      </w:pPr>
-      <w:r>
-        <w:rPr>
-          <w:rFonts w:ascii="Arial" w:cs="Arial" w:eastAsia="Arial" w:hAnsi="Arial"/>
-          <w:color w:val="5F6A63"/>
-          <w:sz w:val="20"/>
-          <w:szCs w:val="20"/>
-        </w:rPr>
-        <w:t xml:space="preserve">те саме, що 4, але квадратом · 120 × 80 мм</w:t>
-      </w:r>
-    </w:p>
-    <w:tbl>
-      <w:tblPr>
-        <w:tblW w:type="dxa" w:w="6804"/>
-        <w:tblBorders>
-          <w:top w:val="single" w:color="auto" w:sz="4"/>
-          <w:left w:val="single" w:color="auto" w:sz="4"/>
-          <w:bottom w:val="single" w:color="auto" w:sz="4"/>
-          <w:right w:val="single" w:color="auto" w:sz="4"/>
-          <w:insideH w:val="single" w:color="auto" w:sz="4"/>
-          <w:insideV w:val="single" w:color="auto" w:sz="4"/>
-        </w:tblBorders>
-        <w:tblLayout w:type="fixed"/>
-      </w:tblPr>
-      <w:tblGrid>
-        <w:gridCol w:w="2268"/>
-        <w:gridCol w:w="2268"/>
-        <w:gridCol w:w="2268"/>
-      </w:tblGrid>
       <w:tr>
         <w:trPr>
           <w:cantSplit/>
@@ -1160,11 +1236,34 @@
             <w:tcBorders>
               <w:top w:val="single" w:color="000000" w:sz="24"/>
               <w:left w:val="single" w:color="000000" w:sz="24"/>
-              <w:bottom w:val="single" w:color="9AA3AD" w:sz="4"/>
-              <w:right w:val="single" w:color="9AA3AD" w:sz="4"/>
-            </w:tcBorders>
-            <w:vAlign w:val="center"/>
-          </w:tcPr>
+              <w:bottom w:val="single" w:color="B5BCC4" w:sz="4"/>
+              <w:right w:val="single" w:color="B5BCC4" w:sz="4"/>
+            </w:tcBorders>
+            <w:tcMar>
+              <w:top w:type="dxa" w:w="0"/>
+              <w:left w:type="dxa" w:w="40"/>
+              <w:bottom w:type="dxa" w:w="0"/>
+              <w:right w:type="dxa" w:w="40"/>
+            </w:tcMar>
+            <w:vAlign w:val="center"/>
+          </w:tcPr>
+          <w:p>
+            <w:pPr>
+              <w:keepNext/>
+              <w:spacing w:after="0"/>
+            </w:pPr>
+            <w:r>
+              <w:rPr>
+                <w:rFonts w:ascii="Arial" w:cs="Arial" w:eastAsia="Arial" w:hAnsi="Arial"/>
+                <w:b/>
+                <w:bCs/>
+                <w:color w:val="8A949C"/>
+                <w:sz w:val="14"/>
+                <w:szCs w:val="14"/>
+              </w:rPr>
+              <w:t xml:space="preserve">5</w:t>
+            </w:r>
+          </w:p>
           <w:p>
             <w:pPr>
               <w:keepNext/>
@@ -1217,10 +1316,16 @@
             <w:tcW w:type="dxa" w:w="2268"/>
             <w:tcBorders>
               <w:top w:val="single" w:color="000000" w:sz="24"/>
-              <w:left w:val="single" w:color="9AA3AD" w:sz="4"/>
-              <w:bottom w:val="single" w:color="9AA3AD" w:sz="4"/>
-              <w:right w:val="single" w:color="9AA3AD" w:sz="4"/>
-            </w:tcBorders>
+              <w:left w:val="single" w:color="B5BCC4" w:sz="4"/>
+              <w:bottom w:val="single" w:color="B5BCC4" w:sz="4"/>
+              <w:right w:val="single" w:color="B5BCC4" w:sz="4"/>
+            </w:tcBorders>
+            <w:tcMar>
+              <w:top w:type="dxa" w:w="0"/>
+              <w:left w:type="dxa" w:w="40"/>
+              <w:bottom w:type="dxa" w:w="0"/>
+              <w:right w:type="dxa" w:w="40"/>
+            </w:tcMar>
             <w:vAlign w:val="center"/>
           </w:tcPr>
           <w:p>
@@ -1275,10 +1380,16 @@
             <w:tcW w:type="dxa" w:w="2268"/>
             <w:tcBorders>
               <w:top w:val="single" w:color="000000" w:sz="24"/>
-              <w:left w:val="single" w:color="9AA3AD" w:sz="4"/>
-              <w:bottom w:val="single" w:color="9AA3AD" w:sz="4"/>
+              <w:left w:val="single" w:color="B5BCC4" w:sz="4"/>
+              <w:bottom w:val="single" w:color="B5BCC4" w:sz="4"/>
               <w:right w:val="single" w:color="000000" w:sz="24"/>
             </w:tcBorders>
+            <w:tcMar>
+              <w:top w:type="dxa" w:w="0"/>
+              <w:left w:type="dxa" w:w="40"/>
+              <w:bottom w:type="dxa" w:w="0"/>
+              <w:right w:type="dxa" w:w="40"/>
+            </w:tcMar>
             <w:vAlign w:val="center"/>
           </w:tcPr>
           <w:p>
@@ -1328,26 +1439,43 @@
             </w:r>
           </w:p>
         </w:tc>
-      </w:tr>
-      <w:tr>
-        <w:trPr>
-          <w:cantSplit/>
-          <w:trHeight w:val="2268" w:hRule="exact"/>
-        </w:trPr>
         <w:tc>
           <w:tcPr>
             <w:tcW w:type="dxa" w:w="2268"/>
             <w:tcBorders>
-              <w:top w:val="single" w:color="9AA3AD" w:sz="4"/>
+              <w:top w:val="single" w:color="000000" w:sz="24"/>
               <w:left w:val="single" w:color="000000" w:sz="24"/>
               <w:bottom w:val="single" w:color="000000" w:sz="24"/>
-              <w:right w:val="single" w:color="9AA3AD" w:sz="4"/>
-            </w:tcBorders>
-            <w:vAlign w:val="center"/>
-          </w:tcPr>
-          <w:p>
-            <w:pPr>
-              <w:keepNext w:val="false"/>
+              <w:right w:val="single" w:color="000000" w:sz="24"/>
+            </w:tcBorders>
+            <w:tcMar>
+              <w:top w:type="dxa" w:w="0"/>
+              <w:left w:type="dxa" w:w="40"/>
+              <w:bottom w:type="dxa" w:w="0"/>
+              <w:right w:type="dxa" w:w="40"/>
+            </w:tcMar>
+            <w:vAlign w:val="center"/>
+          </w:tcPr>
+          <w:p>
+            <w:pPr>
+              <w:keepNext/>
+              <w:spacing w:after="0"/>
+            </w:pPr>
+            <w:r>
+              <w:rPr>
+                <w:rFonts w:ascii="Arial" w:cs="Arial" w:eastAsia="Arial" w:hAnsi="Arial"/>
+                <w:b/>
+                <w:bCs/>
+                <w:color w:val="8A949C"/>
+                <w:sz w:val="14"/>
+                <w:szCs w:val="14"/>
+              </w:rPr>
+              <w:t xml:space="preserve">7</w:t>
+            </w:r>
+          </w:p>
+          <w:p>
+            <w:pPr>
+              <w:keepNext/>
               <w:jc w:val="center"/>
             </w:pPr>
             <w:r>
@@ -1396,16 +1524,39 @@
           <w:tcPr>
             <w:tcW w:type="dxa" w:w="2268"/>
             <w:tcBorders>
-              <w:top w:val="single" w:color="9AA3AD" w:sz="4"/>
-              <w:left w:val="single" w:color="9AA3AD" w:sz="4"/>
+              <w:top w:val="single" w:color="000000" w:sz="24"/>
+              <w:left w:val="single" w:color="000000" w:sz="24"/>
               <w:bottom w:val="single" w:color="000000" w:sz="24"/>
-              <w:right w:val="single" w:color="9AA3AD" w:sz="4"/>
-            </w:tcBorders>
-            <w:vAlign w:val="center"/>
-          </w:tcPr>
-          <w:p>
-            <w:pPr>
-              <w:keepNext w:val="false"/>
+              <w:right w:val="single" w:color="000000" w:sz="24"/>
+            </w:tcBorders>
+            <w:tcMar>
+              <w:top w:type="dxa" w:w="0"/>
+              <w:left w:type="dxa" w:w="40"/>
+              <w:bottom w:type="dxa" w:w="0"/>
+              <w:right w:type="dxa" w:w="40"/>
+            </w:tcMar>
+            <w:vAlign w:val="center"/>
+          </w:tcPr>
+          <w:p>
+            <w:pPr>
+              <w:keepNext/>
+              <w:spacing w:after="0"/>
+            </w:pPr>
+            <w:r>
+              <w:rPr>
+                <w:rFonts w:ascii="Arial" w:cs="Arial" w:eastAsia="Arial" w:hAnsi="Arial"/>
+                <w:b/>
+                <w:bCs/>
+                <w:color w:val="8A949C"/>
+                <w:sz w:val="14"/>
+                <w:szCs w:val="14"/>
+              </w:rPr>
+              <w:t xml:space="preserve">8</w:t>
+            </w:r>
+          </w:p>
+          <w:p>
+            <w:pPr>
+              <w:keepNext/>
               <w:jc w:val="center"/>
             </w:pPr>
             <w:r>
@@ -1454,16 +1605,39 @@
           <w:tcPr>
             <w:tcW w:type="dxa" w:w="2268"/>
             <w:tcBorders>
-              <w:top w:val="single" w:color="9AA3AD" w:sz="4"/>
-              <w:left w:val="single" w:color="9AA3AD" w:sz="4"/>
+              <w:top w:val="single" w:color="000000" w:sz="24"/>
+              <w:left w:val="single" w:color="000000" w:sz="24"/>
               <w:bottom w:val="single" w:color="000000" w:sz="24"/>
               <w:right w:val="single" w:color="000000" w:sz="24"/>
             </w:tcBorders>
-            <w:vAlign w:val="center"/>
-          </w:tcPr>
-          <w:p>
-            <w:pPr>
-              <w:keepNext w:val="false"/>
+            <w:tcMar>
+              <w:top w:type="dxa" w:w="0"/>
+              <w:left w:type="dxa" w:w="40"/>
+              <w:bottom w:type="dxa" w:w="0"/>
+              <w:right w:type="dxa" w:w="40"/>
+            </w:tcMar>
+            <w:vAlign w:val="center"/>
+          </w:tcPr>
+          <w:p>
+            <w:pPr>
+              <w:keepNext/>
+              <w:spacing w:after="0"/>
+            </w:pPr>
+            <w:r>
+              <w:rPr>
+                <w:rFonts w:ascii="Arial" w:cs="Arial" w:eastAsia="Arial" w:hAnsi="Arial"/>
+                <w:b/>
+                <w:bCs/>
+                <w:color w:val="8A949C"/>
+                <w:sz w:val="14"/>
+                <w:szCs w:val="14"/>
+              </w:rPr>
+              <w:t xml:space="preserve">9</w:t>
+            </w:r>
+          </w:p>
+          <w:p>
+            <w:pPr>
+              <w:keepNext/>
               <w:jc w:val="center"/>
             </w:pPr>
             <w:r>
@@ -1508,61 +1682,88 @@
             </w:r>
           </w:p>
         </w:tc>
+        <w:tc>
+          <w:tcPr>
+            <w:tcW w:type="dxa" w:w="2268"/>
+            <w:tcBorders>
+              <w:top w:val="single" w:color="000000" w:sz="24"/>
+              <w:left w:val="single" w:color="000000" w:sz="24"/>
+              <w:bottom w:val="single" w:color="000000" w:sz="24"/>
+              <w:right w:val="single" w:color="000000" w:sz="24"/>
+            </w:tcBorders>
+            <w:tcMar>
+              <w:top w:type="dxa" w:w="0"/>
+              <w:left w:type="dxa" w:w="40"/>
+              <w:bottom w:type="dxa" w:w="0"/>
+              <w:right w:type="dxa" w:w="40"/>
+            </w:tcMar>
+            <w:vAlign w:val="center"/>
+          </w:tcPr>
+          <w:p>
+            <w:pPr>
+              <w:keepNext/>
+              <w:spacing w:after="0"/>
+            </w:pPr>
+            <w:r>
+              <w:rPr>
+                <w:rFonts w:ascii="Arial" w:cs="Arial" w:eastAsia="Arial" w:hAnsi="Arial"/>
+                <w:b/>
+                <w:bCs/>
+                <w:color w:val="8A949C"/>
+                <w:sz w:val="14"/>
+                <w:szCs w:val="14"/>
+              </w:rPr>
+              <w:t xml:space="preserve">13</w:t>
+            </w:r>
+          </w:p>
+          <w:p>
+            <w:pPr>
+              <w:keepNext/>
+              <w:jc w:val="center"/>
+            </w:pPr>
+            <w:r>
+              <w:drawing>
+                <wp:inline distT="0" distB="0" distL="0" distR="0">
+                  <wp:extent cx="1076325" cy="1076325"/>
+                  <wp:effectExtent t="0" r="0" b="0" l="0"/>
+                  <wp:docPr id="1" name="diners" descr="diners" title="diners"/>
+                  <wp:cNvGraphicFramePr>
+                    <a:graphicFrameLocks xmlns:a="http://schemas.openxmlformats.org/drawingml/2006/main" noChangeAspect="1"/>
+                  </wp:cNvGraphicFramePr>
+                  <a:graphic xmlns:a="http://schemas.openxmlformats.org/drawingml/2006/main">
+                    <a:graphicData uri="http://schemas.openxmlformats.org/drawingml/2006/picture">
+                      <pic:pic xmlns:pic="http://schemas.openxmlformats.org/drawingml/2006/picture">
+                        <pic:nvPicPr>
+                          <pic:cNvPr id="0" name="" descr=""/>
+                          <pic:cNvPicPr>
+                            <a:picLocks noChangeAspect="1" noChangeArrowheads="1"/>
+                          </pic:cNvPicPr>
+                        </pic:nvPicPr>
+                        <pic:blipFill>
+                          <a:blip r:embed="rId14" cstate="none"/>
+                          <a:srcRect/>
+                          <a:stretch>
+                            <a:fillRect/>
+                          </a:stretch>
+                        </pic:blipFill>
+                        <pic:spPr bwMode="auto">
+                          <a:xfrm>
+                            <a:off x="0" y="0"/>
+                            <a:ext cx="1076325" cy="1076325"/>
+                          </a:xfrm>
+                          <a:prstGeom prst="rect">
+                            <a:avLst/>
+                          </a:prstGeom>
+                        </pic:spPr>
+                      </pic:pic>
+                    </a:graphicData>
+                  </a:graphic>
+                </wp:inline>
+              </w:drawing>
+            </w:r>
+          </w:p>
+        </w:tc>
       </w:tr>
-    </w:tbl>
-    <w:p>
-      <w:pPr>
-        <w:pStyle w:val="Heading2"/>
-        <w:keepNext/>
-        <w:spacing w:after="60" w:before="280"/>
-      </w:pPr>
-      <w:r>
-        <w:rPr>
-          <w:rFonts w:ascii="Arial" w:cs="Arial" w:eastAsia="Arial" w:hAnsi="Arial"/>
-          <w:b/>
-          <w:bCs/>
-          <w:color w:val="1F2A24"/>
-          <w:sz w:val="26"/>
-          <w:szCs w:val="26"/>
-        </w:rPr>
-        <w:t xml:space="preserve">6. Без girocard</w:t>
-      </w:r>
-    </w:p>
-    <w:p>
-      <w:pPr>
-        <w:keepNext/>
-        <w:spacing w:after="80" w:before="0"/>
-      </w:pPr>
-      <w:r>
-        <w:rPr>
-          <w:rFonts w:ascii="Arial" w:cs="Arial" w:eastAsia="Arial" w:hAnsi="Arial"/>
-          <w:color w:val="5F6A63"/>
-          <w:sz w:val="20"/>
-          <w:szCs w:val="20"/>
-        </w:rPr>
-        <w:t xml:space="preserve">тільки Mastercard + Visa · 200 × 40 мм</w:t>
-      </w:r>
-    </w:p>
-    <w:tbl>
-      <w:tblPr>
-        <w:tblW w:type="dxa" w:w="11340"/>
-        <w:tblBorders>
-          <w:top w:val="single" w:color="auto" w:sz="4"/>
-          <w:left w:val="single" w:color="auto" w:sz="4"/>
-          <w:bottom w:val="single" w:color="auto" w:sz="4"/>
-          <w:right w:val="single" w:color="auto" w:sz="4"/>
-          <w:insideH w:val="single" w:color="auto" w:sz="4"/>
-          <w:insideV w:val="single" w:color="auto" w:sz="4"/>
-        </w:tblBorders>
-        <w:tblLayout w:type="fixed"/>
-      </w:tblPr>
-      <w:tblGrid>
-        <w:gridCol w:w="2268"/>
-        <w:gridCol w:w="2268"/>
-        <w:gridCol w:w="2268"/>
-        <w:gridCol w:w="2268"/>
-        <w:gridCol w:w="2268"/>
-      </w:tblGrid>
       <w:tr>
         <w:trPr>
           <w:cantSplit/>
@@ -1572,16 +1773,376 @@
           <w:tcPr>
             <w:tcW w:type="dxa" w:w="2268"/>
             <w:tcBorders>
+              <w:top w:val="single" w:color="B5BCC4" w:sz="4"/>
+              <w:left w:val="single" w:color="000000" w:sz="24"/>
+              <w:bottom w:val="single" w:color="000000" w:sz="24"/>
+              <w:right w:val="single" w:color="B5BCC4" w:sz="4"/>
+            </w:tcBorders>
+            <w:tcMar>
+              <w:top w:type="dxa" w:w="0"/>
+              <w:left w:type="dxa" w:w="40"/>
+              <w:bottom w:type="dxa" w:w="0"/>
+              <w:right w:type="dxa" w:w="40"/>
+            </w:tcMar>
+            <w:vAlign w:val="center"/>
+          </w:tcPr>
+          <w:p>
+            <w:pPr>
+              <w:keepNext/>
+              <w:jc w:val="center"/>
+            </w:pPr>
+            <w:r>
+              <w:drawing>
+                <wp:inline distT="0" distB="0" distL="0" distR="0">
+                  <wp:extent cx="1076325" cy="1076325"/>
+                  <wp:effectExtent t="0" r="0" b="0" l="0"/>
+                  <wp:docPr id="1" name="mcm" descr="mcm" title="mcm"/>
+                  <wp:cNvGraphicFramePr>
+                    <a:graphicFrameLocks xmlns:a="http://schemas.openxmlformats.org/drawingml/2006/main" noChangeAspect="1"/>
+                  </wp:cNvGraphicFramePr>
+                  <a:graphic xmlns:a="http://schemas.openxmlformats.org/drawingml/2006/main">
+                    <a:graphicData uri="http://schemas.openxmlformats.org/drawingml/2006/picture">
+                      <pic:pic xmlns:pic="http://schemas.openxmlformats.org/drawingml/2006/picture">
+                        <pic:nvPicPr>
+                          <pic:cNvPr id="0" name="" descr=""/>
+                          <pic:cNvPicPr>
+                            <a:picLocks noChangeAspect="1" noChangeArrowheads="1"/>
+                          </pic:cNvPicPr>
+                        </pic:nvPicPr>
+                        <pic:blipFill>
+                          <a:blip r:embed="rId10" cstate="none"/>
+                          <a:srcRect/>
+                          <a:stretch>
+                            <a:fillRect/>
+                          </a:stretch>
+                        </pic:blipFill>
+                        <pic:spPr bwMode="auto">
+                          <a:xfrm>
+                            <a:off x="0" y="0"/>
+                            <a:ext cx="1076325" cy="1076325"/>
+                          </a:xfrm>
+                          <a:prstGeom prst="rect">
+                            <a:avLst/>
+                          </a:prstGeom>
+                        </pic:spPr>
+                      </pic:pic>
+                    </a:graphicData>
+                  </a:graphic>
+                </wp:inline>
+              </w:drawing>
+            </w:r>
+          </w:p>
+        </w:tc>
+        <w:tc>
+          <w:tcPr>
+            <w:tcW w:type="dxa" w:w="2268"/>
+            <w:tcBorders>
+              <w:top w:val="single" w:color="B5BCC4" w:sz="4"/>
+              <w:left w:val="single" w:color="B5BCC4" w:sz="4"/>
+              <w:bottom w:val="single" w:color="000000" w:sz="24"/>
+              <w:right w:val="single" w:color="B5BCC4" w:sz="4"/>
+            </w:tcBorders>
+            <w:tcMar>
+              <w:top w:type="dxa" w:w="0"/>
+              <w:left w:type="dxa" w:w="40"/>
+              <w:bottom w:type="dxa" w:w="0"/>
+              <w:right w:type="dxa" w:w="40"/>
+            </w:tcMar>
+            <w:vAlign w:val="center"/>
+          </w:tcPr>
+          <w:p>
+            <w:pPr>
+              <w:keepNext/>
+              <w:jc w:val="center"/>
+            </w:pPr>
+            <w:r>
+              <w:drawing>
+                <wp:inline distT="0" distB="0" distL="0" distR="0">
+                  <wp:extent cx="1076325" cy="1076325"/>
+                  <wp:effectExtent t="0" r="0" b="0" l="0"/>
+                  <wp:docPr id="1" name="visav" descr="visav" title="visav"/>
+                  <wp:cNvGraphicFramePr>
+                    <a:graphicFrameLocks xmlns:a="http://schemas.openxmlformats.org/drawingml/2006/main" noChangeAspect="1"/>
+                  </wp:cNvGraphicFramePr>
+                  <a:graphic xmlns:a="http://schemas.openxmlformats.org/drawingml/2006/main">
+                    <a:graphicData uri="http://schemas.openxmlformats.org/drawingml/2006/picture">
+                      <pic:pic xmlns:pic="http://schemas.openxmlformats.org/drawingml/2006/picture">
+                        <pic:nvPicPr>
+                          <pic:cNvPr id="0" name="" descr=""/>
+                          <pic:cNvPicPr>
+                            <a:picLocks noChangeAspect="1" noChangeArrowheads="1"/>
+                          </pic:cNvPicPr>
+                        </pic:nvPicPr>
+                        <pic:blipFill>
+                          <a:blip r:embed="rId11" cstate="none"/>
+                          <a:srcRect/>
+                          <a:stretch>
+                            <a:fillRect/>
+                          </a:stretch>
+                        </pic:blipFill>
+                        <pic:spPr bwMode="auto">
+                          <a:xfrm>
+                            <a:off x="0" y="0"/>
+                            <a:ext cx="1076325" cy="1076325"/>
+                          </a:xfrm>
+                          <a:prstGeom prst="rect">
+                            <a:avLst/>
+                          </a:prstGeom>
+                        </pic:spPr>
+                      </pic:pic>
+                    </a:graphicData>
+                  </a:graphic>
+                </wp:inline>
+              </w:drawing>
+            </w:r>
+          </w:p>
+        </w:tc>
+        <w:tc>
+          <w:tcPr>
+            <w:tcW w:type="dxa" w:w="2268"/>
+            <w:tcBorders>
+              <w:top w:val="single" w:color="B5BCC4" w:sz="4"/>
+              <w:left w:val="single" w:color="B5BCC4" w:sz="4"/>
+              <w:bottom w:val="single" w:color="000000" w:sz="24"/>
+              <w:right w:val="single" w:color="000000" w:sz="24"/>
+            </w:tcBorders>
+            <w:tcMar>
+              <w:top w:type="dxa" w:w="0"/>
+              <w:left w:type="dxa" w:w="40"/>
+              <w:bottom w:type="dxa" w:w="0"/>
+              <w:right w:type="dxa" w:w="40"/>
+            </w:tcMar>
+            <w:vAlign w:val="center"/>
+          </w:tcPr>
+          <w:p>
+            <w:pPr>
+              <w:keepNext/>
+              <w:jc w:val="center"/>
+            </w:pPr>
+            <w:r>
+              <w:drawing>
+                <wp:inline distT="0" distB="0" distL="0" distR="0">
+                  <wp:extent cx="1076325" cy="1076325"/>
+                  <wp:effectExtent t="0" r="0" b="0" l="0"/>
+                  <wp:docPr id="1" name="google" descr="google" title="google"/>
+                  <wp:cNvGraphicFramePr>
+                    <a:graphicFrameLocks xmlns:a="http://schemas.openxmlformats.org/drawingml/2006/main" noChangeAspect="1"/>
+                  </wp:cNvGraphicFramePr>
+                  <a:graphic xmlns:a="http://schemas.openxmlformats.org/drawingml/2006/main">
+                    <a:graphicData uri="http://schemas.openxmlformats.org/drawingml/2006/picture">
+                      <pic:pic xmlns:pic="http://schemas.openxmlformats.org/drawingml/2006/picture">
+                        <pic:nvPicPr>
+                          <pic:cNvPr id="0" name="" descr=""/>
+                          <pic:cNvPicPr>
+                            <a:picLocks noChangeAspect="1" noChangeArrowheads="1"/>
+                          </pic:cNvPicPr>
+                        </pic:nvPicPr>
+                        <pic:blipFill>
+                          <a:blip r:embed="rId12" cstate="none"/>
+                          <a:srcRect/>
+                          <a:stretch>
+                            <a:fillRect/>
+                          </a:stretch>
+                        </pic:blipFill>
+                        <pic:spPr bwMode="auto">
+                          <a:xfrm>
+                            <a:off x="0" y="0"/>
+                            <a:ext cx="1076325" cy="1076325"/>
+                          </a:xfrm>
+                          <a:prstGeom prst="rect">
+                            <a:avLst/>
+                          </a:prstGeom>
+                        </pic:spPr>
+                      </pic:pic>
+                    </a:graphicData>
+                  </a:graphic>
+                </wp:inline>
+              </w:drawing>
+            </w:r>
+          </w:p>
+        </w:tc>
+        <w:tc>
+          <w:tcPr>
+            <w:tcW w:type="dxa" w:w="2268"/>
+            <w:tcBorders>
               <w:top w:val="single" w:color="000000" w:sz="24"/>
               <w:left w:val="single" w:color="000000" w:sz="24"/>
               <w:bottom w:val="single" w:color="000000" w:sz="24"/>
-              <w:right w:val="single" w:color="9AA3AD" w:sz="4"/>
-            </w:tcBorders>
-            <w:vAlign w:val="center"/>
-          </w:tcPr>
-          <w:p>
-            <w:pPr>
-              <w:keepNext w:val="false"/>
+              <w:right w:val="single" w:color="B5BCC4" w:sz="4"/>
+            </w:tcBorders>
+            <w:tcMar>
+              <w:top w:type="dxa" w:w="0"/>
+              <w:left w:type="dxa" w:w="40"/>
+              <w:bottom w:type="dxa" w:w="0"/>
+              <w:right w:type="dxa" w:w="40"/>
+            </w:tcMar>
+            <w:vAlign w:val="center"/>
+          </w:tcPr>
+          <w:p>
+            <w:pPr>
+              <w:keepNext/>
+              <w:spacing w:after="0"/>
+            </w:pPr>
+            <w:r>
+              <w:rPr>
+                <w:rFonts w:ascii="Arial" w:cs="Arial" w:eastAsia="Arial" w:hAnsi="Arial"/>
+                <w:b/>
+                <w:bCs/>
+                <w:color w:val="8A949C"/>
+                <w:sz w:val="14"/>
+                <w:szCs w:val="14"/>
+              </w:rPr>
+              <w:t xml:space="preserve">10</w:t>
+            </w:r>
+          </w:p>
+          <w:p>
+            <w:pPr>
+              <w:keepNext/>
+              <w:jc w:val="center"/>
+            </w:pPr>
+            <w:r>
+              <w:drawing>
+                <wp:inline distT="0" distB="0" distL="0" distR="0">
+                  <wp:extent cx="1076325" cy="1076325"/>
+                  <wp:effectExtent t="0" r="0" b="0" l="0"/>
+                  <wp:docPr id="1" name="apple" descr="apple" title="apple"/>
+                  <wp:cNvGraphicFramePr>
+                    <a:graphicFrameLocks xmlns:a="http://schemas.openxmlformats.org/drawingml/2006/main" noChangeAspect="1"/>
+                  </wp:cNvGraphicFramePr>
+                  <a:graphic xmlns:a="http://schemas.openxmlformats.org/drawingml/2006/main">
+                    <a:graphicData uri="http://schemas.openxmlformats.org/drawingml/2006/picture">
+                      <pic:pic xmlns:pic="http://schemas.openxmlformats.org/drawingml/2006/picture">
+                        <pic:nvPicPr>
+                          <pic:cNvPr id="0" name="" descr=""/>
+                          <pic:cNvPicPr>
+                            <a:picLocks noChangeAspect="1" noChangeArrowheads="1"/>
+                          </pic:cNvPicPr>
+                        </pic:nvPicPr>
+                        <pic:blipFill>
+                          <a:blip r:embed="rId9" cstate="none"/>
+                          <a:srcRect/>
+                          <a:stretch>
+                            <a:fillRect/>
+                          </a:stretch>
+                        </pic:blipFill>
+                        <pic:spPr bwMode="auto">
+                          <a:xfrm>
+                            <a:off x="0" y="0"/>
+                            <a:ext cx="1076325" cy="1076325"/>
+                          </a:xfrm>
+                          <a:prstGeom prst="rect">
+                            <a:avLst/>
+                          </a:prstGeom>
+                        </pic:spPr>
+                      </pic:pic>
+                    </a:graphicData>
+                  </a:graphic>
+                </wp:inline>
+              </w:drawing>
+            </w:r>
+          </w:p>
+        </w:tc>
+        <w:tc>
+          <w:tcPr>
+            <w:tcW w:type="dxa" w:w="2268"/>
+            <w:tcBorders>
+              <w:top w:val="single" w:color="000000" w:sz="24"/>
+              <w:left w:val="single" w:color="B5BCC4" w:sz="4"/>
+              <w:bottom w:val="single" w:color="000000" w:sz="24"/>
+              <w:right w:val="single" w:color="000000" w:sz="24"/>
+            </w:tcBorders>
+            <w:tcMar>
+              <w:top w:type="dxa" w:w="0"/>
+              <w:left w:type="dxa" w:w="40"/>
+              <w:bottom w:type="dxa" w:w="0"/>
+              <w:right w:type="dxa" w:w="40"/>
+            </w:tcMar>
+            <w:vAlign w:val="center"/>
+          </w:tcPr>
+          <w:p>
+            <w:pPr>
+              <w:keepNext/>
+              <w:jc w:val="center"/>
+            </w:pPr>
+            <w:r>
+              <w:drawing>
+                <wp:inline distT="0" distB="0" distL="0" distR="0">
+                  <wp:extent cx="1076325" cy="1076325"/>
+                  <wp:effectExtent t="0" r="0" b="0" l="0"/>
+                  <wp:docPr id="1" name="google" descr="google" title="google"/>
+                  <wp:cNvGraphicFramePr>
+                    <a:graphicFrameLocks xmlns:a="http://schemas.openxmlformats.org/drawingml/2006/main" noChangeAspect="1"/>
+                  </wp:cNvGraphicFramePr>
+                  <a:graphic xmlns:a="http://schemas.openxmlformats.org/drawingml/2006/main">
+                    <a:graphicData uri="http://schemas.openxmlformats.org/drawingml/2006/picture">
+                      <pic:pic xmlns:pic="http://schemas.openxmlformats.org/drawingml/2006/picture">
+                        <pic:nvPicPr>
+                          <pic:cNvPr id="0" name="" descr=""/>
+                          <pic:cNvPicPr>
+                            <a:picLocks noChangeAspect="1" noChangeArrowheads="1"/>
+                          </pic:cNvPicPr>
+                        </pic:nvPicPr>
+                        <pic:blipFill>
+                          <a:blip r:embed="rId12" cstate="none"/>
+                          <a:srcRect/>
+                          <a:stretch>
+                            <a:fillRect/>
+                          </a:stretch>
+                        </pic:blipFill>
+                        <pic:spPr bwMode="auto">
+                          <a:xfrm>
+                            <a:off x="0" y="0"/>
+                            <a:ext cx="1076325" cy="1076325"/>
+                          </a:xfrm>
+                          <a:prstGeom prst="rect">
+                            <a:avLst/>
+                          </a:prstGeom>
+                        </pic:spPr>
+                      </pic:pic>
+                    </a:graphicData>
+                  </a:graphic>
+                </wp:inline>
+              </w:drawing>
+            </w:r>
+          </w:p>
+        </w:tc>
+        <w:tc>
+          <w:tcPr>
+            <w:tcW w:type="dxa" w:w="2268"/>
+            <w:tcBorders>
+              <w:top w:val="single" w:color="000000" w:sz="24"/>
+              <w:left w:val="single" w:color="000000" w:sz="24"/>
+              <w:bottom w:val="single" w:color="000000" w:sz="24"/>
+              <w:right w:val="single" w:color="000000" w:sz="24"/>
+            </w:tcBorders>
+            <w:tcMar>
+              <w:top w:type="dxa" w:w="0"/>
+              <w:left w:type="dxa" w:w="40"/>
+              <w:bottom w:type="dxa" w:w="0"/>
+              <w:right w:type="dxa" w:w="40"/>
+            </w:tcMar>
+            <w:vAlign w:val="center"/>
+          </w:tcPr>
+          <w:p>
+            <w:pPr>
+              <w:keepNext/>
+              <w:spacing w:after="0"/>
+            </w:pPr>
+            <w:r>
+              <w:rPr>
+                <w:rFonts w:ascii="Arial" w:cs="Arial" w:eastAsia="Arial" w:hAnsi="Arial"/>
+                <w:b/>
+                <w:bCs/>
+                <w:color w:val="8A949C"/>
+                <w:sz w:val="14"/>
+                <w:szCs w:val="14"/>
+              </w:rPr>
+              <w:t xml:space="preserve">11</w:t>
+            </w:r>
+          </w:p>
+          <w:p>
+            <w:pPr>
+              <w:keepNext/>
               <w:jc w:val="center"/>
             </w:pPr>
             <w:r>
@@ -1631,10 +2192,184 @@
             <w:tcW w:type="dxa" w:w="2268"/>
             <w:tcBorders>
               <w:top w:val="single" w:color="000000" w:sz="24"/>
-              <w:left w:val="single" w:color="9AA3AD" w:sz="4"/>
+              <w:left w:val="single" w:color="000000" w:sz="24"/>
               <w:bottom w:val="single" w:color="000000" w:sz="24"/>
-              <w:right w:val="single" w:color="9AA3AD" w:sz="4"/>
-            </w:tcBorders>
+              <w:right w:val="single" w:color="000000" w:sz="24"/>
+            </w:tcBorders>
+            <w:tcMar>
+              <w:top w:type="dxa" w:w="0"/>
+              <w:left w:type="dxa" w:w="40"/>
+              <w:bottom w:type="dxa" w:w="0"/>
+              <w:right w:type="dxa" w:w="40"/>
+            </w:tcMar>
+            <w:vAlign w:val="center"/>
+          </w:tcPr>
+          <w:p>
+            <w:pPr>
+              <w:keepNext/>
+              <w:spacing w:after="0"/>
+            </w:pPr>
+            <w:r>
+              <w:rPr>
+                <w:rFonts w:ascii="Arial" w:cs="Arial" w:eastAsia="Arial" w:hAnsi="Arial"/>
+                <w:b/>
+                <w:bCs/>
+                <w:color w:val="8A949C"/>
+                <w:sz w:val="14"/>
+                <w:szCs w:val="14"/>
+              </w:rPr>
+              <w:t xml:space="preserve">14</w:t>
+            </w:r>
+          </w:p>
+          <w:p>
+            <w:pPr>
+              <w:keepNext/>
+              <w:jc w:val="center"/>
+            </w:pPr>
+            <w:r>
+              <w:drawing>
+                <wp:inline distT="0" distB="0" distL="0" distR="0">
+                  <wp:extent cx="1076325" cy="1076325"/>
+                  <wp:effectExtent t="0" r="0" b="0" l="0"/>
+                  <wp:docPr id="1" name="jcb" descr="jcb" title="jcb"/>
+                  <wp:cNvGraphicFramePr>
+                    <a:graphicFrameLocks xmlns:a="http://schemas.openxmlformats.org/drawingml/2006/main" noChangeAspect="1"/>
+                  </wp:cNvGraphicFramePr>
+                  <a:graphic xmlns:a="http://schemas.openxmlformats.org/drawingml/2006/main">
+                    <a:graphicData uri="http://schemas.openxmlformats.org/drawingml/2006/picture">
+                      <pic:pic xmlns:pic="http://schemas.openxmlformats.org/drawingml/2006/picture">
+                        <pic:nvPicPr>
+                          <pic:cNvPr id="0" name="" descr=""/>
+                          <pic:cNvPicPr>
+                            <a:picLocks noChangeAspect="1" noChangeArrowheads="1"/>
+                          </pic:cNvPicPr>
+                        </pic:nvPicPr>
+                        <pic:blipFill>
+                          <a:blip r:embed="rId15" cstate="none"/>
+                          <a:srcRect/>
+                          <a:stretch>
+                            <a:fillRect/>
+                          </a:stretch>
+                        </pic:blipFill>
+                        <pic:spPr bwMode="auto">
+                          <a:xfrm>
+                            <a:off x="0" y="0"/>
+                            <a:ext cx="1076325" cy="1076325"/>
+                          </a:xfrm>
+                          <a:prstGeom prst="rect">
+                            <a:avLst/>
+                          </a:prstGeom>
+                        </pic:spPr>
+                      </pic:pic>
+                    </a:graphicData>
+                  </a:graphic>
+                </wp:inline>
+              </w:drawing>
+            </w:r>
+          </w:p>
+        </w:tc>
+      </w:tr>
+      <w:tr>
+        <w:trPr>
+          <w:cantSplit/>
+          <w:trHeight w:val="2268" w:hRule="exact"/>
+        </w:trPr>
+        <w:tc>
+          <w:tcPr>
+            <w:tcW w:type="dxa" w:w="2268"/>
+            <w:tcBorders>
+              <w:top w:val="single" w:color="000000" w:sz="24"/>
+              <w:left w:val="single" w:color="000000" w:sz="24"/>
+              <w:bottom w:val="single" w:color="000000" w:sz="24"/>
+              <w:right w:val="single" w:color="B5BCC4" w:sz="4"/>
+            </w:tcBorders>
+            <w:tcMar>
+              <w:top w:type="dxa" w:w="0"/>
+              <w:left w:type="dxa" w:w="40"/>
+              <w:bottom w:type="dxa" w:w="0"/>
+              <w:right w:type="dxa" w:w="40"/>
+            </w:tcMar>
+            <w:vAlign w:val="center"/>
+          </w:tcPr>
+          <w:p>
+            <w:pPr>
+              <w:keepNext/>
+              <w:spacing w:after="0"/>
+            </w:pPr>
+            <w:r>
+              <w:rPr>
+                <w:rFonts w:ascii="Arial" w:cs="Arial" w:eastAsia="Arial" w:hAnsi="Arial"/>
+                <w:b/>
+                <w:bCs/>
+                <w:color w:val="8A949C"/>
+                <w:sz w:val="14"/>
+                <w:szCs w:val="14"/>
+              </w:rPr>
+              <w:t xml:space="preserve">6</w:t>
+            </w:r>
+          </w:p>
+          <w:p>
+            <w:pPr>
+              <w:keepNext w:val="false"/>
+              <w:jc w:val="center"/>
+            </w:pPr>
+            <w:r>
+              <w:drawing>
+                <wp:inline distT="0" distB="0" distL="0" distR="0">
+                  <wp:extent cx="1076325" cy="1076325"/>
+                  <wp:effectExtent t="0" r="0" b="0" l="0"/>
+                  <wp:docPr id="1" name="nfc" descr="nfc" title="nfc"/>
+                  <wp:cNvGraphicFramePr>
+                    <a:graphicFrameLocks xmlns:a="http://schemas.openxmlformats.org/drawingml/2006/main" noChangeAspect="1"/>
+                  </wp:cNvGraphicFramePr>
+                  <a:graphic xmlns:a="http://schemas.openxmlformats.org/drawingml/2006/main">
+                    <a:graphicData uri="http://schemas.openxmlformats.org/drawingml/2006/picture">
+                      <pic:pic xmlns:pic="http://schemas.openxmlformats.org/drawingml/2006/picture">
+                        <pic:nvPicPr>
+                          <pic:cNvPr id="0" name="" descr=""/>
+                          <pic:cNvPicPr>
+                            <a:picLocks noChangeAspect="1" noChangeArrowheads="1"/>
+                          </pic:cNvPicPr>
+                        </pic:nvPicPr>
+                        <pic:blipFill>
+                          <a:blip r:embed="rId8" cstate="none"/>
+                          <a:srcRect/>
+                          <a:stretch>
+                            <a:fillRect/>
+                          </a:stretch>
+                        </pic:blipFill>
+                        <pic:spPr bwMode="auto">
+                          <a:xfrm>
+                            <a:off x="0" y="0"/>
+                            <a:ext cx="1076325" cy="1076325"/>
+                          </a:xfrm>
+                          <a:prstGeom prst="rect">
+                            <a:avLst/>
+                          </a:prstGeom>
+                        </pic:spPr>
+                      </pic:pic>
+                    </a:graphicData>
+                  </a:graphic>
+                </wp:inline>
+              </w:drawing>
+            </w:r>
+          </w:p>
+        </w:tc>
+        <w:tc>
+          <w:tcPr>
+            <w:tcW w:type="dxa" w:w="2268"/>
+            <w:tcBorders>
+              <w:top w:val="single" w:color="000000" w:sz="24"/>
+              <w:left w:val="single" w:color="B5BCC4" w:sz="4"/>
+              <w:bottom w:val="single" w:color="000000" w:sz="24"/>
+              <w:right w:val="single" w:color="B5BCC4" w:sz="4"/>
+            </w:tcBorders>
+            <w:tcMar>
+              <w:top w:type="dxa" w:w="0"/>
+              <w:left w:type="dxa" w:w="40"/>
+              <w:bottom w:type="dxa" w:w="0"/>
+              <w:right w:type="dxa" w:w="40"/>
+            </w:tcMar>
             <w:vAlign w:val="center"/>
           </w:tcPr>
           <w:p>
@@ -1689,10 +2424,16 @@
             <w:tcW w:type="dxa" w:w="2268"/>
             <w:tcBorders>
               <w:top w:val="single" w:color="000000" w:sz="24"/>
-              <w:left w:val="single" w:color="9AA3AD" w:sz="4"/>
+              <w:left w:val="single" w:color="B5BCC4" w:sz="4"/>
               <w:bottom w:val="single" w:color="000000" w:sz="24"/>
-              <w:right w:val="single" w:color="9AA3AD" w:sz="4"/>
-            </w:tcBorders>
+              <w:right w:val="single" w:color="B5BCC4" w:sz="4"/>
+            </w:tcBorders>
+            <w:tcMar>
+              <w:top w:type="dxa" w:w="0"/>
+              <w:left w:type="dxa" w:w="40"/>
+              <w:bottom w:type="dxa" w:w="0"/>
+              <w:right w:type="dxa" w:w="40"/>
+            </w:tcMar>
             <w:vAlign w:val="center"/>
           </w:tcPr>
           <w:p>
@@ -1747,10 +2488,16 @@
             <w:tcW w:type="dxa" w:w="2268"/>
             <w:tcBorders>
               <w:top w:val="single" w:color="000000" w:sz="24"/>
-              <w:left w:val="single" w:color="9AA3AD" w:sz="4"/>
+              <w:left w:val="single" w:color="B5BCC4" w:sz="4"/>
               <w:bottom w:val="single" w:color="000000" w:sz="24"/>
-              <w:right w:val="single" w:color="9AA3AD" w:sz="4"/>
-            </w:tcBorders>
+              <w:right w:val="single" w:color="B5BCC4" w:sz="4"/>
+            </w:tcBorders>
+            <w:tcMar>
+              <w:top w:type="dxa" w:w="0"/>
+              <w:left w:type="dxa" w:w="40"/>
+              <w:bottom w:type="dxa" w:w="0"/>
+              <w:right w:type="dxa" w:w="40"/>
+            </w:tcMar>
             <w:vAlign w:val="center"/>
           </w:tcPr>
           <w:p>
@@ -1805,10 +2552,16 @@
             <w:tcW w:type="dxa" w:w="2268"/>
             <w:tcBorders>
               <w:top w:val="single" w:color="000000" w:sz="24"/>
-              <w:left w:val="single" w:color="9AA3AD" w:sz="4"/>
+              <w:left w:val="single" w:color="B5BCC4" w:sz="4"/>
               <w:bottom w:val="single" w:color="000000" w:sz="24"/>
               <w:right w:val="single" w:color="000000" w:sz="24"/>
             </w:tcBorders>
+            <w:tcMar>
+              <w:top w:type="dxa" w:w="0"/>
+              <w:left w:type="dxa" w:w="40"/>
+              <w:bottom w:type="dxa" w:w="0"/>
+              <w:right w:type="dxa" w:w="40"/>
+            </w:tcMar>
             <w:vAlign w:val="center"/>
           </w:tcPr>
           <w:p>
@@ -1858,44 +2611,198 @@
             </w:r>
           </w:p>
         </w:tc>
+        <w:tc>
+          <w:tcPr>
+            <w:tcW w:type="dxa" w:w="2268"/>
+            <w:tcBorders>
+              <w:top w:val="single" w:color="000000" w:sz="24"/>
+              <w:left w:val="single" w:color="000000" w:sz="24"/>
+              <w:bottom w:val="single" w:color="000000" w:sz="24"/>
+              <w:right w:val="single" w:color="000000" w:sz="24"/>
+            </w:tcBorders>
+            <w:tcMar>
+              <w:top w:type="dxa" w:w="0"/>
+              <w:left w:type="dxa" w:w="40"/>
+              <w:bottom w:type="dxa" w:w="0"/>
+              <w:right w:type="dxa" w:w="40"/>
+            </w:tcMar>
+            <w:vAlign w:val="center"/>
+          </w:tcPr>
+          <w:p>
+            <w:pPr>
+              <w:keepNext/>
+              <w:spacing w:after="0"/>
+            </w:pPr>
+            <w:r>
+              <w:rPr>
+                <w:rFonts w:ascii="Arial" w:cs="Arial" w:eastAsia="Arial" w:hAnsi="Arial"/>
+                <w:b/>
+                <w:bCs/>
+                <w:color w:val="8A949C"/>
+                <w:sz w:val="14"/>
+                <w:szCs w:val="14"/>
+              </w:rPr>
+              <w:t xml:space="preserve">15</w:t>
+            </w:r>
+          </w:p>
+          <w:p>
+            <w:pPr>
+              <w:keepNext w:val="false"/>
+              <w:jc w:val="center"/>
+            </w:pPr>
+            <w:r>
+              <w:drawing>
+                <wp:inline distT="0" distB="0" distL="0" distR="0">
+                  <wp:extent cx="1076325" cy="1076325"/>
+                  <wp:effectExtent t="0" r="0" b="0" l="0"/>
+                  <wp:docPr id="1" name="unionpay" descr="unionpay" title="unionpay"/>
+                  <wp:cNvGraphicFramePr>
+                    <a:graphicFrameLocks xmlns:a="http://schemas.openxmlformats.org/drawingml/2006/main" noChangeAspect="1"/>
+                  </wp:cNvGraphicFramePr>
+                  <a:graphic xmlns:a="http://schemas.openxmlformats.org/drawingml/2006/main">
+                    <a:graphicData uri="http://schemas.openxmlformats.org/drawingml/2006/picture">
+                      <pic:pic xmlns:pic="http://schemas.openxmlformats.org/drawingml/2006/picture">
+                        <pic:nvPicPr>
+                          <pic:cNvPr id="0" name="" descr=""/>
+                          <pic:cNvPicPr>
+                            <a:picLocks noChangeAspect="1" noChangeArrowheads="1"/>
+                          </pic:cNvPicPr>
+                        </pic:nvPicPr>
+                        <pic:blipFill>
+                          <a:blip r:embed="rId16" cstate="none"/>
+                          <a:srcRect/>
+                          <a:stretch>
+                            <a:fillRect/>
+                          </a:stretch>
+                        </pic:blipFill>
+                        <pic:spPr bwMode="auto">
+                          <a:xfrm>
+                            <a:off x="0" y="0"/>
+                            <a:ext cx="1076325" cy="1076325"/>
+                          </a:xfrm>
+                          <a:prstGeom prst="rect">
+                            <a:avLst/>
+                          </a:prstGeom>
+                        </pic:spPr>
+                      </pic:pic>
+                    </a:graphicData>
+                  </a:graphic>
+                </wp:inline>
+              </w:drawing>
+            </w:r>
+          </w:p>
+        </w:tc>
+        <w:tc>
+          <w:tcPr>
+            <w:tcW w:type="dxa" w:w="2268"/>
+            <w:tcBorders>
+              <w:top w:val="single" w:color="000000" w:sz="24"/>
+              <w:left w:val="single" w:color="000000" w:sz="24"/>
+              <w:bottom w:val="single" w:color="000000" w:sz="24"/>
+              <w:right w:val="single" w:color="000000" w:sz="24"/>
+            </w:tcBorders>
+            <w:tcMar>
+              <w:top w:type="dxa" w:w="0"/>
+              <w:left w:type="dxa" w:w="40"/>
+              <w:bottom w:type="dxa" w:w="0"/>
+              <w:right w:type="dxa" w:w="40"/>
+            </w:tcMar>
+            <w:vAlign w:val="center"/>
+          </w:tcPr>
+          <w:p>
+            <w:pPr>
+              <w:keepNext/>
+              <w:spacing w:after="0"/>
+            </w:pPr>
+            <w:r>
+              <w:rPr>
+                <w:rFonts w:ascii="Arial" w:cs="Arial" w:eastAsia="Arial" w:hAnsi="Arial"/>
+                <w:b/>
+                <w:bCs/>
+                <w:color w:val="8A949C"/>
+                <w:sz w:val="14"/>
+                <w:szCs w:val="14"/>
+              </w:rPr>
+              <w:t xml:space="preserve">16</w:t>
+            </w:r>
+          </w:p>
+          <w:p>
+            <w:pPr>
+              <w:keepNext w:val="false"/>
+              <w:jc w:val="center"/>
+            </w:pPr>
+            <w:r>
+              <w:drawing>
+                <wp:inline distT="0" distB="0" distL="0" distR="0">
+                  <wp:extent cx="1076325" cy="1076325"/>
+                  <wp:effectExtent t="0" r="0" b="0" l="0"/>
+                  <wp:docPr id="1" name="sepa" descr="sepa" title="sepa"/>
+                  <wp:cNvGraphicFramePr>
+                    <a:graphicFrameLocks xmlns:a="http://schemas.openxmlformats.org/drawingml/2006/main" noChangeAspect="1"/>
+                  </wp:cNvGraphicFramePr>
+                  <a:graphic xmlns:a="http://schemas.openxmlformats.org/drawingml/2006/main">
+                    <a:graphicData uri="http://schemas.openxmlformats.org/drawingml/2006/picture">
+                      <pic:pic xmlns:pic="http://schemas.openxmlformats.org/drawingml/2006/picture">
+                        <pic:nvPicPr>
+                          <pic:cNvPr id="0" name="" descr=""/>
+                          <pic:cNvPicPr>
+                            <a:picLocks noChangeAspect="1" noChangeArrowheads="1"/>
+                          </pic:cNvPicPr>
+                        </pic:nvPicPr>
+                        <pic:blipFill>
+                          <a:blip r:embed="rId17" cstate="none"/>
+                          <a:srcRect/>
+                          <a:stretch>
+                            <a:fillRect/>
+                          </a:stretch>
+                        </pic:blipFill>
+                        <pic:spPr bwMode="auto">
+                          <a:xfrm>
+                            <a:off x="0" y="0"/>
+                            <a:ext cx="1076325" cy="1076325"/>
+                          </a:xfrm>
+                          <a:prstGeom prst="rect">
+                            <a:avLst/>
+                          </a:prstGeom>
+                        </pic:spPr>
+                      </pic:pic>
+                    </a:graphicData>
+                  </a:graphic>
+                </wp:inline>
+              </w:drawing>
+            </w:r>
+          </w:p>
+        </w:tc>
       </w:tr>
     </w:tbl>
     <w:p>
       <w:pPr>
-        <w:pStyle w:val="Heading2"/>
-        <w:keepNext/>
-        <w:spacing w:after="60" w:before="280"/>
+        <w:sectPr>
+          <w:pgSz w:w="23814" w:h="16840" w:orient="landscape"/>
+          <w:pgMar w:top="454" w:right="454" w:bottom="454" w:left="454" w:header="708" w:footer="708" w:gutter="0"/>
+          <w:pgNumType/>
+          <w:docGrid w:linePitch="360"/>
+        </w:sectPr>
+      </w:pPr>
+    </w:p>
+    <w:p>
+      <w:pPr>
+        <w:spacing w:after="60" w:before="0"/>
       </w:pPr>
       <w:r>
         <w:rPr>
           <w:rFonts w:ascii="Arial" w:cs="Arial" w:eastAsia="Arial" w:hAnsi="Arial"/>
           <w:b/>
           <w:bCs/>
-          <w:color w:val="1F2A24"/>
-          <w:sz w:val="26"/>
-          <w:szCs w:val="26"/>
+          <w:sz w:val="24"/>
+          <w:szCs w:val="24"/>
         </w:rPr>
-        <w:t xml:space="preserve">10. Apple Pay + Google Pay</w:t>
-      </w:r>
-    </w:p>
-    <w:p>
-      <w:pPr>
-        <w:keepNext/>
-        <w:spacing w:after="80" w:before="0"/>
-      </w:pPr>
-      <w:r>
-        <w:rPr>
-          <w:rFonts w:ascii="Arial" w:cs="Arial" w:eastAsia="Arial" w:hAnsi="Arial"/>
-          <w:color w:val="5F6A63"/>
-          <w:sz w:val="20"/>
-          <w:szCs w:val="20"/>
-        </w:rPr>
-        <w:t xml:space="preserve">пара гаманців · 80 × 40 мм</w:t>
+        <w:t xml:space="preserve">Смуга B — довга, усе горизонтально</w:t>
       </w:r>
     </w:p>
     <w:tbl>
       <w:tblPr>
-        <w:tblW w:type="dxa" w:w="4536"/>
+        <w:tblW w:type="dxa" w:w="27216"/>
         <w:tblBorders>
           <w:top w:val="single" w:color="auto" w:sz="4"/>
           <w:left w:val="single" w:color="auto" w:sz="4"/>
@@ -1909,7 +2816,186 @@
       <w:tblGrid>
         <w:gridCol w:w="2268"/>
         <w:gridCol w:w="2268"/>
+        <w:gridCol w:w="2268"/>
+        <w:gridCol w:w="2268"/>
+        <w:gridCol w:w="2268"/>
+        <w:gridCol w:w="2268"/>
+        <w:gridCol w:w="2268"/>
+        <w:gridCol w:w="2268"/>
+        <w:gridCol w:w="2268"/>
+        <w:gridCol w:w="2268"/>
+        <w:gridCol w:w="2268"/>
+        <w:gridCol w:w="2268"/>
       </w:tblGrid>
+      <w:tr>
+        <w:trPr>
+          <w:cantSplit/>
+          <w:trHeight w:val="907" w:hRule="exact"/>
+        </w:trPr>
+        <w:tc>
+          <w:tcPr>
+            <w:tcW w:type="dxa" w:w="2268"/>
+            <w:gridSpan w:val="1"/>
+            <w:tcBorders>
+              <w:top w:val="single" w:color="000000" w:sz="24"/>
+              <w:left w:val="single" w:color="000000" w:sz="24"/>
+              <w:bottom w:val="single" w:color="B5BCC4" w:sz="4"/>
+              <w:right w:val="single" w:color="000000" w:sz="24"/>
+            </w:tcBorders>
+            <w:shd w:fill="7BA23A" w:color="auto" w:val="clear"/>
+            <w:tcMar>
+              <w:left w:type="dxa" w:w="120"/>
+              <w:right w:type="dxa" w:w="120"/>
+            </w:tcMar>
+            <w:vAlign w:val="center"/>
+          </w:tcPr>
+          <w:p>
+            <w:pPr>
+              <w:keepNext/>
+            </w:pPr>
+            <w:r>
+              <w:rPr>
+                <w:rFonts w:ascii="Arial" w:cs="Arial" w:eastAsia="Arial" w:hAnsi="Arial"/>
+                <w:b/>
+                <w:bCs/>
+                <w:color w:val="FFFFFF"/>
+                <w:sz w:val="22"/>
+                <w:szCs w:val="22"/>
+              </w:rPr>
+              <w:t xml:space="preserve">REA CARD</w:t>
+            </w:r>
+          </w:p>
+        </w:tc>
+        <w:tc>
+          <w:tcPr>
+            <w:tcW w:type="dxa" w:w="6804"/>
+            <w:gridSpan w:val="3"/>
+            <w:tcBorders>
+              <w:top w:val="single" w:color="000000" w:sz="24"/>
+              <w:left w:val="single" w:color="000000" w:sz="24"/>
+              <w:bottom w:val="single" w:color="B5BCC4" w:sz="4"/>
+              <w:right w:val="single" w:color="000000" w:sz="24"/>
+            </w:tcBorders>
+            <w:shd w:fill="7BA23A" w:color="auto" w:val="clear"/>
+            <w:tcMar>
+              <w:left w:type="dxa" w:w="120"/>
+              <w:right w:type="dxa" w:w="120"/>
+            </w:tcMar>
+            <w:vAlign w:val="center"/>
+          </w:tcPr>
+          <w:p>
+            <w:pPr>
+              <w:keepNext/>
+            </w:pPr>
+            <w:r>
+              <w:rPr>
+                <w:rFonts w:ascii="Arial" w:cs="Arial" w:eastAsia="Arial" w:hAnsi="Arial"/>
+                <w:b/>
+                <w:bCs/>
+                <w:color w:val="FFFFFF"/>
+                <w:sz w:val="30"/>
+                <w:szCs w:val="30"/>
+              </w:rPr>
+              <w:t xml:space="preserve">REA CARD</w:t>
+            </w:r>
+            <w:r>
+              <w:rPr>
+                <w:rFonts w:ascii="Arial" w:cs="Arial" w:eastAsia="Arial" w:hAnsi="Arial"/>
+                <w:color w:val="FFFFFF"/>
+                <w:sz w:val="14"/>
+                <w:szCs w:val="14"/>
+              </w:rPr>
+              <w:t xml:space="preserve">   www.rea-card.de</w:t>
+            </w:r>
+          </w:p>
+        </w:tc>
+        <w:tc>
+          <w:tcPr>
+            <w:tcW w:type="dxa" w:w="6804"/>
+            <w:gridSpan w:val="3"/>
+            <w:tcBorders>
+              <w:top w:val="single" w:color="000000" w:sz="24"/>
+              <w:left w:val="single" w:color="000000" w:sz="24"/>
+              <w:bottom w:val="single" w:color="B5BCC4" w:sz="4"/>
+              <w:right w:val="single" w:color="000000" w:sz="24"/>
+            </w:tcBorders>
+            <w:shd w:fill="7BA23A" w:color="auto" w:val="clear"/>
+            <w:tcMar>
+              <w:left w:type="dxa" w:w="120"/>
+              <w:right w:type="dxa" w:w="120"/>
+            </w:tcMar>
+            <w:vAlign w:val="center"/>
+          </w:tcPr>
+          <w:p>
+            <w:pPr>
+              <w:keepNext/>
+            </w:pPr>
+            <w:r>
+              <w:rPr>
+                <w:rFonts w:ascii="Arial" w:cs="Arial" w:eastAsia="Arial" w:hAnsi="Arial"/>
+                <w:b/>
+                <w:bCs/>
+                <w:color w:val="FFFFFF"/>
+                <w:sz w:val="30"/>
+                <w:szCs w:val="30"/>
+              </w:rPr>
+              <w:t xml:space="preserve">REA CARD</w:t>
+            </w:r>
+            <w:r>
+              <w:rPr>
+                <w:rFonts w:ascii="Arial" w:cs="Arial" w:eastAsia="Arial" w:hAnsi="Arial"/>
+                <w:color w:val="FFFFFF"/>
+                <w:sz w:val="14"/>
+                <w:szCs w:val="14"/>
+              </w:rPr>
+              <w:t xml:space="preserve">   www.rea-card.de</w:t>
+            </w:r>
+          </w:p>
+        </w:tc>
+        <w:tc>
+          <w:tcPr>
+            <w:tcW w:type="dxa" w:w="11340"/>
+            <w:gridSpan w:val="5"/>
+            <w:tcBorders>
+              <w:top w:val="single" w:color="000000" w:sz="24"/>
+              <w:left w:val="single" w:color="000000" w:sz="24"/>
+              <w:bottom w:val="single" w:color="B5BCC4" w:sz="4"/>
+              <w:right w:val="single" w:color="000000" w:sz="24"/>
+            </w:tcBorders>
+            <w:shd w:fill="7BA23A" w:color="auto" w:val="clear"/>
+            <w:tcMar>
+              <w:left w:type="dxa" w:w="120"/>
+              <w:right w:type="dxa" w:w="120"/>
+            </w:tcMar>
+            <w:vAlign w:val="center"/>
+          </w:tcPr>
+          <w:p>
+            <w:pPr>
+              <w:keepNext/>
+            </w:pPr>
+            <w:r>
+              <w:rPr>
+                <w:rFonts w:ascii="Arial" w:cs="Arial" w:eastAsia="Arial" w:hAnsi="Arial"/>
+                <w:b/>
+                <w:bCs/>
+                <w:color w:val="FFFFFF"/>
+                <w:sz w:val="30"/>
+                <w:szCs w:val="30"/>
+              </w:rPr>
+              <w:t xml:space="preserve">REA CARD</w:t>
+            </w:r>
+            <w:r>
+              <w:rPr>
+                <w:rFonts w:ascii="Arial" w:cs="Arial" w:eastAsia="Arial" w:hAnsi="Arial"/>
+                <w:color w:val="FFFFFF"/>
+                <w:sz w:val="14"/>
+                <w:szCs w:val="14"/>
+              </w:rPr>
+              <w:t xml:space="preserve">   www.rea-card.de</w:t>
+            </w:r>
+          </w:p>
+        </w:tc>
+      </w:tr>
       <w:tr>
         <w:trPr>
           <w:cantSplit/>
@@ -1919,16 +3005,248 @@
           <w:tcPr>
             <w:tcW w:type="dxa" w:w="2268"/>
             <w:tcBorders>
-              <w:top w:val="single" w:color="000000" w:sz="24"/>
+              <w:top w:val="single" w:color="B5BCC4" w:sz="4"/>
               <w:left w:val="single" w:color="000000" w:sz="24"/>
               <w:bottom w:val="single" w:color="000000" w:sz="24"/>
-              <w:right w:val="single" w:color="9AA3AD" w:sz="4"/>
-            </w:tcBorders>
-            <w:vAlign w:val="center"/>
-          </w:tcPr>
-          <w:p>
-            <w:pPr>
-              <w:keepNext w:val="false"/>
+              <w:right w:val="single" w:color="000000" w:sz="24"/>
+            </w:tcBorders>
+            <w:tcMar>
+              <w:top w:type="dxa" w:w="0"/>
+              <w:left w:type="dxa" w:w="40"/>
+              <w:bottom w:type="dxa" w:w="0"/>
+              <w:right w:type="dxa" w:w="40"/>
+            </w:tcMar>
+            <w:vAlign w:val="center"/>
+          </w:tcPr>
+          <w:p>
+            <w:pPr>
+              <w:keepNext/>
+              <w:spacing w:after="0"/>
+            </w:pPr>
+            <w:r>
+              <w:rPr>
+                <w:rFonts w:ascii="Arial" w:cs="Arial" w:eastAsia="Arial" w:hAnsi="Arial"/>
+                <w:b/>
+                <w:bCs/>
+                <w:color w:val="8A949C"/>
+                <w:sz w:val="14"/>
+                <w:szCs w:val="14"/>
+              </w:rPr>
+              <w:t xml:space="preserve">1</w:t>
+            </w:r>
+          </w:p>
+          <w:p>
+            <w:pPr>
+              <w:keepNext/>
+              <w:jc w:val="center"/>
+            </w:pPr>
+            <w:r>
+              <w:drawing>
+                <wp:inline distT="0" distB="0" distL="0" distR="0">
+                  <wp:extent cx="1076325" cy="1076325"/>
+                  <wp:effectExtent t="0" r="0" b="0" l="0"/>
+                  <wp:docPr id="1" name="giro" descr="giro" title="giro"/>
+                  <wp:cNvGraphicFramePr>
+                    <a:graphicFrameLocks xmlns:a="http://schemas.openxmlformats.org/drawingml/2006/main" noChangeAspect="1"/>
+                  </wp:cNvGraphicFramePr>
+                  <a:graphic xmlns:a="http://schemas.openxmlformats.org/drawingml/2006/main">
+                    <a:graphicData uri="http://schemas.openxmlformats.org/drawingml/2006/picture">
+                      <pic:pic xmlns:pic="http://schemas.openxmlformats.org/drawingml/2006/picture">
+                        <pic:nvPicPr>
+                          <pic:cNvPr id="0" name="" descr=""/>
+                          <pic:cNvPicPr>
+                            <a:picLocks noChangeAspect="1" noChangeArrowheads="1"/>
+                          </pic:cNvPicPr>
+                        </pic:nvPicPr>
+                        <pic:blipFill>
+                          <a:blip r:embed="rId7" cstate="none"/>
+                          <a:srcRect/>
+                          <a:stretch>
+                            <a:fillRect/>
+                          </a:stretch>
+                        </pic:blipFill>
+                        <pic:spPr bwMode="auto">
+                          <a:xfrm>
+                            <a:off x="0" y="0"/>
+                            <a:ext cx="1076325" cy="1076325"/>
+                          </a:xfrm>
+                          <a:prstGeom prst="rect">
+                            <a:avLst/>
+                          </a:prstGeom>
+                        </pic:spPr>
+                      </pic:pic>
+                    </a:graphicData>
+                  </a:graphic>
+                </wp:inline>
+              </w:drawing>
+            </w:r>
+          </w:p>
+        </w:tc>
+        <w:tc>
+          <w:tcPr>
+            <w:tcW w:type="dxa" w:w="2268"/>
+            <w:tcBorders>
+              <w:top w:val="single" w:color="B5BCC4" w:sz="4"/>
+              <w:left w:val="single" w:color="000000" w:sz="24"/>
+              <w:bottom w:val="single" w:color="B5BCC4" w:sz="4"/>
+              <w:right w:val="single" w:color="B5BCC4" w:sz="4"/>
+            </w:tcBorders>
+            <w:tcMar>
+              <w:top w:type="dxa" w:w="0"/>
+              <w:left w:type="dxa" w:w="40"/>
+              <w:bottom w:type="dxa" w:w="0"/>
+              <w:right w:type="dxa" w:w="40"/>
+            </w:tcMar>
+            <w:vAlign w:val="center"/>
+          </w:tcPr>
+          <w:p>
+            <w:pPr>
+              <w:keepNext/>
+              <w:spacing w:after="0"/>
+            </w:pPr>
+            <w:r>
+              <w:rPr>
+                <w:rFonts w:ascii="Arial" w:cs="Arial" w:eastAsia="Arial" w:hAnsi="Arial"/>
+                <w:b/>
+                <w:bCs/>
+                <w:color w:val="8A949C"/>
+                <w:sz w:val="14"/>
+                <w:szCs w:val="14"/>
+              </w:rPr>
+              <w:t xml:space="preserve">2</w:t>
+            </w:r>
+          </w:p>
+          <w:p>
+            <w:pPr>
+              <w:keepNext/>
+              <w:jc w:val="center"/>
+            </w:pPr>
+            <w:r>
+              <w:drawing>
+                <wp:inline distT="0" distB="0" distL="0" distR="0">
+                  <wp:extent cx="1076325" cy="1076325"/>
+                  <wp:effectExtent t="0" r="0" b="0" l="0"/>
+                  <wp:docPr id="1" name="nfc" descr="nfc" title="nfc"/>
+                  <wp:cNvGraphicFramePr>
+                    <a:graphicFrameLocks xmlns:a="http://schemas.openxmlformats.org/drawingml/2006/main" noChangeAspect="1"/>
+                  </wp:cNvGraphicFramePr>
+                  <a:graphic xmlns:a="http://schemas.openxmlformats.org/drawingml/2006/main">
+                    <a:graphicData uri="http://schemas.openxmlformats.org/drawingml/2006/picture">
+                      <pic:pic xmlns:pic="http://schemas.openxmlformats.org/drawingml/2006/picture">
+                        <pic:nvPicPr>
+                          <pic:cNvPr id="0" name="" descr=""/>
+                          <pic:cNvPicPr>
+                            <a:picLocks noChangeAspect="1" noChangeArrowheads="1"/>
+                          </pic:cNvPicPr>
+                        </pic:nvPicPr>
+                        <pic:blipFill>
+                          <a:blip r:embed="rId8" cstate="none"/>
+                          <a:srcRect/>
+                          <a:stretch>
+                            <a:fillRect/>
+                          </a:stretch>
+                        </pic:blipFill>
+                        <pic:spPr bwMode="auto">
+                          <a:xfrm>
+                            <a:off x="0" y="0"/>
+                            <a:ext cx="1076325" cy="1076325"/>
+                          </a:xfrm>
+                          <a:prstGeom prst="rect">
+                            <a:avLst/>
+                          </a:prstGeom>
+                        </pic:spPr>
+                      </pic:pic>
+                    </a:graphicData>
+                  </a:graphic>
+                </wp:inline>
+              </w:drawing>
+            </w:r>
+          </w:p>
+        </w:tc>
+        <w:tc>
+          <w:tcPr>
+            <w:tcW w:type="dxa" w:w="2268"/>
+            <w:tcBorders>
+              <w:top w:val="single" w:color="B5BCC4" w:sz="4"/>
+              <w:left w:val="single" w:color="B5BCC4" w:sz="4"/>
+              <w:bottom w:val="single" w:color="B5BCC4" w:sz="4"/>
+              <w:right w:val="single" w:color="B5BCC4" w:sz="4"/>
+            </w:tcBorders>
+            <w:tcMar>
+              <w:top w:type="dxa" w:w="0"/>
+              <w:left w:type="dxa" w:w="40"/>
+              <w:bottom w:type="dxa" w:w="0"/>
+              <w:right w:type="dxa" w:w="40"/>
+            </w:tcMar>
+            <w:vAlign w:val="center"/>
+          </w:tcPr>
+          <w:p>
+            <w:pPr>
+              <w:keepNext/>
+              <w:jc w:val="center"/>
+            </w:pPr>
+            <w:r>
+              <w:drawing>
+                <wp:inline distT="0" distB="0" distL="0" distR="0">
+                  <wp:extent cx="1076325" cy="1076325"/>
+                  <wp:effectExtent t="0" r="0" b="0" l="0"/>
+                  <wp:docPr id="1" name="giro" descr="giro" title="giro"/>
+                  <wp:cNvGraphicFramePr>
+                    <a:graphicFrameLocks xmlns:a="http://schemas.openxmlformats.org/drawingml/2006/main" noChangeAspect="1"/>
+                  </wp:cNvGraphicFramePr>
+                  <a:graphic xmlns:a="http://schemas.openxmlformats.org/drawingml/2006/main">
+                    <a:graphicData uri="http://schemas.openxmlformats.org/drawingml/2006/picture">
+                      <pic:pic xmlns:pic="http://schemas.openxmlformats.org/drawingml/2006/picture">
+                        <pic:nvPicPr>
+                          <pic:cNvPr id="0" name="" descr=""/>
+                          <pic:cNvPicPr>
+                            <a:picLocks noChangeAspect="1" noChangeArrowheads="1"/>
+                          </pic:cNvPicPr>
+                        </pic:nvPicPr>
+                        <pic:blipFill>
+                          <a:blip r:embed="rId7" cstate="none"/>
+                          <a:srcRect/>
+                          <a:stretch>
+                            <a:fillRect/>
+                          </a:stretch>
+                        </pic:blipFill>
+                        <pic:spPr bwMode="auto">
+                          <a:xfrm>
+                            <a:off x="0" y="0"/>
+                            <a:ext cx="1076325" cy="1076325"/>
+                          </a:xfrm>
+                          <a:prstGeom prst="rect">
+                            <a:avLst/>
+                          </a:prstGeom>
+                        </pic:spPr>
+                      </pic:pic>
+                    </a:graphicData>
+                  </a:graphic>
+                </wp:inline>
+              </w:drawing>
+            </w:r>
+          </w:p>
+        </w:tc>
+        <w:tc>
+          <w:tcPr>
+            <w:tcW w:type="dxa" w:w="2268"/>
+            <w:tcBorders>
+              <w:top w:val="single" w:color="B5BCC4" w:sz="4"/>
+              <w:left w:val="single" w:color="B5BCC4" w:sz="4"/>
+              <w:bottom w:val="single" w:color="B5BCC4" w:sz="4"/>
+              <w:right w:val="single" w:color="000000" w:sz="24"/>
+            </w:tcBorders>
+            <w:tcMar>
+              <w:top w:type="dxa" w:w="0"/>
+              <w:left w:type="dxa" w:w="40"/>
+              <w:bottom w:type="dxa" w:w="0"/>
+              <w:right w:type="dxa" w:w="40"/>
+            </w:tcMar>
+            <w:vAlign w:val="center"/>
+          </w:tcPr>
+          <w:p>
+            <w:pPr>
+              <w:keepNext/>
               <w:jc w:val="center"/>
             </w:pPr>
             <w:r>
@@ -1977,16 +3295,504 @@
           <w:tcPr>
             <w:tcW w:type="dxa" w:w="2268"/>
             <w:tcBorders>
-              <w:top w:val="single" w:color="000000" w:sz="24"/>
-              <w:left w:val="single" w:color="9AA3AD" w:sz="4"/>
+              <w:top w:val="single" w:color="B5BCC4" w:sz="4"/>
+              <w:left w:val="single" w:color="000000" w:sz="24"/>
+              <w:bottom w:val="single" w:color="000000" w:sz="24"/>
+              <w:right w:val="single" w:color="B5BCC4" w:sz="4"/>
+            </w:tcBorders>
+            <w:tcMar>
+              <w:top w:type="dxa" w:w="0"/>
+              <w:left w:type="dxa" w:w="40"/>
+              <w:bottom w:type="dxa" w:w="0"/>
+              <w:right w:type="dxa" w:w="40"/>
+            </w:tcMar>
+            <w:vAlign w:val="center"/>
+          </w:tcPr>
+          <w:p>
+            <w:pPr>
+              <w:keepNext/>
+              <w:spacing w:after="0"/>
+            </w:pPr>
+            <w:r>
+              <w:rPr>
+                <w:rFonts w:ascii="Arial" w:cs="Arial" w:eastAsia="Arial" w:hAnsi="Arial"/>
+                <w:b/>
+                <w:bCs/>
+                <w:color w:val="8A949C"/>
+                <w:sz w:val="14"/>
+                <w:szCs w:val="14"/>
+              </w:rPr>
+              <w:t xml:space="preserve">3</w:t>
+            </w:r>
+          </w:p>
+          <w:p>
+            <w:pPr>
+              <w:keepNext/>
+              <w:jc w:val="center"/>
+            </w:pPr>
+            <w:r>
+              <w:drawing>
+                <wp:inline distT="0" distB="0" distL="0" distR="0">
+                  <wp:extent cx="1076325" cy="1076325"/>
+                  <wp:effectExtent t="0" r="0" b="0" l="0"/>
+                  <wp:docPr id="1" name="nfc" descr="nfc" title="nfc"/>
+                  <wp:cNvGraphicFramePr>
+                    <a:graphicFrameLocks xmlns:a="http://schemas.openxmlformats.org/drawingml/2006/main" noChangeAspect="1"/>
+                  </wp:cNvGraphicFramePr>
+                  <a:graphic xmlns:a="http://schemas.openxmlformats.org/drawingml/2006/main">
+                    <a:graphicData uri="http://schemas.openxmlformats.org/drawingml/2006/picture">
+                      <pic:pic xmlns:pic="http://schemas.openxmlformats.org/drawingml/2006/picture">
+                        <pic:nvPicPr>
+                          <pic:cNvPr id="0" name="" descr=""/>
+                          <pic:cNvPicPr>
+                            <a:picLocks noChangeAspect="1" noChangeArrowheads="1"/>
+                          </pic:cNvPicPr>
+                        </pic:nvPicPr>
+                        <pic:blipFill>
+                          <a:blip r:embed="rId8" cstate="none"/>
+                          <a:srcRect/>
+                          <a:stretch>
+                            <a:fillRect/>
+                          </a:stretch>
+                        </pic:blipFill>
+                        <pic:spPr bwMode="auto">
+                          <a:xfrm>
+                            <a:off x="0" y="0"/>
+                            <a:ext cx="1076325" cy="1076325"/>
+                          </a:xfrm>
+                          <a:prstGeom prst="rect">
+                            <a:avLst/>
+                          </a:prstGeom>
+                        </pic:spPr>
+                      </pic:pic>
+                    </a:graphicData>
+                  </a:graphic>
+                </wp:inline>
+              </w:drawing>
+            </w:r>
+          </w:p>
+        </w:tc>
+        <w:tc>
+          <w:tcPr>
+            <w:tcW w:type="dxa" w:w="2268"/>
+            <w:tcBorders>
+              <w:top w:val="single" w:color="B5BCC4" w:sz="4"/>
+              <w:left w:val="single" w:color="B5BCC4" w:sz="4"/>
+              <w:bottom w:val="single" w:color="000000" w:sz="24"/>
+              <w:right w:val="single" w:color="B5BCC4" w:sz="4"/>
+            </w:tcBorders>
+            <w:tcMar>
+              <w:top w:type="dxa" w:w="0"/>
+              <w:left w:type="dxa" w:w="40"/>
+              <w:bottom w:type="dxa" w:w="0"/>
+              <w:right w:type="dxa" w:w="40"/>
+            </w:tcMar>
+            <w:vAlign w:val="center"/>
+          </w:tcPr>
+          <w:p>
+            <w:pPr>
+              <w:keepNext/>
+              <w:jc w:val="center"/>
+            </w:pPr>
+            <w:r>
+              <w:drawing>
+                <wp:inline distT="0" distB="0" distL="0" distR="0">
+                  <wp:extent cx="1076325" cy="1076325"/>
+                  <wp:effectExtent t="0" r="0" b="0" l="0"/>
+                  <wp:docPr id="1" name="giro" descr="giro" title="giro"/>
+                  <wp:cNvGraphicFramePr>
+                    <a:graphicFrameLocks xmlns:a="http://schemas.openxmlformats.org/drawingml/2006/main" noChangeAspect="1"/>
+                  </wp:cNvGraphicFramePr>
+                  <a:graphic xmlns:a="http://schemas.openxmlformats.org/drawingml/2006/main">
+                    <a:graphicData uri="http://schemas.openxmlformats.org/drawingml/2006/picture">
+                      <pic:pic xmlns:pic="http://schemas.openxmlformats.org/drawingml/2006/picture">
+                        <pic:nvPicPr>
+                          <pic:cNvPr id="0" name="" descr=""/>
+                          <pic:cNvPicPr>
+                            <a:picLocks noChangeAspect="1" noChangeArrowheads="1"/>
+                          </pic:cNvPicPr>
+                        </pic:nvPicPr>
+                        <pic:blipFill>
+                          <a:blip r:embed="rId7" cstate="none"/>
+                          <a:srcRect/>
+                          <a:stretch>
+                            <a:fillRect/>
+                          </a:stretch>
+                        </pic:blipFill>
+                        <pic:spPr bwMode="auto">
+                          <a:xfrm>
+                            <a:off x="0" y="0"/>
+                            <a:ext cx="1076325" cy="1076325"/>
+                          </a:xfrm>
+                          <a:prstGeom prst="rect">
+                            <a:avLst/>
+                          </a:prstGeom>
+                        </pic:spPr>
+                      </pic:pic>
+                    </a:graphicData>
+                  </a:graphic>
+                </wp:inline>
+              </w:drawing>
+            </w:r>
+          </w:p>
+        </w:tc>
+        <w:tc>
+          <w:tcPr>
+            <w:tcW w:type="dxa" w:w="2268"/>
+            <w:tcBorders>
+              <w:top w:val="single" w:color="B5BCC4" w:sz="4"/>
+              <w:left w:val="single" w:color="B5BCC4" w:sz="4"/>
               <w:bottom w:val="single" w:color="000000" w:sz="24"/>
               <w:right w:val="single" w:color="000000" w:sz="24"/>
             </w:tcBorders>
-            <w:vAlign w:val="center"/>
-          </w:tcPr>
-          <w:p>
-            <w:pPr>
-              <w:keepNext w:val="false"/>
+            <w:tcMar>
+              <w:top w:type="dxa" w:w="0"/>
+              <w:left w:type="dxa" w:w="40"/>
+              <w:bottom w:type="dxa" w:w="0"/>
+              <w:right w:type="dxa" w:w="40"/>
+            </w:tcMar>
+            <w:vAlign w:val="center"/>
+          </w:tcPr>
+          <w:p>
+            <w:pPr>
+              <w:keepNext/>
+              <w:jc w:val="center"/>
+            </w:pPr>
+            <w:r>
+              <w:drawing>
+                <wp:inline distT="0" distB="0" distL="0" distR="0">
+                  <wp:extent cx="1076325" cy="1076325"/>
+                  <wp:effectExtent t="0" r="0" b="0" l="0"/>
+                  <wp:docPr id="1" name="apple" descr="apple" title="apple"/>
+                  <wp:cNvGraphicFramePr>
+                    <a:graphicFrameLocks xmlns:a="http://schemas.openxmlformats.org/drawingml/2006/main" noChangeAspect="1"/>
+                  </wp:cNvGraphicFramePr>
+                  <a:graphic xmlns:a="http://schemas.openxmlformats.org/drawingml/2006/main">
+                    <a:graphicData uri="http://schemas.openxmlformats.org/drawingml/2006/picture">
+                      <pic:pic xmlns:pic="http://schemas.openxmlformats.org/drawingml/2006/picture">
+                        <pic:nvPicPr>
+                          <pic:cNvPr id="0" name="" descr=""/>
+                          <pic:cNvPicPr>
+                            <a:picLocks noChangeAspect="1" noChangeArrowheads="1"/>
+                          </pic:cNvPicPr>
+                        </pic:nvPicPr>
+                        <pic:blipFill>
+                          <a:blip r:embed="rId9" cstate="none"/>
+                          <a:srcRect/>
+                          <a:stretch>
+                            <a:fillRect/>
+                          </a:stretch>
+                        </pic:blipFill>
+                        <pic:spPr bwMode="auto">
+                          <a:xfrm>
+                            <a:off x="0" y="0"/>
+                            <a:ext cx="1076325" cy="1076325"/>
+                          </a:xfrm>
+                          <a:prstGeom prst="rect">
+                            <a:avLst/>
+                          </a:prstGeom>
+                        </pic:spPr>
+                      </pic:pic>
+                    </a:graphicData>
+                  </a:graphic>
+                </wp:inline>
+              </w:drawing>
+            </w:r>
+          </w:p>
+        </w:tc>
+        <w:tc>
+          <w:tcPr>
+            <w:tcW w:type="dxa" w:w="2268"/>
+            <w:tcBorders>
+              <w:top w:val="single" w:color="B5BCC4" w:sz="4"/>
+              <w:left w:val="single" w:color="000000" w:sz="24"/>
+              <w:bottom w:val="single" w:color="000000" w:sz="24"/>
+              <w:right w:val="single" w:color="B5BCC4" w:sz="4"/>
+            </w:tcBorders>
+            <w:tcMar>
+              <w:top w:type="dxa" w:w="0"/>
+              <w:left w:type="dxa" w:w="40"/>
+              <w:bottom w:type="dxa" w:w="0"/>
+              <w:right w:type="dxa" w:w="40"/>
+            </w:tcMar>
+            <w:vAlign w:val="center"/>
+          </w:tcPr>
+          <w:p>
+            <w:pPr>
+              <w:keepNext/>
+              <w:spacing w:after="0"/>
+            </w:pPr>
+            <w:r>
+              <w:rPr>
+                <w:rFonts w:ascii="Arial" w:cs="Arial" w:eastAsia="Arial" w:hAnsi="Arial"/>
+                <w:b/>
+                <w:bCs/>
+                <w:color w:val="8A949C"/>
+                <w:sz w:val="14"/>
+                <w:szCs w:val="14"/>
+              </w:rPr>
+              <w:t xml:space="preserve">4</w:t>
+            </w:r>
+          </w:p>
+          <w:p>
+            <w:pPr>
+              <w:keepNext/>
+              <w:jc w:val="center"/>
+            </w:pPr>
+            <w:r>
+              <w:drawing>
+                <wp:inline distT="0" distB="0" distL="0" distR="0">
+                  <wp:extent cx="1076325" cy="1076325"/>
+                  <wp:effectExtent t="0" r="0" b="0" l="0"/>
+                  <wp:docPr id="1" name="nfc" descr="nfc" title="nfc"/>
+                  <wp:cNvGraphicFramePr>
+                    <a:graphicFrameLocks xmlns:a="http://schemas.openxmlformats.org/drawingml/2006/main" noChangeAspect="1"/>
+                  </wp:cNvGraphicFramePr>
+                  <a:graphic xmlns:a="http://schemas.openxmlformats.org/drawingml/2006/main">
+                    <a:graphicData uri="http://schemas.openxmlformats.org/drawingml/2006/picture">
+                      <pic:pic xmlns:pic="http://schemas.openxmlformats.org/drawingml/2006/picture">
+                        <pic:nvPicPr>
+                          <pic:cNvPr id="0" name="" descr=""/>
+                          <pic:cNvPicPr>
+                            <a:picLocks noChangeAspect="1" noChangeArrowheads="1"/>
+                          </pic:cNvPicPr>
+                        </pic:nvPicPr>
+                        <pic:blipFill>
+                          <a:blip r:embed="rId8" cstate="none"/>
+                          <a:srcRect/>
+                          <a:stretch>
+                            <a:fillRect/>
+                          </a:stretch>
+                        </pic:blipFill>
+                        <pic:spPr bwMode="auto">
+                          <a:xfrm>
+                            <a:off x="0" y="0"/>
+                            <a:ext cx="1076325" cy="1076325"/>
+                          </a:xfrm>
+                          <a:prstGeom prst="rect">
+                            <a:avLst/>
+                          </a:prstGeom>
+                        </pic:spPr>
+                      </pic:pic>
+                    </a:graphicData>
+                  </a:graphic>
+                </wp:inline>
+              </w:drawing>
+            </w:r>
+          </w:p>
+        </w:tc>
+        <w:tc>
+          <w:tcPr>
+            <w:tcW w:type="dxa" w:w="2268"/>
+            <w:tcBorders>
+              <w:top w:val="single" w:color="B5BCC4" w:sz="4"/>
+              <w:left w:val="single" w:color="B5BCC4" w:sz="4"/>
+              <w:bottom w:val="single" w:color="000000" w:sz="24"/>
+              <w:right w:val="single" w:color="B5BCC4" w:sz="4"/>
+            </w:tcBorders>
+            <w:tcMar>
+              <w:top w:type="dxa" w:w="0"/>
+              <w:left w:type="dxa" w:w="40"/>
+              <w:bottom w:type="dxa" w:w="0"/>
+              <w:right w:type="dxa" w:w="40"/>
+            </w:tcMar>
+            <w:vAlign w:val="center"/>
+          </w:tcPr>
+          <w:p>
+            <w:pPr>
+              <w:keepNext/>
+              <w:jc w:val="center"/>
+            </w:pPr>
+            <w:r>
+              <w:drawing>
+                <wp:inline distT="0" distB="0" distL="0" distR="0">
+                  <wp:extent cx="1076325" cy="1076325"/>
+                  <wp:effectExtent t="0" r="0" b="0" l="0"/>
+                  <wp:docPr id="1" name="mcm" descr="mcm" title="mcm"/>
+                  <wp:cNvGraphicFramePr>
+                    <a:graphicFrameLocks xmlns:a="http://schemas.openxmlformats.org/drawingml/2006/main" noChangeAspect="1"/>
+                  </wp:cNvGraphicFramePr>
+                  <a:graphic xmlns:a="http://schemas.openxmlformats.org/drawingml/2006/main">
+                    <a:graphicData uri="http://schemas.openxmlformats.org/drawingml/2006/picture">
+                      <pic:pic xmlns:pic="http://schemas.openxmlformats.org/drawingml/2006/picture">
+                        <pic:nvPicPr>
+                          <pic:cNvPr id="0" name="" descr=""/>
+                          <pic:cNvPicPr>
+                            <a:picLocks noChangeAspect="1" noChangeArrowheads="1"/>
+                          </pic:cNvPicPr>
+                        </pic:nvPicPr>
+                        <pic:blipFill>
+                          <a:blip r:embed="rId10" cstate="none"/>
+                          <a:srcRect/>
+                          <a:stretch>
+                            <a:fillRect/>
+                          </a:stretch>
+                        </pic:blipFill>
+                        <pic:spPr bwMode="auto">
+                          <a:xfrm>
+                            <a:off x="0" y="0"/>
+                            <a:ext cx="1076325" cy="1076325"/>
+                          </a:xfrm>
+                          <a:prstGeom prst="rect">
+                            <a:avLst/>
+                          </a:prstGeom>
+                        </pic:spPr>
+                      </pic:pic>
+                    </a:graphicData>
+                  </a:graphic>
+                </wp:inline>
+              </w:drawing>
+            </w:r>
+          </w:p>
+        </w:tc>
+        <w:tc>
+          <w:tcPr>
+            <w:tcW w:type="dxa" w:w="2268"/>
+            <w:tcBorders>
+              <w:top w:val="single" w:color="B5BCC4" w:sz="4"/>
+              <w:left w:val="single" w:color="B5BCC4" w:sz="4"/>
+              <w:bottom w:val="single" w:color="000000" w:sz="24"/>
+              <w:right w:val="single" w:color="B5BCC4" w:sz="4"/>
+            </w:tcBorders>
+            <w:tcMar>
+              <w:top w:type="dxa" w:w="0"/>
+              <w:left w:type="dxa" w:w="40"/>
+              <w:bottom w:type="dxa" w:w="0"/>
+              <w:right w:type="dxa" w:w="40"/>
+            </w:tcMar>
+            <w:vAlign w:val="center"/>
+          </w:tcPr>
+          <w:p>
+            <w:pPr>
+              <w:keepNext/>
+              <w:jc w:val="center"/>
+            </w:pPr>
+            <w:r>
+              <w:drawing>
+                <wp:inline distT="0" distB="0" distL="0" distR="0">
+                  <wp:extent cx="1076325" cy="1076325"/>
+                  <wp:effectExtent t="0" r="0" b="0" l="0"/>
+                  <wp:docPr id="1" name="visav" descr="visav" title="visav"/>
+                  <wp:cNvGraphicFramePr>
+                    <a:graphicFrameLocks xmlns:a="http://schemas.openxmlformats.org/drawingml/2006/main" noChangeAspect="1"/>
+                  </wp:cNvGraphicFramePr>
+                  <a:graphic xmlns:a="http://schemas.openxmlformats.org/drawingml/2006/main">
+                    <a:graphicData uri="http://schemas.openxmlformats.org/drawingml/2006/picture">
+                      <pic:pic xmlns:pic="http://schemas.openxmlformats.org/drawingml/2006/picture">
+                        <pic:nvPicPr>
+                          <pic:cNvPr id="0" name="" descr=""/>
+                          <pic:cNvPicPr>
+                            <a:picLocks noChangeAspect="1" noChangeArrowheads="1"/>
+                          </pic:cNvPicPr>
+                        </pic:nvPicPr>
+                        <pic:blipFill>
+                          <a:blip r:embed="rId11" cstate="none"/>
+                          <a:srcRect/>
+                          <a:stretch>
+                            <a:fillRect/>
+                          </a:stretch>
+                        </pic:blipFill>
+                        <pic:spPr bwMode="auto">
+                          <a:xfrm>
+                            <a:off x="0" y="0"/>
+                            <a:ext cx="1076325" cy="1076325"/>
+                          </a:xfrm>
+                          <a:prstGeom prst="rect">
+                            <a:avLst/>
+                          </a:prstGeom>
+                        </pic:spPr>
+                      </pic:pic>
+                    </a:graphicData>
+                  </a:graphic>
+                </wp:inline>
+              </w:drawing>
+            </w:r>
+          </w:p>
+        </w:tc>
+        <w:tc>
+          <w:tcPr>
+            <w:tcW w:type="dxa" w:w="2268"/>
+            <w:tcBorders>
+              <w:top w:val="single" w:color="B5BCC4" w:sz="4"/>
+              <w:left w:val="single" w:color="B5BCC4" w:sz="4"/>
+              <w:bottom w:val="single" w:color="000000" w:sz="24"/>
+              <w:right w:val="single" w:color="B5BCC4" w:sz="4"/>
+            </w:tcBorders>
+            <w:tcMar>
+              <w:top w:type="dxa" w:w="0"/>
+              <w:left w:type="dxa" w:w="40"/>
+              <w:bottom w:type="dxa" w:w="0"/>
+              <w:right w:type="dxa" w:w="40"/>
+            </w:tcMar>
+            <w:vAlign w:val="center"/>
+          </w:tcPr>
+          <w:p>
+            <w:pPr>
+              <w:keepNext/>
+              <w:jc w:val="center"/>
+            </w:pPr>
+            <w:r>
+              <w:drawing>
+                <wp:inline distT="0" distB="0" distL="0" distR="0">
+                  <wp:extent cx="1076325" cy="1076325"/>
+                  <wp:effectExtent t="0" r="0" b="0" l="0"/>
+                  <wp:docPr id="1" name="apple" descr="apple" title="apple"/>
+                  <wp:cNvGraphicFramePr>
+                    <a:graphicFrameLocks xmlns:a="http://schemas.openxmlformats.org/drawingml/2006/main" noChangeAspect="1"/>
+                  </wp:cNvGraphicFramePr>
+                  <a:graphic xmlns:a="http://schemas.openxmlformats.org/drawingml/2006/main">
+                    <a:graphicData uri="http://schemas.openxmlformats.org/drawingml/2006/picture">
+                      <pic:pic xmlns:pic="http://schemas.openxmlformats.org/drawingml/2006/picture">
+                        <pic:nvPicPr>
+                          <pic:cNvPr id="0" name="" descr=""/>
+                          <pic:cNvPicPr>
+                            <a:picLocks noChangeAspect="1" noChangeArrowheads="1"/>
+                          </pic:cNvPicPr>
+                        </pic:nvPicPr>
+                        <pic:blipFill>
+                          <a:blip r:embed="rId9" cstate="none"/>
+                          <a:srcRect/>
+                          <a:stretch>
+                            <a:fillRect/>
+                          </a:stretch>
+                        </pic:blipFill>
+                        <pic:spPr bwMode="auto">
+                          <a:xfrm>
+                            <a:off x="0" y="0"/>
+                            <a:ext cx="1076325" cy="1076325"/>
+                          </a:xfrm>
+                          <a:prstGeom prst="rect">
+                            <a:avLst/>
+                          </a:prstGeom>
+                        </pic:spPr>
+                      </pic:pic>
+                    </a:graphicData>
+                  </a:graphic>
+                </wp:inline>
+              </w:drawing>
+            </w:r>
+          </w:p>
+        </w:tc>
+        <w:tc>
+          <w:tcPr>
+            <w:tcW w:type="dxa" w:w="2268"/>
+            <w:tcBorders>
+              <w:top w:val="single" w:color="B5BCC4" w:sz="4"/>
+              <w:left w:val="single" w:color="B5BCC4" w:sz="4"/>
+              <w:bottom w:val="single" w:color="000000" w:sz="24"/>
+              <w:right w:val="single" w:color="000000" w:sz="24"/>
+            </w:tcBorders>
+            <w:tcMar>
+              <w:top w:type="dxa" w:w="0"/>
+              <w:left w:type="dxa" w:w="40"/>
+              <w:bottom w:type="dxa" w:w="0"/>
+              <w:right w:type="dxa" w:w="40"/>
+            </w:tcMar>
+            <w:vAlign w:val="center"/>
+          </w:tcPr>
+          <w:p>
+            <w:pPr>
+              <w:keepNext/>
               <w:jc w:val="center"/>
             </w:pPr>
             <w:r>
@@ -2032,12 +3838,948 @@
           </w:p>
         </w:tc>
       </w:tr>
+      <w:tr>
+        <w:trPr>
+          <w:cantSplit/>
+          <w:trHeight w:val="2268" w:hRule="exact"/>
+        </w:trPr>
+        <w:tc>
+          <w:tcPr>
+            <w:tcW w:type="dxa" w:w="2268"/>
+            <w:tcBorders>
+              <w:top w:val="single" w:color="000000" w:sz="24"/>
+              <w:left w:val="single" w:color="000000" w:sz="24"/>
+              <w:bottom w:val="single" w:color="000000" w:sz="24"/>
+              <w:right w:val="single" w:color="000000" w:sz="24"/>
+            </w:tcBorders>
+            <w:tcMar>
+              <w:top w:type="dxa" w:w="0"/>
+              <w:left w:type="dxa" w:w="40"/>
+              <w:bottom w:type="dxa" w:w="0"/>
+              <w:right w:type="dxa" w:w="40"/>
+            </w:tcMar>
+            <w:vAlign w:val="center"/>
+          </w:tcPr>
+          <w:p>
+            <w:pPr>
+              <w:keepNext/>
+              <w:spacing w:after="0"/>
+            </w:pPr>
+            <w:r>
+              <w:rPr>
+                <w:rFonts w:ascii="Arial" w:cs="Arial" w:eastAsia="Arial" w:hAnsi="Arial"/>
+                <w:b/>
+                <w:bCs/>
+                <w:color w:val="8A949C"/>
+                <w:sz w:val="14"/>
+                <w:szCs w:val="14"/>
+              </w:rPr>
+              <w:t xml:space="preserve">5</w:t>
+            </w:r>
+          </w:p>
+          <w:p>
+            <w:pPr>
+              <w:keepNext w:val="false"/>
+              <w:jc w:val="center"/>
+            </w:pPr>
+            <w:r>
+              <w:drawing>
+                <wp:inline distT="0" distB="0" distL="0" distR="0">
+                  <wp:extent cx="1076325" cy="1076325"/>
+                  <wp:effectExtent t="0" r="0" b="0" l="0"/>
+                  <wp:docPr id="1" name="google" descr="google" title="google"/>
+                  <wp:cNvGraphicFramePr>
+                    <a:graphicFrameLocks xmlns:a="http://schemas.openxmlformats.org/drawingml/2006/main" noChangeAspect="1"/>
+                  </wp:cNvGraphicFramePr>
+                  <a:graphic xmlns:a="http://schemas.openxmlformats.org/drawingml/2006/main">
+                    <a:graphicData uri="http://schemas.openxmlformats.org/drawingml/2006/picture">
+                      <pic:pic xmlns:pic="http://schemas.openxmlformats.org/drawingml/2006/picture">
+                        <pic:nvPicPr>
+                          <pic:cNvPr id="0" name="" descr=""/>
+                          <pic:cNvPicPr>
+                            <a:picLocks noChangeAspect="1" noChangeArrowheads="1"/>
+                          </pic:cNvPicPr>
+                        </pic:nvPicPr>
+                        <pic:blipFill>
+                          <a:blip r:embed="rId12" cstate="none"/>
+                          <a:srcRect/>
+                          <a:stretch>
+                            <a:fillRect/>
+                          </a:stretch>
+                        </pic:blipFill>
+                        <pic:spPr bwMode="auto">
+                          <a:xfrm>
+                            <a:off x="0" y="0"/>
+                            <a:ext cx="1076325" cy="1076325"/>
+                          </a:xfrm>
+                          <a:prstGeom prst="rect">
+                            <a:avLst/>
+                          </a:prstGeom>
+                        </pic:spPr>
+                      </pic:pic>
+                    </a:graphicData>
+                  </a:graphic>
+                </wp:inline>
+              </w:drawing>
+            </w:r>
+          </w:p>
+        </w:tc>
+        <w:tc>
+          <w:tcPr>
+            <w:tcW w:type="dxa" w:w="2268"/>
+            <w:tcBorders>
+              <w:top w:val="single" w:color="B5BCC4" w:sz="4"/>
+              <w:left w:val="single" w:color="000000" w:sz="24"/>
+              <w:bottom w:val="single" w:color="000000" w:sz="24"/>
+              <w:right w:val="single" w:color="B5BCC4" w:sz="4"/>
+            </w:tcBorders>
+            <w:tcMar>
+              <w:top w:type="dxa" w:w="0"/>
+              <w:left w:type="dxa" w:w="40"/>
+              <w:bottom w:type="dxa" w:w="0"/>
+              <w:right w:type="dxa" w:w="40"/>
+            </w:tcMar>
+            <w:vAlign w:val="center"/>
+          </w:tcPr>
+          <w:p>
+            <w:pPr>
+              <w:keepNext w:val="false"/>
+              <w:jc w:val="center"/>
+            </w:pPr>
+            <w:r>
+              <w:drawing>
+                <wp:inline distT="0" distB="0" distL="0" distR="0">
+                  <wp:extent cx="1076325" cy="1076325"/>
+                  <wp:effectExtent t="0" r="0" b="0" l="0"/>
+                  <wp:docPr id="1" name="mcm" descr="mcm" title="mcm"/>
+                  <wp:cNvGraphicFramePr>
+                    <a:graphicFrameLocks xmlns:a="http://schemas.openxmlformats.org/drawingml/2006/main" noChangeAspect="1"/>
+                  </wp:cNvGraphicFramePr>
+                  <a:graphic xmlns:a="http://schemas.openxmlformats.org/drawingml/2006/main">
+                    <a:graphicData uri="http://schemas.openxmlformats.org/drawingml/2006/picture">
+                      <pic:pic xmlns:pic="http://schemas.openxmlformats.org/drawingml/2006/picture">
+                        <pic:nvPicPr>
+                          <pic:cNvPr id="0" name="" descr=""/>
+                          <pic:cNvPicPr>
+                            <a:picLocks noChangeAspect="1" noChangeArrowheads="1"/>
+                          </pic:cNvPicPr>
+                        </pic:nvPicPr>
+                        <pic:blipFill>
+                          <a:blip r:embed="rId10" cstate="none"/>
+                          <a:srcRect/>
+                          <a:stretch>
+                            <a:fillRect/>
+                          </a:stretch>
+                        </pic:blipFill>
+                        <pic:spPr bwMode="auto">
+                          <a:xfrm>
+                            <a:off x="0" y="0"/>
+                            <a:ext cx="1076325" cy="1076325"/>
+                          </a:xfrm>
+                          <a:prstGeom prst="rect">
+                            <a:avLst/>
+                          </a:prstGeom>
+                        </pic:spPr>
+                      </pic:pic>
+                    </a:graphicData>
+                  </a:graphic>
+                </wp:inline>
+              </w:drawing>
+            </w:r>
+          </w:p>
+        </w:tc>
+        <w:tc>
+          <w:tcPr>
+            <w:tcW w:type="dxa" w:w="2268"/>
+            <w:tcBorders>
+              <w:top w:val="single" w:color="B5BCC4" w:sz="4"/>
+              <w:left w:val="single" w:color="B5BCC4" w:sz="4"/>
+              <w:bottom w:val="single" w:color="000000" w:sz="24"/>
+              <w:right w:val="single" w:color="B5BCC4" w:sz="4"/>
+            </w:tcBorders>
+            <w:tcMar>
+              <w:top w:type="dxa" w:w="0"/>
+              <w:left w:type="dxa" w:w="40"/>
+              <w:bottom w:type="dxa" w:w="0"/>
+              <w:right w:type="dxa" w:w="40"/>
+            </w:tcMar>
+            <w:vAlign w:val="center"/>
+          </w:tcPr>
+          <w:p>
+            <w:pPr>
+              <w:keepNext w:val="false"/>
+              <w:jc w:val="center"/>
+            </w:pPr>
+            <w:r>
+              <w:drawing>
+                <wp:inline distT="0" distB="0" distL="0" distR="0">
+                  <wp:extent cx="1076325" cy="1076325"/>
+                  <wp:effectExtent t="0" r="0" b="0" l="0"/>
+                  <wp:docPr id="1" name="visav" descr="visav" title="visav"/>
+                  <wp:cNvGraphicFramePr>
+                    <a:graphicFrameLocks xmlns:a="http://schemas.openxmlformats.org/drawingml/2006/main" noChangeAspect="1"/>
+                  </wp:cNvGraphicFramePr>
+                  <a:graphic xmlns:a="http://schemas.openxmlformats.org/drawingml/2006/main">
+                    <a:graphicData uri="http://schemas.openxmlformats.org/drawingml/2006/picture">
+                      <pic:pic xmlns:pic="http://schemas.openxmlformats.org/drawingml/2006/picture">
+                        <pic:nvPicPr>
+                          <pic:cNvPr id="0" name="" descr=""/>
+                          <pic:cNvPicPr>
+                            <a:picLocks noChangeAspect="1" noChangeArrowheads="1"/>
+                          </pic:cNvPicPr>
+                        </pic:nvPicPr>
+                        <pic:blipFill>
+                          <a:blip r:embed="rId11" cstate="none"/>
+                          <a:srcRect/>
+                          <a:stretch>
+                            <a:fillRect/>
+                          </a:stretch>
+                        </pic:blipFill>
+                        <pic:spPr bwMode="auto">
+                          <a:xfrm>
+                            <a:off x="0" y="0"/>
+                            <a:ext cx="1076325" cy="1076325"/>
+                          </a:xfrm>
+                          <a:prstGeom prst="rect">
+                            <a:avLst/>
+                          </a:prstGeom>
+                        </pic:spPr>
+                      </pic:pic>
+                    </a:graphicData>
+                  </a:graphic>
+                </wp:inline>
+              </w:drawing>
+            </w:r>
+          </w:p>
+        </w:tc>
+        <w:tc>
+          <w:tcPr>
+            <w:tcW w:type="dxa" w:w="2268"/>
+            <w:tcBorders>
+              <w:top w:val="single" w:color="B5BCC4" w:sz="4"/>
+              <w:left w:val="single" w:color="B5BCC4" w:sz="4"/>
+              <w:bottom w:val="single" w:color="000000" w:sz="24"/>
+              <w:right w:val="single" w:color="000000" w:sz="24"/>
+            </w:tcBorders>
+            <w:tcMar>
+              <w:top w:type="dxa" w:w="0"/>
+              <w:left w:type="dxa" w:w="40"/>
+              <w:bottom w:type="dxa" w:w="0"/>
+              <w:right w:type="dxa" w:w="40"/>
+            </w:tcMar>
+            <w:vAlign w:val="center"/>
+          </w:tcPr>
+          <w:p>
+            <w:pPr>
+              <w:keepNext w:val="false"/>
+              <w:jc w:val="center"/>
+            </w:pPr>
+            <w:r>
+              <w:drawing>
+                <wp:inline distT="0" distB="0" distL="0" distR="0">
+                  <wp:extent cx="1076325" cy="1076325"/>
+                  <wp:effectExtent t="0" r="0" b="0" l="0"/>
+                  <wp:docPr id="1" name="google" descr="google" title="google"/>
+                  <wp:cNvGraphicFramePr>
+                    <a:graphicFrameLocks xmlns:a="http://schemas.openxmlformats.org/drawingml/2006/main" noChangeAspect="1"/>
+                  </wp:cNvGraphicFramePr>
+                  <a:graphic xmlns:a="http://schemas.openxmlformats.org/drawingml/2006/main">
+                    <a:graphicData uri="http://schemas.openxmlformats.org/drawingml/2006/picture">
+                      <pic:pic xmlns:pic="http://schemas.openxmlformats.org/drawingml/2006/picture">
+                        <pic:nvPicPr>
+                          <pic:cNvPr id="0" name="" descr=""/>
+                          <pic:cNvPicPr>
+                            <a:picLocks noChangeAspect="1" noChangeArrowheads="1"/>
+                          </pic:cNvPicPr>
+                        </pic:nvPicPr>
+                        <pic:blipFill>
+                          <a:blip r:embed="rId12" cstate="none"/>
+                          <a:srcRect/>
+                          <a:stretch>
+                            <a:fillRect/>
+                          </a:stretch>
+                        </pic:blipFill>
+                        <pic:spPr bwMode="auto">
+                          <a:xfrm>
+                            <a:off x="0" y="0"/>
+                            <a:ext cx="1076325" cy="1076325"/>
+                          </a:xfrm>
+                          <a:prstGeom prst="rect">
+                            <a:avLst/>
+                          </a:prstGeom>
+                        </pic:spPr>
+                      </pic:pic>
+                    </a:graphicData>
+                  </a:graphic>
+                </wp:inline>
+              </w:drawing>
+            </w:r>
+          </w:p>
+        </w:tc>
+        <w:tc>
+          <w:tcPr>
+            <w:tcW w:type="dxa" w:w="2268"/>
+            <w:tcBorders>
+              <w:top w:val="single" w:color="000000" w:sz="24"/>
+              <w:left w:val="single" w:color="000000" w:sz="24"/>
+              <w:bottom w:val="single" w:color="000000" w:sz="24"/>
+              <w:right w:val="single" w:color="000000" w:sz="24"/>
+            </w:tcBorders>
+            <w:tcMar>
+              <w:top w:type="dxa" w:w="0"/>
+              <w:left w:type="dxa" w:w="40"/>
+              <w:bottom w:type="dxa" w:w="0"/>
+              <w:right w:type="dxa" w:w="40"/>
+            </w:tcMar>
+            <w:vAlign w:val="center"/>
+          </w:tcPr>
+          <w:p>
+            <w:pPr>
+              <w:keepNext/>
+              <w:spacing w:after="0"/>
+            </w:pPr>
+            <w:r>
+              <w:rPr>
+                <w:rFonts w:ascii="Arial" w:cs="Arial" w:eastAsia="Arial" w:hAnsi="Arial"/>
+                <w:b/>
+                <w:bCs/>
+                <w:color w:val="8A949C"/>
+                <w:sz w:val="14"/>
+                <w:szCs w:val="14"/>
+              </w:rPr>
+              <w:t xml:space="preserve">6</w:t>
+            </w:r>
+          </w:p>
+          <w:p>
+            <w:pPr>
+              <w:keepNext w:val="false"/>
+              <w:jc w:val="center"/>
+            </w:pPr>
+            <w:r>
+              <w:drawing>
+                <wp:inline distT="0" distB="0" distL="0" distR="0">
+                  <wp:extent cx="1076325" cy="1076325"/>
+                  <wp:effectExtent t="0" r="0" b="0" l="0"/>
+                  <wp:docPr id="1" name="mcm" descr="mcm" title="mcm"/>
+                  <wp:cNvGraphicFramePr>
+                    <a:graphicFrameLocks xmlns:a="http://schemas.openxmlformats.org/drawingml/2006/main" noChangeAspect="1"/>
+                  </wp:cNvGraphicFramePr>
+                  <a:graphic xmlns:a="http://schemas.openxmlformats.org/drawingml/2006/main">
+                    <a:graphicData uri="http://schemas.openxmlformats.org/drawingml/2006/picture">
+                      <pic:pic xmlns:pic="http://schemas.openxmlformats.org/drawingml/2006/picture">
+                        <pic:nvPicPr>
+                          <pic:cNvPr id="0" name="" descr=""/>
+                          <pic:cNvPicPr>
+                            <a:picLocks noChangeAspect="1" noChangeArrowheads="1"/>
+                          </pic:cNvPicPr>
+                        </pic:nvPicPr>
+                        <pic:blipFill>
+                          <a:blip r:embed="rId10" cstate="none"/>
+                          <a:srcRect/>
+                          <a:stretch>
+                            <a:fillRect/>
+                          </a:stretch>
+                        </pic:blipFill>
+                        <pic:spPr bwMode="auto">
+                          <a:xfrm>
+                            <a:off x="0" y="0"/>
+                            <a:ext cx="1076325" cy="1076325"/>
+                          </a:xfrm>
+                          <a:prstGeom prst="rect">
+                            <a:avLst/>
+                          </a:prstGeom>
+                        </pic:spPr>
+                      </pic:pic>
+                    </a:graphicData>
+                  </a:graphic>
+                </wp:inline>
+              </w:drawing>
+            </w:r>
+          </w:p>
+        </w:tc>
+        <w:tc>
+          <w:tcPr>
+            <w:tcW w:type="dxa" w:w="2268"/>
+            <w:tcBorders>
+              <w:top w:val="single" w:color="000000" w:sz="24"/>
+              <w:left w:val="single" w:color="000000" w:sz="24"/>
+              <w:bottom w:val="single" w:color="000000" w:sz="24"/>
+              <w:right w:val="single" w:color="000000" w:sz="24"/>
+            </w:tcBorders>
+            <w:tcMar>
+              <w:top w:type="dxa" w:w="0"/>
+              <w:left w:type="dxa" w:w="40"/>
+              <w:bottom w:type="dxa" w:w="0"/>
+              <w:right w:type="dxa" w:w="40"/>
+            </w:tcMar>
+            <w:vAlign w:val="center"/>
+          </w:tcPr>
+          <w:p>
+            <w:pPr>
+              <w:keepNext/>
+              <w:spacing w:after="0"/>
+            </w:pPr>
+            <w:r>
+              <w:rPr>
+                <w:rFonts w:ascii="Arial" w:cs="Arial" w:eastAsia="Arial" w:hAnsi="Arial"/>
+                <w:b/>
+                <w:bCs/>
+                <w:color w:val="8A949C"/>
+                <w:sz w:val="14"/>
+                <w:szCs w:val="14"/>
+              </w:rPr>
+              <w:t xml:space="preserve">7</w:t>
+            </w:r>
+          </w:p>
+          <w:p>
+            <w:pPr>
+              <w:keepNext w:val="false"/>
+              <w:jc w:val="center"/>
+            </w:pPr>
+            <w:r>
+              <w:drawing>
+                <wp:inline distT="0" distB="0" distL="0" distR="0">
+                  <wp:extent cx="1076325" cy="1076325"/>
+                  <wp:effectExtent t="0" r="0" b="0" l="0"/>
+                  <wp:docPr id="1" name="visav" descr="visav" title="visav"/>
+                  <wp:cNvGraphicFramePr>
+                    <a:graphicFrameLocks xmlns:a="http://schemas.openxmlformats.org/drawingml/2006/main" noChangeAspect="1"/>
+                  </wp:cNvGraphicFramePr>
+                  <a:graphic xmlns:a="http://schemas.openxmlformats.org/drawingml/2006/main">
+                    <a:graphicData uri="http://schemas.openxmlformats.org/drawingml/2006/picture">
+                      <pic:pic xmlns:pic="http://schemas.openxmlformats.org/drawingml/2006/picture">
+                        <pic:nvPicPr>
+                          <pic:cNvPr id="0" name="" descr=""/>
+                          <pic:cNvPicPr>
+                            <a:picLocks noChangeAspect="1" noChangeArrowheads="1"/>
+                          </pic:cNvPicPr>
+                        </pic:nvPicPr>
+                        <pic:blipFill>
+                          <a:blip r:embed="rId11" cstate="none"/>
+                          <a:srcRect/>
+                          <a:stretch>
+                            <a:fillRect/>
+                          </a:stretch>
+                        </pic:blipFill>
+                        <pic:spPr bwMode="auto">
+                          <a:xfrm>
+                            <a:off x="0" y="0"/>
+                            <a:ext cx="1076325" cy="1076325"/>
+                          </a:xfrm>
+                          <a:prstGeom prst="rect">
+                            <a:avLst/>
+                          </a:prstGeom>
+                        </pic:spPr>
+                      </pic:pic>
+                    </a:graphicData>
+                  </a:graphic>
+                </wp:inline>
+              </w:drawing>
+            </w:r>
+          </w:p>
+        </w:tc>
+        <w:tc>
+          <w:tcPr>
+            <w:tcW w:type="dxa" w:w="2268"/>
+            <w:tcBorders>
+              <w:top w:val="single" w:color="000000" w:sz="24"/>
+              <w:left w:val="single" w:color="000000" w:sz="24"/>
+              <w:bottom w:val="single" w:color="000000" w:sz="24"/>
+              <w:right w:val="single" w:color="000000" w:sz="24"/>
+            </w:tcBorders>
+            <w:tcMar>
+              <w:top w:type="dxa" w:w="0"/>
+              <w:left w:type="dxa" w:w="40"/>
+              <w:bottom w:type="dxa" w:w="0"/>
+              <w:right w:type="dxa" w:w="40"/>
+            </w:tcMar>
+            <w:vAlign w:val="center"/>
+          </w:tcPr>
+          <w:p>
+            <w:pPr>
+              <w:keepNext/>
+              <w:spacing w:after="0"/>
+            </w:pPr>
+            <w:r>
+              <w:rPr>
+                <w:rFonts w:ascii="Arial" w:cs="Arial" w:eastAsia="Arial" w:hAnsi="Arial"/>
+                <w:b/>
+                <w:bCs/>
+                <w:color w:val="8A949C"/>
+                <w:sz w:val="14"/>
+                <w:szCs w:val="14"/>
+              </w:rPr>
+              <w:t xml:space="preserve">8</w:t>
+            </w:r>
+          </w:p>
+          <w:p>
+            <w:pPr>
+              <w:keepNext w:val="false"/>
+              <w:jc w:val="center"/>
+            </w:pPr>
+            <w:r>
+              <w:drawing>
+                <wp:inline distT="0" distB="0" distL="0" distR="0">
+                  <wp:extent cx="1076325" cy="1076325"/>
+                  <wp:effectExtent t="0" r="0" b="0" l="0"/>
+                  <wp:docPr id="1" name="nfc" descr="nfc" title="nfc"/>
+                  <wp:cNvGraphicFramePr>
+                    <a:graphicFrameLocks xmlns:a="http://schemas.openxmlformats.org/drawingml/2006/main" noChangeAspect="1"/>
+                  </wp:cNvGraphicFramePr>
+                  <a:graphic xmlns:a="http://schemas.openxmlformats.org/drawingml/2006/main">
+                    <a:graphicData uri="http://schemas.openxmlformats.org/drawingml/2006/picture">
+                      <pic:pic xmlns:pic="http://schemas.openxmlformats.org/drawingml/2006/picture">
+                        <pic:nvPicPr>
+                          <pic:cNvPr id="0" name="" descr=""/>
+                          <pic:cNvPicPr>
+                            <a:picLocks noChangeAspect="1" noChangeArrowheads="1"/>
+                          </pic:cNvPicPr>
+                        </pic:nvPicPr>
+                        <pic:blipFill>
+                          <a:blip r:embed="rId8" cstate="none"/>
+                          <a:srcRect/>
+                          <a:stretch>
+                            <a:fillRect/>
+                          </a:stretch>
+                        </pic:blipFill>
+                        <pic:spPr bwMode="auto">
+                          <a:xfrm>
+                            <a:off x="0" y="0"/>
+                            <a:ext cx="1076325" cy="1076325"/>
+                          </a:xfrm>
+                          <a:prstGeom prst="rect">
+                            <a:avLst/>
+                          </a:prstGeom>
+                        </pic:spPr>
+                      </pic:pic>
+                    </a:graphicData>
+                  </a:graphic>
+                </wp:inline>
+              </w:drawing>
+            </w:r>
+          </w:p>
+        </w:tc>
+        <w:tc>
+          <w:tcPr>
+            <w:tcW w:type="dxa" w:w="2268"/>
+            <w:tcBorders>
+              <w:top w:val="single" w:color="000000" w:sz="24"/>
+              <w:left w:val="single" w:color="000000" w:sz="24"/>
+              <w:bottom w:val="single" w:color="000000" w:sz="24"/>
+              <w:right w:val="single" w:color="000000" w:sz="24"/>
+            </w:tcBorders>
+            <w:tcMar>
+              <w:top w:type="dxa" w:w="0"/>
+              <w:left w:type="dxa" w:w="40"/>
+              <w:bottom w:type="dxa" w:w="0"/>
+              <w:right w:type="dxa" w:w="40"/>
+            </w:tcMar>
+            <w:vAlign w:val="center"/>
+          </w:tcPr>
+          <w:p>
+            <w:pPr>
+              <w:keepNext/>
+              <w:spacing w:after="0"/>
+            </w:pPr>
+            <w:r>
+              <w:rPr>
+                <w:rFonts w:ascii="Arial" w:cs="Arial" w:eastAsia="Arial" w:hAnsi="Arial"/>
+                <w:b/>
+                <w:bCs/>
+                <w:color w:val="8A949C"/>
+                <w:sz w:val="14"/>
+                <w:szCs w:val="14"/>
+              </w:rPr>
+              <w:t xml:space="preserve">9</w:t>
+            </w:r>
+          </w:p>
+          <w:p>
+            <w:pPr>
+              <w:keepNext w:val="false"/>
+              <w:jc w:val="center"/>
+            </w:pPr>
+            <w:r>
+              <w:drawing>
+                <wp:inline distT="0" distB="0" distL="0" distR="0">
+                  <wp:extent cx="1076325" cy="1076325"/>
+                  <wp:effectExtent t="0" r="0" b="0" l="0"/>
+                  <wp:docPr id="1" name="amex" descr="amex" title="amex"/>
+                  <wp:cNvGraphicFramePr>
+                    <a:graphicFrameLocks xmlns:a="http://schemas.openxmlformats.org/drawingml/2006/main" noChangeAspect="1"/>
+                  </wp:cNvGraphicFramePr>
+                  <a:graphic xmlns:a="http://schemas.openxmlformats.org/drawingml/2006/main">
+                    <a:graphicData uri="http://schemas.openxmlformats.org/drawingml/2006/picture">
+                      <pic:pic xmlns:pic="http://schemas.openxmlformats.org/drawingml/2006/picture">
+                        <pic:nvPicPr>
+                          <pic:cNvPr id="0" name="" descr=""/>
+                          <pic:cNvPicPr>
+                            <a:picLocks noChangeAspect="1" noChangeArrowheads="1"/>
+                          </pic:cNvPicPr>
+                        </pic:nvPicPr>
+                        <pic:blipFill>
+                          <a:blip r:embed="rId13" cstate="none"/>
+                          <a:srcRect/>
+                          <a:stretch>
+                            <a:fillRect/>
+                          </a:stretch>
+                        </pic:blipFill>
+                        <pic:spPr bwMode="auto">
+                          <a:xfrm>
+                            <a:off x="0" y="0"/>
+                            <a:ext cx="1076325" cy="1076325"/>
+                          </a:xfrm>
+                          <a:prstGeom prst="rect">
+                            <a:avLst/>
+                          </a:prstGeom>
+                        </pic:spPr>
+                      </pic:pic>
+                    </a:graphicData>
+                  </a:graphic>
+                </wp:inline>
+              </w:drawing>
+            </w:r>
+          </w:p>
+        </w:tc>
+        <w:tc>
+          <w:tcPr>
+            <w:tcW w:type="dxa" w:w="2268"/>
+            <w:tcBorders>
+              <w:top w:val="single" w:color="000000" w:sz="24"/>
+              <w:left w:val="single" w:color="000000" w:sz="24"/>
+              <w:bottom w:val="single" w:color="000000" w:sz="24"/>
+              <w:right w:val="single" w:color="000000" w:sz="24"/>
+            </w:tcBorders>
+            <w:tcMar>
+              <w:top w:type="dxa" w:w="0"/>
+              <w:left w:type="dxa" w:w="40"/>
+              <w:bottom w:type="dxa" w:w="0"/>
+              <w:right w:type="dxa" w:w="40"/>
+            </w:tcMar>
+            <w:vAlign w:val="center"/>
+          </w:tcPr>
+          <w:p>
+            <w:pPr>
+              <w:keepNext/>
+              <w:spacing w:after="0"/>
+            </w:pPr>
+            <w:r>
+              <w:rPr>
+                <w:rFonts w:ascii="Arial" w:cs="Arial" w:eastAsia="Arial" w:hAnsi="Arial"/>
+                <w:b/>
+                <w:bCs/>
+                <w:color w:val="8A949C"/>
+                <w:sz w:val="14"/>
+                <w:szCs w:val="14"/>
+              </w:rPr>
+              <w:t xml:space="preserve">10</w:t>
+            </w:r>
+          </w:p>
+          <w:p>
+            <w:pPr>
+              <w:keepNext w:val="false"/>
+              <w:jc w:val="center"/>
+            </w:pPr>
+            <w:r>
+              <w:drawing>
+                <wp:inline distT="0" distB="0" distL="0" distR="0">
+                  <wp:extent cx="1076325" cy="1076325"/>
+                  <wp:effectExtent t="0" r="0" b="0" l="0"/>
+                  <wp:docPr id="1" name="diners" descr="diners" title="diners"/>
+                  <wp:cNvGraphicFramePr>
+                    <a:graphicFrameLocks xmlns:a="http://schemas.openxmlformats.org/drawingml/2006/main" noChangeAspect="1"/>
+                  </wp:cNvGraphicFramePr>
+                  <a:graphic xmlns:a="http://schemas.openxmlformats.org/drawingml/2006/main">
+                    <a:graphicData uri="http://schemas.openxmlformats.org/drawingml/2006/picture">
+                      <pic:pic xmlns:pic="http://schemas.openxmlformats.org/drawingml/2006/picture">
+                        <pic:nvPicPr>
+                          <pic:cNvPr id="0" name="" descr=""/>
+                          <pic:cNvPicPr>
+                            <a:picLocks noChangeAspect="1" noChangeArrowheads="1"/>
+                          </pic:cNvPicPr>
+                        </pic:nvPicPr>
+                        <pic:blipFill>
+                          <a:blip r:embed="rId14" cstate="none"/>
+                          <a:srcRect/>
+                          <a:stretch>
+                            <a:fillRect/>
+                          </a:stretch>
+                        </pic:blipFill>
+                        <pic:spPr bwMode="auto">
+                          <a:xfrm>
+                            <a:off x="0" y="0"/>
+                            <a:ext cx="1076325" cy="1076325"/>
+                          </a:xfrm>
+                          <a:prstGeom prst="rect">
+                            <a:avLst/>
+                          </a:prstGeom>
+                        </pic:spPr>
+                      </pic:pic>
+                    </a:graphicData>
+                  </a:graphic>
+                </wp:inline>
+              </w:drawing>
+            </w:r>
+          </w:p>
+        </w:tc>
+        <w:tc>
+          <w:tcPr>
+            <w:tcW w:type="dxa" w:w="2268"/>
+            <w:tcBorders>
+              <w:top w:val="single" w:color="000000" w:sz="24"/>
+              <w:left w:val="single" w:color="000000" w:sz="24"/>
+              <w:bottom w:val="single" w:color="000000" w:sz="24"/>
+              <w:right w:val="single" w:color="000000" w:sz="24"/>
+            </w:tcBorders>
+            <w:tcMar>
+              <w:top w:type="dxa" w:w="0"/>
+              <w:left w:type="dxa" w:w="40"/>
+              <w:bottom w:type="dxa" w:w="0"/>
+              <w:right w:type="dxa" w:w="40"/>
+            </w:tcMar>
+            <w:vAlign w:val="center"/>
+          </w:tcPr>
+          <w:p>
+            <w:pPr>
+              <w:keepNext/>
+              <w:spacing w:after="0"/>
+            </w:pPr>
+            <w:r>
+              <w:rPr>
+                <w:rFonts w:ascii="Arial" w:cs="Arial" w:eastAsia="Arial" w:hAnsi="Arial"/>
+                <w:b/>
+                <w:bCs/>
+                <w:color w:val="8A949C"/>
+                <w:sz w:val="14"/>
+                <w:szCs w:val="14"/>
+              </w:rPr>
+              <w:t xml:space="preserve">11</w:t>
+            </w:r>
+          </w:p>
+          <w:p>
+            <w:pPr>
+              <w:keepNext w:val="false"/>
+              <w:jc w:val="center"/>
+            </w:pPr>
+            <w:r>
+              <w:drawing>
+                <wp:inline distT="0" distB="0" distL="0" distR="0">
+                  <wp:extent cx="1076325" cy="1076325"/>
+                  <wp:effectExtent t="0" r="0" b="0" l="0"/>
+                  <wp:docPr id="1" name="jcb" descr="jcb" title="jcb"/>
+                  <wp:cNvGraphicFramePr>
+                    <a:graphicFrameLocks xmlns:a="http://schemas.openxmlformats.org/drawingml/2006/main" noChangeAspect="1"/>
+                  </wp:cNvGraphicFramePr>
+                  <a:graphic xmlns:a="http://schemas.openxmlformats.org/drawingml/2006/main">
+                    <a:graphicData uri="http://schemas.openxmlformats.org/drawingml/2006/picture">
+                      <pic:pic xmlns:pic="http://schemas.openxmlformats.org/drawingml/2006/picture">
+                        <pic:nvPicPr>
+                          <pic:cNvPr id="0" name="" descr=""/>
+                          <pic:cNvPicPr>
+                            <a:picLocks noChangeAspect="1" noChangeArrowheads="1"/>
+                          </pic:cNvPicPr>
+                        </pic:nvPicPr>
+                        <pic:blipFill>
+                          <a:blip r:embed="rId15" cstate="none"/>
+                          <a:srcRect/>
+                          <a:stretch>
+                            <a:fillRect/>
+                          </a:stretch>
+                        </pic:blipFill>
+                        <pic:spPr bwMode="auto">
+                          <a:xfrm>
+                            <a:off x="0" y="0"/>
+                            <a:ext cx="1076325" cy="1076325"/>
+                          </a:xfrm>
+                          <a:prstGeom prst="rect">
+                            <a:avLst/>
+                          </a:prstGeom>
+                        </pic:spPr>
+                      </pic:pic>
+                    </a:graphicData>
+                  </a:graphic>
+                </wp:inline>
+              </w:drawing>
+            </w:r>
+          </w:p>
+        </w:tc>
+        <w:tc>
+          <w:tcPr>
+            <w:tcW w:type="dxa" w:w="2268"/>
+            <w:tcBorders>
+              <w:top w:val="single" w:color="000000" w:sz="24"/>
+              <w:left w:val="single" w:color="000000" w:sz="24"/>
+              <w:bottom w:val="single" w:color="000000" w:sz="24"/>
+              <w:right w:val="single" w:color="000000" w:sz="24"/>
+            </w:tcBorders>
+            <w:tcMar>
+              <w:top w:type="dxa" w:w="0"/>
+              <w:left w:type="dxa" w:w="40"/>
+              <w:bottom w:type="dxa" w:w="0"/>
+              <w:right w:type="dxa" w:w="40"/>
+            </w:tcMar>
+            <w:vAlign w:val="center"/>
+          </w:tcPr>
+          <w:p>
+            <w:pPr>
+              <w:keepNext/>
+              <w:spacing w:after="0"/>
+            </w:pPr>
+            <w:r>
+              <w:rPr>
+                <w:rFonts w:ascii="Arial" w:cs="Arial" w:eastAsia="Arial" w:hAnsi="Arial"/>
+                <w:b/>
+                <w:bCs/>
+                <w:color w:val="8A949C"/>
+                <w:sz w:val="14"/>
+                <w:szCs w:val="14"/>
+              </w:rPr>
+              <w:t xml:space="preserve">12</w:t>
+            </w:r>
+          </w:p>
+          <w:p>
+            <w:pPr>
+              <w:keepNext w:val="false"/>
+              <w:jc w:val="center"/>
+            </w:pPr>
+            <w:r>
+              <w:drawing>
+                <wp:inline distT="0" distB="0" distL="0" distR="0">
+                  <wp:extent cx="1076325" cy="1076325"/>
+                  <wp:effectExtent t="0" r="0" b="0" l="0"/>
+                  <wp:docPr id="1" name="unionpay" descr="unionpay" title="unionpay"/>
+                  <wp:cNvGraphicFramePr>
+                    <a:graphicFrameLocks xmlns:a="http://schemas.openxmlformats.org/drawingml/2006/main" noChangeAspect="1"/>
+                  </wp:cNvGraphicFramePr>
+                  <a:graphic xmlns:a="http://schemas.openxmlformats.org/drawingml/2006/main">
+                    <a:graphicData uri="http://schemas.openxmlformats.org/drawingml/2006/picture">
+                      <pic:pic xmlns:pic="http://schemas.openxmlformats.org/drawingml/2006/picture">
+                        <pic:nvPicPr>
+                          <pic:cNvPr id="0" name="" descr=""/>
+                          <pic:cNvPicPr>
+                            <a:picLocks noChangeAspect="1" noChangeArrowheads="1"/>
+                          </pic:cNvPicPr>
+                        </pic:nvPicPr>
+                        <pic:blipFill>
+                          <a:blip r:embed="rId16" cstate="none"/>
+                          <a:srcRect/>
+                          <a:stretch>
+                            <a:fillRect/>
+                          </a:stretch>
+                        </pic:blipFill>
+                        <pic:spPr bwMode="auto">
+                          <a:xfrm>
+                            <a:off x="0" y="0"/>
+                            <a:ext cx="1076325" cy="1076325"/>
+                          </a:xfrm>
+                          <a:prstGeom prst="rect">
+                            <a:avLst/>
+                          </a:prstGeom>
+                        </pic:spPr>
+                      </pic:pic>
+                    </a:graphicData>
+                  </a:graphic>
+                </wp:inline>
+              </w:drawing>
+            </w:r>
+          </w:p>
+        </w:tc>
+        <w:tc>
+          <w:tcPr>
+            <w:tcW w:type="dxa" w:w="2268"/>
+            <w:tcBorders>
+              <w:top w:val="single" w:color="000000" w:sz="24"/>
+              <w:left w:val="single" w:color="000000" w:sz="24"/>
+              <w:bottom w:val="single" w:color="000000" w:sz="24"/>
+              <w:right w:val="single" w:color="000000" w:sz="24"/>
+            </w:tcBorders>
+            <w:tcMar>
+              <w:top w:type="dxa" w:w="0"/>
+              <w:left w:type="dxa" w:w="40"/>
+              <w:bottom w:type="dxa" w:w="0"/>
+              <w:right w:type="dxa" w:w="40"/>
+            </w:tcMar>
+            <w:vAlign w:val="center"/>
+          </w:tcPr>
+          <w:p>
+            <w:pPr>
+              <w:keepNext/>
+              <w:spacing w:after="0"/>
+            </w:pPr>
+            <w:r>
+              <w:rPr>
+                <w:rFonts w:ascii="Arial" w:cs="Arial" w:eastAsia="Arial" w:hAnsi="Arial"/>
+                <w:b/>
+                <w:bCs/>
+                <w:color w:val="8A949C"/>
+                <w:sz w:val="14"/>
+                <w:szCs w:val="14"/>
+              </w:rPr>
+              <w:t xml:space="preserve">13</w:t>
+            </w:r>
+          </w:p>
+          <w:p>
+            <w:pPr>
+              <w:keepNext w:val="false"/>
+              <w:jc w:val="center"/>
+            </w:pPr>
+            <w:r>
+              <w:drawing>
+                <wp:inline distT="0" distB="0" distL="0" distR="0">
+                  <wp:extent cx="1076325" cy="1076325"/>
+                  <wp:effectExtent t="0" r="0" b="0" l="0"/>
+                  <wp:docPr id="1" name="sepa" descr="sepa" title="sepa"/>
+                  <wp:cNvGraphicFramePr>
+                    <a:graphicFrameLocks xmlns:a="http://schemas.openxmlformats.org/drawingml/2006/main" noChangeAspect="1"/>
+                  </wp:cNvGraphicFramePr>
+                  <a:graphic xmlns:a="http://schemas.openxmlformats.org/drawingml/2006/main">
+                    <a:graphicData uri="http://schemas.openxmlformats.org/drawingml/2006/picture">
+                      <pic:pic xmlns:pic="http://schemas.openxmlformats.org/drawingml/2006/picture">
+                        <pic:nvPicPr>
+                          <pic:cNvPr id="0" name="" descr=""/>
+                          <pic:cNvPicPr>
+                            <a:picLocks noChangeAspect="1" noChangeArrowheads="1"/>
+                          </pic:cNvPicPr>
+                        </pic:nvPicPr>
+                        <pic:blipFill>
+                          <a:blip r:embed="rId17" cstate="none"/>
+                          <a:srcRect/>
+                          <a:stretch>
+                            <a:fillRect/>
+                          </a:stretch>
+                        </pic:blipFill>
+                        <pic:spPr bwMode="auto">
+                          <a:xfrm>
+                            <a:off x="0" y="0"/>
+                            <a:ext cx="1076325" cy="1076325"/>
+                          </a:xfrm>
+                          <a:prstGeom prst="rect">
+                            <a:avLst/>
+                          </a:prstGeom>
+                        </pic:spPr>
+                      </pic:pic>
+                    </a:graphicData>
+                  </a:graphic>
+                </wp:inline>
+              </w:drawing>
+            </w:r>
+          </w:p>
+        </w:tc>
+      </w:tr>
     </w:tbl>
     <w:p>
       <w:pPr>
-        <w:pStyle w:val="Heading2"/>
-        <w:keepNext/>
-        <w:spacing w:after="60" w:before="280"/>
+        <w:sectPr>
+          <w:pgSz w:w="28350" w:h="7938" w:orient="landscape"/>
+          <w:pgMar w:top="454" w:right="454" w:bottom="454" w:left="454" w:header="708" w:footer="708" w:gutter="0"/>
+          <w:pgNumType/>
+          <w:docGrid w:linePitch="360"/>
+        </w:sectPr>
+      </w:pPr>
+    </w:p>
+    <w:p>
+      <w:pPr>
+        <w:pStyle w:val="Heading1"/>
+        <w:spacing w:after="80"/>
       </w:pPr>
       <w:r>
         <w:rPr>
@@ -2045,1085 +4787,15 @@
           <w:b/>
           <w:bCs/>
           <w:color w:val="1F2A24"/>
-          <w:sz w:val="26"/>
-          <w:szCs w:val="26"/>
-        </w:rPr>
-        <w:t xml:space="preserve">Окремі квадратики</w:t>
-      </w:r>
-    </w:p>
-    <w:p>
-      <w:pPr>
-        <w:keepNext/>
-        <w:spacing w:after="80" w:before="0"/>
-      </w:pPr>
-      <w:r>
-        <w:rPr>
-          <w:rFonts w:ascii="Arial" w:cs="Arial" w:eastAsia="Arial" w:hAnsi="Arial"/>
-          <w:color w:val="5F6A63"/>
-          <w:sz w:val="20"/>
-          <w:szCs w:val="20"/>
-        </w:rPr>
-        <w:t xml:space="preserve">кожен 40 × 40 мм</w:t>
-      </w:r>
-    </w:p>
-    <w:tbl>
-      <w:tblPr>
-        <w:tblW w:type="dxa" w:w="14340"/>
-        <w:tblBorders>
-          <w:top w:val="none" w:color="FFFFFF" w:sz="0"/>
-          <w:left w:val="none" w:color="FFFFFF" w:sz="0"/>
-          <w:bottom w:val="none" w:color="FFFFFF" w:sz="0"/>
-          <w:right w:val="none" w:color="FFFFFF" w:sz="0"/>
-          <w:insideH w:val="none" w:color="FFFFFF" w:sz="0"/>
-          <w:insideV w:val="none" w:color="FFFFFF" w:sz="0"/>
-        </w:tblBorders>
-        <w:tblLayout w:type="fixed"/>
-      </w:tblPr>
-      <w:tblGrid>
-        <w:gridCol w:w="2868"/>
-        <w:gridCol w:w="2868"/>
-        <w:gridCol w:w="2868"/>
-        <w:gridCol w:w="2868"/>
-        <w:gridCol w:w="2868"/>
-      </w:tblGrid>
-      <w:tr>
-        <w:trPr>
-          <w:cantSplit/>
-        </w:trPr>
-        <w:tc>
-          <w:tcPr>
-            <w:tcW w:type="dxa" w:w="2868"/>
-            <w:tcBorders>
-              <w:top w:val="none" w:color="FFFFFF" w:sz="0"/>
-              <w:left w:val="none" w:color="FFFFFF" w:sz="0"/>
-              <w:bottom w:val="none" w:color="FFFFFF" w:sz="0"/>
-              <w:right w:val="none" w:color="FFFFFF" w:sz="0"/>
-            </w:tcBorders>
-          </w:tcPr>
-          <w:p>
-            <w:pPr>
-              <w:spacing w:after="40"/>
-            </w:pPr>
-            <w:r>
-              <w:rPr>
-                <w:rFonts w:ascii="Arial" w:cs="Arial" w:eastAsia="Arial" w:hAnsi="Arial"/>
-                <w:b/>
-                <w:bCs/>
-                <w:sz w:val="18"/>
-                <w:szCs w:val="18"/>
-              </w:rPr>
-              <w:t xml:space="preserve">7. Mastercard + Maestro</w:t>
-            </w:r>
-          </w:p>
-          <w:tbl>
-            <w:tblPr>
-              <w:tblW w:type="dxa" w:w="2268"/>
-              <w:tblBorders>
-                <w:top w:val="single" w:color="auto" w:sz="4"/>
-                <w:left w:val="single" w:color="auto" w:sz="4"/>
-                <w:bottom w:val="single" w:color="auto" w:sz="4"/>
-                <w:right w:val="single" w:color="auto" w:sz="4"/>
-                <w:insideH w:val="single" w:color="auto" w:sz="4"/>
-                <w:insideV w:val="single" w:color="auto" w:sz="4"/>
-              </w:tblBorders>
-              <w:tblLayout w:type="fixed"/>
-            </w:tblPr>
-            <w:tblGrid>
-              <w:gridCol w:w="2268"/>
-            </w:tblGrid>
-            <w:tr>
-              <w:trPr>
-                <w:cantSplit/>
-                <w:trHeight w:val="2268" w:hRule="exact"/>
-              </w:trPr>
-              <w:tc>
-                <w:tcPr>
-                  <w:tcW w:type="dxa" w:w="2268"/>
-                  <w:tcBorders>
-                    <w:top w:val="single" w:color="000000" w:sz="24"/>
-                    <w:left w:val="single" w:color="000000" w:sz="24"/>
-                    <w:bottom w:val="single" w:color="000000" w:sz="24"/>
-                    <w:right w:val="single" w:color="000000" w:sz="24"/>
-                  </w:tcBorders>
-                  <w:vAlign w:val="center"/>
-                </w:tcPr>
-                <w:p>
-                  <w:pPr>
-                    <w:keepNext w:val="false"/>
-                    <w:jc w:val="center"/>
-                  </w:pPr>
-                  <w:r>
-                    <w:drawing>
-                      <wp:inline distT="0" distB="0" distL="0" distR="0">
-                        <wp:extent cx="1076325" cy="1076325"/>
-                        <wp:effectExtent t="0" r="0" b="0" l="0"/>
-                        <wp:docPr id="1" name="mcm" descr="mcm" title="mcm"/>
-                        <wp:cNvGraphicFramePr>
-                          <a:graphicFrameLocks xmlns:a="http://schemas.openxmlformats.org/drawingml/2006/main" noChangeAspect="1"/>
-                        </wp:cNvGraphicFramePr>
-                        <a:graphic xmlns:a="http://schemas.openxmlformats.org/drawingml/2006/main">
-                          <a:graphicData uri="http://schemas.openxmlformats.org/drawingml/2006/picture">
-                            <pic:pic xmlns:pic="http://schemas.openxmlformats.org/drawingml/2006/picture">
-                              <pic:nvPicPr>
-                                <pic:cNvPr id="0" name="" descr=""/>
-                                <pic:cNvPicPr>
-                                  <a:picLocks noChangeAspect="1" noChangeArrowheads="1"/>
-                                </pic:cNvPicPr>
-                              </pic:nvPicPr>
-                              <pic:blipFill>
-                                <a:blip r:embed="rId10" cstate="none"/>
-                                <a:srcRect/>
-                                <a:stretch>
-                                  <a:fillRect/>
-                                </a:stretch>
-                              </pic:blipFill>
-                              <pic:spPr bwMode="auto">
-                                <a:xfrm>
-                                  <a:off x="0" y="0"/>
-                                  <a:ext cx="1076325" cy="1076325"/>
-                                </a:xfrm>
-                                <a:prstGeom prst="rect">
-                                  <a:avLst/>
-                                </a:prstGeom>
-                              </pic:spPr>
-                            </pic:pic>
-                          </a:graphicData>
-                        </a:graphic>
-                      </wp:inline>
-                    </w:drawing>
-                  </w:r>
-                </w:p>
-              </w:tc>
-            </w:tr>
-          </w:tbl>
-          <w:p/>
-        </w:tc>
-        <w:tc>
-          <w:tcPr>
-            <w:tcW w:type="dxa" w:w="2868"/>
-            <w:tcBorders>
-              <w:top w:val="none" w:color="FFFFFF" w:sz="0"/>
-              <w:left w:val="none" w:color="FFFFFF" w:sz="0"/>
-              <w:bottom w:val="none" w:color="FFFFFF" w:sz="0"/>
-              <w:right w:val="none" w:color="FFFFFF" w:sz="0"/>
-            </w:tcBorders>
-          </w:tcPr>
-          <w:p>
-            <w:pPr>
-              <w:spacing w:after="40"/>
-            </w:pPr>
-            <w:r>
-              <w:rPr>
-                <w:rFonts w:ascii="Arial" w:cs="Arial" w:eastAsia="Arial" w:hAnsi="Arial"/>
-                <w:b/>
-                <w:bCs/>
-                <w:sz w:val="18"/>
-                <w:szCs w:val="18"/>
-              </w:rPr>
-              <w:t xml:space="preserve">8. Visa + V PAY</w:t>
-            </w:r>
-          </w:p>
-          <w:tbl>
-            <w:tblPr>
-              <w:tblW w:type="dxa" w:w="2268"/>
-              <w:tblBorders>
-                <w:top w:val="single" w:color="auto" w:sz="4"/>
-                <w:left w:val="single" w:color="auto" w:sz="4"/>
-                <w:bottom w:val="single" w:color="auto" w:sz="4"/>
-                <w:right w:val="single" w:color="auto" w:sz="4"/>
-                <w:insideH w:val="single" w:color="auto" w:sz="4"/>
-                <w:insideV w:val="single" w:color="auto" w:sz="4"/>
-              </w:tblBorders>
-              <w:tblLayout w:type="fixed"/>
-            </w:tblPr>
-            <w:tblGrid>
-              <w:gridCol w:w="2268"/>
-            </w:tblGrid>
-            <w:tr>
-              <w:trPr>
-                <w:cantSplit/>
-                <w:trHeight w:val="2268" w:hRule="exact"/>
-              </w:trPr>
-              <w:tc>
-                <w:tcPr>
-                  <w:tcW w:type="dxa" w:w="2268"/>
-                  <w:tcBorders>
-                    <w:top w:val="single" w:color="000000" w:sz="24"/>
-                    <w:left w:val="single" w:color="000000" w:sz="24"/>
-                    <w:bottom w:val="single" w:color="000000" w:sz="24"/>
-                    <w:right w:val="single" w:color="000000" w:sz="24"/>
-                  </w:tcBorders>
-                  <w:vAlign w:val="center"/>
-                </w:tcPr>
-                <w:p>
-                  <w:pPr>
-                    <w:keepNext w:val="false"/>
-                    <w:jc w:val="center"/>
-                  </w:pPr>
-                  <w:r>
-                    <w:drawing>
-                      <wp:inline distT="0" distB="0" distL="0" distR="0">
-                        <wp:extent cx="1076325" cy="1076325"/>
-                        <wp:effectExtent t="0" r="0" b="0" l="0"/>
-                        <wp:docPr id="1" name="visav" descr="visav" title="visav"/>
-                        <wp:cNvGraphicFramePr>
-                          <a:graphicFrameLocks xmlns:a="http://schemas.openxmlformats.org/drawingml/2006/main" noChangeAspect="1"/>
-                        </wp:cNvGraphicFramePr>
-                        <a:graphic xmlns:a="http://schemas.openxmlformats.org/drawingml/2006/main">
-                          <a:graphicData uri="http://schemas.openxmlformats.org/drawingml/2006/picture">
-                            <pic:pic xmlns:pic="http://schemas.openxmlformats.org/drawingml/2006/picture">
-                              <pic:nvPicPr>
-                                <pic:cNvPr id="0" name="" descr=""/>
-                                <pic:cNvPicPr>
-                                  <a:picLocks noChangeAspect="1" noChangeArrowheads="1"/>
-                                </pic:cNvPicPr>
-                              </pic:nvPicPr>
-                              <pic:blipFill>
-                                <a:blip r:embed="rId11" cstate="none"/>
-                                <a:srcRect/>
-                                <a:stretch>
-                                  <a:fillRect/>
-                                </a:stretch>
-                              </pic:blipFill>
-                              <pic:spPr bwMode="auto">
-                                <a:xfrm>
-                                  <a:off x="0" y="0"/>
-                                  <a:ext cx="1076325" cy="1076325"/>
-                                </a:xfrm>
-                                <a:prstGeom prst="rect">
-                                  <a:avLst/>
-                                </a:prstGeom>
-                              </pic:spPr>
-                            </pic:pic>
-                          </a:graphicData>
-                        </a:graphic>
-                      </wp:inline>
-                    </w:drawing>
-                  </w:r>
-                </w:p>
-              </w:tc>
-            </w:tr>
-          </w:tbl>
-          <w:p/>
-        </w:tc>
-        <w:tc>
-          <w:tcPr>
-            <w:tcW w:type="dxa" w:w="2868"/>
-            <w:tcBorders>
-              <w:top w:val="none" w:color="FFFFFF" w:sz="0"/>
-              <w:left w:val="none" w:color="FFFFFF" w:sz="0"/>
-              <w:bottom w:val="none" w:color="FFFFFF" w:sz="0"/>
-              <w:right w:val="none" w:color="FFFFFF" w:sz="0"/>
-            </w:tcBorders>
-          </w:tcPr>
-          <w:p>
-            <w:pPr>
-              <w:spacing w:after="40"/>
-            </w:pPr>
-            <w:r>
-              <w:rPr>
-                <w:rFonts w:ascii="Arial" w:cs="Arial" w:eastAsia="Arial" w:hAnsi="Arial"/>
-                <w:b/>
-                <w:bCs/>
-                <w:sz w:val="18"/>
-                <w:szCs w:val="18"/>
-              </w:rPr>
-              <w:t xml:space="preserve">9. Google Pay</w:t>
-            </w:r>
-          </w:p>
-          <w:tbl>
-            <w:tblPr>
-              <w:tblW w:type="dxa" w:w="2268"/>
-              <w:tblBorders>
-                <w:top w:val="single" w:color="auto" w:sz="4"/>
-                <w:left w:val="single" w:color="auto" w:sz="4"/>
-                <w:bottom w:val="single" w:color="auto" w:sz="4"/>
-                <w:right w:val="single" w:color="auto" w:sz="4"/>
-                <w:insideH w:val="single" w:color="auto" w:sz="4"/>
-                <w:insideV w:val="single" w:color="auto" w:sz="4"/>
-              </w:tblBorders>
-              <w:tblLayout w:type="fixed"/>
-            </w:tblPr>
-            <w:tblGrid>
-              <w:gridCol w:w="2268"/>
-            </w:tblGrid>
-            <w:tr>
-              <w:trPr>
-                <w:cantSplit/>
-                <w:trHeight w:val="2268" w:hRule="exact"/>
-              </w:trPr>
-              <w:tc>
-                <w:tcPr>
-                  <w:tcW w:type="dxa" w:w="2268"/>
-                  <w:tcBorders>
-                    <w:top w:val="single" w:color="000000" w:sz="24"/>
-                    <w:left w:val="single" w:color="000000" w:sz="24"/>
-                    <w:bottom w:val="single" w:color="000000" w:sz="24"/>
-                    <w:right w:val="single" w:color="000000" w:sz="24"/>
-                  </w:tcBorders>
-                  <w:vAlign w:val="center"/>
-                </w:tcPr>
-                <w:p>
-                  <w:pPr>
-                    <w:keepNext w:val="false"/>
-                    <w:jc w:val="center"/>
-                  </w:pPr>
-                  <w:r>
-                    <w:drawing>
-                      <wp:inline distT="0" distB="0" distL="0" distR="0">
-                        <wp:extent cx="1076325" cy="1076325"/>
-                        <wp:effectExtent t="0" r="0" b="0" l="0"/>
-                        <wp:docPr id="1" name="google" descr="google" title="google"/>
-                        <wp:cNvGraphicFramePr>
-                          <a:graphicFrameLocks xmlns:a="http://schemas.openxmlformats.org/drawingml/2006/main" noChangeAspect="1"/>
-                        </wp:cNvGraphicFramePr>
-                        <a:graphic xmlns:a="http://schemas.openxmlformats.org/drawingml/2006/main">
-                          <a:graphicData uri="http://schemas.openxmlformats.org/drawingml/2006/picture">
-                            <pic:pic xmlns:pic="http://schemas.openxmlformats.org/drawingml/2006/picture">
-                              <pic:nvPicPr>
-                                <pic:cNvPr id="0" name="" descr=""/>
-                                <pic:cNvPicPr>
-                                  <a:picLocks noChangeAspect="1" noChangeArrowheads="1"/>
-                                </pic:cNvPicPr>
-                              </pic:nvPicPr>
-                              <pic:blipFill>
-                                <a:blip r:embed="rId12" cstate="none"/>
-                                <a:srcRect/>
-                                <a:stretch>
-                                  <a:fillRect/>
-                                </a:stretch>
-                              </pic:blipFill>
-                              <pic:spPr bwMode="auto">
-                                <a:xfrm>
-                                  <a:off x="0" y="0"/>
-                                  <a:ext cx="1076325" cy="1076325"/>
-                                </a:xfrm>
-                                <a:prstGeom prst="rect">
-                                  <a:avLst/>
-                                </a:prstGeom>
-                              </pic:spPr>
-                            </pic:pic>
-                          </a:graphicData>
-                        </a:graphic>
-                      </wp:inline>
-                    </w:drawing>
-                  </w:r>
-                </w:p>
-              </w:tc>
-            </w:tr>
-          </w:tbl>
-          <w:p/>
-        </w:tc>
-        <w:tc>
-          <w:tcPr>
-            <w:tcW w:type="dxa" w:w="2868"/>
-            <w:tcBorders>
-              <w:top w:val="none" w:color="FFFFFF" w:sz="0"/>
-              <w:left w:val="none" w:color="FFFFFF" w:sz="0"/>
-              <w:bottom w:val="none" w:color="FFFFFF" w:sz="0"/>
-              <w:right w:val="none" w:color="FFFFFF" w:sz="0"/>
-            </w:tcBorders>
-          </w:tcPr>
-          <w:p>
-            <w:pPr>
-              <w:spacing w:after="40"/>
-            </w:pPr>
-            <w:r>
-              <w:rPr>
-                <w:rFonts w:ascii="Arial" w:cs="Arial" w:eastAsia="Arial" w:hAnsi="Arial"/>
-                <w:b/>
-                <w:bCs/>
-                <w:sz w:val="18"/>
-                <w:szCs w:val="18"/>
-              </w:rPr>
-              <w:t xml:space="preserve">11. Безконтактно</w:t>
-            </w:r>
-          </w:p>
-          <w:tbl>
-            <w:tblPr>
-              <w:tblW w:type="dxa" w:w="2268"/>
-              <w:tblBorders>
-                <w:top w:val="single" w:color="auto" w:sz="4"/>
-                <w:left w:val="single" w:color="auto" w:sz="4"/>
-                <w:bottom w:val="single" w:color="auto" w:sz="4"/>
-                <w:right w:val="single" w:color="auto" w:sz="4"/>
-                <w:insideH w:val="single" w:color="auto" w:sz="4"/>
-                <w:insideV w:val="single" w:color="auto" w:sz="4"/>
-              </w:tblBorders>
-              <w:tblLayout w:type="fixed"/>
-            </w:tblPr>
-            <w:tblGrid>
-              <w:gridCol w:w="2268"/>
-            </w:tblGrid>
-            <w:tr>
-              <w:trPr>
-                <w:cantSplit/>
-                <w:trHeight w:val="2268" w:hRule="exact"/>
-              </w:trPr>
-              <w:tc>
-                <w:tcPr>
-                  <w:tcW w:type="dxa" w:w="2268"/>
-                  <w:tcBorders>
-                    <w:top w:val="single" w:color="000000" w:sz="24"/>
-                    <w:left w:val="single" w:color="000000" w:sz="24"/>
-                    <w:bottom w:val="single" w:color="000000" w:sz="24"/>
-                    <w:right w:val="single" w:color="000000" w:sz="24"/>
-                  </w:tcBorders>
-                  <w:vAlign w:val="center"/>
-                </w:tcPr>
-                <w:p>
-                  <w:pPr>
-                    <w:keepNext w:val="false"/>
-                    <w:jc w:val="center"/>
-                  </w:pPr>
-                  <w:r>
-                    <w:drawing>
-                      <wp:inline distT="0" distB="0" distL="0" distR="0">
-                        <wp:extent cx="1076325" cy="1076325"/>
-                        <wp:effectExtent t="0" r="0" b="0" l="0"/>
-                        <wp:docPr id="1" name="nfc" descr="nfc" title="nfc"/>
-                        <wp:cNvGraphicFramePr>
-                          <a:graphicFrameLocks xmlns:a="http://schemas.openxmlformats.org/drawingml/2006/main" noChangeAspect="1"/>
-                        </wp:cNvGraphicFramePr>
-                        <a:graphic xmlns:a="http://schemas.openxmlformats.org/drawingml/2006/main">
-                          <a:graphicData uri="http://schemas.openxmlformats.org/drawingml/2006/picture">
-                            <pic:pic xmlns:pic="http://schemas.openxmlformats.org/drawingml/2006/picture">
-                              <pic:nvPicPr>
-                                <pic:cNvPr id="0" name="" descr=""/>
-                                <pic:cNvPicPr>
-                                  <a:picLocks noChangeAspect="1" noChangeArrowheads="1"/>
-                                </pic:cNvPicPr>
-                              </pic:nvPicPr>
-                              <pic:blipFill>
-                                <a:blip r:embed="rId8" cstate="none"/>
-                                <a:srcRect/>
-                                <a:stretch>
-                                  <a:fillRect/>
-                                </a:stretch>
-                              </pic:blipFill>
-                              <pic:spPr bwMode="auto">
-                                <a:xfrm>
-                                  <a:off x="0" y="0"/>
-                                  <a:ext cx="1076325" cy="1076325"/>
-                                </a:xfrm>
-                                <a:prstGeom prst="rect">
-                                  <a:avLst/>
-                                </a:prstGeom>
-                              </pic:spPr>
-                            </pic:pic>
-                          </a:graphicData>
-                        </a:graphic>
-                      </wp:inline>
-                    </w:drawing>
-                  </w:r>
-                </w:p>
-              </w:tc>
-            </w:tr>
-          </w:tbl>
-          <w:p/>
-        </w:tc>
-        <w:tc>
-          <w:tcPr>
-            <w:tcW w:type="dxa" w:w="2868"/>
-            <w:tcBorders>
-              <w:top w:val="none" w:color="FFFFFF" w:sz="0"/>
-              <w:left w:val="none" w:color="FFFFFF" w:sz="0"/>
-              <w:bottom w:val="none" w:color="FFFFFF" w:sz="0"/>
-              <w:right w:val="none" w:color="FFFFFF" w:sz="0"/>
-            </w:tcBorders>
-          </w:tcPr>
-          <w:p>
-            <w:pPr>
-              <w:spacing w:after="40"/>
-            </w:pPr>
-            <w:r>
-              <w:rPr>
-                <w:rFonts w:ascii="Arial" w:cs="Arial" w:eastAsia="Arial" w:hAnsi="Arial"/>
-                <w:b/>
-                <w:bCs/>
-                <w:sz w:val="18"/>
-                <w:szCs w:val="18"/>
-              </w:rPr>
-              <w:t xml:space="preserve">12. American Express</w:t>
-            </w:r>
-          </w:p>
-          <w:tbl>
-            <w:tblPr>
-              <w:tblW w:type="dxa" w:w="2268"/>
-              <w:tblBorders>
-                <w:top w:val="single" w:color="auto" w:sz="4"/>
-                <w:left w:val="single" w:color="auto" w:sz="4"/>
-                <w:bottom w:val="single" w:color="auto" w:sz="4"/>
-                <w:right w:val="single" w:color="auto" w:sz="4"/>
-                <w:insideH w:val="single" w:color="auto" w:sz="4"/>
-                <w:insideV w:val="single" w:color="auto" w:sz="4"/>
-              </w:tblBorders>
-              <w:tblLayout w:type="fixed"/>
-            </w:tblPr>
-            <w:tblGrid>
-              <w:gridCol w:w="2268"/>
-            </w:tblGrid>
-            <w:tr>
-              <w:trPr>
-                <w:cantSplit/>
-                <w:trHeight w:val="2268" w:hRule="exact"/>
-              </w:trPr>
-              <w:tc>
-                <w:tcPr>
-                  <w:tcW w:type="dxa" w:w="2268"/>
-                  <w:tcBorders>
-                    <w:top w:val="single" w:color="000000" w:sz="24"/>
-                    <w:left w:val="single" w:color="000000" w:sz="24"/>
-                    <w:bottom w:val="single" w:color="000000" w:sz="24"/>
-                    <w:right w:val="single" w:color="000000" w:sz="24"/>
-                  </w:tcBorders>
-                  <w:vAlign w:val="center"/>
-                </w:tcPr>
-                <w:p>
-                  <w:pPr>
-                    <w:keepNext w:val="false"/>
-                    <w:jc w:val="center"/>
-                  </w:pPr>
-                  <w:r>
-                    <w:drawing>
-                      <wp:inline distT="0" distB="0" distL="0" distR="0">
-                        <wp:extent cx="1076325" cy="1076325"/>
-                        <wp:effectExtent t="0" r="0" b="0" l="0"/>
-                        <wp:docPr id="1" name="amex" descr="amex" title="amex"/>
-                        <wp:cNvGraphicFramePr>
-                          <a:graphicFrameLocks xmlns:a="http://schemas.openxmlformats.org/drawingml/2006/main" noChangeAspect="1"/>
-                        </wp:cNvGraphicFramePr>
-                        <a:graphic xmlns:a="http://schemas.openxmlformats.org/drawingml/2006/main">
-                          <a:graphicData uri="http://schemas.openxmlformats.org/drawingml/2006/picture">
-                            <pic:pic xmlns:pic="http://schemas.openxmlformats.org/drawingml/2006/picture">
-                              <pic:nvPicPr>
-                                <pic:cNvPr id="0" name="" descr=""/>
-                                <pic:cNvPicPr>
-                                  <a:picLocks noChangeAspect="1" noChangeArrowheads="1"/>
-                                </pic:cNvPicPr>
-                              </pic:nvPicPr>
-                              <pic:blipFill>
-                                <a:blip r:embed="rId13" cstate="none"/>
-                                <a:srcRect/>
-                                <a:stretch>
-                                  <a:fillRect/>
-                                </a:stretch>
-                              </pic:blipFill>
-                              <pic:spPr bwMode="auto">
-                                <a:xfrm>
-                                  <a:off x="0" y="0"/>
-                                  <a:ext cx="1076325" cy="1076325"/>
-                                </a:xfrm>
-                                <a:prstGeom prst="rect">
-                                  <a:avLst/>
-                                </a:prstGeom>
-                              </pic:spPr>
-                            </pic:pic>
-                          </a:graphicData>
-                        </a:graphic>
-                      </wp:inline>
-                    </w:drawing>
-                  </w:r>
-                </w:p>
-              </w:tc>
-            </w:tr>
-          </w:tbl>
-          <w:p/>
-        </w:tc>
-      </w:tr>
-    </w:tbl>
-    <w:tbl>
-      <w:tblPr>
-        <w:tblW w:type="dxa" w:w="14340"/>
-        <w:tblBorders>
-          <w:top w:val="none" w:color="FFFFFF" w:sz="0"/>
-          <w:left w:val="none" w:color="FFFFFF" w:sz="0"/>
-          <w:bottom w:val="none" w:color="FFFFFF" w:sz="0"/>
-          <w:right w:val="none" w:color="FFFFFF" w:sz="0"/>
-          <w:insideH w:val="none" w:color="FFFFFF" w:sz="0"/>
-          <w:insideV w:val="none" w:color="FFFFFF" w:sz="0"/>
-        </w:tblBorders>
-        <w:tblLayout w:type="fixed"/>
-      </w:tblPr>
-      <w:tblGrid>
-        <w:gridCol w:w="2868"/>
-        <w:gridCol w:w="2868"/>
-        <w:gridCol w:w="2868"/>
-        <w:gridCol w:w="2868"/>
-        <w:gridCol w:w="2868"/>
-      </w:tblGrid>
-      <w:tr>
-        <w:trPr>
-          <w:cantSplit/>
-        </w:trPr>
-        <w:tc>
-          <w:tcPr>
-            <w:tcW w:type="dxa" w:w="2868"/>
-            <w:tcBorders>
-              <w:top w:val="none" w:color="FFFFFF" w:sz="0"/>
-              <w:left w:val="none" w:color="FFFFFF" w:sz="0"/>
-              <w:bottom w:val="none" w:color="FFFFFF" w:sz="0"/>
-              <w:right w:val="none" w:color="FFFFFF" w:sz="0"/>
-            </w:tcBorders>
-          </w:tcPr>
-          <w:p>
-            <w:pPr>
-              <w:spacing w:after="40"/>
-            </w:pPr>
-            <w:r>
-              <w:rPr>
-                <w:rFonts w:ascii="Arial" w:cs="Arial" w:eastAsia="Arial" w:hAnsi="Arial"/>
-                <w:b/>
-                <w:bCs/>
-                <w:sz w:val="18"/>
-                <w:szCs w:val="18"/>
-              </w:rPr>
-              <w:t xml:space="preserve">13. Diners Club</w:t>
-            </w:r>
-          </w:p>
-          <w:tbl>
-            <w:tblPr>
-              <w:tblW w:type="dxa" w:w="2268"/>
-              <w:tblBorders>
-                <w:top w:val="single" w:color="auto" w:sz="4"/>
-                <w:left w:val="single" w:color="auto" w:sz="4"/>
-                <w:bottom w:val="single" w:color="auto" w:sz="4"/>
-                <w:right w:val="single" w:color="auto" w:sz="4"/>
-                <w:insideH w:val="single" w:color="auto" w:sz="4"/>
-                <w:insideV w:val="single" w:color="auto" w:sz="4"/>
-              </w:tblBorders>
-              <w:tblLayout w:type="fixed"/>
-            </w:tblPr>
-            <w:tblGrid>
-              <w:gridCol w:w="2268"/>
-            </w:tblGrid>
-            <w:tr>
-              <w:trPr>
-                <w:cantSplit/>
-                <w:trHeight w:val="2268" w:hRule="exact"/>
-              </w:trPr>
-              <w:tc>
-                <w:tcPr>
-                  <w:tcW w:type="dxa" w:w="2268"/>
-                  <w:tcBorders>
-                    <w:top w:val="single" w:color="000000" w:sz="24"/>
-                    <w:left w:val="single" w:color="000000" w:sz="24"/>
-                    <w:bottom w:val="single" w:color="000000" w:sz="24"/>
-                    <w:right w:val="single" w:color="000000" w:sz="24"/>
-                  </w:tcBorders>
-                  <w:vAlign w:val="center"/>
-                </w:tcPr>
-                <w:p>
-                  <w:pPr>
-                    <w:keepNext w:val="false"/>
-                    <w:jc w:val="center"/>
-                  </w:pPr>
-                  <w:r>
-                    <w:drawing>
-                      <wp:inline distT="0" distB="0" distL="0" distR="0">
-                        <wp:extent cx="1076325" cy="1076325"/>
-                        <wp:effectExtent t="0" r="0" b="0" l="0"/>
-                        <wp:docPr id="1" name="diners" descr="diners" title="diners"/>
-                        <wp:cNvGraphicFramePr>
-                          <a:graphicFrameLocks xmlns:a="http://schemas.openxmlformats.org/drawingml/2006/main" noChangeAspect="1"/>
-                        </wp:cNvGraphicFramePr>
-                        <a:graphic xmlns:a="http://schemas.openxmlformats.org/drawingml/2006/main">
-                          <a:graphicData uri="http://schemas.openxmlformats.org/drawingml/2006/picture">
-                            <pic:pic xmlns:pic="http://schemas.openxmlformats.org/drawingml/2006/picture">
-                              <pic:nvPicPr>
-                                <pic:cNvPr id="0" name="" descr=""/>
-                                <pic:cNvPicPr>
-                                  <a:picLocks noChangeAspect="1" noChangeArrowheads="1"/>
-                                </pic:cNvPicPr>
-                              </pic:nvPicPr>
-                              <pic:blipFill>
-                                <a:blip r:embed="rId14" cstate="none"/>
-                                <a:srcRect/>
-                                <a:stretch>
-                                  <a:fillRect/>
-                                </a:stretch>
-                              </pic:blipFill>
-                              <pic:spPr bwMode="auto">
-                                <a:xfrm>
-                                  <a:off x="0" y="0"/>
-                                  <a:ext cx="1076325" cy="1076325"/>
-                                </a:xfrm>
-                                <a:prstGeom prst="rect">
-                                  <a:avLst/>
-                                </a:prstGeom>
-                              </pic:spPr>
-                            </pic:pic>
-                          </a:graphicData>
-                        </a:graphic>
-                      </wp:inline>
-                    </w:drawing>
-                  </w:r>
-                </w:p>
-              </w:tc>
-            </w:tr>
-          </w:tbl>
-          <w:p/>
-        </w:tc>
-        <w:tc>
-          <w:tcPr>
-            <w:tcW w:type="dxa" w:w="2868"/>
-            <w:tcBorders>
-              <w:top w:val="none" w:color="FFFFFF" w:sz="0"/>
-              <w:left w:val="none" w:color="FFFFFF" w:sz="0"/>
-              <w:bottom w:val="none" w:color="FFFFFF" w:sz="0"/>
-              <w:right w:val="none" w:color="FFFFFF" w:sz="0"/>
-            </w:tcBorders>
-          </w:tcPr>
-          <w:p>
-            <w:pPr>
-              <w:spacing w:after="40"/>
-            </w:pPr>
-            <w:r>
-              <w:rPr>
-                <w:rFonts w:ascii="Arial" w:cs="Arial" w:eastAsia="Arial" w:hAnsi="Arial"/>
-                <w:b/>
-                <w:bCs/>
-                <w:sz w:val="18"/>
-                <w:szCs w:val="18"/>
-              </w:rPr>
-              <w:t xml:space="preserve">14. JCB</w:t>
-            </w:r>
-          </w:p>
-          <w:tbl>
-            <w:tblPr>
-              <w:tblW w:type="dxa" w:w="2268"/>
-              <w:tblBorders>
-                <w:top w:val="single" w:color="auto" w:sz="4"/>
-                <w:left w:val="single" w:color="auto" w:sz="4"/>
-                <w:bottom w:val="single" w:color="auto" w:sz="4"/>
-                <w:right w:val="single" w:color="auto" w:sz="4"/>
-                <w:insideH w:val="single" w:color="auto" w:sz="4"/>
-                <w:insideV w:val="single" w:color="auto" w:sz="4"/>
-              </w:tblBorders>
-              <w:tblLayout w:type="fixed"/>
-            </w:tblPr>
-            <w:tblGrid>
-              <w:gridCol w:w="2268"/>
-            </w:tblGrid>
-            <w:tr>
-              <w:trPr>
-                <w:cantSplit/>
-                <w:trHeight w:val="2268" w:hRule="exact"/>
-              </w:trPr>
-              <w:tc>
-                <w:tcPr>
-                  <w:tcW w:type="dxa" w:w="2268"/>
-                  <w:tcBorders>
-                    <w:top w:val="single" w:color="000000" w:sz="24"/>
-                    <w:left w:val="single" w:color="000000" w:sz="24"/>
-                    <w:bottom w:val="single" w:color="000000" w:sz="24"/>
-                    <w:right w:val="single" w:color="000000" w:sz="24"/>
-                  </w:tcBorders>
-                  <w:vAlign w:val="center"/>
-                </w:tcPr>
-                <w:p>
-                  <w:pPr>
-                    <w:keepNext w:val="false"/>
-                    <w:jc w:val="center"/>
-                  </w:pPr>
-                  <w:r>
-                    <w:drawing>
-                      <wp:inline distT="0" distB="0" distL="0" distR="0">
-                        <wp:extent cx="1076325" cy="1076325"/>
-                        <wp:effectExtent t="0" r="0" b="0" l="0"/>
-                        <wp:docPr id="1" name="jcb" descr="jcb" title="jcb"/>
-                        <wp:cNvGraphicFramePr>
-                          <a:graphicFrameLocks xmlns:a="http://schemas.openxmlformats.org/drawingml/2006/main" noChangeAspect="1"/>
-                        </wp:cNvGraphicFramePr>
-                        <a:graphic xmlns:a="http://schemas.openxmlformats.org/drawingml/2006/main">
-                          <a:graphicData uri="http://schemas.openxmlformats.org/drawingml/2006/picture">
-                            <pic:pic xmlns:pic="http://schemas.openxmlformats.org/drawingml/2006/picture">
-                              <pic:nvPicPr>
-                                <pic:cNvPr id="0" name="" descr=""/>
-                                <pic:cNvPicPr>
-                                  <a:picLocks noChangeAspect="1" noChangeArrowheads="1"/>
-                                </pic:cNvPicPr>
-                              </pic:nvPicPr>
-                              <pic:blipFill>
-                                <a:blip r:embed="rId15" cstate="none"/>
-                                <a:srcRect/>
-                                <a:stretch>
-                                  <a:fillRect/>
-                                </a:stretch>
-                              </pic:blipFill>
-                              <pic:spPr bwMode="auto">
-                                <a:xfrm>
-                                  <a:off x="0" y="0"/>
-                                  <a:ext cx="1076325" cy="1076325"/>
-                                </a:xfrm>
-                                <a:prstGeom prst="rect">
-                                  <a:avLst/>
-                                </a:prstGeom>
-                              </pic:spPr>
-                            </pic:pic>
-                          </a:graphicData>
-                        </a:graphic>
-                      </wp:inline>
-                    </w:drawing>
-                  </w:r>
-                </w:p>
-              </w:tc>
-            </w:tr>
-          </w:tbl>
-          <w:p/>
-        </w:tc>
-        <w:tc>
-          <w:tcPr>
-            <w:tcW w:type="dxa" w:w="2868"/>
-            <w:tcBorders>
-              <w:top w:val="none" w:color="FFFFFF" w:sz="0"/>
-              <w:left w:val="none" w:color="FFFFFF" w:sz="0"/>
-              <w:bottom w:val="none" w:color="FFFFFF" w:sz="0"/>
-              <w:right w:val="none" w:color="FFFFFF" w:sz="0"/>
-            </w:tcBorders>
-          </w:tcPr>
-          <w:p>
-            <w:pPr>
-              <w:spacing w:after="40"/>
-            </w:pPr>
-            <w:r>
-              <w:rPr>
-                <w:rFonts w:ascii="Arial" w:cs="Arial" w:eastAsia="Arial" w:hAnsi="Arial"/>
-                <w:b/>
-                <w:bCs/>
-                <w:sz w:val="18"/>
-                <w:szCs w:val="18"/>
-              </w:rPr>
-              <w:t xml:space="preserve">15. UnionPay</w:t>
-            </w:r>
-          </w:p>
-          <w:tbl>
-            <w:tblPr>
-              <w:tblW w:type="dxa" w:w="2268"/>
-              <w:tblBorders>
-                <w:top w:val="single" w:color="auto" w:sz="4"/>
-                <w:left w:val="single" w:color="auto" w:sz="4"/>
-                <w:bottom w:val="single" w:color="auto" w:sz="4"/>
-                <w:right w:val="single" w:color="auto" w:sz="4"/>
-                <w:insideH w:val="single" w:color="auto" w:sz="4"/>
-                <w:insideV w:val="single" w:color="auto" w:sz="4"/>
-              </w:tblBorders>
-              <w:tblLayout w:type="fixed"/>
-            </w:tblPr>
-            <w:tblGrid>
-              <w:gridCol w:w="2268"/>
-            </w:tblGrid>
-            <w:tr>
-              <w:trPr>
-                <w:cantSplit/>
-                <w:trHeight w:val="2268" w:hRule="exact"/>
-              </w:trPr>
-              <w:tc>
-                <w:tcPr>
-                  <w:tcW w:type="dxa" w:w="2268"/>
-                  <w:tcBorders>
-                    <w:top w:val="single" w:color="000000" w:sz="24"/>
-                    <w:left w:val="single" w:color="000000" w:sz="24"/>
-                    <w:bottom w:val="single" w:color="000000" w:sz="24"/>
-                    <w:right w:val="single" w:color="000000" w:sz="24"/>
-                  </w:tcBorders>
-                  <w:vAlign w:val="center"/>
-                </w:tcPr>
-                <w:p>
-                  <w:pPr>
-                    <w:keepNext w:val="false"/>
-                    <w:jc w:val="center"/>
-                  </w:pPr>
-                  <w:r>
-                    <w:drawing>
-                      <wp:inline distT="0" distB="0" distL="0" distR="0">
-                        <wp:extent cx="1076325" cy="1076325"/>
-                        <wp:effectExtent t="0" r="0" b="0" l="0"/>
-                        <wp:docPr id="1" name="unionpay" descr="unionpay" title="unionpay"/>
-                        <wp:cNvGraphicFramePr>
-                          <a:graphicFrameLocks xmlns:a="http://schemas.openxmlformats.org/drawingml/2006/main" noChangeAspect="1"/>
-                        </wp:cNvGraphicFramePr>
-                        <a:graphic xmlns:a="http://schemas.openxmlformats.org/drawingml/2006/main">
-                          <a:graphicData uri="http://schemas.openxmlformats.org/drawingml/2006/picture">
-                            <pic:pic xmlns:pic="http://schemas.openxmlformats.org/drawingml/2006/picture">
-                              <pic:nvPicPr>
-                                <pic:cNvPr id="0" name="" descr=""/>
-                                <pic:cNvPicPr>
-                                  <a:picLocks noChangeAspect="1" noChangeArrowheads="1"/>
-                                </pic:cNvPicPr>
-                              </pic:nvPicPr>
-                              <pic:blipFill>
-                                <a:blip r:embed="rId16" cstate="none"/>
-                                <a:srcRect/>
-                                <a:stretch>
-                                  <a:fillRect/>
-                                </a:stretch>
-                              </pic:blipFill>
-                              <pic:spPr bwMode="auto">
-                                <a:xfrm>
-                                  <a:off x="0" y="0"/>
-                                  <a:ext cx="1076325" cy="1076325"/>
-                                </a:xfrm>
-                                <a:prstGeom prst="rect">
-                                  <a:avLst/>
-                                </a:prstGeom>
-                              </pic:spPr>
-                            </pic:pic>
-                          </a:graphicData>
-                        </a:graphic>
-                      </wp:inline>
-                    </w:drawing>
-                  </w:r>
-                </w:p>
-              </w:tc>
-            </w:tr>
-          </w:tbl>
-          <w:p/>
-        </w:tc>
-        <w:tc>
-          <w:tcPr>
-            <w:tcW w:type="dxa" w:w="2868"/>
-            <w:tcBorders>
-              <w:top w:val="none" w:color="FFFFFF" w:sz="0"/>
-              <w:left w:val="none" w:color="FFFFFF" w:sz="0"/>
-              <w:bottom w:val="none" w:color="FFFFFF" w:sz="0"/>
-              <w:right w:val="none" w:color="FFFFFF" w:sz="0"/>
-            </w:tcBorders>
-          </w:tcPr>
-          <w:p>
-            <w:pPr>
-              <w:spacing w:after="40"/>
-            </w:pPr>
-            <w:r>
-              <w:rPr>
-                <w:rFonts w:ascii="Arial" w:cs="Arial" w:eastAsia="Arial" w:hAnsi="Arial"/>
-                <w:b/>
-                <w:bCs/>
-                <w:sz w:val="18"/>
-                <w:szCs w:val="18"/>
-              </w:rPr>
-              <w:t xml:space="preserve">16. SEPA Lastschrift</w:t>
-            </w:r>
-          </w:p>
-          <w:tbl>
-            <w:tblPr>
-              <w:tblW w:type="dxa" w:w="2268"/>
-              <w:tblBorders>
-                <w:top w:val="single" w:color="auto" w:sz="4"/>
-                <w:left w:val="single" w:color="auto" w:sz="4"/>
-                <w:bottom w:val="single" w:color="auto" w:sz="4"/>
-                <w:right w:val="single" w:color="auto" w:sz="4"/>
-                <w:insideH w:val="single" w:color="auto" w:sz="4"/>
-                <w:insideV w:val="single" w:color="auto" w:sz="4"/>
-              </w:tblBorders>
-              <w:tblLayout w:type="fixed"/>
-            </w:tblPr>
-            <w:tblGrid>
-              <w:gridCol w:w="2268"/>
-            </w:tblGrid>
-            <w:tr>
-              <w:trPr>
-                <w:cantSplit/>
-                <w:trHeight w:val="2268" w:hRule="exact"/>
-              </w:trPr>
-              <w:tc>
-                <w:tcPr>
-                  <w:tcW w:type="dxa" w:w="2268"/>
-                  <w:tcBorders>
-                    <w:top w:val="single" w:color="000000" w:sz="24"/>
-                    <w:left w:val="single" w:color="000000" w:sz="24"/>
-                    <w:bottom w:val="single" w:color="000000" w:sz="24"/>
-                    <w:right w:val="single" w:color="000000" w:sz="24"/>
-                  </w:tcBorders>
-                  <w:vAlign w:val="center"/>
-                </w:tcPr>
-                <w:p>
-                  <w:pPr>
-                    <w:keepNext w:val="false"/>
-                    <w:jc w:val="center"/>
-                  </w:pPr>
-                  <w:r>
-                    <w:drawing>
-                      <wp:inline distT="0" distB="0" distL="0" distR="0">
-                        <wp:extent cx="1076325" cy="1076325"/>
-                        <wp:effectExtent t="0" r="0" b="0" l="0"/>
-                        <wp:docPr id="1" name="sepa" descr="sepa" title="sepa"/>
-                        <wp:cNvGraphicFramePr>
-                          <a:graphicFrameLocks xmlns:a="http://schemas.openxmlformats.org/drawingml/2006/main" noChangeAspect="1"/>
-                        </wp:cNvGraphicFramePr>
-                        <a:graphic xmlns:a="http://schemas.openxmlformats.org/drawingml/2006/main">
-                          <a:graphicData uri="http://schemas.openxmlformats.org/drawingml/2006/picture">
-                            <pic:pic xmlns:pic="http://schemas.openxmlformats.org/drawingml/2006/picture">
-                              <pic:nvPicPr>
-                                <pic:cNvPr id="0" name="" descr=""/>
-                                <pic:cNvPicPr>
-                                  <a:picLocks noChangeAspect="1" noChangeArrowheads="1"/>
-                                </pic:cNvPicPr>
-                              </pic:nvPicPr>
-                              <pic:blipFill>
-                                <a:blip r:embed="rId17" cstate="none"/>
-                                <a:srcRect/>
-                                <a:stretch>
-                                  <a:fillRect/>
-                                </a:stretch>
-                              </pic:blipFill>
-                              <pic:spPr bwMode="auto">
-                                <a:xfrm>
-                                  <a:off x="0" y="0"/>
-                                  <a:ext cx="1076325" cy="1076325"/>
-                                </a:xfrm>
-                                <a:prstGeom prst="rect">
-                                  <a:avLst/>
-                                </a:prstGeom>
-                              </pic:spPr>
-                            </pic:pic>
-                          </a:graphicData>
-                        </a:graphic>
-                      </wp:inline>
-                    </w:drawing>
-                  </w:r>
-                </w:p>
-              </w:tc>
-            </w:tr>
-          </w:tbl>
-          <w:p/>
-        </w:tc>
-        <w:tc>
-          <w:tcPr>
-            <w:tcW w:type="dxa" w:w="2868"/>
-            <w:tcBorders>
-              <w:top w:val="none" w:color="FFFFFF" w:sz="0"/>
-              <w:left w:val="none" w:color="FFFFFF" w:sz="0"/>
-              <w:bottom w:val="none" w:color="FFFFFF" w:sz="0"/>
-              <w:right w:val="none" w:color="FFFFFF" w:sz="0"/>
-            </w:tcBorders>
-          </w:tcPr>
-          <w:p/>
-        </w:tc>
-      </w:tr>
-    </w:tbl>
-    <w:p>
-      <w:pPr>
-        <w:pStyle w:val="Heading2"/>
-        <w:keepNext/>
-        <w:pageBreakBefore/>
-        <w:spacing w:after="60" w:before="280"/>
-      </w:pPr>
-      <w:r>
-        <w:rPr>
-          <w:rFonts w:ascii="Arial" w:cs="Arial" w:eastAsia="Arial" w:hAnsi="Arial"/>
-          <w:b/>
-          <w:bCs/>
-          <w:color w:val="1F2A24"/>
-          <w:sz w:val="26"/>
-          <w:szCs w:val="26"/>
+          <w:sz w:val="32"/>
+          <w:szCs w:val="32"/>
         </w:rPr>
         <w:t xml:space="preserve">Яка каса — що клеїти</w:t>
       </w:r>
     </w:p>
     <w:tbl>
       <w:tblPr>
-        <w:tblW w:type="dxa" w:w="12000"/>
+        <w:tblW w:type="dxa" w:w="15400"/>
         <w:tblBorders>
           <w:top w:val="single" w:color="auto" w:sz="4"/>
           <w:left w:val="single" w:color="auto" w:sz="4"/>
@@ -3135,17 +4807,18 @@
       </w:tblPr>
       <w:tblGrid>
         <w:gridCol w:w="7000"/>
-        <w:gridCol w:w="5000"/>
+        <w:gridCol w:w="4200"/>
+        <w:gridCol w:w="4200"/>
       </w:tblGrid>
       <w:tr>
         <w:tc>
           <w:tcPr>
             <w:tcW w:type="dxa" w:w="7000"/>
             <w:tcBorders>
-              <w:top w:val="single" w:color="9AA3AD" w:sz="4"/>
-              <w:left w:val="single" w:color="9AA3AD" w:sz="4"/>
-              <w:bottom w:val="single" w:color="9AA3AD" w:sz="4"/>
-              <w:right w:val="single" w:color="9AA3AD" w:sz="4"/>
+              <w:top w:val="single" w:color="B5BCC4" w:sz="4"/>
+              <w:left w:val="single" w:color="B5BCC4" w:sz="4"/>
+              <w:bottom w:val="single" w:color="B5BCC4" w:sz="4"/>
+              <w:right w:val="single" w:color="B5BCC4" w:sz="4"/>
             </w:tcBorders>
             <w:shd w:fill="E6EEDB" w:color="auto" w:val="clear"/>
             <w:tcMar>
@@ -3170,12 +4843,12 @@
         </w:tc>
         <w:tc>
           <w:tcPr>
-            <w:tcW w:type="dxa" w:w="5000"/>
-            <w:tcBorders>
-              <w:top w:val="single" w:color="9AA3AD" w:sz="4"/>
-              <w:left w:val="single" w:color="9AA3AD" w:sz="4"/>
-              <w:bottom w:val="single" w:color="9AA3AD" w:sz="4"/>
-              <w:right w:val="single" w:color="9AA3AD" w:sz="4"/>
+            <w:tcW w:type="dxa" w:w="4200"/>
+            <w:tcBorders>
+              <w:top w:val="single" w:color="B5BCC4" w:sz="4"/>
+              <w:left w:val="single" w:color="B5BCC4" w:sz="4"/>
+              <w:bottom w:val="single" w:color="B5BCC4" w:sz="4"/>
+              <w:right w:val="single" w:color="B5BCC4" w:sz="4"/>
             </w:tcBorders>
             <w:shd w:fill="E6EEDB" w:color="auto" w:val="clear"/>
             <w:tcMar>
@@ -3194,21 +4867,20 @@
                 <w:sz w:val="20"/>
                 <w:szCs w:val="20"/>
               </w:rPr>
-              <w:t xml:space="preserve">Що клеїти</w:t>
-            </w:r>
-          </w:p>
-        </w:tc>
-      </w:tr>
-      <w:tr>
-        <w:tc>
-          <w:tcPr>
-            <w:tcW w:type="dxa" w:w="7000"/>
-            <w:tcBorders>
-              <w:top w:val="single" w:color="9AA3AD" w:sz="4"/>
-              <w:left w:val="single" w:color="9AA3AD" w:sz="4"/>
-              <w:bottom w:val="single" w:color="9AA3AD" w:sz="4"/>
-              <w:right w:val="single" w:color="9AA3AD" w:sz="4"/>
-            </w:tcBorders>
+              <w:t xml:space="preserve">Аркуш A</w:t>
+            </w:r>
+          </w:p>
+        </w:tc>
+        <w:tc>
+          <w:tcPr>
+            <w:tcW w:type="dxa" w:w="4200"/>
+            <w:tcBorders>
+              <w:top w:val="single" w:color="B5BCC4" w:sz="4"/>
+              <w:left w:val="single" w:color="B5BCC4" w:sz="4"/>
+              <w:bottom w:val="single" w:color="B5BCC4" w:sz="4"/>
+              <w:right w:val="single" w:color="B5BCC4" w:sz="4"/>
+            </w:tcBorders>
+            <w:shd w:fill="E6EEDB" w:color="auto" w:val="clear"/>
             <w:tcMar>
               <w:top w:type="dxa" w:w="60"/>
               <w:left w:type="dxa" w:w="120"/>
@@ -3220,23 +4892,54 @@
             <w:r>
               <w:rPr>
                 <w:rFonts w:ascii="Arial" w:cs="Arial" w:eastAsia="Arial" w:hAnsi="Arial"/>
+                <w:b/>
+                <w:bCs/>
+                <w:sz w:val="20"/>
+                <w:szCs w:val="20"/>
+              </w:rPr>
+              <w:t xml:space="preserve">Смуга B</w:t>
+            </w:r>
+          </w:p>
+        </w:tc>
+      </w:tr>
+      <w:tr>
+        <w:tc>
+          <w:tcPr>
+            <w:tcW w:type="dxa" w:w="7000"/>
+            <w:tcBorders>
+              <w:top w:val="single" w:color="B5BCC4" w:sz="4"/>
+              <w:left w:val="single" w:color="B5BCC4" w:sz="4"/>
+              <w:bottom w:val="single" w:color="B5BCC4" w:sz="4"/>
+              <w:right w:val="single" w:color="B5BCC4" w:sz="4"/>
+            </w:tcBorders>
+            <w:tcMar>
+              <w:top w:type="dxa" w:w="60"/>
+              <w:left w:type="dxa" w:w="120"/>
+              <w:bottom w:type="dxa" w:w="60"/>
+              <w:right w:type="dxa" w:w="120"/>
+            </w:tcMar>
+          </w:tcPr>
+          <w:p>
+            <w:r>
+              <w:rPr>
+                <w:rFonts w:ascii="Arial" w:cs="Arial" w:eastAsia="Arial" w:hAnsi="Arial"/>
                 <w:b w:val="false"/>
                 <w:bCs w:val="false"/>
                 <w:sz w:val="20"/>
                 <w:szCs w:val="20"/>
               </w:rPr>
-              <w:t xml:space="preserve">Будь-яка каса (базова)</w:t>
-            </w:r>
-          </w:p>
-        </w:tc>
-        <w:tc>
-          <w:tcPr>
-            <w:tcW w:type="dxa" w:w="5000"/>
-            <w:tcBorders>
-              <w:top w:val="single" w:color="9AA3AD" w:sz="4"/>
-              <w:left w:val="single" w:color="9AA3AD" w:sz="4"/>
-              <w:bottom w:val="single" w:color="9AA3AD" w:sz="4"/>
-              <w:right w:val="single" w:color="9AA3AD" w:sz="4"/>
+              <w:t xml:space="preserve">Базова: REA + girocard</w:t>
+            </w:r>
+          </w:p>
+        </w:tc>
+        <w:tc>
+          <w:tcPr>
+            <w:tcW w:type="dxa" w:w="4200"/>
+            <w:tcBorders>
+              <w:top w:val="single" w:color="B5BCC4" w:sz="4"/>
+              <w:left w:val="single" w:color="B5BCC4" w:sz="4"/>
+              <w:bottom w:val="single" w:color="B5BCC4" w:sz="4"/>
+              <w:right w:val="single" w:color="B5BCC4" w:sz="4"/>
             </w:tcBorders>
             <w:tcMar>
               <w:top w:type="dxa" w:w="60"/>
@@ -3258,16 +4961,14 @@
             </w:r>
           </w:p>
         </w:tc>
-      </w:tr>
-      <w:tr>
-        <w:tc>
-          <w:tcPr>
-            <w:tcW w:type="dxa" w:w="7000"/>
-            <w:tcBorders>
-              <w:top w:val="single" w:color="9AA3AD" w:sz="4"/>
-              <w:left w:val="single" w:color="9AA3AD" w:sz="4"/>
-              <w:bottom w:val="single" w:color="9AA3AD" w:sz="4"/>
-              <w:right w:val="single" w:color="9AA3AD" w:sz="4"/>
+        <w:tc>
+          <w:tcPr>
+            <w:tcW w:type="dxa" w:w="4200"/>
+            <w:tcBorders>
+              <w:top w:val="single" w:color="B5BCC4" w:sz="4"/>
+              <w:left w:val="single" w:color="B5BCC4" w:sz="4"/>
+              <w:bottom w:val="single" w:color="B5BCC4" w:sz="4"/>
+              <w:right w:val="single" w:color="B5BCC4" w:sz="4"/>
             </w:tcBorders>
             <w:tcMar>
               <w:top w:type="dxa" w:w="60"/>
@@ -3280,6 +4981,37 @@
             <w:r>
               <w:rPr>
                 <w:rFonts w:ascii="Arial" w:cs="Arial" w:eastAsia="Arial" w:hAnsi="Arial"/>
+                <w:b/>
+                <w:bCs/>
+                <w:sz w:val="20"/>
+                <w:szCs w:val="20"/>
+              </w:rPr>
+              <w:t xml:space="preserve">1</w:t>
+            </w:r>
+          </w:p>
+        </w:tc>
+      </w:tr>
+      <w:tr>
+        <w:tc>
+          <w:tcPr>
+            <w:tcW w:type="dxa" w:w="7000"/>
+            <w:tcBorders>
+              <w:top w:val="single" w:color="B5BCC4" w:sz="4"/>
+              <w:left w:val="single" w:color="B5BCC4" w:sz="4"/>
+              <w:bottom w:val="single" w:color="B5BCC4" w:sz="4"/>
+              <w:right w:val="single" w:color="B5BCC4" w:sz="4"/>
+            </w:tcBorders>
+            <w:tcMar>
+              <w:top w:type="dxa" w:w="60"/>
+              <w:left w:type="dxa" w:w="120"/>
+              <w:bottom w:type="dxa" w:w="60"/>
+              <w:right w:type="dxa" w:w="120"/>
+            </w:tcMar>
+          </w:tcPr>
+          <w:p>
+            <w:r>
+              <w:rPr>
+                <w:rFonts w:ascii="Arial" w:cs="Arial" w:eastAsia="Arial" w:hAnsi="Arial"/>
                 <w:b w:val="false"/>
                 <w:bCs w:val="false"/>
                 <w:sz w:val="20"/>
@@ -3291,12 +5023,12 @@
         </w:tc>
         <w:tc>
           <w:tcPr>
-            <w:tcW w:type="dxa" w:w="5000"/>
-            <w:tcBorders>
-              <w:top w:val="single" w:color="9AA3AD" w:sz="4"/>
-              <w:left w:val="single" w:color="9AA3AD" w:sz="4"/>
-              <w:bottom w:val="single" w:color="9AA3AD" w:sz="4"/>
-              <w:right w:val="single" w:color="9AA3AD" w:sz="4"/>
+            <w:tcW w:type="dxa" w:w="4200"/>
+            <w:tcBorders>
+              <w:top w:val="single" w:color="B5BCC4" w:sz="4"/>
+              <w:left w:val="single" w:color="B5BCC4" w:sz="4"/>
+              <w:bottom w:val="single" w:color="B5BCC4" w:sz="4"/>
+              <w:right w:val="single" w:color="B5BCC4" w:sz="4"/>
             </w:tcBorders>
             <w:tcMar>
               <w:top w:type="dxa" w:w="60"/>
@@ -3318,16 +5050,14 @@
             </w:r>
           </w:p>
         </w:tc>
-      </w:tr>
-      <w:tr>
-        <w:tc>
-          <w:tcPr>
-            <w:tcW w:type="dxa" w:w="7000"/>
-            <w:tcBorders>
-              <w:top w:val="single" w:color="9AA3AD" w:sz="4"/>
-              <w:left w:val="single" w:color="9AA3AD" w:sz="4"/>
-              <w:bottom w:val="single" w:color="9AA3AD" w:sz="4"/>
-              <w:right w:val="single" w:color="9AA3AD" w:sz="4"/>
+        <w:tc>
+          <w:tcPr>
+            <w:tcW w:type="dxa" w:w="4200"/>
+            <w:tcBorders>
+              <w:top w:val="single" w:color="B5BCC4" w:sz="4"/>
+              <w:left w:val="single" w:color="B5BCC4" w:sz="4"/>
+              <w:bottom w:val="single" w:color="B5BCC4" w:sz="4"/>
+              <w:right w:val="single" w:color="B5BCC4" w:sz="4"/>
             </w:tcBorders>
             <w:tcMar>
               <w:top w:type="dxa" w:w="60"/>
@@ -3340,6 +5070,37 @@
             <w:r>
               <w:rPr>
                 <w:rFonts w:ascii="Arial" w:cs="Arial" w:eastAsia="Arial" w:hAnsi="Arial"/>
+                <w:b/>
+                <w:bCs/>
+                <w:sz w:val="20"/>
+                <w:szCs w:val="20"/>
+              </w:rPr>
+              <w:t xml:space="preserve">2</w:t>
+            </w:r>
+          </w:p>
+        </w:tc>
+      </w:tr>
+      <w:tr>
+        <w:tc>
+          <w:tcPr>
+            <w:tcW w:type="dxa" w:w="7000"/>
+            <w:tcBorders>
+              <w:top w:val="single" w:color="B5BCC4" w:sz="4"/>
+              <w:left w:val="single" w:color="B5BCC4" w:sz="4"/>
+              <w:bottom w:val="single" w:color="B5BCC4" w:sz="4"/>
+              <w:right w:val="single" w:color="B5BCC4" w:sz="4"/>
+            </w:tcBorders>
+            <w:tcMar>
+              <w:top w:type="dxa" w:w="60"/>
+              <w:left w:type="dxa" w:w="120"/>
+              <w:bottom w:type="dxa" w:w="60"/>
+              <w:right w:type="dxa" w:w="120"/>
+            </w:tcMar>
+          </w:tcPr>
+          <w:p>
+            <w:r>
+              <w:rPr>
+                <w:rFonts w:ascii="Arial" w:cs="Arial" w:eastAsia="Arial" w:hAnsi="Arial"/>
                 <w:b w:val="false"/>
                 <w:bCs w:val="false"/>
                 <w:sz w:val="20"/>
@@ -3351,12 +5112,12 @@
         </w:tc>
         <w:tc>
           <w:tcPr>
-            <w:tcW w:type="dxa" w:w="5000"/>
-            <w:tcBorders>
-              <w:top w:val="single" w:color="9AA3AD" w:sz="4"/>
-              <w:left w:val="single" w:color="9AA3AD" w:sz="4"/>
-              <w:bottom w:val="single" w:color="9AA3AD" w:sz="4"/>
-              <w:right w:val="single" w:color="9AA3AD" w:sz="4"/>
+            <w:tcW w:type="dxa" w:w="4200"/>
+            <w:tcBorders>
+              <w:top w:val="single" w:color="B5BCC4" w:sz="4"/>
+              <w:left w:val="single" w:color="B5BCC4" w:sz="4"/>
+              <w:bottom w:val="single" w:color="B5BCC4" w:sz="4"/>
+              <w:right w:val="single" w:color="B5BCC4" w:sz="4"/>
             </w:tcBorders>
             <w:tcMar>
               <w:top w:type="dxa" w:w="60"/>
@@ -3378,16 +5139,14 @@
             </w:r>
           </w:p>
         </w:tc>
-      </w:tr>
-      <w:tr>
-        <w:tc>
-          <w:tcPr>
-            <w:tcW w:type="dxa" w:w="7000"/>
-            <w:tcBorders>
-              <w:top w:val="single" w:color="9AA3AD" w:sz="4"/>
-              <w:left w:val="single" w:color="9AA3AD" w:sz="4"/>
-              <w:bottom w:val="single" w:color="9AA3AD" w:sz="4"/>
-              <w:right w:val="single" w:color="9AA3AD" w:sz="4"/>
+        <w:tc>
+          <w:tcPr>
+            <w:tcW w:type="dxa" w:w="4200"/>
+            <w:tcBorders>
+              <w:top w:val="single" w:color="B5BCC4" w:sz="4"/>
+              <w:left w:val="single" w:color="B5BCC4" w:sz="4"/>
+              <w:bottom w:val="single" w:color="B5BCC4" w:sz="4"/>
+              <w:right w:val="single" w:color="B5BCC4" w:sz="4"/>
             </w:tcBorders>
             <w:tcMar>
               <w:top w:type="dxa" w:w="60"/>
@@ -3400,6 +5159,37 @@
             <w:r>
               <w:rPr>
                 <w:rFonts w:ascii="Arial" w:cs="Arial" w:eastAsia="Arial" w:hAnsi="Arial"/>
+                <w:b/>
+                <w:bCs/>
+                <w:sz w:val="20"/>
+                <w:szCs w:val="20"/>
+              </w:rPr>
+              <w:t xml:space="preserve">3</w:t>
+            </w:r>
+          </w:p>
+        </w:tc>
+      </w:tr>
+      <w:tr>
+        <w:tc>
+          <w:tcPr>
+            <w:tcW w:type="dxa" w:w="7000"/>
+            <w:tcBorders>
+              <w:top w:val="single" w:color="B5BCC4" w:sz="4"/>
+              <w:left w:val="single" w:color="B5BCC4" w:sz="4"/>
+              <w:bottom w:val="single" w:color="B5BCC4" w:sz="4"/>
+              <w:right w:val="single" w:color="B5BCC4" w:sz="4"/>
+            </w:tcBorders>
+            <w:tcMar>
+              <w:top w:type="dxa" w:w="60"/>
+              <w:left w:type="dxa" w:w="120"/>
+              <w:bottom w:type="dxa" w:w="60"/>
+              <w:right w:type="dxa" w:w="120"/>
+            </w:tcMar>
+          </w:tcPr>
+          <w:p>
+            <w:r>
+              <w:rPr>
+                <w:rFonts w:ascii="Arial" w:cs="Arial" w:eastAsia="Arial" w:hAnsi="Arial"/>
                 <w:b w:val="false"/>
                 <w:bCs w:val="false"/>
                 <w:sz w:val="20"/>
@@ -3411,12 +5201,12 @@
         </w:tc>
         <w:tc>
           <w:tcPr>
-            <w:tcW w:type="dxa" w:w="5000"/>
-            <w:tcBorders>
-              <w:top w:val="single" w:color="9AA3AD" w:sz="4"/>
-              <w:left w:val="single" w:color="9AA3AD" w:sz="4"/>
-              <w:bottom w:val="single" w:color="9AA3AD" w:sz="4"/>
-              <w:right w:val="single" w:color="9AA3AD" w:sz="4"/>
+            <w:tcW w:type="dxa" w:w="4200"/>
+            <w:tcBorders>
+              <w:top w:val="single" w:color="B5BCC4" w:sz="4"/>
+              <w:left w:val="single" w:color="B5BCC4" w:sz="4"/>
+              <w:bottom w:val="single" w:color="B5BCC4" w:sz="4"/>
+              <w:right w:val="single" w:color="B5BCC4" w:sz="4"/>
             </w:tcBorders>
             <w:tcMar>
               <w:top w:type="dxa" w:w="60"/>
@@ -3438,16 +5228,14 @@
             </w:r>
           </w:p>
         </w:tc>
-      </w:tr>
-      <w:tr>
-        <w:tc>
-          <w:tcPr>
-            <w:tcW w:type="dxa" w:w="7000"/>
-            <w:tcBorders>
-              <w:top w:val="single" w:color="9AA3AD" w:sz="4"/>
-              <w:left w:val="single" w:color="9AA3AD" w:sz="4"/>
-              <w:bottom w:val="single" w:color="9AA3AD" w:sz="4"/>
-              <w:right w:val="single" w:color="9AA3AD" w:sz="4"/>
+        <w:tc>
+          <w:tcPr>
+            <w:tcW w:type="dxa" w:w="4200"/>
+            <w:tcBorders>
+              <w:top w:val="single" w:color="B5BCC4" w:sz="4"/>
+              <w:left w:val="single" w:color="B5BCC4" w:sz="4"/>
+              <w:bottom w:val="single" w:color="B5BCC4" w:sz="4"/>
+              <w:right w:val="single" w:color="B5BCC4" w:sz="4"/>
             </w:tcBorders>
             <w:tcMar>
               <w:top w:type="dxa" w:w="60"/>
@@ -3460,6 +5248,37 @@
             <w:r>
               <w:rPr>
                 <w:rFonts w:ascii="Arial" w:cs="Arial" w:eastAsia="Arial" w:hAnsi="Arial"/>
+                <w:b/>
+                <w:bCs/>
+                <w:sz w:val="20"/>
+                <w:szCs w:val="20"/>
+              </w:rPr>
+              <w:t xml:space="preserve">4</w:t>
+            </w:r>
+          </w:p>
+        </w:tc>
+      </w:tr>
+      <w:tr>
+        <w:tc>
+          <w:tcPr>
+            <w:tcW w:type="dxa" w:w="7000"/>
+            <w:tcBorders>
+              <w:top w:val="single" w:color="B5BCC4" w:sz="4"/>
+              <w:left w:val="single" w:color="B5BCC4" w:sz="4"/>
+              <w:bottom w:val="single" w:color="B5BCC4" w:sz="4"/>
+              <w:right w:val="single" w:color="B5BCC4" w:sz="4"/>
+            </w:tcBorders>
+            <w:tcMar>
+              <w:top w:type="dxa" w:w="60"/>
+              <w:left w:type="dxa" w:w="120"/>
+              <w:bottom w:type="dxa" w:w="60"/>
+              <w:right w:type="dxa" w:w="120"/>
+            </w:tcMar>
+          </w:tcPr>
+          <w:p>
+            <w:r>
+              <w:rPr>
+                <w:rFonts w:ascii="Arial" w:cs="Arial" w:eastAsia="Arial" w:hAnsi="Arial"/>
                 <w:b w:val="false"/>
                 <w:bCs w:val="false"/>
                 <w:sz w:val="20"/>
@@ -3471,12 +5290,12 @@
         </w:tc>
         <w:tc>
           <w:tcPr>
-            <w:tcW w:type="dxa" w:w="5000"/>
-            <w:tcBorders>
-              <w:top w:val="single" w:color="9AA3AD" w:sz="4"/>
-              <w:left w:val="single" w:color="9AA3AD" w:sz="4"/>
-              <w:bottom w:val="single" w:color="9AA3AD" w:sz="4"/>
-              <w:right w:val="single" w:color="9AA3AD" w:sz="4"/>
+            <w:tcW w:type="dxa" w:w="4200"/>
+            <w:tcBorders>
+              <w:top w:val="single" w:color="B5BCC4" w:sz="4"/>
+              <w:left w:val="single" w:color="B5BCC4" w:sz="4"/>
+              <w:bottom w:val="single" w:color="B5BCC4" w:sz="4"/>
+              <w:right w:val="single" w:color="B5BCC4" w:sz="4"/>
             </w:tcBorders>
             <w:tcMar>
               <w:top w:type="dxa" w:w="60"/>
@@ -3498,16 +5317,14 @@
             </w:r>
           </w:p>
         </w:tc>
-      </w:tr>
-      <w:tr>
-        <w:tc>
-          <w:tcPr>
-            <w:tcW w:type="dxa" w:w="7000"/>
-            <w:tcBorders>
-              <w:top w:val="single" w:color="9AA3AD" w:sz="4"/>
-              <w:left w:val="single" w:color="9AA3AD" w:sz="4"/>
-              <w:bottom w:val="single" w:color="9AA3AD" w:sz="4"/>
-              <w:right w:val="single" w:color="9AA3AD" w:sz="4"/>
+        <w:tc>
+          <w:tcPr>
+            <w:tcW w:type="dxa" w:w="4200"/>
+            <w:tcBorders>
+              <w:top w:val="single" w:color="B5BCC4" w:sz="4"/>
+              <w:left w:val="single" w:color="B5BCC4" w:sz="4"/>
+              <w:bottom w:val="single" w:color="B5BCC4" w:sz="4"/>
+              <w:right w:val="single" w:color="B5BCC4" w:sz="4"/>
             </w:tcBorders>
             <w:tcMar>
               <w:top w:type="dxa" w:w="60"/>
@@ -3520,6 +5337,37 @@
             <w:r>
               <w:rPr>
                 <w:rFonts w:ascii="Arial" w:cs="Arial" w:eastAsia="Arial" w:hAnsi="Arial"/>
+                <w:b/>
+                <w:bCs/>
+                <w:sz w:val="20"/>
+                <w:szCs w:val="20"/>
+              </w:rPr>
+              <w:t xml:space="preserve">6 + 7</w:t>
+            </w:r>
+          </w:p>
+        </w:tc>
+      </w:tr>
+      <w:tr>
+        <w:tc>
+          <w:tcPr>
+            <w:tcW w:type="dxa" w:w="7000"/>
+            <w:tcBorders>
+              <w:top w:val="single" w:color="B5BCC4" w:sz="4"/>
+              <w:left w:val="single" w:color="B5BCC4" w:sz="4"/>
+              <w:bottom w:val="single" w:color="B5BCC4" w:sz="4"/>
+              <w:right w:val="single" w:color="B5BCC4" w:sz="4"/>
+            </w:tcBorders>
+            <w:tcMar>
+              <w:top w:type="dxa" w:w="60"/>
+              <w:left w:type="dxa" w:w="120"/>
+              <w:bottom w:type="dxa" w:w="60"/>
+              <w:right w:type="dxa" w:w="120"/>
+            </w:tcMar>
+          </w:tcPr>
+          <w:p>
+            <w:r>
+              <w:rPr>
+                <w:rFonts w:ascii="Arial" w:cs="Arial" w:eastAsia="Arial" w:hAnsi="Arial"/>
                 <w:b w:val="false"/>
                 <w:bCs w:val="false"/>
                 <w:sz w:val="20"/>
@@ -3531,12 +5379,12 @@
         </w:tc>
         <w:tc>
           <w:tcPr>
-            <w:tcW w:type="dxa" w:w="5000"/>
-            <w:tcBorders>
-              <w:top w:val="single" w:color="9AA3AD" w:sz="4"/>
-              <w:left w:val="single" w:color="9AA3AD" w:sz="4"/>
-              <w:bottom w:val="single" w:color="9AA3AD" w:sz="4"/>
-              <w:right w:val="single" w:color="9AA3AD" w:sz="4"/>
+            <w:tcW w:type="dxa" w:w="4200"/>
+            <w:tcBorders>
+              <w:top w:val="single" w:color="B5BCC4" w:sz="4"/>
+              <w:left w:val="single" w:color="B5BCC4" w:sz="4"/>
+              <w:bottom w:val="single" w:color="B5BCC4" w:sz="4"/>
+              <w:right w:val="single" w:color="B5BCC4" w:sz="4"/>
             </w:tcBorders>
             <w:tcMar>
               <w:top w:type="dxa" w:w="60"/>
@@ -3558,16 +5406,14 @@
             </w:r>
           </w:p>
         </w:tc>
-      </w:tr>
-      <w:tr>
-        <w:tc>
-          <w:tcPr>
-            <w:tcW w:type="dxa" w:w="7000"/>
-            <w:tcBorders>
-              <w:top w:val="single" w:color="9AA3AD" w:sz="4"/>
-              <w:left w:val="single" w:color="9AA3AD" w:sz="4"/>
-              <w:bottom w:val="single" w:color="9AA3AD" w:sz="4"/>
-              <w:right w:val="single" w:color="9AA3AD" w:sz="4"/>
+        <w:tc>
+          <w:tcPr>
+            <w:tcW w:type="dxa" w:w="4200"/>
+            <w:tcBorders>
+              <w:top w:val="single" w:color="B5BCC4" w:sz="4"/>
+              <w:left w:val="single" w:color="B5BCC4" w:sz="4"/>
+              <w:bottom w:val="single" w:color="B5BCC4" w:sz="4"/>
+              <w:right w:val="single" w:color="B5BCC4" w:sz="4"/>
             </w:tcBorders>
             <w:tcMar>
               <w:top w:type="dxa" w:w="60"/>
@@ -3580,6 +5426,37 @@
             <w:r>
               <w:rPr>
                 <w:rFonts w:ascii="Arial" w:cs="Arial" w:eastAsia="Arial" w:hAnsi="Arial"/>
+                <w:b/>
+                <w:bCs/>
+                <w:sz w:val="20"/>
+                <w:szCs w:val="20"/>
+              </w:rPr>
+              <w:t xml:space="preserve">3 + 6 (або 7) + 5</w:t>
+            </w:r>
+          </w:p>
+        </w:tc>
+      </w:tr>
+      <w:tr>
+        <w:tc>
+          <w:tcPr>
+            <w:tcW w:type="dxa" w:w="7000"/>
+            <w:tcBorders>
+              <w:top w:val="single" w:color="B5BCC4" w:sz="4"/>
+              <w:left w:val="single" w:color="B5BCC4" w:sz="4"/>
+              <w:bottom w:val="single" w:color="B5BCC4" w:sz="4"/>
+              <w:right w:val="single" w:color="B5BCC4" w:sz="4"/>
+            </w:tcBorders>
+            <w:tcMar>
+              <w:top w:type="dxa" w:w="60"/>
+              <w:left w:type="dxa" w:w="120"/>
+              <w:bottom w:type="dxa" w:w="60"/>
+              <w:right w:type="dxa" w:w="120"/>
+            </w:tcMar>
+          </w:tcPr>
+          <w:p>
+            <w:r>
+              <w:rPr>
+                <w:rFonts w:ascii="Arial" w:cs="Arial" w:eastAsia="Arial" w:hAnsi="Arial"/>
                 <w:b w:val="false"/>
                 <w:bCs w:val="false"/>
                 <w:sz w:val="20"/>
@@ -3591,12 +5468,12 @@
         </w:tc>
         <w:tc>
           <w:tcPr>
-            <w:tcW w:type="dxa" w:w="5000"/>
-            <w:tcBorders>
-              <w:top w:val="single" w:color="9AA3AD" w:sz="4"/>
-              <w:left w:val="single" w:color="9AA3AD" w:sz="4"/>
-              <w:bottom w:val="single" w:color="9AA3AD" w:sz="4"/>
-              <w:right w:val="single" w:color="9AA3AD" w:sz="4"/>
+            <w:tcW w:type="dxa" w:w="4200"/>
+            <w:tcBorders>
+              <w:top w:val="single" w:color="B5BCC4" w:sz="4"/>
+              <w:left w:val="single" w:color="B5BCC4" w:sz="4"/>
+              <w:bottom w:val="single" w:color="B5BCC4" w:sz="4"/>
+              <w:right w:val="single" w:color="B5BCC4" w:sz="4"/>
             </w:tcBorders>
             <w:tcMar>
               <w:top w:type="dxa" w:w="60"/>
@@ -3618,16 +5495,14 @@
             </w:r>
           </w:p>
         </w:tc>
-      </w:tr>
-      <w:tr>
-        <w:tc>
-          <w:tcPr>
-            <w:tcW w:type="dxa" w:w="7000"/>
-            <w:tcBorders>
-              <w:top w:val="single" w:color="9AA3AD" w:sz="4"/>
-              <w:left w:val="single" w:color="9AA3AD" w:sz="4"/>
-              <w:bottom w:val="single" w:color="9AA3AD" w:sz="4"/>
-              <w:right w:val="single" w:color="9AA3AD" w:sz="4"/>
+        <w:tc>
+          <w:tcPr>
+            <w:tcW w:type="dxa" w:w="4200"/>
+            <w:tcBorders>
+              <w:top w:val="single" w:color="B5BCC4" w:sz="4"/>
+              <w:left w:val="single" w:color="B5BCC4" w:sz="4"/>
+              <w:bottom w:val="single" w:color="B5BCC4" w:sz="4"/>
+              <w:right w:val="single" w:color="B5BCC4" w:sz="4"/>
             </w:tcBorders>
             <w:tcMar>
               <w:top w:type="dxa" w:w="60"/>
@@ -3640,6 +5515,37 @@
             <w:r>
               <w:rPr>
                 <w:rFonts w:ascii="Arial" w:cs="Arial" w:eastAsia="Arial" w:hAnsi="Arial"/>
+                <w:b/>
+                <w:bCs/>
+                <w:sz w:val="20"/>
+                <w:szCs w:val="20"/>
+              </w:rPr>
+              <w:t xml:space="preserve">+ 9</w:t>
+            </w:r>
+          </w:p>
+        </w:tc>
+      </w:tr>
+      <w:tr>
+        <w:tc>
+          <w:tcPr>
+            <w:tcW w:type="dxa" w:w="7000"/>
+            <w:tcBorders>
+              <w:top w:val="single" w:color="B5BCC4" w:sz="4"/>
+              <w:left w:val="single" w:color="B5BCC4" w:sz="4"/>
+              <w:bottom w:val="single" w:color="B5BCC4" w:sz="4"/>
+              <w:right w:val="single" w:color="B5BCC4" w:sz="4"/>
+            </w:tcBorders>
+            <w:tcMar>
+              <w:top w:type="dxa" w:w="60"/>
+              <w:left w:type="dxa" w:w="120"/>
+              <w:bottom w:type="dxa" w:w="60"/>
+              <w:right w:type="dxa" w:w="120"/>
+            </w:tcMar>
+          </w:tcPr>
+          <w:p>
+            <w:r>
+              <w:rPr>
+                <w:rFonts w:ascii="Arial" w:cs="Arial" w:eastAsia="Arial" w:hAnsi="Arial"/>
                 <w:b w:val="false"/>
                 <w:bCs w:val="false"/>
                 <w:sz w:val="20"/>
@@ -3651,12 +5557,12 @@
         </w:tc>
         <w:tc>
           <w:tcPr>
-            <w:tcW w:type="dxa" w:w="5000"/>
-            <w:tcBorders>
-              <w:top w:val="single" w:color="9AA3AD" w:sz="4"/>
-              <w:left w:val="single" w:color="9AA3AD" w:sz="4"/>
-              <w:bottom w:val="single" w:color="9AA3AD" w:sz="4"/>
-              <w:right w:val="single" w:color="9AA3AD" w:sz="4"/>
+            <w:tcW w:type="dxa" w:w="4200"/>
+            <w:tcBorders>
+              <w:top w:val="single" w:color="B5BCC4" w:sz="4"/>
+              <w:left w:val="single" w:color="B5BCC4" w:sz="4"/>
+              <w:bottom w:val="single" w:color="B5BCC4" w:sz="4"/>
+              <w:right w:val="single" w:color="B5BCC4" w:sz="4"/>
             </w:tcBorders>
             <w:tcMar>
               <w:top w:type="dxa" w:w="60"/>
@@ -3678,16 +5584,14 @@
             </w:r>
           </w:p>
         </w:tc>
-      </w:tr>
-      <w:tr>
-        <w:tc>
-          <w:tcPr>
-            <w:tcW w:type="dxa" w:w="7000"/>
-            <w:tcBorders>
-              <w:top w:val="single" w:color="9AA3AD" w:sz="4"/>
-              <w:left w:val="single" w:color="9AA3AD" w:sz="4"/>
-              <w:bottom w:val="single" w:color="9AA3AD" w:sz="4"/>
-              <w:right w:val="single" w:color="9AA3AD" w:sz="4"/>
+        <w:tc>
+          <w:tcPr>
+            <w:tcW w:type="dxa" w:w="4200"/>
+            <w:tcBorders>
+              <w:top w:val="single" w:color="B5BCC4" w:sz="4"/>
+              <w:left w:val="single" w:color="B5BCC4" w:sz="4"/>
+              <w:bottom w:val="single" w:color="B5BCC4" w:sz="4"/>
+              <w:right w:val="single" w:color="B5BCC4" w:sz="4"/>
             </w:tcBorders>
             <w:tcMar>
               <w:top w:type="dxa" w:w="60"/>
@@ -3700,6 +5604,37 @@
             <w:r>
               <w:rPr>
                 <w:rFonts w:ascii="Arial" w:cs="Arial" w:eastAsia="Arial" w:hAnsi="Arial"/>
+                <w:b/>
+                <w:bCs/>
+                <w:sz w:val="20"/>
+                <w:szCs w:val="20"/>
+              </w:rPr>
+              <w:t xml:space="preserve">+ 10</w:t>
+            </w:r>
+          </w:p>
+        </w:tc>
+      </w:tr>
+      <w:tr>
+        <w:tc>
+          <w:tcPr>
+            <w:tcW w:type="dxa" w:w="7000"/>
+            <w:tcBorders>
+              <w:top w:val="single" w:color="B5BCC4" w:sz="4"/>
+              <w:left w:val="single" w:color="B5BCC4" w:sz="4"/>
+              <w:bottom w:val="single" w:color="B5BCC4" w:sz="4"/>
+              <w:right w:val="single" w:color="B5BCC4" w:sz="4"/>
+            </w:tcBorders>
+            <w:tcMar>
+              <w:top w:type="dxa" w:w="60"/>
+              <w:left w:type="dxa" w:w="120"/>
+              <w:bottom w:type="dxa" w:w="60"/>
+              <w:right w:type="dxa" w:w="120"/>
+            </w:tcMar>
+          </w:tcPr>
+          <w:p>
+            <w:r>
+              <w:rPr>
+                <w:rFonts w:ascii="Arial" w:cs="Arial" w:eastAsia="Arial" w:hAnsi="Arial"/>
                 <w:b w:val="false"/>
                 <w:bCs w:val="false"/>
                 <w:sz w:val="20"/>
@@ -3711,12 +5646,12 @@
         </w:tc>
         <w:tc>
           <w:tcPr>
-            <w:tcW w:type="dxa" w:w="5000"/>
-            <w:tcBorders>
-              <w:top w:val="single" w:color="9AA3AD" w:sz="4"/>
-              <w:left w:val="single" w:color="9AA3AD" w:sz="4"/>
-              <w:bottom w:val="single" w:color="9AA3AD" w:sz="4"/>
-              <w:right w:val="single" w:color="9AA3AD" w:sz="4"/>
+            <w:tcW w:type="dxa" w:w="4200"/>
+            <w:tcBorders>
+              <w:top w:val="single" w:color="B5BCC4" w:sz="4"/>
+              <w:left w:val="single" w:color="B5BCC4" w:sz="4"/>
+              <w:bottom w:val="single" w:color="B5BCC4" w:sz="4"/>
+              <w:right w:val="single" w:color="B5BCC4" w:sz="4"/>
             </w:tcBorders>
             <w:tcMar>
               <w:top w:type="dxa" w:w="60"/>
@@ -3738,16 +5673,14 @@
             </w:r>
           </w:p>
         </w:tc>
-      </w:tr>
-      <w:tr>
-        <w:tc>
-          <w:tcPr>
-            <w:tcW w:type="dxa" w:w="7000"/>
-            <w:tcBorders>
-              <w:top w:val="single" w:color="9AA3AD" w:sz="4"/>
-              <w:left w:val="single" w:color="9AA3AD" w:sz="4"/>
-              <w:bottom w:val="single" w:color="9AA3AD" w:sz="4"/>
-              <w:right w:val="single" w:color="9AA3AD" w:sz="4"/>
+        <w:tc>
+          <w:tcPr>
+            <w:tcW w:type="dxa" w:w="4200"/>
+            <w:tcBorders>
+              <w:top w:val="single" w:color="B5BCC4" w:sz="4"/>
+              <w:left w:val="single" w:color="B5BCC4" w:sz="4"/>
+              <w:bottom w:val="single" w:color="B5BCC4" w:sz="4"/>
+              <w:right w:val="single" w:color="B5BCC4" w:sz="4"/>
             </w:tcBorders>
             <w:tcMar>
               <w:top w:type="dxa" w:w="60"/>
@@ -3760,6 +5693,37 @@
             <w:r>
               <w:rPr>
                 <w:rFonts w:ascii="Arial" w:cs="Arial" w:eastAsia="Arial" w:hAnsi="Arial"/>
+                <w:b/>
+                <w:bCs/>
+                <w:sz w:val="20"/>
+                <w:szCs w:val="20"/>
+              </w:rPr>
+              <w:t xml:space="preserve">+ 11</w:t>
+            </w:r>
+          </w:p>
+        </w:tc>
+      </w:tr>
+      <w:tr>
+        <w:tc>
+          <w:tcPr>
+            <w:tcW w:type="dxa" w:w="7000"/>
+            <w:tcBorders>
+              <w:top w:val="single" w:color="B5BCC4" w:sz="4"/>
+              <w:left w:val="single" w:color="B5BCC4" w:sz="4"/>
+              <w:bottom w:val="single" w:color="B5BCC4" w:sz="4"/>
+              <w:right w:val="single" w:color="B5BCC4" w:sz="4"/>
+            </w:tcBorders>
+            <w:tcMar>
+              <w:top w:type="dxa" w:w="60"/>
+              <w:left w:type="dxa" w:w="120"/>
+              <w:bottom w:type="dxa" w:w="60"/>
+              <w:right w:type="dxa" w:w="120"/>
+            </w:tcMar>
+          </w:tcPr>
+          <w:p>
+            <w:r>
+              <w:rPr>
+                <w:rFonts w:ascii="Arial" w:cs="Arial" w:eastAsia="Arial" w:hAnsi="Arial"/>
                 <w:b w:val="false"/>
                 <w:bCs w:val="false"/>
                 <w:sz w:val="20"/>
@@ -3771,12 +5735,12 @@
         </w:tc>
         <w:tc>
           <w:tcPr>
-            <w:tcW w:type="dxa" w:w="5000"/>
-            <w:tcBorders>
-              <w:top w:val="single" w:color="9AA3AD" w:sz="4"/>
-              <w:left w:val="single" w:color="9AA3AD" w:sz="4"/>
-              <w:bottom w:val="single" w:color="9AA3AD" w:sz="4"/>
-              <w:right w:val="single" w:color="9AA3AD" w:sz="4"/>
+            <w:tcW w:type="dxa" w:w="4200"/>
+            <w:tcBorders>
+              <w:top w:val="single" w:color="B5BCC4" w:sz="4"/>
+              <w:left w:val="single" w:color="B5BCC4" w:sz="4"/>
+              <w:bottom w:val="single" w:color="B5BCC4" w:sz="4"/>
+              <w:right w:val="single" w:color="B5BCC4" w:sz="4"/>
             </w:tcBorders>
             <w:tcMar>
               <w:top w:type="dxa" w:w="60"/>
@@ -3798,16 +5762,14 @@
             </w:r>
           </w:p>
         </w:tc>
-      </w:tr>
-      <w:tr>
-        <w:tc>
-          <w:tcPr>
-            <w:tcW w:type="dxa" w:w="7000"/>
-            <w:tcBorders>
-              <w:top w:val="single" w:color="9AA3AD" w:sz="4"/>
-              <w:left w:val="single" w:color="9AA3AD" w:sz="4"/>
-              <w:bottom w:val="single" w:color="9AA3AD" w:sz="4"/>
-              <w:right w:val="single" w:color="9AA3AD" w:sz="4"/>
+        <w:tc>
+          <w:tcPr>
+            <w:tcW w:type="dxa" w:w="4200"/>
+            <w:tcBorders>
+              <w:top w:val="single" w:color="B5BCC4" w:sz="4"/>
+              <w:left w:val="single" w:color="B5BCC4" w:sz="4"/>
+              <w:bottom w:val="single" w:color="B5BCC4" w:sz="4"/>
+              <w:right w:val="single" w:color="B5BCC4" w:sz="4"/>
             </w:tcBorders>
             <w:tcMar>
               <w:top w:type="dxa" w:w="60"/>
@@ -3820,6 +5782,37 @@
             <w:r>
               <w:rPr>
                 <w:rFonts w:ascii="Arial" w:cs="Arial" w:eastAsia="Arial" w:hAnsi="Arial"/>
+                <w:b/>
+                <w:bCs/>
+                <w:sz w:val="20"/>
+                <w:szCs w:val="20"/>
+              </w:rPr>
+              <w:t xml:space="preserve">+ 12</w:t>
+            </w:r>
+          </w:p>
+        </w:tc>
+      </w:tr>
+      <w:tr>
+        <w:tc>
+          <w:tcPr>
+            <w:tcW w:type="dxa" w:w="7000"/>
+            <w:tcBorders>
+              <w:top w:val="single" w:color="B5BCC4" w:sz="4"/>
+              <w:left w:val="single" w:color="B5BCC4" w:sz="4"/>
+              <w:bottom w:val="single" w:color="B5BCC4" w:sz="4"/>
+              <w:right w:val="single" w:color="B5BCC4" w:sz="4"/>
+            </w:tcBorders>
+            <w:tcMar>
+              <w:top w:type="dxa" w:w="60"/>
+              <w:left w:type="dxa" w:w="120"/>
+              <w:bottom w:type="dxa" w:w="60"/>
+              <w:right w:type="dxa" w:w="120"/>
+            </w:tcMar>
+          </w:tcPr>
+          <w:p>
+            <w:r>
+              <w:rPr>
+                <w:rFonts w:ascii="Arial" w:cs="Arial" w:eastAsia="Arial" w:hAnsi="Arial"/>
                 <w:b w:val="false"/>
                 <w:bCs w:val="false"/>
                 <w:sz w:val="20"/>
@@ -3831,12 +5824,12 @@
         </w:tc>
         <w:tc>
           <w:tcPr>
-            <w:tcW w:type="dxa" w:w="5000"/>
-            <w:tcBorders>
-              <w:top w:val="single" w:color="9AA3AD" w:sz="4"/>
-              <w:left w:val="single" w:color="9AA3AD" w:sz="4"/>
-              <w:bottom w:val="single" w:color="9AA3AD" w:sz="4"/>
-              <w:right w:val="single" w:color="9AA3AD" w:sz="4"/>
+            <w:tcW w:type="dxa" w:w="4200"/>
+            <w:tcBorders>
+              <w:top w:val="single" w:color="B5BCC4" w:sz="4"/>
+              <w:left w:val="single" w:color="B5BCC4" w:sz="4"/>
+              <w:bottom w:val="single" w:color="B5BCC4" w:sz="4"/>
+              <w:right w:val="single" w:color="B5BCC4" w:sz="4"/>
             </w:tcBorders>
             <w:tcMar>
               <w:top w:type="dxa" w:w="60"/>
@@ -3858,16 +5851,14 @@
             </w:r>
           </w:p>
         </w:tc>
-      </w:tr>
-      <w:tr>
-        <w:tc>
-          <w:tcPr>
-            <w:tcW w:type="dxa" w:w="7000"/>
-            <w:tcBorders>
-              <w:top w:val="single" w:color="9AA3AD" w:sz="4"/>
-              <w:left w:val="single" w:color="9AA3AD" w:sz="4"/>
-              <w:bottom w:val="single" w:color="9AA3AD" w:sz="4"/>
-              <w:right w:val="single" w:color="9AA3AD" w:sz="4"/>
+        <w:tc>
+          <w:tcPr>
+            <w:tcW w:type="dxa" w:w="4200"/>
+            <w:tcBorders>
+              <w:top w:val="single" w:color="B5BCC4" w:sz="4"/>
+              <w:left w:val="single" w:color="B5BCC4" w:sz="4"/>
+              <w:bottom w:val="single" w:color="B5BCC4" w:sz="4"/>
+              <w:right w:val="single" w:color="B5BCC4" w:sz="4"/>
             </w:tcBorders>
             <w:tcMar>
               <w:top w:type="dxa" w:w="60"/>
@@ -3880,41 +5871,12 @@
             <w:r>
               <w:rPr>
                 <w:rFonts w:ascii="Arial" w:cs="Arial" w:eastAsia="Arial" w:hAnsi="Arial"/>
-                <w:b w:val="false"/>
-                <w:bCs w:val="false"/>
-                <w:sz w:val="20"/>
-                <w:szCs w:val="20"/>
-              </w:rPr>
-              <w:t xml:space="preserve">Інша комбінація</w:t>
-            </w:r>
-          </w:p>
-        </w:tc>
-        <w:tc>
-          <w:tcPr>
-            <w:tcW w:type="dxa" w:w="5000"/>
-            <w:tcBorders>
-              <w:top w:val="single" w:color="9AA3AD" w:sz="4"/>
-              <w:left w:val="single" w:color="9AA3AD" w:sz="4"/>
-              <w:bottom w:val="single" w:color="9AA3AD" w:sz="4"/>
-              <w:right w:val="single" w:color="9AA3AD" w:sz="4"/>
-            </w:tcBorders>
-            <w:tcMar>
-              <w:top w:type="dxa" w:w="60"/>
-              <w:left w:type="dxa" w:w="120"/>
-              <w:bottom w:type="dxa" w:w="60"/>
-              <w:right w:type="dxa" w:w="120"/>
-            </w:tcMar>
-          </w:tcPr>
-          <w:p>
-            <w:r>
-              <w:rPr>
-                <w:rFonts w:ascii="Arial" w:cs="Arial" w:eastAsia="Arial" w:hAnsi="Arial"/>
                 <w:b/>
                 <w:bCs/>
                 <w:sz w:val="20"/>
                 <w:szCs w:val="20"/>
               </w:rPr>
-              <w:t xml:space="preserve">з окремих 7–11</w:t>
+              <w:t xml:space="preserve">+ 13</w:t>
             </w:r>
           </w:p>
         </w:tc>
@@ -3922,7 +5884,7 @@
     </w:tbl>
     <w:p>
       <w:pPr>
-        <w:spacing w:after="80" w:before="160"/>
+        <w:spacing w:after="100" w:before="160"/>
       </w:pPr>
       <w:r>
         <w:rPr>
@@ -3931,12 +5893,12 @@
           <w:sz w:val="20"/>
           <w:szCs w:val="20"/>
         </w:rPr>
-        <w:t xml:space="preserve">Google Pay не працює з girocard, тому в наклейці 2 є тільки Apple Pay.</w:t>
+        <w:t xml:space="preserve">Google Pay не працює з girocard, тому в блоці girocard є тільки Apple Pay.</w:t>
       </w:r>
     </w:p>
     <w:sectPr>
-      <w:pgSz w:w="16838" w:h="11906" w:orient="landscape"/>
-      <w:pgMar w:top="720" w:right="720" w:bottom="720" w:left="720" w:header="708" w:footer="708" w:gutter="0"/>
+      <w:pgSz w:w="16840" w:h="11907" w:orient="landscape"/>
+      <w:pgMar w:top="454" w:right="454" w:bottom="454" w:left="454" w:header="708" w:footer="708" w:gutter="0"/>
       <w:pgNumType/>
       <w:docGrid w:linePitch="360"/>
     </w:sectPr>

--- a/tools/payment-stickers/naklejky.docx
+++ b/tools/payment-stickers/naklejky.docx
@@ -2,6 +2,2680 @@
 <file path=word/document.xml><?xml version="1.0" encoding="utf-8"?>
 <w:document xmlns:wpc="http://schemas.microsoft.com/office/word/2010/wordprocessingCanvas" xmlns:mc="http://schemas.openxmlformats.org/markup-compatibility/2006" xmlns:o="urn:schemas-microsoft-com:office:office" xmlns:r="http://schemas.openxmlformats.org/officeDocument/2006/relationships" xmlns:m="http://schemas.openxmlformats.org/officeDocument/2006/math" xmlns:v="urn:schemas-microsoft-com:vml" xmlns:wp14="http://schemas.microsoft.com/office/word/2010/wordprocessingDrawing" xmlns:wp="http://schemas.openxmlformats.org/drawingml/2006/wordprocessingDrawing" xmlns:w10="urn:schemas-microsoft-com:office:word" xmlns:w="http://schemas.openxmlformats.org/wordprocessingml/2006/main" xmlns:w14="http://schemas.microsoft.com/office/word/2010/wordml" xmlns:w15="http://schemas.microsoft.com/office/word/2012/wordml" xmlns:wpg="http://schemas.microsoft.com/office/word/2010/wordprocessingGroup" xmlns:wpi="http://schemas.microsoft.com/office/word/2010/wordprocessingInk" xmlns:wne="http://schemas.microsoft.com/office/word/2006/wordml" xmlns:wps="http://schemas.microsoft.com/office/word/2010/wordprocessingShape" xmlns:cx="http://schemas.microsoft.com/office/drawing/2014/chartex" xmlns:cx1="http://schemas.microsoft.com/office/drawing/2015/9/8/chartex" xmlns:cx2="http://schemas.microsoft.com/office/drawing/2015/10/21/chartex" xmlns:cx3="http://schemas.microsoft.com/office/drawing/2016/5/9/chartex" xmlns:cx4="http://schemas.microsoft.com/office/drawing/2016/5/10/chartex" xmlns:cx5="http://schemas.microsoft.com/office/drawing/2016/5/11/chartex" xmlns:cx6="http://schemas.microsoft.com/office/drawing/2016/5/12/chartex" xmlns:cx7="http://schemas.microsoft.com/office/drawing/2016/5/13/chartex" xmlns:cx8="http://schemas.microsoft.com/office/drawing/2016/5/14/chartex" xmlns:aink="http://schemas.microsoft.com/office/drawing/2016/ink" xmlns:am3d="http://schemas.microsoft.com/office/drawing/2017/model3d" xmlns:w16cex="http://schemas.microsoft.com/office/word/2018/wordml/cex" xmlns:w16cid="http://schemas.microsoft.com/office/word/2016/wordml/cid" xmlns:w16="http://schemas.microsoft.com/office/word/2018/wordml" xmlns:w16sdtdh="http://schemas.microsoft.com/office/word/2020/wordml/sdtdatahash" xmlns:w16se="http://schemas.microsoft.com/office/word/2015/wordml/symex" mc:Ignorable="w14 w15 wp14">
   <w:body>
+    <w:p>
+      <w:pPr>
+        <w:pStyle w:val="Heading1"/>
+        <w:spacing w:after="80"/>
+      </w:pPr>
+      <w:r>
+        <w:rPr>
+          <w:rFonts w:ascii="Arial" w:cs="Arial" w:eastAsia="Arial" w:hAnsi="Arial"/>
+          <w:b/>
+          <w:bCs/>
+          <w:color w:val="1F2A24"/>
+          <w:sz w:val="32"/>
+          <w:szCs w:val="32"/>
+        </w:rPr>
+        <w:t xml:space="preserve">Аркуш C — за ескізом (6 колонок)</w:t>
+      </w:r>
+    </w:p>
+    <w:p>
+      <w:pPr>
+        <w:spacing w:after="100" w:before="0"/>
+      </w:pPr>
+      <w:r>
+        <w:rPr>
+          <w:rFonts w:ascii="Arial" w:cs="Arial" w:eastAsia="Arial" w:hAnsi="Arial"/>
+          <w:color w:val="5F6A63"/>
+          <w:sz w:val="18"/>
+          <w:szCs w:val="18"/>
+        </w:rPr>
+        <w:t xml:space="preserve">Кожна клітинка — один логотип 40 × 40 мм. Жирна чорна рамка — одна наклейка (вирізається разом); пунктир — межа між логотипами всередині наклейки. Щоб перегрупувати: змініть, де жирні лінії (Конструктор таблиць → Межі). Сірий номер у куточку відповідає таблиці «яка каса — що клеїти». Логотипи схематичні: правою кнопкою → Змінити рисунок.</w:t>
+      </w:r>
+    </w:p>
+    <w:tbl>
+      <w:tblPr>
+        <w:tblW w:type="dxa" w:w="13608"/>
+        <w:tblBorders>
+          <w:top w:val="none" w:color="FFFFFF" w:sz="0"/>
+          <w:left w:val="none" w:color="FFFFFF" w:sz="0"/>
+          <w:bottom w:val="none" w:color="FFFFFF" w:sz="0"/>
+          <w:right w:val="none" w:color="FFFFFF" w:sz="0"/>
+          <w:insideH w:val="none" w:color="FFFFFF" w:sz="0"/>
+          <w:insideV w:val="none" w:color="FFFFFF" w:sz="0"/>
+        </w:tblBorders>
+        <w:tblLayout w:type="fixed"/>
+      </w:tblPr>
+      <w:tblGrid>
+        <w:gridCol w:w="2268"/>
+        <w:gridCol w:w="2268"/>
+        <w:gridCol w:w="2268"/>
+        <w:gridCol w:w="2268"/>
+        <w:gridCol w:w="2268"/>
+        <w:gridCol w:w="2268"/>
+      </w:tblGrid>
+      <w:tr>
+        <w:trPr>
+          <w:cantSplit/>
+          <w:trHeight w:val="907" w:hRule="exact"/>
+        </w:trPr>
+        <w:tc>
+          <w:tcPr>
+            <w:tcW w:type="dxa" w:w="6804"/>
+            <w:gridSpan w:val="3"/>
+            <w:tcBorders>
+              <w:top w:val="single" w:color="000000" w:sz="48"/>
+              <w:left w:val="single" w:color="000000" w:sz="48"/>
+              <w:bottom w:val="dotted" w:color="C8CDD2" w:sz="4"/>
+              <w:right w:val="single" w:color="000000" w:sz="48"/>
+            </w:tcBorders>
+            <w:shd w:fill="7BA23A" w:color="auto" w:val="clear"/>
+            <w:tcMar>
+              <w:left w:type="dxa" w:w="120"/>
+              <w:right w:type="dxa" w:w="120"/>
+            </w:tcMar>
+            <w:vAlign w:val="center"/>
+          </w:tcPr>
+          <w:p>
+            <w:pPr>
+              <w:keepNext/>
+            </w:pPr>
+            <w:r>
+              <w:rPr>
+                <w:rFonts w:ascii="Arial" w:cs="Arial" w:eastAsia="Arial" w:hAnsi="Arial"/>
+                <w:b/>
+                <w:bCs/>
+                <w:color w:val="FFFFFF"/>
+                <w:sz w:val="30"/>
+                <w:szCs w:val="30"/>
+              </w:rPr>
+              <w:t xml:space="preserve">REA CARD</w:t>
+            </w:r>
+            <w:r>
+              <w:rPr>
+                <w:rFonts w:ascii="Arial" w:cs="Arial" w:eastAsia="Arial" w:hAnsi="Arial"/>
+                <w:color w:val="FFFFFF"/>
+                <w:sz w:val="14"/>
+                <w:szCs w:val="14"/>
+              </w:rPr>
+              <w:t xml:space="preserve">   www.rea-card.de</w:t>
+            </w:r>
+          </w:p>
+        </w:tc>
+        <w:tc>
+          <w:tcPr>
+            <w:tcW w:type="dxa" w:w="6804"/>
+            <w:gridSpan w:val="3"/>
+            <w:tcBorders>
+              <w:top w:val="single" w:color="000000" w:sz="48"/>
+              <w:left w:val="single" w:color="000000" w:sz="48"/>
+              <w:bottom w:val="dotted" w:color="C8CDD2" w:sz="4"/>
+              <w:right w:val="single" w:color="000000" w:sz="48"/>
+            </w:tcBorders>
+            <w:shd w:fill="7BA23A" w:color="auto" w:val="clear"/>
+            <w:tcMar>
+              <w:left w:type="dxa" w:w="120"/>
+              <w:right w:type="dxa" w:w="120"/>
+            </w:tcMar>
+            <w:vAlign w:val="center"/>
+          </w:tcPr>
+          <w:p>
+            <w:pPr>
+              <w:keepNext/>
+            </w:pPr>
+            <w:r>
+              <w:rPr>
+                <w:rFonts w:ascii="Arial" w:cs="Arial" w:eastAsia="Arial" w:hAnsi="Arial"/>
+                <w:b/>
+                <w:bCs/>
+                <w:color w:val="FFFFFF"/>
+                <w:sz w:val="30"/>
+                <w:szCs w:val="30"/>
+              </w:rPr>
+              <w:t xml:space="preserve">REA CARD</w:t>
+            </w:r>
+            <w:r>
+              <w:rPr>
+                <w:rFonts w:ascii="Arial" w:cs="Arial" w:eastAsia="Arial" w:hAnsi="Arial"/>
+                <w:color w:val="FFFFFF"/>
+                <w:sz w:val="14"/>
+                <w:szCs w:val="14"/>
+              </w:rPr>
+              <w:t xml:space="preserve">   www.rea-card.de</w:t>
+            </w:r>
+          </w:p>
+        </w:tc>
+      </w:tr>
+      <w:tr>
+        <w:trPr>
+          <w:cantSplit/>
+          <w:trHeight w:val="2268" w:hRule="exact"/>
+        </w:trPr>
+        <w:tc>
+          <w:tcPr>
+            <w:tcW w:type="dxa" w:w="2268"/>
+            <w:tcBorders>
+              <w:top w:val="dotted" w:color="C8CDD2" w:sz="4"/>
+              <w:left w:val="single" w:color="000000" w:sz="48"/>
+              <w:bottom w:val="single" w:color="000000" w:sz="48"/>
+              <w:right w:val="dotted" w:color="C8CDD2" w:sz="4"/>
+            </w:tcBorders>
+            <w:tcMar>
+              <w:top w:type="dxa" w:w="0"/>
+              <w:left w:type="dxa" w:w="40"/>
+              <w:bottom w:type="dxa" w:w="0"/>
+              <w:right w:type="dxa" w:w="40"/>
+            </w:tcMar>
+            <w:vAlign w:val="center"/>
+          </w:tcPr>
+          <w:p>
+            <w:pPr>
+              <w:keepNext/>
+              <w:spacing w:after="0"/>
+            </w:pPr>
+            <w:r>
+              <w:rPr>
+                <w:rFonts w:ascii="Arial" w:cs="Arial" w:eastAsia="Arial" w:hAnsi="Arial"/>
+                <w:b/>
+                <w:bCs/>
+                <w:color w:val="8A949C"/>
+                <w:sz w:val="14"/>
+                <w:szCs w:val="14"/>
+              </w:rPr>
+              <w:t xml:space="preserve">1</w:t>
+            </w:r>
+          </w:p>
+          <w:p>
+            <w:pPr>
+              <w:keepNext/>
+              <w:jc w:val="center"/>
+            </w:pPr>
+            <w:r>
+              <w:drawing>
+                <wp:inline distT="0" distB="0" distL="0" distR="0">
+                  <wp:extent cx="1076325" cy="1076325"/>
+                  <wp:effectExtent t="0" r="0" b="0" l="0"/>
+                  <wp:docPr id="1" name="nfc" descr="nfc" title="nfc"/>
+                  <wp:cNvGraphicFramePr>
+                    <a:graphicFrameLocks xmlns:a="http://schemas.openxmlformats.org/drawingml/2006/main" noChangeAspect="1"/>
+                  </wp:cNvGraphicFramePr>
+                  <a:graphic xmlns:a="http://schemas.openxmlformats.org/drawingml/2006/main">
+                    <a:graphicData uri="http://schemas.openxmlformats.org/drawingml/2006/picture">
+                      <pic:pic xmlns:pic="http://schemas.openxmlformats.org/drawingml/2006/picture">
+                        <pic:nvPicPr>
+                          <pic:cNvPr id="0" name="" descr=""/>
+                          <pic:cNvPicPr>
+                            <a:picLocks noChangeAspect="1" noChangeArrowheads="1"/>
+                          </pic:cNvPicPr>
+                        </pic:nvPicPr>
+                        <pic:blipFill>
+                          <a:blip r:embed="rId7" cstate="none"/>
+                          <a:srcRect/>
+                          <a:stretch>
+                            <a:fillRect/>
+                          </a:stretch>
+                        </pic:blipFill>
+                        <pic:spPr bwMode="auto">
+                          <a:xfrm>
+                            <a:off x="0" y="0"/>
+                            <a:ext cx="1076325" cy="1076325"/>
+                          </a:xfrm>
+                          <a:prstGeom prst="rect">
+                            <a:avLst/>
+                          </a:prstGeom>
+                        </pic:spPr>
+                      </pic:pic>
+                    </a:graphicData>
+                  </a:graphic>
+                </wp:inline>
+              </w:drawing>
+            </w:r>
+          </w:p>
+        </w:tc>
+        <w:tc>
+          <w:tcPr>
+            <w:tcW w:type="dxa" w:w="2268"/>
+            <w:tcBorders>
+              <w:top w:val="dotted" w:color="C8CDD2" w:sz="4"/>
+              <w:left w:val="dotted" w:color="C8CDD2" w:sz="4"/>
+              <w:bottom w:val="single" w:color="000000" w:sz="48"/>
+              <w:right w:val="dotted" w:color="C8CDD2" w:sz="4"/>
+            </w:tcBorders>
+            <w:tcMar>
+              <w:top w:type="dxa" w:w="0"/>
+              <w:left w:type="dxa" w:w="40"/>
+              <w:bottom w:type="dxa" w:w="0"/>
+              <w:right w:type="dxa" w:w="40"/>
+            </w:tcMar>
+            <w:vAlign w:val="center"/>
+          </w:tcPr>
+          <w:p>
+            <w:pPr>
+              <w:keepNext/>
+              <w:jc w:val="center"/>
+            </w:pPr>
+            <w:r>
+              <w:drawing>
+                <wp:inline distT="0" distB="0" distL="0" distR="0">
+                  <wp:extent cx="1076325" cy="1076325"/>
+                  <wp:effectExtent t="0" r="0" b="0" l="0"/>
+                  <wp:docPr id="1" name="giro" descr="giro" title="giro"/>
+                  <wp:cNvGraphicFramePr>
+                    <a:graphicFrameLocks xmlns:a="http://schemas.openxmlformats.org/drawingml/2006/main" noChangeAspect="1"/>
+                  </wp:cNvGraphicFramePr>
+                  <a:graphic xmlns:a="http://schemas.openxmlformats.org/drawingml/2006/main">
+                    <a:graphicData uri="http://schemas.openxmlformats.org/drawingml/2006/picture">
+                      <pic:pic xmlns:pic="http://schemas.openxmlformats.org/drawingml/2006/picture">
+                        <pic:nvPicPr>
+                          <pic:cNvPr id="0" name="" descr=""/>
+                          <pic:cNvPicPr>
+                            <a:picLocks noChangeAspect="1" noChangeArrowheads="1"/>
+                          </pic:cNvPicPr>
+                        </pic:nvPicPr>
+                        <pic:blipFill>
+                          <a:blip r:embed="rId8" cstate="none"/>
+                          <a:srcRect/>
+                          <a:stretch>
+                            <a:fillRect/>
+                          </a:stretch>
+                        </pic:blipFill>
+                        <pic:spPr bwMode="auto">
+                          <a:xfrm>
+                            <a:off x="0" y="0"/>
+                            <a:ext cx="1076325" cy="1076325"/>
+                          </a:xfrm>
+                          <a:prstGeom prst="rect">
+                            <a:avLst/>
+                          </a:prstGeom>
+                        </pic:spPr>
+                      </pic:pic>
+                    </a:graphicData>
+                  </a:graphic>
+                </wp:inline>
+              </w:drawing>
+            </w:r>
+          </w:p>
+        </w:tc>
+        <w:tc>
+          <w:tcPr>
+            <w:tcW w:type="dxa" w:w="2268"/>
+            <w:tcBorders>
+              <w:top w:val="dotted" w:color="C8CDD2" w:sz="4"/>
+              <w:left w:val="dotted" w:color="C8CDD2" w:sz="4"/>
+              <w:bottom w:val="single" w:color="000000" w:sz="48"/>
+              <w:right w:val="single" w:color="000000" w:sz="48"/>
+            </w:tcBorders>
+            <w:tcMar>
+              <w:top w:type="dxa" w:w="0"/>
+              <w:left w:type="dxa" w:w="40"/>
+              <w:bottom w:type="dxa" w:w="0"/>
+              <w:right w:type="dxa" w:w="40"/>
+            </w:tcMar>
+            <w:vAlign w:val="center"/>
+          </w:tcPr>
+          <w:p>
+            <w:pPr>
+              <w:keepNext/>
+              <w:jc w:val="center"/>
+            </w:pPr>
+            <w:r>
+              <w:drawing>
+                <wp:inline distT="0" distB="0" distL="0" distR="0">
+                  <wp:extent cx="1076325" cy="1076325"/>
+                  <wp:effectExtent t="0" r="0" b="0" l="0"/>
+                  <wp:docPr id="1" name="apple" descr="apple" title="apple"/>
+                  <wp:cNvGraphicFramePr>
+                    <a:graphicFrameLocks xmlns:a="http://schemas.openxmlformats.org/drawingml/2006/main" noChangeAspect="1"/>
+                  </wp:cNvGraphicFramePr>
+                  <a:graphic xmlns:a="http://schemas.openxmlformats.org/drawingml/2006/main">
+                    <a:graphicData uri="http://schemas.openxmlformats.org/drawingml/2006/picture">
+                      <pic:pic xmlns:pic="http://schemas.openxmlformats.org/drawingml/2006/picture">
+                        <pic:nvPicPr>
+                          <pic:cNvPr id="0" name="" descr=""/>
+                          <pic:cNvPicPr>
+                            <a:picLocks noChangeAspect="1" noChangeArrowheads="1"/>
+                          </pic:cNvPicPr>
+                        </pic:nvPicPr>
+                        <pic:blipFill>
+                          <a:blip r:embed="rId9" cstate="none"/>
+                          <a:srcRect/>
+                          <a:stretch>
+                            <a:fillRect/>
+                          </a:stretch>
+                        </pic:blipFill>
+                        <pic:spPr bwMode="auto">
+                          <a:xfrm>
+                            <a:off x="0" y="0"/>
+                            <a:ext cx="1076325" cy="1076325"/>
+                          </a:xfrm>
+                          <a:prstGeom prst="rect">
+                            <a:avLst/>
+                          </a:prstGeom>
+                        </pic:spPr>
+                      </pic:pic>
+                    </a:graphicData>
+                  </a:graphic>
+                </wp:inline>
+              </w:drawing>
+            </w:r>
+          </w:p>
+        </w:tc>
+        <w:tc>
+          <w:tcPr>
+            <w:tcW w:type="dxa" w:w="2268"/>
+            <w:tcBorders>
+              <w:top w:val="dotted" w:color="C8CDD2" w:sz="4"/>
+              <w:left w:val="single" w:color="000000" w:sz="48"/>
+              <w:bottom w:val="single" w:color="000000" w:sz="48"/>
+              <w:right w:val="dotted" w:color="C8CDD2" w:sz="4"/>
+            </w:tcBorders>
+            <w:tcMar>
+              <w:top w:type="dxa" w:w="0"/>
+              <w:left w:type="dxa" w:w="40"/>
+              <w:bottom w:type="dxa" w:w="0"/>
+              <w:right w:type="dxa" w:w="40"/>
+            </w:tcMar>
+            <w:vAlign w:val="center"/>
+          </w:tcPr>
+          <w:p>
+            <w:pPr>
+              <w:keepNext/>
+              <w:spacing w:after="0"/>
+            </w:pPr>
+            <w:r>
+              <w:rPr>
+                <w:rFonts w:ascii="Arial" w:cs="Arial" w:eastAsia="Arial" w:hAnsi="Arial"/>
+                <w:b/>
+                <w:bCs/>
+                <w:color w:val="8A949C"/>
+                <w:sz w:val="14"/>
+                <w:szCs w:val="14"/>
+              </w:rPr>
+              <w:t xml:space="preserve">2</w:t>
+            </w:r>
+          </w:p>
+          <w:p>
+            <w:pPr>
+              <w:keepNext/>
+              <w:jc w:val="center"/>
+            </w:pPr>
+            <w:r>
+              <w:drawing>
+                <wp:inline distT="0" distB="0" distL="0" distR="0">
+                  <wp:extent cx="1076325" cy="1076325"/>
+                  <wp:effectExtent t="0" r="0" b="0" l="0"/>
+                  <wp:docPr id="1" name="nfc" descr="nfc" title="nfc"/>
+                  <wp:cNvGraphicFramePr>
+                    <a:graphicFrameLocks xmlns:a="http://schemas.openxmlformats.org/drawingml/2006/main" noChangeAspect="1"/>
+                  </wp:cNvGraphicFramePr>
+                  <a:graphic xmlns:a="http://schemas.openxmlformats.org/drawingml/2006/main">
+                    <a:graphicData uri="http://schemas.openxmlformats.org/drawingml/2006/picture">
+                      <pic:pic xmlns:pic="http://schemas.openxmlformats.org/drawingml/2006/picture">
+                        <pic:nvPicPr>
+                          <pic:cNvPr id="0" name="" descr=""/>
+                          <pic:cNvPicPr>
+                            <a:picLocks noChangeAspect="1" noChangeArrowheads="1"/>
+                          </pic:cNvPicPr>
+                        </pic:nvPicPr>
+                        <pic:blipFill>
+                          <a:blip r:embed="rId7" cstate="none"/>
+                          <a:srcRect/>
+                          <a:stretch>
+                            <a:fillRect/>
+                          </a:stretch>
+                        </pic:blipFill>
+                        <pic:spPr bwMode="auto">
+                          <a:xfrm>
+                            <a:off x="0" y="0"/>
+                            <a:ext cx="1076325" cy="1076325"/>
+                          </a:xfrm>
+                          <a:prstGeom prst="rect">
+                            <a:avLst/>
+                          </a:prstGeom>
+                        </pic:spPr>
+                      </pic:pic>
+                    </a:graphicData>
+                  </a:graphic>
+                </wp:inline>
+              </w:drawing>
+            </w:r>
+          </w:p>
+        </w:tc>
+        <w:tc>
+          <w:tcPr>
+            <w:tcW w:type="dxa" w:w="2268"/>
+            <w:tcBorders>
+              <w:top w:val="dotted" w:color="C8CDD2" w:sz="4"/>
+              <w:left w:val="dotted" w:color="C8CDD2" w:sz="4"/>
+              <w:bottom w:val="single" w:color="000000" w:sz="48"/>
+              <w:right w:val="dotted" w:color="C8CDD2" w:sz="4"/>
+            </w:tcBorders>
+            <w:tcMar>
+              <w:top w:type="dxa" w:w="0"/>
+              <w:left w:type="dxa" w:w="40"/>
+              <w:bottom w:type="dxa" w:w="0"/>
+              <w:right w:type="dxa" w:w="40"/>
+            </w:tcMar>
+            <w:vAlign w:val="center"/>
+          </w:tcPr>
+          <w:p>
+            <w:pPr>
+              <w:keepNext/>
+              <w:jc w:val="center"/>
+            </w:pPr>
+            <w:r>
+              <w:drawing>
+                <wp:inline distT="0" distB="0" distL="0" distR="0">
+                  <wp:extent cx="1076325" cy="1076325"/>
+                  <wp:effectExtent t="0" r="0" b="0" l="0"/>
+                  <wp:docPr id="1" name="mcm" descr="mcm" title="mcm"/>
+                  <wp:cNvGraphicFramePr>
+                    <a:graphicFrameLocks xmlns:a="http://schemas.openxmlformats.org/drawingml/2006/main" noChangeAspect="1"/>
+                  </wp:cNvGraphicFramePr>
+                  <a:graphic xmlns:a="http://schemas.openxmlformats.org/drawingml/2006/main">
+                    <a:graphicData uri="http://schemas.openxmlformats.org/drawingml/2006/picture">
+                      <pic:pic xmlns:pic="http://schemas.openxmlformats.org/drawingml/2006/picture">
+                        <pic:nvPicPr>
+                          <pic:cNvPr id="0" name="" descr=""/>
+                          <pic:cNvPicPr>
+                            <a:picLocks noChangeAspect="1" noChangeArrowheads="1"/>
+                          </pic:cNvPicPr>
+                        </pic:nvPicPr>
+                        <pic:blipFill>
+                          <a:blip r:embed="rId10" cstate="none"/>
+                          <a:srcRect/>
+                          <a:stretch>
+                            <a:fillRect/>
+                          </a:stretch>
+                        </pic:blipFill>
+                        <pic:spPr bwMode="auto">
+                          <a:xfrm>
+                            <a:off x="0" y="0"/>
+                            <a:ext cx="1076325" cy="1076325"/>
+                          </a:xfrm>
+                          <a:prstGeom prst="rect">
+                            <a:avLst/>
+                          </a:prstGeom>
+                        </pic:spPr>
+                      </pic:pic>
+                    </a:graphicData>
+                  </a:graphic>
+                </wp:inline>
+              </w:drawing>
+            </w:r>
+          </w:p>
+        </w:tc>
+        <w:tc>
+          <w:tcPr>
+            <w:tcW w:type="dxa" w:w="2268"/>
+            <w:tcBorders>
+              <w:top w:val="dotted" w:color="C8CDD2" w:sz="4"/>
+              <w:left w:val="dotted" w:color="C8CDD2" w:sz="4"/>
+              <w:bottom w:val="single" w:color="000000" w:sz="48"/>
+              <w:right w:val="single" w:color="000000" w:sz="48"/>
+            </w:tcBorders>
+            <w:tcMar>
+              <w:top w:type="dxa" w:w="0"/>
+              <w:left w:type="dxa" w:w="40"/>
+              <w:bottom w:type="dxa" w:w="0"/>
+              <w:right w:type="dxa" w:w="40"/>
+            </w:tcMar>
+            <w:vAlign w:val="center"/>
+          </w:tcPr>
+          <w:p>
+            <w:pPr>
+              <w:keepNext/>
+              <w:jc w:val="center"/>
+            </w:pPr>
+            <w:r>
+              <w:drawing>
+                <wp:inline distT="0" distB="0" distL="0" distR="0">
+                  <wp:extent cx="1076325" cy="1076325"/>
+                  <wp:effectExtent t="0" r="0" b="0" l="0"/>
+                  <wp:docPr id="1" name="visav" descr="visav" title="visav"/>
+                  <wp:cNvGraphicFramePr>
+                    <a:graphicFrameLocks xmlns:a="http://schemas.openxmlformats.org/drawingml/2006/main" noChangeAspect="1"/>
+                  </wp:cNvGraphicFramePr>
+                  <a:graphic xmlns:a="http://schemas.openxmlformats.org/drawingml/2006/main">
+                    <a:graphicData uri="http://schemas.openxmlformats.org/drawingml/2006/picture">
+                      <pic:pic xmlns:pic="http://schemas.openxmlformats.org/drawingml/2006/picture">
+                        <pic:nvPicPr>
+                          <pic:cNvPr id="0" name="" descr=""/>
+                          <pic:cNvPicPr>
+                            <a:picLocks noChangeAspect="1" noChangeArrowheads="1"/>
+                          </pic:cNvPicPr>
+                        </pic:nvPicPr>
+                        <pic:blipFill>
+                          <a:blip r:embed="rId11" cstate="none"/>
+                          <a:srcRect/>
+                          <a:stretch>
+                            <a:fillRect/>
+                          </a:stretch>
+                        </pic:blipFill>
+                        <pic:spPr bwMode="auto">
+                          <a:xfrm>
+                            <a:off x="0" y="0"/>
+                            <a:ext cx="1076325" cy="1076325"/>
+                          </a:xfrm>
+                          <a:prstGeom prst="rect">
+                            <a:avLst/>
+                          </a:prstGeom>
+                        </pic:spPr>
+                      </pic:pic>
+                    </a:graphicData>
+                  </a:graphic>
+                </wp:inline>
+              </w:drawing>
+            </w:r>
+          </w:p>
+        </w:tc>
+      </w:tr>
+      <w:tr>
+        <w:trPr>
+          <w:cantSplit/>
+          <w:trHeight w:val="907" w:hRule="exact"/>
+        </w:trPr>
+        <w:tc>
+          <w:tcPr>
+            <w:tcW w:type="dxa" w:w="6804"/>
+            <w:gridSpan w:val="3"/>
+            <w:tcBorders>
+              <w:top w:val="single" w:color="000000" w:sz="48"/>
+              <w:left w:val="single" w:color="000000" w:sz="48"/>
+              <w:bottom w:val="dotted" w:color="C8CDD2" w:sz="4"/>
+              <w:right w:val="single" w:color="000000" w:sz="48"/>
+            </w:tcBorders>
+            <w:shd w:fill="7BA23A" w:color="auto" w:val="clear"/>
+            <w:tcMar>
+              <w:left w:type="dxa" w:w="120"/>
+              <w:right w:type="dxa" w:w="120"/>
+            </w:tcMar>
+            <w:vAlign w:val="center"/>
+          </w:tcPr>
+          <w:p>
+            <w:pPr>
+              <w:keepNext/>
+            </w:pPr>
+            <w:r>
+              <w:rPr>
+                <w:rFonts w:ascii="Arial" w:cs="Arial" w:eastAsia="Arial" w:hAnsi="Arial"/>
+                <w:b/>
+                <w:bCs/>
+                <w:color w:val="FFFFFF"/>
+                <w:sz w:val="30"/>
+                <w:szCs w:val="30"/>
+              </w:rPr>
+              <w:t xml:space="preserve">REA CARD</w:t>
+            </w:r>
+            <w:r>
+              <w:rPr>
+                <w:rFonts w:ascii="Arial" w:cs="Arial" w:eastAsia="Arial" w:hAnsi="Arial"/>
+                <w:color w:val="FFFFFF"/>
+                <w:sz w:val="14"/>
+                <w:szCs w:val="14"/>
+              </w:rPr>
+              <w:t xml:space="preserve">   www.rea-card.de</w:t>
+            </w:r>
+          </w:p>
+        </w:tc>
+        <w:tc>
+          <w:tcPr>
+            <w:tcW w:type="dxa" w:w="2268"/>
+            <w:tcBorders>
+              <w:top w:val="single" w:color="000000" w:sz="48"/>
+              <w:left w:val="single" w:color="000000" w:sz="48"/>
+              <w:bottom w:val="none" w:color="FFFFFF" w:sz="0"/>
+              <w:right w:val="dotted" w:color="C8CDD2" w:sz="4"/>
+            </w:tcBorders>
+          </w:tcPr>
+          <w:p>
+            <w:pPr>
+              <w:keepNext/>
+            </w:pPr>
+          </w:p>
+        </w:tc>
+        <w:tc>
+          <w:tcPr>
+            <w:tcW w:type="dxa" w:w="2268"/>
+            <w:tcBorders>
+              <w:top w:val="single" w:color="000000" w:sz="48"/>
+              <w:left w:val="dotted" w:color="C8CDD2" w:sz="4"/>
+              <w:bottom w:val="none" w:color="FFFFFF" w:sz="0"/>
+              <w:right w:val="dotted" w:color="C8CDD2" w:sz="4"/>
+            </w:tcBorders>
+          </w:tcPr>
+          <w:p>
+            <w:pPr>
+              <w:keepNext/>
+            </w:pPr>
+          </w:p>
+        </w:tc>
+        <w:tc>
+          <w:tcPr>
+            <w:tcW w:type="dxa" w:w="2268"/>
+            <w:tcBorders>
+              <w:top w:val="single" w:color="000000" w:sz="48"/>
+              <w:left w:val="dotted" w:color="C8CDD2" w:sz="4"/>
+              <w:bottom w:val="none" w:color="FFFFFF" w:sz="0"/>
+              <w:right w:val="single" w:color="000000" w:sz="48"/>
+            </w:tcBorders>
+          </w:tcPr>
+          <w:p>
+            <w:pPr>
+              <w:keepNext/>
+            </w:pPr>
+          </w:p>
+        </w:tc>
+      </w:tr>
+      <w:tr>
+        <w:trPr>
+          <w:cantSplit/>
+          <w:trHeight w:val="2268" w:hRule="exact"/>
+        </w:trPr>
+        <w:tc>
+          <w:tcPr>
+            <w:tcW w:type="dxa" w:w="2268"/>
+            <w:tcBorders>
+              <w:top w:val="dotted" w:color="C8CDD2" w:sz="4"/>
+              <w:left w:val="single" w:color="000000" w:sz="48"/>
+              <w:bottom w:val="dotted" w:color="C8CDD2" w:sz="4"/>
+              <w:right w:val="dotted" w:color="C8CDD2" w:sz="4"/>
+            </w:tcBorders>
+            <w:tcMar>
+              <w:top w:type="dxa" w:w="0"/>
+              <w:left w:type="dxa" w:w="40"/>
+              <w:bottom w:type="dxa" w:w="0"/>
+              <w:right w:type="dxa" w:w="40"/>
+            </w:tcMar>
+            <w:vAlign w:val="center"/>
+          </w:tcPr>
+          <w:p>
+            <w:pPr>
+              <w:keepNext/>
+              <w:spacing w:after="0"/>
+            </w:pPr>
+            <w:r>
+              <w:rPr>
+                <w:rFonts w:ascii="Arial" w:cs="Arial" w:eastAsia="Arial" w:hAnsi="Arial"/>
+                <w:b/>
+                <w:bCs/>
+                <w:color w:val="8A949C"/>
+                <w:sz w:val="14"/>
+                <w:szCs w:val="14"/>
+              </w:rPr>
+              <w:t xml:space="preserve">3</w:t>
+            </w:r>
+          </w:p>
+          <w:p>
+            <w:pPr>
+              <w:keepNext/>
+              <w:jc w:val="center"/>
+            </w:pPr>
+            <w:r>
+              <w:drawing>
+                <wp:inline distT="0" distB="0" distL="0" distR="0">
+                  <wp:extent cx="1076325" cy="1076325"/>
+                  <wp:effectExtent t="0" r="0" b="0" l="0"/>
+                  <wp:docPr id="1" name="nfc" descr="nfc" title="nfc"/>
+                  <wp:cNvGraphicFramePr>
+                    <a:graphicFrameLocks xmlns:a="http://schemas.openxmlformats.org/drawingml/2006/main" noChangeAspect="1"/>
+                  </wp:cNvGraphicFramePr>
+                  <a:graphic xmlns:a="http://schemas.openxmlformats.org/drawingml/2006/main">
+                    <a:graphicData uri="http://schemas.openxmlformats.org/drawingml/2006/picture">
+                      <pic:pic xmlns:pic="http://schemas.openxmlformats.org/drawingml/2006/picture">
+                        <pic:nvPicPr>
+                          <pic:cNvPr id="0" name="" descr=""/>
+                          <pic:cNvPicPr>
+                            <a:picLocks noChangeAspect="1" noChangeArrowheads="1"/>
+                          </pic:cNvPicPr>
+                        </pic:nvPicPr>
+                        <pic:blipFill>
+                          <a:blip r:embed="rId7" cstate="none"/>
+                          <a:srcRect/>
+                          <a:stretch>
+                            <a:fillRect/>
+                          </a:stretch>
+                        </pic:blipFill>
+                        <pic:spPr bwMode="auto">
+                          <a:xfrm>
+                            <a:off x="0" y="0"/>
+                            <a:ext cx="1076325" cy="1076325"/>
+                          </a:xfrm>
+                          <a:prstGeom prst="rect">
+                            <a:avLst/>
+                          </a:prstGeom>
+                        </pic:spPr>
+                      </pic:pic>
+                    </a:graphicData>
+                  </a:graphic>
+                </wp:inline>
+              </w:drawing>
+            </w:r>
+          </w:p>
+        </w:tc>
+        <w:tc>
+          <w:tcPr>
+            <w:tcW w:type="dxa" w:w="2268"/>
+            <w:tcBorders>
+              <w:top w:val="dotted" w:color="C8CDD2" w:sz="4"/>
+              <w:left w:val="dotted" w:color="C8CDD2" w:sz="4"/>
+              <w:bottom w:val="dotted" w:color="C8CDD2" w:sz="4"/>
+              <w:right w:val="dotted" w:color="C8CDD2" w:sz="4"/>
+            </w:tcBorders>
+            <w:tcMar>
+              <w:top w:type="dxa" w:w="0"/>
+              <w:left w:type="dxa" w:w="40"/>
+              <w:bottom w:type="dxa" w:w="0"/>
+              <w:right w:type="dxa" w:w="40"/>
+            </w:tcMar>
+            <w:vAlign w:val="center"/>
+          </w:tcPr>
+          <w:p>
+            <w:pPr>
+              <w:keepNext/>
+              <w:jc w:val="center"/>
+            </w:pPr>
+            <w:r>
+              <w:drawing>
+                <wp:inline distT="0" distB="0" distL="0" distR="0">
+                  <wp:extent cx="1076325" cy="1076325"/>
+                  <wp:effectExtent t="0" r="0" b="0" l="0"/>
+                  <wp:docPr id="1" name="giro" descr="giro" title="giro"/>
+                  <wp:cNvGraphicFramePr>
+                    <a:graphicFrameLocks xmlns:a="http://schemas.openxmlformats.org/drawingml/2006/main" noChangeAspect="1"/>
+                  </wp:cNvGraphicFramePr>
+                  <a:graphic xmlns:a="http://schemas.openxmlformats.org/drawingml/2006/main">
+                    <a:graphicData uri="http://schemas.openxmlformats.org/drawingml/2006/picture">
+                      <pic:pic xmlns:pic="http://schemas.openxmlformats.org/drawingml/2006/picture">
+                        <pic:nvPicPr>
+                          <pic:cNvPr id="0" name="" descr=""/>
+                          <pic:cNvPicPr>
+                            <a:picLocks noChangeAspect="1" noChangeArrowheads="1"/>
+                          </pic:cNvPicPr>
+                        </pic:nvPicPr>
+                        <pic:blipFill>
+                          <a:blip r:embed="rId8" cstate="none"/>
+                          <a:srcRect/>
+                          <a:stretch>
+                            <a:fillRect/>
+                          </a:stretch>
+                        </pic:blipFill>
+                        <pic:spPr bwMode="auto">
+                          <a:xfrm>
+                            <a:off x="0" y="0"/>
+                            <a:ext cx="1076325" cy="1076325"/>
+                          </a:xfrm>
+                          <a:prstGeom prst="rect">
+                            <a:avLst/>
+                          </a:prstGeom>
+                        </pic:spPr>
+                      </pic:pic>
+                    </a:graphicData>
+                  </a:graphic>
+                </wp:inline>
+              </w:drawing>
+            </w:r>
+          </w:p>
+        </w:tc>
+        <w:tc>
+          <w:tcPr>
+            <w:tcW w:type="dxa" w:w="2268"/>
+            <w:tcBorders>
+              <w:top w:val="dotted" w:color="C8CDD2" w:sz="4"/>
+              <w:left w:val="dotted" w:color="C8CDD2" w:sz="4"/>
+              <w:bottom w:val="dotted" w:color="C8CDD2" w:sz="4"/>
+              <w:right w:val="single" w:color="000000" w:sz="48"/>
+            </w:tcBorders>
+            <w:tcMar>
+              <w:top w:type="dxa" w:w="0"/>
+              <w:left w:type="dxa" w:w="40"/>
+              <w:bottom w:type="dxa" w:w="0"/>
+              <w:right w:type="dxa" w:w="40"/>
+            </w:tcMar>
+            <w:vAlign w:val="center"/>
+          </w:tcPr>
+          <w:p>
+            <w:pPr>
+              <w:keepNext/>
+              <w:jc w:val="center"/>
+            </w:pPr>
+            <w:r>
+              <w:drawing>
+                <wp:inline distT="0" distB="0" distL="0" distR="0">
+                  <wp:extent cx="1076325" cy="1076325"/>
+                  <wp:effectExtent t="0" r="0" b="0" l="0"/>
+                  <wp:docPr id="1" name="apple" descr="apple" title="apple"/>
+                  <wp:cNvGraphicFramePr>
+                    <a:graphicFrameLocks xmlns:a="http://schemas.openxmlformats.org/drawingml/2006/main" noChangeAspect="1"/>
+                  </wp:cNvGraphicFramePr>
+                  <a:graphic xmlns:a="http://schemas.openxmlformats.org/drawingml/2006/main">
+                    <a:graphicData uri="http://schemas.openxmlformats.org/drawingml/2006/picture">
+                      <pic:pic xmlns:pic="http://schemas.openxmlformats.org/drawingml/2006/picture">
+                        <pic:nvPicPr>
+                          <pic:cNvPr id="0" name="" descr=""/>
+                          <pic:cNvPicPr>
+                            <a:picLocks noChangeAspect="1" noChangeArrowheads="1"/>
+                          </pic:cNvPicPr>
+                        </pic:nvPicPr>
+                        <pic:blipFill>
+                          <a:blip r:embed="rId9" cstate="none"/>
+                          <a:srcRect/>
+                          <a:stretch>
+                            <a:fillRect/>
+                          </a:stretch>
+                        </pic:blipFill>
+                        <pic:spPr bwMode="auto">
+                          <a:xfrm>
+                            <a:off x="0" y="0"/>
+                            <a:ext cx="1076325" cy="1076325"/>
+                          </a:xfrm>
+                          <a:prstGeom prst="rect">
+                            <a:avLst/>
+                          </a:prstGeom>
+                        </pic:spPr>
+                      </pic:pic>
+                    </a:graphicData>
+                  </a:graphic>
+                </wp:inline>
+              </w:drawing>
+            </w:r>
+          </w:p>
+        </w:tc>
+        <w:tc>
+          <w:tcPr>
+            <w:tcW w:type="dxa" w:w="2268"/>
+            <w:tcBorders>
+              <w:top w:val="none" w:color="FFFFFF" w:sz="0"/>
+              <w:left w:val="single" w:color="000000" w:sz="48"/>
+              <w:bottom w:val="dotted" w:color="C8CDD2" w:sz="4"/>
+              <w:right w:val="dotted" w:color="C8CDD2" w:sz="4"/>
+            </w:tcBorders>
+            <w:tcMar>
+              <w:top w:type="dxa" w:w="0"/>
+              <w:left w:type="dxa" w:w="40"/>
+              <w:bottom w:type="dxa" w:w="0"/>
+              <w:right w:type="dxa" w:w="40"/>
+            </w:tcMar>
+            <w:vAlign w:val="center"/>
+          </w:tcPr>
+          <w:p>
+            <w:pPr>
+              <w:keepNext/>
+              <w:spacing w:after="0"/>
+            </w:pPr>
+            <w:r>
+              <w:rPr>
+                <w:rFonts w:ascii="Arial" w:cs="Arial" w:eastAsia="Arial" w:hAnsi="Arial"/>
+                <w:b/>
+                <w:bCs/>
+                <w:color w:val="8A949C"/>
+                <w:sz w:val="14"/>
+                <w:szCs w:val="14"/>
+              </w:rPr>
+              <w:t xml:space="preserve">4</w:t>
+            </w:r>
+          </w:p>
+          <w:p>
+            <w:pPr>
+              <w:keepNext/>
+              <w:jc w:val="center"/>
+            </w:pPr>
+            <w:r>
+              <w:drawing>
+                <wp:inline distT="0" distB="0" distL="0" distR="0">
+                  <wp:extent cx="1076325" cy="1076325"/>
+                  <wp:effectExtent t="0" r="0" b="0" l="0"/>
+                  <wp:docPr id="1" name="rea" descr="rea" title="rea"/>
+                  <wp:cNvGraphicFramePr>
+                    <a:graphicFrameLocks xmlns:a="http://schemas.openxmlformats.org/drawingml/2006/main" noChangeAspect="1"/>
+                  </wp:cNvGraphicFramePr>
+                  <a:graphic xmlns:a="http://schemas.openxmlformats.org/drawingml/2006/main">
+                    <a:graphicData uri="http://schemas.openxmlformats.org/drawingml/2006/picture">
+                      <pic:pic xmlns:pic="http://schemas.openxmlformats.org/drawingml/2006/picture">
+                        <pic:nvPicPr>
+                          <pic:cNvPr id="0" name="" descr=""/>
+                          <pic:cNvPicPr>
+                            <a:picLocks noChangeAspect="1" noChangeArrowheads="1"/>
+                          </pic:cNvPicPr>
+                        </pic:nvPicPr>
+                        <pic:blipFill>
+                          <a:blip r:embed="rId12" cstate="none"/>
+                          <a:srcRect/>
+                          <a:stretch>
+                            <a:fillRect/>
+                          </a:stretch>
+                        </pic:blipFill>
+                        <pic:spPr bwMode="auto">
+                          <a:xfrm>
+                            <a:off x="0" y="0"/>
+                            <a:ext cx="1076325" cy="1076325"/>
+                          </a:xfrm>
+                          <a:prstGeom prst="rect">
+                            <a:avLst/>
+                          </a:prstGeom>
+                        </pic:spPr>
+                      </pic:pic>
+                    </a:graphicData>
+                  </a:graphic>
+                </wp:inline>
+              </w:drawing>
+            </w:r>
+          </w:p>
+        </w:tc>
+        <w:tc>
+          <w:tcPr>
+            <w:tcW w:type="dxa" w:w="2268"/>
+            <w:tcBorders>
+              <w:top w:val="none" w:color="FFFFFF" w:sz="0"/>
+              <w:left w:val="dotted" w:color="C8CDD2" w:sz="4"/>
+              <w:bottom w:val="dotted" w:color="C8CDD2" w:sz="4"/>
+              <w:right w:val="dotted" w:color="C8CDD2" w:sz="4"/>
+            </w:tcBorders>
+            <w:tcMar>
+              <w:top w:type="dxa" w:w="0"/>
+              <w:left w:type="dxa" w:w="40"/>
+              <w:bottom w:type="dxa" w:w="0"/>
+              <w:right w:type="dxa" w:w="40"/>
+            </w:tcMar>
+            <w:vAlign w:val="center"/>
+          </w:tcPr>
+          <w:p>
+            <w:pPr>
+              <w:keepNext/>
+              <w:jc w:val="center"/>
+            </w:pPr>
+            <w:r>
+              <w:drawing>
+                <wp:inline distT="0" distB="0" distL="0" distR="0">
+                  <wp:extent cx="1076325" cy="1076325"/>
+                  <wp:effectExtent t="0" r="0" b="0" l="0"/>
+                  <wp:docPr id="1" name="mcm" descr="mcm" title="mcm"/>
+                  <wp:cNvGraphicFramePr>
+                    <a:graphicFrameLocks xmlns:a="http://schemas.openxmlformats.org/drawingml/2006/main" noChangeAspect="1"/>
+                  </wp:cNvGraphicFramePr>
+                  <a:graphic xmlns:a="http://schemas.openxmlformats.org/drawingml/2006/main">
+                    <a:graphicData uri="http://schemas.openxmlformats.org/drawingml/2006/picture">
+                      <pic:pic xmlns:pic="http://schemas.openxmlformats.org/drawingml/2006/picture">
+                        <pic:nvPicPr>
+                          <pic:cNvPr id="0" name="" descr=""/>
+                          <pic:cNvPicPr>
+                            <a:picLocks noChangeAspect="1" noChangeArrowheads="1"/>
+                          </pic:cNvPicPr>
+                        </pic:nvPicPr>
+                        <pic:blipFill>
+                          <a:blip r:embed="rId10" cstate="none"/>
+                          <a:srcRect/>
+                          <a:stretch>
+                            <a:fillRect/>
+                          </a:stretch>
+                        </pic:blipFill>
+                        <pic:spPr bwMode="auto">
+                          <a:xfrm>
+                            <a:off x="0" y="0"/>
+                            <a:ext cx="1076325" cy="1076325"/>
+                          </a:xfrm>
+                          <a:prstGeom prst="rect">
+                            <a:avLst/>
+                          </a:prstGeom>
+                        </pic:spPr>
+                      </pic:pic>
+                    </a:graphicData>
+                  </a:graphic>
+                </wp:inline>
+              </w:drawing>
+            </w:r>
+          </w:p>
+        </w:tc>
+        <w:tc>
+          <w:tcPr>
+            <w:tcW w:type="dxa" w:w="2268"/>
+            <w:tcBorders>
+              <w:top w:val="none" w:color="FFFFFF" w:sz="0"/>
+              <w:left w:val="dotted" w:color="C8CDD2" w:sz="4"/>
+              <w:bottom w:val="dotted" w:color="C8CDD2" w:sz="4"/>
+              <w:right w:val="single" w:color="000000" w:sz="48"/>
+            </w:tcBorders>
+            <w:tcMar>
+              <w:top w:type="dxa" w:w="0"/>
+              <w:left w:type="dxa" w:w="40"/>
+              <w:bottom w:type="dxa" w:w="0"/>
+              <w:right w:type="dxa" w:w="40"/>
+            </w:tcMar>
+            <w:vAlign w:val="center"/>
+          </w:tcPr>
+          <w:p>
+            <w:pPr>
+              <w:keepNext/>
+              <w:jc w:val="center"/>
+            </w:pPr>
+            <w:r>
+              <w:drawing>
+                <wp:inline distT="0" distB="0" distL="0" distR="0">
+                  <wp:extent cx="1076325" cy="1076325"/>
+                  <wp:effectExtent t="0" r="0" b="0" l="0"/>
+                  <wp:docPr id="1" name="apple" descr="apple" title="apple"/>
+                  <wp:cNvGraphicFramePr>
+                    <a:graphicFrameLocks xmlns:a="http://schemas.openxmlformats.org/drawingml/2006/main" noChangeAspect="1"/>
+                  </wp:cNvGraphicFramePr>
+                  <a:graphic xmlns:a="http://schemas.openxmlformats.org/drawingml/2006/main">
+                    <a:graphicData uri="http://schemas.openxmlformats.org/drawingml/2006/picture">
+                      <pic:pic xmlns:pic="http://schemas.openxmlformats.org/drawingml/2006/picture">
+                        <pic:nvPicPr>
+                          <pic:cNvPr id="0" name="" descr=""/>
+                          <pic:cNvPicPr>
+                            <a:picLocks noChangeAspect="1" noChangeArrowheads="1"/>
+                          </pic:cNvPicPr>
+                        </pic:nvPicPr>
+                        <pic:blipFill>
+                          <a:blip r:embed="rId9" cstate="none"/>
+                          <a:srcRect/>
+                          <a:stretch>
+                            <a:fillRect/>
+                          </a:stretch>
+                        </pic:blipFill>
+                        <pic:spPr bwMode="auto">
+                          <a:xfrm>
+                            <a:off x="0" y="0"/>
+                            <a:ext cx="1076325" cy="1076325"/>
+                          </a:xfrm>
+                          <a:prstGeom prst="rect">
+                            <a:avLst/>
+                          </a:prstGeom>
+                        </pic:spPr>
+                      </pic:pic>
+                    </a:graphicData>
+                  </a:graphic>
+                </wp:inline>
+              </w:drawing>
+            </w:r>
+          </w:p>
+        </w:tc>
+      </w:tr>
+      <w:tr>
+        <w:trPr>
+          <w:cantSplit/>
+          <w:trHeight w:val="2268" w:hRule="exact"/>
+        </w:trPr>
+        <w:tc>
+          <w:tcPr>
+            <w:tcW w:type="dxa" w:w="2268"/>
+            <w:tcBorders>
+              <w:top w:val="dotted" w:color="C8CDD2" w:sz="4"/>
+              <w:left w:val="single" w:color="000000" w:sz="48"/>
+              <w:bottom w:val="single" w:color="000000" w:sz="48"/>
+              <w:right w:val="dotted" w:color="C8CDD2" w:sz="4"/>
+            </w:tcBorders>
+            <w:tcMar>
+              <w:top w:type="dxa" w:w="0"/>
+              <w:left w:type="dxa" w:w="40"/>
+              <w:bottom w:type="dxa" w:w="0"/>
+              <w:right w:type="dxa" w:w="40"/>
+            </w:tcMar>
+            <w:vAlign w:val="center"/>
+          </w:tcPr>
+          <w:p>
+            <w:pPr>
+              <w:keepNext/>
+              <w:jc w:val="center"/>
+            </w:pPr>
+            <w:r>
+              <w:drawing>
+                <wp:inline distT="0" distB="0" distL="0" distR="0">
+                  <wp:extent cx="1076325" cy="1076325"/>
+                  <wp:effectExtent t="0" r="0" b="0" l="0"/>
+                  <wp:docPr id="1" name="mcm" descr="mcm" title="mcm"/>
+                  <wp:cNvGraphicFramePr>
+                    <a:graphicFrameLocks xmlns:a="http://schemas.openxmlformats.org/drawingml/2006/main" noChangeAspect="1"/>
+                  </wp:cNvGraphicFramePr>
+                  <a:graphic xmlns:a="http://schemas.openxmlformats.org/drawingml/2006/main">
+                    <a:graphicData uri="http://schemas.openxmlformats.org/drawingml/2006/picture">
+                      <pic:pic xmlns:pic="http://schemas.openxmlformats.org/drawingml/2006/picture">
+                        <pic:nvPicPr>
+                          <pic:cNvPr id="0" name="" descr=""/>
+                          <pic:cNvPicPr>
+                            <a:picLocks noChangeAspect="1" noChangeArrowheads="1"/>
+                          </pic:cNvPicPr>
+                        </pic:nvPicPr>
+                        <pic:blipFill>
+                          <a:blip r:embed="rId10" cstate="none"/>
+                          <a:srcRect/>
+                          <a:stretch>
+                            <a:fillRect/>
+                          </a:stretch>
+                        </pic:blipFill>
+                        <pic:spPr bwMode="auto">
+                          <a:xfrm>
+                            <a:off x="0" y="0"/>
+                            <a:ext cx="1076325" cy="1076325"/>
+                          </a:xfrm>
+                          <a:prstGeom prst="rect">
+                            <a:avLst/>
+                          </a:prstGeom>
+                        </pic:spPr>
+                      </pic:pic>
+                    </a:graphicData>
+                  </a:graphic>
+                </wp:inline>
+              </w:drawing>
+            </w:r>
+          </w:p>
+        </w:tc>
+        <w:tc>
+          <w:tcPr>
+            <w:tcW w:type="dxa" w:w="2268"/>
+            <w:tcBorders>
+              <w:top w:val="dotted" w:color="C8CDD2" w:sz="4"/>
+              <w:left w:val="dotted" w:color="C8CDD2" w:sz="4"/>
+              <w:bottom w:val="single" w:color="000000" w:sz="48"/>
+              <w:right w:val="dotted" w:color="C8CDD2" w:sz="4"/>
+            </w:tcBorders>
+            <w:tcMar>
+              <w:top w:type="dxa" w:w="0"/>
+              <w:left w:type="dxa" w:w="40"/>
+              <w:bottom w:type="dxa" w:w="0"/>
+              <w:right w:type="dxa" w:w="40"/>
+            </w:tcMar>
+            <w:vAlign w:val="center"/>
+          </w:tcPr>
+          <w:p>
+            <w:pPr>
+              <w:keepNext/>
+              <w:jc w:val="center"/>
+            </w:pPr>
+            <w:r>
+              <w:drawing>
+                <wp:inline distT="0" distB="0" distL="0" distR="0">
+                  <wp:extent cx="1076325" cy="1076325"/>
+                  <wp:effectExtent t="0" r="0" b="0" l="0"/>
+                  <wp:docPr id="1" name="visav" descr="visav" title="visav"/>
+                  <wp:cNvGraphicFramePr>
+                    <a:graphicFrameLocks xmlns:a="http://schemas.openxmlformats.org/drawingml/2006/main" noChangeAspect="1"/>
+                  </wp:cNvGraphicFramePr>
+                  <a:graphic xmlns:a="http://schemas.openxmlformats.org/drawingml/2006/main">
+                    <a:graphicData uri="http://schemas.openxmlformats.org/drawingml/2006/picture">
+                      <pic:pic xmlns:pic="http://schemas.openxmlformats.org/drawingml/2006/picture">
+                        <pic:nvPicPr>
+                          <pic:cNvPr id="0" name="" descr=""/>
+                          <pic:cNvPicPr>
+                            <a:picLocks noChangeAspect="1" noChangeArrowheads="1"/>
+                          </pic:cNvPicPr>
+                        </pic:nvPicPr>
+                        <pic:blipFill>
+                          <a:blip r:embed="rId11" cstate="none"/>
+                          <a:srcRect/>
+                          <a:stretch>
+                            <a:fillRect/>
+                          </a:stretch>
+                        </pic:blipFill>
+                        <pic:spPr bwMode="auto">
+                          <a:xfrm>
+                            <a:off x="0" y="0"/>
+                            <a:ext cx="1076325" cy="1076325"/>
+                          </a:xfrm>
+                          <a:prstGeom prst="rect">
+                            <a:avLst/>
+                          </a:prstGeom>
+                        </pic:spPr>
+                      </pic:pic>
+                    </a:graphicData>
+                  </a:graphic>
+                </wp:inline>
+              </w:drawing>
+            </w:r>
+          </w:p>
+        </w:tc>
+        <w:tc>
+          <w:tcPr>
+            <w:tcW w:type="dxa" w:w="2268"/>
+            <w:tcBorders>
+              <w:top w:val="dotted" w:color="C8CDD2" w:sz="4"/>
+              <w:left w:val="dotted" w:color="C8CDD2" w:sz="4"/>
+              <w:bottom w:val="single" w:color="000000" w:sz="48"/>
+              <w:right w:val="single" w:color="000000" w:sz="48"/>
+            </w:tcBorders>
+            <w:tcMar>
+              <w:top w:type="dxa" w:w="0"/>
+              <w:left w:type="dxa" w:w="40"/>
+              <w:bottom w:type="dxa" w:w="0"/>
+              <w:right w:type="dxa" w:w="40"/>
+            </w:tcMar>
+            <w:vAlign w:val="center"/>
+          </w:tcPr>
+          <w:p>
+            <w:pPr>
+              <w:keepNext/>
+              <w:jc w:val="center"/>
+            </w:pPr>
+            <w:r>
+              <w:drawing>
+                <wp:inline distT="0" distB="0" distL="0" distR="0">
+                  <wp:extent cx="1076325" cy="1076325"/>
+                  <wp:effectExtent t="0" r="0" b="0" l="0"/>
+                  <wp:docPr id="1" name="google" descr="google" title="google"/>
+                  <wp:cNvGraphicFramePr>
+                    <a:graphicFrameLocks xmlns:a="http://schemas.openxmlformats.org/drawingml/2006/main" noChangeAspect="1"/>
+                  </wp:cNvGraphicFramePr>
+                  <a:graphic xmlns:a="http://schemas.openxmlformats.org/drawingml/2006/main">
+                    <a:graphicData uri="http://schemas.openxmlformats.org/drawingml/2006/picture">
+                      <pic:pic xmlns:pic="http://schemas.openxmlformats.org/drawingml/2006/picture">
+                        <pic:nvPicPr>
+                          <pic:cNvPr id="0" name="" descr=""/>
+                          <pic:cNvPicPr>
+                            <a:picLocks noChangeAspect="1" noChangeArrowheads="1"/>
+                          </pic:cNvPicPr>
+                        </pic:nvPicPr>
+                        <pic:blipFill>
+                          <a:blip r:embed="rId13" cstate="none"/>
+                          <a:srcRect/>
+                          <a:stretch>
+                            <a:fillRect/>
+                          </a:stretch>
+                        </pic:blipFill>
+                        <pic:spPr bwMode="auto">
+                          <a:xfrm>
+                            <a:off x="0" y="0"/>
+                            <a:ext cx="1076325" cy="1076325"/>
+                          </a:xfrm>
+                          <a:prstGeom prst="rect">
+                            <a:avLst/>
+                          </a:prstGeom>
+                        </pic:spPr>
+                      </pic:pic>
+                    </a:graphicData>
+                  </a:graphic>
+                </wp:inline>
+              </w:drawing>
+            </w:r>
+          </w:p>
+        </w:tc>
+        <w:tc>
+          <w:tcPr>
+            <w:tcW w:type="dxa" w:w="2268"/>
+            <w:tcBorders>
+              <w:top w:val="dotted" w:color="C8CDD2" w:sz="4"/>
+              <w:left w:val="single" w:color="000000" w:sz="48"/>
+              <w:bottom w:val="single" w:color="000000" w:sz="48"/>
+              <w:right w:val="dotted" w:color="C8CDD2" w:sz="4"/>
+            </w:tcBorders>
+            <w:tcMar>
+              <w:top w:type="dxa" w:w="0"/>
+              <w:left w:type="dxa" w:w="40"/>
+              <w:bottom w:type="dxa" w:w="0"/>
+              <w:right w:type="dxa" w:w="40"/>
+            </w:tcMar>
+            <w:vAlign w:val="center"/>
+          </w:tcPr>
+          <w:p>
+            <w:pPr>
+              <w:keepNext/>
+              <w:jc w:val="center"/>
+            </w:pPr>
+            <w:r>
+              <w:drawing>
+                <wp:inline distT="0" distB="0" distL="0" distR="0">
+                  <wp:extent cx="1076325" cy="1076325"/>
+                  <wp:effectExtent t="0" r="0" b="0" l="0"/>
+                  <wp:docPr id="1" name="nfc" descr="nfc" title="nfc"/>
+                  <wp:cNvGraphicFramePr>
+                    <a:graphicFrameLocks xmlns:a="http://schemas.openxmlformats.org/drawingml/2006/main" noChangeAspect="1"/>
+                  </wp:cNvGraphicFramePr>
+                  <a:graphic xmlns:a="http://schemas.openxmlformats.org/drawingml/2006/main">
+                    <a:graphicData uri="http://schemas.openxmlformats.org/drawingml/2006/picture">
+                      <pic:pic xmlns:pic="http://schemas.openxmlformats.org/drawingml/2006/picture">
+                        <pic:nvPicPr>
+                          <pic:cNvPr id="0" name="" descr=""/>
+                          <pic:cNvPicPr>
+                            <a:picLocks noChangeAspect="1" noChangeArrowheads="1"/>
+                          </pic:cNvPicPr>
+                        </pic:nvPicPr>
+                        <pic:blipFill>
+                          <a:blip r:embed="rId7" cstate="none"/>
+                          <a:srcRect/>
+                          <a:stretch>
+                            <a:fillRect/>
+                          </a:stretch>
+                        </pic:blipFill>
+                        <pic:spPr bwMode="auto">
+                          <a:xfrm>
+                            <a:off x="0" y="0"/>
+                            <a:ext cx="1076325" cy="1076325"/>
+                          </a:xfrm>
+                          <a:prstGeom prst="rect">
+                            <a:avLst/>
+                          </a:prstGeom>
+                        </pic:spPr>
+                      </pic:pic>
+                    </a:graphicData>
+                  </a:graphic>
+                </wp:inline>
+              </w:drawing>
+            </w:r>
+          </w:p>
+        </w:tc>
+        <w:tc>
+          <w:tcPr>
+            <w:tcW w:type="dxa" w:w="2268"/>
+            <w:tcBorders>
+              <w:top w:val="dotted" w:color="C8CDD2" w:sz="4"/>
+              <w:left w:val="dotted" w:color="C8CDD2" w:sz="4"/>
+              <w:bottom w:val="single" w:color="000000" w:sz="48"/>
+              <w:right w:val="dotted" w:color="C8CDD2" w:sz="4"/>
+            </w:tcBorders>
+            <w:tcMar>
+              <w:top w:type="dxa" w:w="0"/>
+              <w:left w:type="dxa" w:w="40"/>
+              <w:bottom w:type="dxa" w:w="0"/>
+              <w:right w:type="dxa" w:w="40"/>
+            </w:tcMar>
+            <w:vAlign w:val="center"/>
+          </w:tcPr>
+          <w:p>
+            <w:pPr>
+              <w:keepNext/>
+              <w:jc w:val="center"/>
+            </w:pPr>
+            <w:r>
+              <w:drawing>
+                <wp:inline distT="0" distB="0" distL="0" distR="0">
+                  <wp:extent cx="1076325" cy="1076325"/>
+                  <wp:effectExtent t="0" r="0" b="0" l="0"/>
+                  <wp:docPr id="1" name="visav" descr="visav" title="visav"/>
+                  <wp:cNvGraphicFramePr>
+                    <a:graphicFrameLocks xmlns:a="http://schemas.openxmlformats.org/drawingml/2006/main" noChangeAspect="1"/>
+                  </wp:cNvGraphicFramePr>
+                  <a:graphic xmlns:a="http://schemas.openxmlformats.org/drawingml/2006/main">
+                    <a:graphicData uri="http://schemas.openxmlformats.org/drawingml/2006/picture">
+                      <pic:pic xmlns:pic="http://schemas.openxmlformats.org/drawingml/2006/picture">
+                        <pic:nvPicPr>
+                          <pic:cNvPr id="0" name="" descr=""/>
+                          <pic:cNvPicPr>
+                            <a:picLocks noChangeAspect="1" noChangeArrowheads="1"/>
+                          </pic:cNvPicPr>
+                        </pic:nvPicPr>
+                        <pic:blipFill>
+                          <a:blip r:embed="rId11" cstate="none"/>
+                          <a:srcRect/>
+                          <a:stretch>
+                            <a:fillRect/>
+                          </a:stretch>
+                        </pic:blipFill>
+                        <pic:spPr bwMode="auto">
+                          <a:xfrm>
+                            <a:off x="0" y="0"/>
+                            <a:ext cx="1076325" cy="1076325"/>
+                          </a:xfrm>
+                          <a:prstGeom prst="rect">
+                            <a:avLst/>
+                          </a:prstGeom>
+                        </pic:spPr>
+                      </pic:pic>
+                    </a:graphicData>
+                  </a:graphic>
+                </wp:inline>
+              </w:drawing>
+            </w:r>
+          </w:p>
+        </w:tc>
+        <w:tc>
+          <w:tcPr>
+            <w:tcW w:type="dxa" w:w="2268"/>
+            <w:tcBorders>
+              <w:top w:val="dotted" w:color="C8CDD2" w:sz="4"/>
+              <w:left w:val="dotted" w:color="C8CDD2" w:sz="4"/>
+              <w:bottom w:val="single" w:color="000000" w:sz="48"/>
+              <w:right w:val="single" w:color="000000" w:sz="48"/>
+            </w:tcBorders>
+            <w:tcMar>
+              <w:top w:type="dxa" w:w="0"/>
+              <w:left w:type="dxa" w:w="40"/>
+              <w:bottom w:type="dxa" w:w="0"/>
+              <w:right w:type="dxa" w:w="40"/>
+            </w:tcMar>
+            <w:vAlign w:val="center"/>
+          </w:tcPr>
+          <w:p>
+            <w:pPr>
+              <w:keepNext/>
+              <w:jc w:val="center"/>
+            </w:pPr>
+            <w:r>
+              <w:drawing>
+                <wp:inline distT="0" distB="0" distL="0" distR="0">
+                  <wp:extent cx="1076325" cy="1076325"/>
+                  <wp:effectExtent t="0" r="0" b="0" l="0"/>
+                  <wp:docPr id="1" name="google" descr="google" title="google"/>
+                  <wp:cNvGraphicFramePr>
+                    <a:graphicFrameLocks xmlns:a="http://schemas.openxmlformats.org/drawingml/2006/main" noChangeAspect="1"/>
+                  </wp:cNvGraphicFramePr>
+                  <a:graphic xmlns:a="http://schemas.openxmlformats.org/drawingml/2006/main">
+                    <a:graphicData uri="http://schemas.openxmlformats.org/drawingml/2006/picture">
+                      <pic:pic xmlns:pic="http://schemas.openxmlformats.org/drawingml/2006/picture">
+                        <pic:nvPicPr>
+                          <pic:cNvPr id="0" name="" descr=""/>
+                          <pic:cNvPicPr>
+                            <a:picLocks noChangeAspect="1" noChangeArrowheads="1"/>
+                          </pic:cNvPicPr>
+                        </pic:nvPicPr>
+                        <pic:blipFill>
+                          <a:blip r:embed="rId13" cstate="none"/>
+                          <a:srcRect/>
+                          <a:stretch>
+                            <a:fillRect/>
+                          </a:stretch>
+                        </pic:blipFill>
+                        <pic:spPr bwMode="auto">
+                          <a:xfrm>
+                            <a:off x="0" y="0"/>
+                            <a:ext cx="1076325" cy="1076325"/>
+                          </a:xfrm>
+                          <a:prstGeom prst="rect">
+                            <a:avLst/>
+                          </a:prstGeom>
+                        </pic:spPr>
+                      </pic:pic>
+                    </a:graphicData>
+                  </a:graphic>
+                </wp:inline>
+              </w:drawing>
+            </w:r>
+          </w:p>
+        </w:tc>
+      </w:tr>
+      <w:tr>
+        <w:trPr>
+          <w:cantSplit/>
+          <w:trHeight w:val="2268" w:hRule="exact"/>
+        </w:trPr>
+        <w:tc>
+          <w:tcPr>
+            <w:tcW w:type="dxa" w:w="2268"/>
+            <w:tcBorders>
+              <w:top w:val="single" w:color="000000" w:sz="48"/>
+              <w:left w:val="single" w:color="000000" w:sz="48"/>
+              <w:bottom w:val="single" w:color="000000" w:sz="48"/>
+              <w:right w:val="single" w:color="000000" w:sz="48"/>
+            </w:tcBorders>
+            <w:tcMar>
+              <w:top w:type="dxa" w:w="0"/>
+              <w:left w:type="dxa" w:w="40"/>
+              <w:bottom w:type="dxa" w:w="0"/>
+              <w:right w:type="dxa" w:w="40"/>
+            </w:tcMar>
+            <w:vAlign w:val="center"/>
+          </w:tcPr>
+          <w:p>
+            <w:pPr>
+              <w:keepNext/>
+              <w:spacing w:after="0"/>
+            </w:pPr>
+            <w:r>
+              <w:rPr>
+                <w:rFonts w:ascii="Arial" w:cs="Arial" w:eastAsia="Arial" w:hAnsi="Arial"/>
+                <w:b/>
+                <w:bCs/>
+                <w:color w:val="8A949C"/>
+                <w:sz w:val="14"/>
+                <w:szCs w:val="14"/>
+              </w:rPr>
+              <w:t xml:space="preserve">5</w:t>
+            </w:r>
+          </w:p>
+          <w:p>
+            <w:pPr>
+              <w:keepNext w:val="false"/>
+              <w:jc w:val="center"/>
+            </w:pPr>
+            <w:r>
+              <w:drawing>
+                <wp:inline distT="0" distB="0" distL="0" distR="0">
+                  <wp:extent cx="1076325" cy="1076325"/>
+                  <wp:effectExtent t="0" r="0" b="0" l="0"/>
+                  <wp:docPr id="1" name="diners" descr="diners" title="diners"/>
+                  <wp:cNvGraphicFramePr>
+                    <a:graphicFrameLocks xmlns:a="http://schemas.openxmlformats.org/drawingml/2006/main" noChangeAspect="1"/>
+                  </wp:cNvGraphicFramePr>
+                  <a:graphic xmlns:a="http://schemas.openxmlformats.org/drawingml/2006/main">
+                    <a:graphicData uri="http://schemas.openxmlformats.org/drawingml/2006/picture">
+                      <pic:pic xmlns:pic="http://schemas.openxmlformats.org/drawingml/2006/picture">
+                        <pic:nvPicPr>
+                          <pic:cNvPr id="0" name="" descr=""/>
+                          <pic:cNvPicPr>
+                            <a:picLocks noChangeAspect="1" noChangeArrowheads="1"/>
+                          </pic:cNvPicPr>
+                        </pic:nvPicPr>
+                        <pic:blipFill>
+                          <a:blip r:embed="rId14" cstate="none"/>
+                          <a:srcRect/>
+                          <a:stretch>
+                            <a:fillRect/>
+                          </a:stretch>
+                        </pic:blipFill>
+                        <pic:spPr bwMode="auto">
+                          <a:xfrm>
+                            <a:off x="0" y="0"/>
+                            <a:ext cx="1076325" cy="1076325"/>
+                          </a:xfrm>
+                          <a:prstGeom prst="rect">
+                            <a:avLst/>
+                          </a:prstGeom>
+                        </pic:spPr>
+                      </pic:pic>
+                    </a:graphicData>
+                  </a:graphic>
+                </wp:inline>
+              </w:drawing>
+            </w:r>
+          </w:p>
+        </w:tc>
+        <w:tc>
+          <w:tcPr>
+            <w:tcW w:type="dxa" w:w="2268"/>
+            <w:tcBorders>
+              <w:top w:val="single" w:color="000000" w:sz="48"/>
+              <w:left w:val="single" w:color="000000" w:sz="48"/>
+              <w:bottom w:val="single" w:color="000000" w:sz="48"/>
+              <w:right w:val="single" w:color="000000" w:sz="48"/>
+            </w:tcBorders>
+            <w:tcMar>
+              <w:top w:type="dxa" w:w="0"/>
+              <w:left w:type="dxa" w:w="40"/>
+              <w:bottom w:type="dxa" w:w="0"/>
+              <w:right w:type="dxa" w:w="40"/>
+            </w:tcMar>
+            <w:vAlign w:val="center"/>
+          </w:tcPr>
+          <w:p>
+            <w:pPr>
+              <w:keepNext/>
+              <w:spacing w:after="0"/>
+            </w:pPr>
+            <w:r>
+              <w:rPr>
+                <w:rFonts w:ascii="Arial" w:cs="Arial" w:eastAsia="Arial" w:hAnsi="Arial"/>
+                <w:b/>
+                <w:bCs/>
+                <w:color w:val="8A949C"/>
+                <w:sz w:val="14"/>
+                <w:szCs w:val="14"/>
+              </w:rPr>
+              <w:t xml:space="preserve">6</w:t>
+            </w:r>
+          </w:p>
+          <w:p>
+            <w:pPr>
+              <w:keepNext w:val="false"/>
+              <w:jc w:val="center"/>
+            </w:pPr>
+            <w:r>
+              <w:drawing>
+                <wp:inline distT="0" distB="0" distL="0" distR="0">
+                  <wp:extent cx="1076325" cy="1076325"/>
+                  <wp:effectExtent t="0" r="0" b="0" l="0"/>
+                  <wp:docPr id="1" name="amex" descr="amex" title="amex"/>
+                  <wp:cNvGraphicFramePr>
+                    <a:graphicFrameLocks xmlns:a="http://schemas.openxmlformats.org/drawingml/2006/main" noChangeAspect="1"/>
+                  </wp:cNvGraphicFramePr>
+                  <a:graphic xmlns:a="http://schemas.openxmlformats.org/drawingml/2006/main">
+                    <a:graphicData uri="http://schemas.openxmlformats.org/drawingml/2006/picture">
+                      <pic:pic xmlns:pic="http://schemas.openxmlformats.org/drawingml/2006/picture">
+                        <pic:nvPicPr>
+                          <pic:cNvPr id="0" name="" descr=""/>
+                          <pic:cNvPicPr>
+                            <a:picLocks noChangeAspect="1" noChangeArrowheads="1"/>
+                          </pic:cNvPicPr>
+                        </pic:nvPicPr>
+                        <pic:blipFill>
+                          <a:blip r:embed="rId15" cstate="none"/>
+                          <a:srcRect/>
+                          <a:stretch>
+                            <a:fillRect/>
+                          </a:stretch>
+                        </pic:blipFill>
+                        <pic:spPr bwMode="auto">
+                          <a:xfrm>
+                            <a:off x="0" y="0"/>
+                            <a:ext cx="1076325" cy="1076325"/>
+                          </a:xfrm>
+                          <a:prstGeom prst="rect">
+                            <a:avLst/>
+                          </a:prstGeom>
+                        </pic:spPr>
+                      </pic:pic>
+                    </a:graphicData>
+                  </a:graphic>
+                </wp:inline>
+              </w:drawing>
+            </w:r>
+          </w:p>
+        </w:tc>
+        <w:tc>
+          <w:tcPr>
+            <w:tcW w:type="dxa" w:w="2268"/>
+            <w:tcBorders>
+              <w:top w:val="single" w:color="000000" w:sz="48"/>
+              <w:left w:val="single" w:color="000000" w:sz="48"/>
+              <w:bottom w:val="single" w:color="000000" w:sz="48"/>
+              <w:right w:val="single" w:color="000000" w:sz="48"/>
+            </w:tcBorders>
+            <w:tcMar>
+              <w:top w:type="dxa" w:w="0"/>
+              <w:left w:type="dxa" w:w="40"/>
+              <w:bottom w:type="dxa" w:w="0"/>
+              <w:right w:type="dxa" w:w="40"/>
+            </w:tcMar>
+            <w:vAlign w:val="center"/>
+          </w:tcPr>
+          <w:p>
+            <w:pPr>
+              <w:keepNext/>
+              <w:spacing w:after="0"/>
+            </w:pPr>
+            <w:r>
+              <w:rPr>
+                <w:rFonts w:ascii="Arial" w:cs="Arial" w:eastAsia="Arial" w:hAnsi="Arial"/>
+                <w:b/>
+                <w:bCs/>
+                <w:color w:val="8A949C"/>
+                <w:sz w:val="14"/>
+                <w:szCs w:val="14"/>
+              </w:rPr>
+              <w:t xml:space="preserve">7</w:t>
+            </w:r>
+          </w:p>
+          <w:p>
+            <w:pPr>
+              <w:keepNext w:val="false"/>
+              <w:jc w:val="center"/>
+            </w:pPr>
+            <w:r>
+              <w:drawing>
+                <wp:inline distT="0" distB="0" distL="0" distR="0">
+                  <wp:extent cx="1076325" cy="1076325"/>
+                  <wp:effectExtent t="0" r="0" b="0" l="0"/>
+                  <wp:docPr id="1" name="jcb" descr="jcb" title="jcb"/>
+                  <wp:cNvGraphicFramePr>
+                    <a:graphicFrameLocks xmlns:a="http://schemas.openxmlformats.org/drawingml/2006/main" noChangeAspect="1"/>
+                  </wp:cNvGraphicFramePr>
+                  <a:graphic xmlns:a="http://schemas.openxmlformats.org/drawingml/2006/main">
+                    <a:graphicData uri="http://schemas.openxmlformats.org/drawingml/2006/picture">
+                      <pic:pic xmlns:pic="http://schemas.openxmlformats.org/drawingml/2006/picture">
+                        <pic:nvPicPr>
+                          <pic:cNvPr id="0" name="" descr=""/>
+                          <pic:cNvPicPr>
+                            <a:picLocks noChangeAspect="1" noChangeArrowheads="1"/>
+                          </pic:cNvPicPr>
+                        </pic:nvPicPr>
+                        <pic:blipFill>
+                          <a:blip r:embed="rId16" cstate="none"/>
+                          <a:srcRect/>
+                          <a:stretch>
+                            <a:fillRect/>
+                          </a:stretch>
+                        </pic:blipFill>
+                        <pic:spPr bwMode="auto">
+                          <a:xfrm>
+                            <a:off x="0" y="0"/>
+                            <a:ext cx="1076325" cy="1076325"/>
+                          </a:xfrm>
+                          <a:prstGeom prst="rect">
+                            <a:avLst/>
+                          </a:prstGeom>
+                        </pic:spPr>
+                      </pic:pic>
+                    </a:graphicData>
+                  </a:graphic>
+                </wp:inline>
+              </w:drawing>
+            </w:r>
+          </w:p>
+        </w:tc>
+        <w:tc>
+          <w:tcPr>
+            <w:tcW w:type="dxa" w:w="2268"/>
+            <w:tcBorders>
+              <w:top w:val="single" w:color="000000" w:sz="48"/>
+              <w:left w:val="single" w:color="000000" w:sz="48"/>
+              <w:bottom w:val="single" w:color="000000" w:sz="48"/>
+              <w:right w:val="single" w:color="000000" w:sz="48"/>
+            </w:tcBorders>
+            <w:tcMar>
+              <w:top w:type="dxa" w:w="0"/>
+              <w:left w:type="dxa" w:w="40"/>
+              <w:bottom w:type="dxa" w:w="0"/>
+              <w:right w:type="dxa" w:w="40"/>
+            </w:tcMar>
+            <w:vAlign w:val="center"/>
+          </w:tcPr>
+          <w:p>
+            <w:pPr>
+              <w:keepNext/>
+              <w:spacing w:after="0"/>
+            </w:pPr>
+            <w:r>
+              <w:rPr>
+                <w:rFonts w:ascii="Arial" w:cs="Arial" w:eastAsia="Arial" w:hAnsi="Arial"/>
+                <w:b/>
+                <w:bCs/>
+                <w:color w:val="8A949C"/>
+                <w:sz w:val="14"/>
+                <w:szCs w:val="14"/>
+              </w:rPr>
+              <w:t xml:space="preserve">8</w:t>
+            </w:r>
+          </w:p>
+          <w:p>
+            <w:pPr>
+              <w:keepNext w:val="false"/>
+              <w:jc w:val="center"/>
+            </w:pPr>
+            <w:r>
+              <w:drawing>
+                <wp:inline distT="0" distB="0" distL="0" distR="0">
+                  <wp:extent cx="1076325" cy="1076325"/>
+                  <wp:effectExtent t="0" r="0" b="0" l="0"/>
+                  <wp:docPr id="1" name="unionpay" descr="unionpay" title="unionpay"/>
+                  <wp:cNvGraphicFramePr>
+                    <a:graphicFrameLocks xmlns:a="http://schemas.openxmlformats.org/drawingml/2006/main" noChangeAspect="1"/>
+                  </wp:cNvGraphicFramePr>
+                  <a:graphic xmlns:a="http://schemas.openxmlformats.org/drawingml/2006/main">
+                    <a:graphicData uri="http://schemas.openxmlformats.org/drawingml/2006/picture">
+                      <pic:pic xmlns:pic="http://schemas.openxmlformats.org/drawingml/2006/picture">
+                        <pic:nvPicPr>
+                          <pic:cNvPr id="0" name="" descr=""/>
+                          <pic:cNvPicPr>
+                            <a:picLocks noChangeAspect="1" noChangeArrowheads="1"/>
+                          </pic:cNvPicPr>
+                        </pic:nvPicPr>
+                        <pic:blipFill>
+                          <a:blip r:embed="rId17" cstate="none"/>
+                          <a:srcRect/>
+                          <a:stretch>
+                            <a:fillRect/>
+                          </a:stretch>
+                        </pic:blipFill>
+                        <pic:spPr bwMode="auto">
+                          <a:xfrm>
+                            <a:off x="0" y="0"/>
+                            <a:ext cx="1076325" cy="1076325"/>
+                          </a:xfrm>
+                          <a:prstGeom prst="rect">
+                            <a:avLst/>
+                          </a:prstGeom>
+                        </pic:spPr>
+                      </pic:pic>
+                    </a:graphicData>
+                  </a:graphic>
+                </wp:inline>
+              </w:drawing>
+            </w:r>
+          </w:p>
+        </w:tc>
+        <w:tc>
+          <w:tcPr>
+            <w:tcW w:type="dxa" w:w="2268"/>
+            <w:tcBorders>
+              <w:top w:val="single" w:color="000000" w:sz="48"/>
+              <w:left w:val="single" w:color="000000" w:sz="48"/>
+              <w:bottom w:val="single" w:color="000000" w:sz="48"/>
+              <w:right w:val="single" w:color="000000" w:sz="48"/>
+            </w:tcBorders>
+            <w:tcMar>
+              <w:top w:type="dxa" w:w="0"/>
+              <w:left w:type="dxa" w:w="40"/>
+              <w:bottom w:type="dxa" w:w="0"/>
+              <w:right w:type="dxa" w:w="40"/>
+            </w:tcMar>
+            <w:vAlign w:val="center"/>
+          </w:tcPr>
+          <w:p>
+            <w:pPr>
+              <w:keepNext/>
+              <w:spacing w:after="0"/>
+            </w:pPr>
+            <w:r>
+              <w:rPr>
+                <w:rFonts w:ascii="Arial" w:cs="Arial" w:eastAsia="Arial" w:hAnsi="Arial"/>
+                <w:b/>
+                <w:bCs/>
+                <w:color w:val="8A949C"/>
+                <w:sz w:val="14"/>
+                <w:szCs w:val="14"/>
+              </w:rPr>
+              <w:t xml:space="preserve">9</w:t>
+            </w:r>
+          </w:p>
+          <w:p>
+            <w:pPr>
+              <w:keepNext w:val="false"/>
+              <w:jc w:val="center"/>
+            </w:pPr>
+            <w:r>
+              <w:drawing>
+                <wp:inline distT="0" distB="0" distL="0" distR="0">
+                  <wp:extent cx="1076325" cy="1076325"/>
+                  <wp:effectExtent t="0" r="0" b="0" l="0"/>
+                  <wp:docPr id="1" name="sepa" descr="sepa" title="sepa"/>
+                  <wp:cNvGraphicFramePr>
+                    <a:graphicFrameLocks xmlns:a="http://schemas.openxmlformats.org/drawingml/2006/main" noChangeAspect="1"/>
+                  </wp:cNvGraphicFramePr>
+                  <a:graphic xmlns:a="http://schemas.openxmlformats.org/drawingml/2006/main">
+                    <a:graphicData uri="http://schemas.openxmlformats.org/drawingml/2006/picture">
+                      <pic:pic xmlns:pic="http://schemas.openxmlformats.org/drawingml/2006/picture">
+                        <pic:nvPicPr>
+                          <pic:cNvPr id="0" name="" descr=""/>
+                          <pic:cNvPicPr>
+                            <a:picLocks noChangeAspect="1" noChangeArrowheads="1"/>
+                          </pic:cNvPicPr>
+                        </pic:nvPicPr>
+                        <pic:blipFill>
+                          <a:blip r:embed="rId18" cstate="none"/>
+                          <a:srcRect/>
+                          <a:stretch>
+                            <a:fillRect/>
+                          </a:stretch>
+                        </pic:blipFill>
+                        <pic:spPr bwMode="auto">
+                          <a:xfrm>
+                            <a:off x="0" y="0"/>
+                            <a:ext cx="1076325" cy="1076325"/>
+                          </a:xfrm>
+                          <a:prstGeom prst="rect">
+                            <a:avLst/>
+                          </a:prstGeom>
+                        </pic:spPr>
+                      </pic:pic>
+                    </a:graphicData>
+                  </a:graphic>
+                </wp:inline>
+              </w:drawing>
+            </w:r>
+          </w:p>
+        </w:tc>
+        <w:tc>
+          <w:tcPr>
+            <w:tcW w:type="dxa" w:w="2268"/>
+            <w:tcBorders>
+              <w:top w:val="single" w:color="000000" w:sz="48"/>
+              <w:left w:val="single" w:color="000000" w:sz="48"/>
+              <w:bottom w:val="single" w:color="000000" w:sz="48"/>
+              <w:right w:val="single" w:color="000000" w:sz="48"/>
+            </w:tcBorders>
+            <w:tcMar>
+              <w:top w:type="dxa" w:w="0"/>
+              <w:left w:type="dxa" w:w="40"/>
+              <w:bottom w:type="dxa" w:w="0"/>
+              <w:right w:type="dxa" w:w="40"/>
+            </w:tcMar>
+            <w:vAlign w:val="center"/>
+          </w:tcPr>
+          <w:p>
+            <w:pPr>
+              <w:keepNext/>
+              <w:spacing w:after="0"/>
+            </w:pPr>
+            <w:r>
+              <w:rPr>
+                <w:rFonts w:ascii="Arial" w:cs="Arial" w:eastAsia="Arial" w:hAnsi="Arial"/>
+                <w:b/>
+                <w:bCs/>
+                <w:color w:val="8A949C"/>
+                <w:sz w:val="14"/>
+                <w:szCs w:val="14"/>
+              </w:rPr>
+              <w:t xml:space="preserve">10</w:t>
+            </w:r>
+          </w:p>
+          <w:p>
+            <w:pPr>
+              <w:keepNext w:val="false"/>
+              <w:jc w:val="center"/>
+            </w:pPr>
+            <w:r>
+              <w:drawing>
+                <wp:inline distT="0" distB="0" distL="0" distR="0">
+                  <wp:extent cx="1076325" cy="1076325"/>
+                  <wp:effectExtent t="0" r="0" b="0" l="0"/>
+                  <wp:docPr id="1" name="card" descr="card" title="card"/>
+                  <wp:cNvGraphicFramePr>
+                    <a:graphicFrameLocks xmlns:a="http://schemas.openxmlformats.org/drawingml/2006/main" noChangeAspect="1"/>
+                  </wp:cNvGraphicFramePr>
+                  <a:graphic xmlns:a="http://schemas.openxmlformats.org/drawingml/2006/main">
+                    <a:graphicData uri="http://schemas.openxmlformats.org/drawingml/2006/picture">
+                      <pic:pic xmlns:pic="http://schemas.openxmlformats.org/drawingml/2006/picture">
+                        <pic:nvPicPr>
+                          <pic:cNvPr id="0" name="" descr=""/>
+                          <pic:cNvPicPr>
+                            <a:picLocks noChangeAspect="1" noChangeArrowheads="1"/>
+                          </pic:cNvPicPr>
+                        </pic:nvPicPr>
+                        <pic:blipFill>
+                          <a:blip r:embed="rId19" cstate="none"/>
+                          <a:srcRect/>
+                          <a:stretch>
+                            <a:fillRect/>
+                          </a:stretch>
+                        </pic:blipFill>
+                        <pic:spPr bwMode="auto">
+                          <a:xfrm>
+                            <a:off x="0" y="0"/>
+                            <a:ext cx="1076325" cy="1076325"/>
+                          </a:xfrm>
+                          <a:prstGeom prst="rect">
+                            <a:avLst/>
+                          </a:prstGeom>
+                        </pic:spPr>
+                      </pic:pic>
+                    </a:graphicData>
+                  </a:graphic>
+                </wp:inline>
+              </w:drawing>
+            </w:r>
+          </w:p>
+        </w:tc>
+      </w:tr>
+    </w:tbl>
+    <w:p>
+      <w:pPr>
+        <w:spacing w:after="200" w:before="0"/>
+      </w:pPr>
+      <w:r>
+        <w:rPr>
+          <w:rFonts w:ascii="Arial" w:cs="Arial" w:eastAsia="Arial" w:hAnsi="Arial"/>
+          <w:sz w:val="20"/>
+          <w:szCs w:val="20"/>
+        </w:rPr>
+        <w:t xml:space="preserve"/>
+      </w:r>
+    </w:p>
+    <w:tbl>
+      <w:tblPr>
+        <w:tblW w:type="dxa" w:w="13200"/>
+        <w:tblBorders>
+          <w:top w:val="single" w:color="auto" w:sz="4"/>
+          <w:left w:val="single" w:color="auto" w:sz="4"/>
+          <w:bottom w:val="single" w:color="auto" w:sz="4"/>
+          <w:right w:val="single" w:color="auto" w:sz="4"/>
+          <w:insideH w:val="single" w:color="auto" w:sz="4"/>
+          <w:insideV w:val="single" w:color="auto" w:sz="4"/>
+        </w:tblBorders>
+      </w:tblPr>
+      <w:tblGrid>
+        <w:gridCol w:w="9000"/>
+        <w:gridCol w:w="4200"/>
+      </w:tblGrid>
+      <w:tr>
+        <w:tc>
+          <w:tcPr>
+            <w:tcW w:type="dxa" w:w="9000"/>
+            <w:tcBorders>
+              <w:top w:val="dotted" w:color="C8CDD2" w:sz="4"/>
+              <w:left w:val="dotted" w:color="C8CDD2" w:sz="4"/>
+              <w:bottom w:val="dotted" w:color="C8CDD2" w:sz="4"/>
+              <w:right w:val="dotted" w:color="C8CDD2" w:sz="4"/>
+            </w:tcBorders>
+            <w:shd w:fill="E6EEDB" w:color="auto" w:val="clear"/>
+            <w:tcMar>
+              <w:top w:type="dxa" w:w="50"/>
+              <w:left w:type="dxa" w:w="120"/>
+              <w:bottom w:type="dxa" w:w="50"/>
+              <w:right w:type="dxa" w:w="120"/>
+            </w:tcMar>
+          </w:tcPr>
+          <w:p>
+            <w:r>
+              <w:rPr>
+                <w:rFonts w:ascii="Arial" w:cs="Arial" w:eastAsia="Arial" w:hAnsi="Arial"/>
+                <w:b/>
+                <w:bCs/>
+                <w:sz w:val="20"/>
+                <w:szCs w:val="20"/>
+              </w:rPr>
+              <w:t xml:space="preserve">Що приймає каса</w:t>
+            </w:r>
+          </w:p>
+        </w:tc>
+        <w:tc>
+          <w:tcPr>
+            <w:tcW w:type="dxa" w:w="4200"/>
+            <w:tcBorders>
+              <w:top w:val="dotted" w:color="C8CDD2" w:sz="4"/>
+              <w:left w:val="dotted" w:color="C8CDD2" w:sz="4"/>
+              <w:bottom w:val="dotted" w:color="C8CDD2" w:sz="4"/>
+              <w:right w:val="dotted" w:color="C8CDD2" w:sz="4"/>
+            </w:tcBorders>
+            <w:shd w:fill="E6EEDB" w:color="auto" w:val="clear"/>
+            <w:tcMar>
+              <w:top w:type="dxa" w:w="50"/>
+              <w:left w:type="dxa" w:w="120"/>
+              <w:bottom w:type="dxa" w:w="50"/>
+              <w:right w:type="dxa" w:w="120"/>
+            </w:tcMar>
+          </w:tcPr>
+          <w:p>
+            <w:r>
+              <w:rPr>
+                <w:rFonts w:ascii="Arial" w:cs="Arial" w:eastAsia="Arial" w:hAnsi="Arial"/>
+                <w:b/>
+                <w:bCs/>
+                <w:sz w:val="20"/>
+                <w:szCs w:val="20"/>
+              </w:rPr>
+              <w:t xml:space="preserve">Варіант C</w:t>
+            </w:r>
+          </w:p>
+        </w:tc>
+      </w:tr>
+      <w:tr>
+        <w:tc>
+          <w:tcPr>
+            <w:tcW w:type="dxa" w:w="9000"/>
+            <w:tcBorders>
+              <w:top w:val="dotted" w:color="C8CDD2" w:sz="4"/>
+              <w:left w:val="dotted" w:color="C8CDD2" w:sz="4"/>
+              <w:bottom w:val="dotted" w:color="C8CDD2" w:sz="4"/>
+              <w:right w:val="dotted" w:color="C8CDD2" w:sz="4"/>
+            </w:tcBorders>
+            <w:tcMar>
+              <w:top w:type="dxa" w:w="50"/>
+              <w:left w:type="dxa" w:w="120"/>
+              <w:bottom w:type="dxa" w:w="50"/>
+              <w:right w:type="dxa" w:w="120"/>
+            </w:tcMar>
+          </w:tcPr>
+          <w:p>
+            <w:r>
+              <w:rPr>
+                <w:rFonts w:ascii="Arial" w:cs="Arial" w:eastAsia="Arial" w:hAnsi="Arial"/>
+                <w:b w:val="false"/>
+                <w:bCs w:val="false"/>
+                <w:sz w:val="20"/>
+                <w:szCs w:val="20"/>
+              </w:rPr>
+              <w:t xml:space="preserve">Тільки girocard + безконтактно (Apple Pay працює)</w:t>
+            </w:r>
+          </w:p>
+        </w:tc>
+        <w:tc>
+          <w:tcPr>
+            <w:tcW w:type="dxa" w:w="4200"/>
+            <w:tcBorders>
+              <w:top w:val="dotted" w:color="C8CDD2" w:sz="4"/>
+              <w:left w:val="dotted" w:color="C8CDD2" w:sz="4"/>
+              <w:bottom w:val="dotted" w:color="C8CDD2" w:sz="4"/>
+              <w:right w:val="dotted" w:color="C8CDD2" w:sz="4"/>
+            </w:tcBorders>
+            <w:tcMar>
+              <w:top w:type="dxa" w:w="50"/>
+              <w:left w:type="dxa" w:w="120"/>
+              <w:bottom w:type="dxa" w:w="50"/>
+              <w:right w:type="dxa" w:w="120"/>
+            </w:tcMar>
+          </w:tcPr>
+          <w:p>
+            <w:r>
+              <w:rPr>
+                <w:rFonts w:ascii="Arial" w:cs="Arial" w:eastAsia="Arial" w:hAnsi="Arial"/>
+                <w:b/>
+                <w:bCs/>
+                <w:sz w:val="20"/>
+                <w:szCs w:val="20"/>
+              </w:rPr>
+              <w:t xml:space="preserve">1</w:t>
+            </w:r>
+          </w:p>
+        </w:tc>
+      </w:tr>
+      <w:tr>
+        <w:tc>
+          <w:tcPr>
+            <w:tcW w:type="dxa" w:w="9000"/>
+            <w:tcBorders>
+              <w:top w:val="dotted" w:color="C8CDD2" w:sz="4"/>
+              <w:left w:val="dotted" w:color="C8CDD2" w:sz="4"/>
+              <w:bottom w:val="dotted" w:color="C8CDD2" w:sz="4"/>
+              <w:right w:val="dotted" w:color="C8CDD2" w:sz="4"/>
+            </w:tcBorders>
+            <w:tcMar>
+              <w:top w:type="dxa" w:w="50"/>
+              <w:left w:type="dxa" w:w="120"/>
+              <w:bottom w:type="dxa" w:w="50"/>
+              <w:right w:type="dxa" w:w="120"/>
+            </w:tcMar>
+          </w:tcPr>
+          <w:p>
+            <w:r>
+              <w:rPr>
+                <w:rFonts w:ascii="Arial" w:cs="Arial" w:eastAsia="Arial" w:hAnsi="Arial"/>
+                <w:b w:val="false"/>
+                <w:bCs w:val="false"/>
+                <w:sz w:val="20"/>
+                <w:szCs w:val="20"/>
+              </w:rPr>
+              <w:t xml:space="preserve">Mastercard + Visa без Apple Pay / Google Pay</w:t>
+            </w:r>
+          </w:p>
+        </w:tc>
+        <w:tc>
+          <w:tcPr>
+            <w:tcW w:type="dxa" w:w="4200"/>
+            <w:tcBorders>
+              <w:top w:val="dotted" w:color="C8CDD2" w:sz="4"/>
+              <w:left w:val="dotted" w:color="C8CDD2" w:sz="4"/>
+              <w:bottom w:val="dotted" w:color="C8CDD2" w:sz="4"/>
+              <w:right w:val="dotted" w:color="C8CDD2" w:sz="4"/>
+            </w:tcBorders>
+            <w:tcMar>
+              <w:top w:type="dxa" w:w="50"/>
+              <w:left w:type="dxa" w:w="120"/>
+              <w:bottom w:type="dxa" w:w="50"/>
+              <w:right w:type="dxa" w:w="120"/>
+            </w:tcMar>
+          </w:tcPr>
+          <w:p>
+            <w:r>
+              <w:rPr>
+                <w:rFonts w:ascii="Arial" w:cs="Arial" w:eastAsia="Arial" w:hAnsi="Arial"/>
+                <w:b/>
+                <w:bCs/>
+                <w:sz w:val="20"/>
+                <w:szCs w:val="20"/>
+              </w:rPr>
+              <w:t xml:space="preserve">2</w:t>
+            </w:r>
+          </w:p>
+        </w:tc>
+      </w:tr>
+      <w:tr>
+        <w:tc>
+          <w:tcPr>
+            <w:tcW w:type="dxa" w:w="9000"/>
+            <w:tcBorders>
+              <w:top w:val="dotted" w:color="C8CDD2" w:sz="4"/>
+              <w:left w:val="dotted" w:color="C8CDD2" w:sz="4"/>
+              <w:bottom w:val="dotted" w:color="C8CDD2" w:sz="4"/>
+              <w:right w:val="dotted" w:color="C8CDD2" w:sz="4"/>
+            </w:tcBorders>
+            <w:tcMar>
+              <w:top w:type="dxa" w:w="50"/>
+              <w:left w:type="dxa" w:w="120"/>
+              <w:bottom w:type="dxa" w:w="50"/>
+              <w:right w:type="dxa" w:w="120"/>
+            </w:tcMar>
+          </w:tcPr>
+          <w:p>
+            <w:r>
+              <w:rPr>
+                <w:rFonts w:ascii="Arial" w:cs="Arial" w:eastAsia="Arial" w:hAnsi="Arial"/>
+                <w:b w:val="false"/>
+                <w:bCs w:val="false"/>
+                <w:sz w:val="20"/>
+                <w:szCs w:val="20"/>
+              </w:rPr>
+              <w:t xml:space="preserve">girocard + Mastercard + Visa (усе)</w:t>
+            </w:r>
+          </w:p>
+        </w:tc>
+        <w:tc>
+          <w:tcPr>
+            <w:tcW w:type="dxa" w:w="4200"/>
+            <w:tcBorders>
+              <w:top w:val="dotted" w:color="C8CDD2" w:sz="4"/>
+              <w:left w:val="dotted" w:color="C8CDD2" w:sz="4"/>
+              <w:bottom w:val="dotted" w:color="C8CDD2" w:sz="4"/>
+              <w:right w:val="dotted" w:color="C8CDD2" w:sz="4"/>
+            </w:tcBorders>
+            <w:tcMar>
+              <w:top w:type="dxa" w:w="50"/>
+              <w:left w:type="dxa" w:w="120"/>
+              <w:bottom w:type="dxa" w:w="50"/>
+              <w:right w:type="dxa" w:w="120"/>
+            </w:tcMar>
+          </w:tcPr>
+          <w:p>
+            <w:r>
+              <w:rPr>
+                <w:rFonts w:ascii="Arial" w:cs="Arial" w:eastAsia="Arial" w:hAnsi="Arial"/>
+                <w:b/>
+                <w:bCs/>
+                <w:sz w:val="20"/>
+                <w:szCs w:val="20"/>
+              </w:rPr>
+              <w:t xml:space="preserve">3</w:t>
+            </w:r>
+          </w:p>
+        </w:tc>
+      </w:tr>
+      <w:tr>
+        <w:tc>
+          <w:tcPr>
+            <w:tcW w:type="dxa" w:w="9000"/>
+            <w:tcBorders>
+              <w:top w:val="dotted" w:color="C8CDD2" w:sz="4"/>
+              <w:left w:val="dotted" w:color="C8CDD2" w:sz="4"/>
+              <w:bottom w:val="dotted" w:color="C8CDD2" w:sz="4"/>
+              <w:right w:val="dotted" w:color="C8CDD2" w:sz="4"/>
+            </w:tcBorders>
+            <w:tcMar>
+              <w:top w:type="dxa" w:w="50"/>
+              <w:left w:type="dxa" w:w="120"/>
+              <w:bottom w:type="dxa" w:w="50"/>
+              <w:right w:type="dxa" w:w="120"/>
+            </w:tcMar>
+          </w:tcPr>
+          <w:p>
+            <w:r>
+              <w:rPr>
+                <w:rFonts w:ascii="Arial" w:cs="Arial" w:eastAsia="Arial" w:hAnsi="Arial"/>
+                <w:b w:val="false"/>
+                <w:bCs w:val="false"/>
+                <w:sz w:val="20"/>
+                <w:szCs w:val="20"/>
+              </w:rPr>
+              <w:t xml:space="preserve">Mastercard + Visa + Apple Pay / Google Pay, без girocard</w:t>
+            </w:r>
+          </w:p>
+        </w:tc>
+        <w:tc>
+          <w:tcPr>
+            <w:tcW w:type="dxa" w:w="4200"/>
+            <w:tcBorders>
+              <w:top w:val="dotted" w:color="C8CDD2" w:sz="4"/>
+              <w:left w:val="dotted" w:color="C8CDD2" w:sz="4"/>
+              <w:bottom w:val="dotted" w:color="C8CDD2" w:sz="4"/>
+              <w:right w:val="dotted" w:color="C8CDD2" w:sz="4"/>
+            </w:tcBorders>
+            <w:tcMar>
+              <w:top w:type="dxa" w:w="50"/>
+              <w:left w:type="dxa" w:w="120"/>
+              <w:bottom w:type="dxa" w:w="50"/>
+              <w:right w:type="dxa" w:w="120"/>
+            </w:tcMar>
+          </w:tcPr>
+          <w:p>
+            <w:r>
+              <w:rPr>
+                <w:rFonts w:ascii="Arial" w:cs="Arial" w:eastAsia="Arial" w:hAnsi="Arial"/>
+                <w:b/>
+                <w:bCs/>
+                <w:sz w:val="20"/>
+                <w:szCs w:val="20"/>
+              </w:rPr>
+              <w:t xml:space="preserve">4</w:t>
+            </w:r>
+          </w:p>
+        </w:tc>
+      </w:tr>
+      <w:tr>
+        <w:tc>
+          <w:tcPr>
+            <w:tcW w:type="dxa" w:w="9000"/>
+            <w:tcBorders>
+              <w:top w:val="dotted" w:color="C8CDD2" w:sz="4"/>
+              <w:left w:val="dotted" w:color="C8CDD2" w:sz="4"/>
+              <w:bottom w:val="dotted" w:color="C8CDD2" w:sz="4"/>
+              <w:right w:val="dotted" w:color="C8CDD2" w:sz="4"/>
+            </w:tcBorders>
+            <w:tcMar>
+              <w:top w:type="dxa" w:w="50"/>
+              <w:left w:type="dxa" w:w="120"/>
+              <w:bottom w:type="dxa" w:w="50"/>
+              <w:right w:type="dxa" w:w="120"/>
+            </w:tcMar>
+          </w:tcPr>
+          <w:p>
+            <w:r>
+              <w:rPr>
+                <w:rFonts w:ascii="Arial" w:cs="Arial" w:eastAsia="Arial" w:hAnsi="Arial"/>
+                <w:b w:val="false"/>
+                <w:bCs w:val="false"/>
+                <w:sz w:val="20"/>
+                <w:szCs w:val="20"/>
+              </w:rPr>
+              <w:t xml:space="preserve">Diners Club</w:t>
+            </w:r>
+          </w:p>
+        </w:tc>
+        <w:tc>
+          <w:tcPr>
+            <w:tcW w:type="dxa" w:w="4200"/>
+            <w:tcBorders>
+              <w:top w:val="dotted" w:color="C8CDD2" w:sz="4"/>
+              <w:left w:val="dotted" w:color="C8CDD2" w:sz="4"/>
+              <w:bottom w:val="dotted" w:color="C8CDD2" w:sz="4"/>
+              <w:right w:val="dotted" w:color="C8CDD2" w:sz="4"/>
+            </w:tcBorders>
+            <w:tcMar>
+              <w:top w:type="dxa" w:w="50"/>
+              <w:left w:type="dxa" w:w="120"/>
+              <w:bottom w:type="dxa" w:w="50"/>
+              <w:right w:type="dxa" w:w="120"/>
+            </w:tcMar>
+          </w:tcPr>
+          <w:p>
+            <w:r>
+              <w:rPr>
+                <w:rFonts w:ascii="Arial" w:cs="Arial" w:eastAsia="Arial" w:hAnsi="Arial"/>
+                <w:b/>
+                <w:bCs/>
+                <w:sz w:val="20"/>
+                <w:szCs w:val="20"/>
+              </w:rPr>
+              <w:t xml:space="preserve">+ 5</w:t>
+            </w:r>
+          </w:p>
+        </w:tc>
+      </w:tr>
+      <w:tr>
+        <w:tc>
+          <w:tcPr>
+            <w:tcW w:type="dxa" w:w="9000"/>
+            <w:tcBorders>
+              <w:top w:val="dotted" w:color="C8CDD2" w:sz="4"/>
+              <w:left w:val="dotted" w:color="C8CDD2" w:sz="4"/>
+              <w:bottom w:val="dotted" w:color="C8CDD2" w:sz="4"/>
+              <w:right w:val="dotted" w:color="C8CDD2" w:sz="4"/>
+            </w:tcBorders>
+            <w:tcMar>
+              <w:top w:type="dxa" w:w="50"/>
+              <w:left w:type="dxa" w:w="120"/>
+              <w:bottom w:type="dxa" w:w="50"/>
+              <w:right w:type="dxa" w:w="120"/>
+            </w:tcMar>
+          </w:tcPr>
+          <w:p>
+            <w:r>
+              <w:rPr>
+                <w:rFonts w:ascii="Arial" w:cs="Arial" w:eastAsia="Arial" w:hAnsi="Arial"/>
+                <w:b w:val="false"/>
+                <w:bCs w:val="false"/>
+                <w:sz w:val="20"/>
+                <w:szCs w:val="20"/>
+              </w:rPr>
+              <w:t xml:space="preserve">American Express</w:t>
+            </w:r>
+          </w:p>
+        </w:tc>
+        <w:tc>
+          <w:tcPr>
+            <w:tcW w:type="dxa" w:w="4200"/>
+            <w:tcBorders>
+              <w:top w:val="dotted" w:color="C8CDD2" w:sz="4"/>
+              <w:left w:val="dotted" w:color="C8CDD2" w:sz="4"/>
+              <w:bottom w:val="dotted" w:color="C8CDD2" w:sz="4"/>
+              <w:right w:val="dotted" w:color="C8CDD2" w:sz="4"/>
+            </w:tcBorders>
+            <w:tcMar>
+              <w:top w:type="dxa" w:w="50"/>
+              <w:left w:type="dxa" w:w="120"/>
+              <w:bottom w:type="dxa" w:w="50"/>
+              <w:right w:type="dxa" w:w="120"/>
+            </w:tcMar>
+          </w:tcPr>
+          <w:p>
+            <w:r>
+              <w:rPr>
+                <w:rFonts w:ascii="Arial" w:cs="Arial" w:eastAsia="Arial" w:hAnsi="Arial"/>
+                <w:b/>
+                <w:bCs/>
+                <w:sz w:val="20"/>
+                <w:szCs w:val="20"/>
+              </w:rPr>
+              <w:t xml:space="preserve">+ 6</w:t>
+            </w:r>
+          </w:p>
+        </w:tc>
+      </w:tr>
+      <w:tr>
+        <w:tc>
+          <w:tcPr>
+            <w:tcW w:type="dxa" w:w="9000"/>
+            <w:tcBorders>
+              <w:top w:val="dotted" w:color="C8CDD2" w:sz="4"/>
+              <w:left w:val="dotted" w:color="C8CDD2" w:sz="4"/>
+              <w:bottom w:val="dotted" w:color="C8CDD2" w:sz="4"/>
+              <w:right w:val="dotted" w:color="C8CDD2" w:sz="4"/>
+            </w:tcBorders>
+            <w:tcMar>
+              <w:top w:type="dxa" w:w="50"/>
+              <w:left w:type="dxa" w:w="120"/>
+              <w:bottom w:type="dxa" w:w="50"/>
+              <w:right w:type="dxa" w:w="120"/>
+            </w:tcMar>
+          </w:tcPr>
+          <w:p>
+            <w:r>
+              <w:rPr>
+                <w:rFonts w:ascii="Arial" w:cs="Arial" w:eastAsia="Arial" w:hAnsi="Arial"/>
+                <w:b w:val="false"/>
+                <w:bCs w:val="false"/>
+                <w:sz w:val="20"/>
+                <w:szCs w:val="20"/>
+              </w:rPr>
+              <w:t xml:space="preserve">JCB</w:t>
+            </w:r>
+          </w:p>
+        </w:tc>
+        <w:tc>
+          <w:tcPr>
+            <w:tcW w:type="dxa" w:w="4200"/>
+            <w:tcBorders>
+              <w:top w:val="dotted" w:color="C8CDD2" w:sz="4"/>
+              <w:left w:val="dotted" w:color="C8CDD2" w:sz="4"/>
+              <w:bottom w:val="dotted" w:color="C8CDD2" w:sz="4"/>
+              <w:right w:val="dotted" w:color="C8CDD2" w:sz="4"/>
+            </w:tcBorders>
+            <w:tcMar>
+              <w:top w:type="dxa" w:w="50"/>
+              <w:left w:type="dxa" w:w="120"/>
+              <w:bottom w:type="dxa" w:w="50"/>
+              <w:right w:type="dxa" w:w="120"/>
+            </w:tcMar>
+          </w:tcPr>
+          <w:p>
+            <w:r>
+              <w:rPr>
+                <w:rFonts w:ascii="Arial" w:cs="Arial" w:eastAsia="Arial" w:hAnsi="Arial"/>
+                <w:b/>
+                <w:bCs/>
+                <w:sz w:val="20"/>
+                <w:szCs w:val="20"/>
+              </w:rPr>
+              <w:t xml:space="preserve">+ 7</w:t>
+            </w:r>
+          </w:p>
+        </w:tc>
+      </w:tr>
+      <w:tr>
+        <w:tc>
+          <w:tcPr>
+            <w:tcW w:type="dxa" w:w="9000"/>
+            <w:tcBorders>
+              <w:top w:val="dotted" w:color="C8CDD2" w:sz="4"/>
+              <w:left w:val="dotted" w:color="C8CDD2" w:sz="4"/>
+              <w:bottom w:val="dotted" w:color="C8CDD2" w:sz="4"/>
+              <w:right w:val="dotted" w:color="C8CDD2" w:sz="4"/>
+            </w:tcBorders>
+            <w:tcMar>
+              <w:top w:type="dxa" w:w="50"/>
+              <w:left w:type="dxa" w:w="120"/>
+              <w:bottom w:type="dxa" w:w="50"/>
+              <w:right w:type="dxa" w:w="120"/>
+            </w:tcMar>
+          </w:tcPr>
+          <w:p>
+            <w:r>
+              <w:rPr>
+                <w:rFonts w:ascii="Arial" w:cs="Arial" w:eastAsia="Arial" w:hAnsi="Arial"/>
+                <w:b w:val="false"/>
+                <w:bCs w:val="false"/>
+                <w:sz w:val="20"/>
+                <w:szCs w:val="20"/>
+              </w:rPr>
+              <w:t xml:space="preserve">UnionPay</w:t>
+            </w:r>
+          </w:p>
+        </w:tc>
+        <w:tc>
+          <w:tcPr>
+            <w:tcW w:type="dxa" w:w="4200"/>
+            <w:tcBorders>
+              <w:top w:val="dotted" w:color="C8CDD2" w:sz="4"/>
+              <w:left w:val="dotted" w:color="C8CDD2" w:sz="4"/>
+              <w:bottom w:val="dotted" w:color="C8CDD2" w:sz="4"/>
+              <w:right w:val="dotted" w:color="C8CDD2" w:sz="4"/>
+            </w:tcBorders>
+            <w:tcMar>
+              <w:top w:type="dxa" w:w="50"/>
+              <w:left w:type="dxa" w:w="120"/>
+              <w:bottom w:type="dxa" w:w="50"/>
+              <w:right w:type="dxa" w:w="120"/>
+            </w:tcMar>
+          </w:tcPr>
+          <w:p>
+            <w:r>
+              <w:rPr>
+                <w:rFonts w:ascii="Arial" w:cs="Arial" w:eastAsia="Arial" w:hAnsi="Arial"/>
+                <w:b/>
+                <w:bCs/>
+                <w:sz w:val="20"/>
+                <w:szCs w:val="20"/>
+              </w:rPr>
+              <w:t xml:space="preserve">+ 8</w:t>
+            </w:r>
+          </w:p>
+        </w:tc>
+      </w:tr>
+      <w:tr>
+        <w:tc>
+          <w:tcPr>
+            <w:tcW w:type="dxa" w:w="9000"/>
+            <w:tcBorders>
+              <w:top w:val="dotted" w:color="C8CDD2" w:sz="4"/>
+              <w:left w:val="dotted" w:color="C8CDD2" w:sz="4"/>
+              <w:bottom w:val="dotted" w:color="C8CDD2" w:sz="4"/>
+              <w:right w:val="dotted" w:color="C8CDD2" w:sz="4"/>
+            </w:tcBorders>
+            <w:tcMar>
+              <w:top w:type="dxa" w:w="50"/>
+              <w:left w:type="dxa" w:w="120"/>
+              <w:bottom w:type="dxa" w:w="50"/>
+              <w:right w:type="dxa" w:w="120"/>
+            </w:tcMar>
+          </w:tcPr>
+          <w:p>
+            <w:r>
+              <w:rPr>
+                <w:rFonts w:ascii="Arial" w:cs="Arial" w:eastAsia="Arial" w:hAnsi="Arial"/>
+                <w:b w:val="false"/>
+                <w:bCs w:val="false"/>
+                <w:sz w:val="20"/>
+                <w:szCs w:val="20"/>
+              </w:rPr>
+              <w:t xml:space="preserve">SEPA Lastschrift</w:t>
+            </w:r>
+          </w:p>
+        </w:tc>
+        <w:tc>
+          <w:tcPr>
+            <w:tcW w:type="dxa" w:w="4200"/>
+            <w:tcBorders>
+              <w:top w:val="dotted" w:color="C8CDD2" w:sz="4"/>
+              <w:left w:val="dotted" w:color="C8CDD2" w:sz="4"/>
+              <w:bottom w:val="dotted" w:color="C8CDD2" w:sz="4"/>
+              <w:right w:val="dotted" w:color="C8CDD2" w:sz="4"/>
+            </w:tcBorders>
+            <w:tcMar>
+              <w:top w:type="dxa" w:w="50"/>
+              <w:left w:type="dxa" w:w="120"/>
+              <w:bottom w:type="dxa" w:w="50"/>
+              <w:right w:type="dxa" w:w="120"/>
+            </w:tcMar>
+          </w:tcPr>
+          <w:p>
+            <w:r>
+              <w:rPr>
+                <w:rFonts w:ascii="Arial" w:cs="Arial" w:eastAsia="Arial" w:hAnsi="Arial"/>
+                <w:b/>
+                <w:bCs/>
+                <w:sz w:val="20"/>
+                <w:szCs w:val="20"/>
+              </w:rPr>
+              <w:t xml:space="preserve">+ 9</w:t>
+            </w:r>
+          </w:p>
+        </w:tc>
+      </w:tr>
+      <w:tr>
+        <w:tc>
+          <w:tcPr>
+            <w:tcW w:type="dxa" w:w="9000"/>
+            <w:tcBorders>
+              <w:top w:val="dotted" w:color="C8CDD2" w:sz="4"/>
+              <w:left w:val="dotted" w:color="C8CDD2" w:sz="4"/>
+              <w:bottom w:val="dotted" w:color="C8CDD2" w:sz="4"/>
+              <w:right w:val="dotted" w:color="C8CDD2" w:sz="4"/>
+            </w:tcBorders>
+            <w:tcMar>
+              <w:top w:type="dxa" w:w="50"/>
+              <w:left w:type="dxa" w:w="120"/>
+              <w:bottom w:type="dxa" w:w="50"/>
+              <w:right w:type="dxa" w:w="120"/>
+            </w:tcMar>
+          </w:tcPr>
+          <w:p>
+            <w:r>
+              <w:rPr>
+                <w:rFonts w:ascii="Arial" w:cs="Arial" w:eastAsia="Arial" w:hAnsi="Arial"/>
+                <w:b w:val="false"/>
+                <w:bCs w:val="false"/>
+                <w:sz w:val="20"/>
+                <w:szCs w:val="20"/>
+              </w:rPr>
+              <w:t xml:space="preserve">Оплата карткою (Kartenzahlung)</w:t>
+            </w:r>
+          </w:p>
+        </w:tc>
+        <w:tc>
+          <w:tcPr>
+            <w:tcW w:type="dxa" w:w="4200"/>
+            <w:tcBorders>
+              <w:top w:val="dotted" w:color="C8CDD2" w:sz="4"/>
+              <w:left w:val="dotted" w:color="C8CDD2" w:sz="4"/>
+              <w:bottom w:val="dotted" w:color="C8CDD2" w:sz="4"/>
+              <w:right w:val="dotted" w:color="C8CDD2" w:sz="4"/>
+            </w:tcBorders>
+            <w:tcMar>
+              <w:top w:type="dxa" w:w="50"/>
+              <w:left w:type="dxa" w:w="120"/>
+              <w:bottom w:type="dxa" w:w="50"/>
+              <w:right w:type="dxa" w:w="120"/>
+            </w:tcMar>
+          </w:tcPr>
+          <w:p>
+            <w:r>
+              <w:rPr>
+                <w:rFonts w:ascii="Arial" w:cs="Arial" w:eastAsia="Arial" w:hAnsi="Arial"/>
+                <w:b/>
+                <w:bCs/>
+                <w:sz w:val="20"/>
+                <w:szCs w:val="20"/>
+              </w:rPr>
+              <w:t xml:space="preserve">+ 10</w:t>
+            </w:r>
+          </w:p>
+        </w:tc>
+      </w:tr>
+    </w:tbl>
+    <w:p>
+      <w:pPr>
+        <w:sectPr>
+          <w:pgSz w:w="23814" w:h="16840" w:orient="landscape"/>
+          <w:pgMar w:top="454" w:right="454" w:bottom="454" w:left="454" w:header="708" w:footer="708" w:gutter="0"/>
+          <w:pgNumType/>
+          <w:docGrid w:linePitch="360"/>
+        </w:sectPr>
+      </w:pPr>
+    </w:p>
     <w:p>
       <w:pPr>
         <w:pStyle w:val="Heading1"/>
@@ -253,6 +2927,151 @@
                           </pic:cNvPicPr>
                         </pic:nvPicPr>
                         <pic:blipFill>
+                          <a:blip r:embed="rId8" cstate="none"/>
+                          <a:srcRect/>
+                          <a:stretch>
+                            <a:fillRect/>
+                          </a:stretch>
+                        </pic:blipFill>
+                        <pic:spPr bwMode="auto">
+                          <a:xfrm>
+                            <a:off x="0" y="0"/>
+                            <a:ext cx="1076325" cy="1076325"/>
+                          </a:xfrm>
+                          <a:prstGeom prst="rect">
+                            <a:avLst/>
+                          </a:prstGeom>
+                        </pic:spPr>
+                      </pic:pic>
+                    </a:graphicData>
+                  </a:graphic>
+                </wp:inline>
+              </w:drawing>
+            </w:r>
+          </w:p>
+        </w:tc>
+        <w:tc>
+          <w:tcPr>
+            <w:tcW w:type="dxa" w:w="2268"/>
+            <w:tcBorders>
+              <w:top w:val="dotted" w:color="C8CDD2" w:sz="4"/>
+              <w:left w:val="dotted" w:color="C8CDD2" w:sz="4"/>
+              <w:bottom w:val="single" w:color="000000" w:sz="48"/>
+              <w:right w:val="single" w:color="000000" w:sz="48"/>
+            </w:tcBorders>
+            <w:tcMar>
+              <w:top w:type="dxa" w:w="0"/>
+              <w:left w:type="dxa" w:w="40"/>
+              <w:bottom w:type="dxa" w:w="0"/>
+              <w:right w:type="dxa" w:w="40"/>
+            </w:tcMar>
+            <w:vAlign w:val="center"/>
+          </w:tcPr>
+          <w:p>
+            <w:pPr>
+              <w:keepNext/>
+              <w:jc w:val="center"/>
+            </w:pPr>
+            <w:r>
+              <w:drawing>
+                <wp:inline distT="0" distB="0" distL="0" distR="0">
+                  <wp:extent cx="1076325" cy="1076325"/>
+                  <wp:effectExtent t="0" r="0" b="0" l="0"/>
+                  <wp:docPr id="1" name="card" descr="card" title="card"/>
+                  <wp:cNvGraphicFramePr>
+                    <a:graphicFrameLocks xmlns:a="http://schemas.openxmlformats.org/drawingml/2006/main" noChangeAspect="1"/>
+                  </wp:cNvGraphicFramePr>
+                  <a:graphic xmlns:a="http://schemas.openxmlformats.org/drawingml/2006/main">
+                    <a:graphicData uri="http://schemas.openxmlformats.org/drawingml/2006/picture">
+                      <pic:pic xmlns:pic="http://schemas.openxmlformats.org/drawingml/2006/picture">
+                        <pic:nvPicPr>
+                          <pic:cNvPr id="0" name="" descr=""/>
+                          <pic:cNvPicPr>
+                            <a:picLocks noChangeAspect="1" noChangeArrowheads="1"/>
+                          </pic:cNvPicPr>
+                        </pic:nvPicPr>
+                        <pic:blipFill>
+                          <a:blip r:embed="rId19" cstate="none"/>
+                          <a:srcRect/>
+                          <a:stretch>
+                            <a:fillRect/>
+                          </a:stretch>
+                        </pic:blipFill>
+                        <pic:spPr bwMode="auto">
+                          <a:xfrm>
+                            <a:off x="0" y="0"/>
+                            <a:ext cx="1076325" cy="1076325"/>
+                          </a:xfrm>
+                          <a:prstGeom prst="rect">
+                            <a:avLst/>
+                          </a:prstGeom>
+                        </pic:spPr>
+                      </pic:pic>
+                    </a:graphicData>
+                  </a:graphic>
+                </wp:inline>
+              </w:drawing>
+            </w:r>
+          </w:p>
+        </w:tc>
+        <w:tc>
+          <w:tcPr>
+            <w:tcW w:type="dxa" w:w="2268"/>
+            <w:tcBorders>
+              <w:top w:val="dotted" w:color="C8CDD2" w:sz="4"/>
+              <w:left w:val="single" w:color="000000" w:sz="48"/>
+              <w:bottom w:val="single" w:color="000000" w:sz="48"/>
+              <w:right w:val="dotted" w:color="C8CDD2" w:sz="4"/>
+            </w:tcBorders>
+            <w:tcMar>
+              <w:top w:type="dxa" w:w="0"/>
+              <w:left w:type="dxa" w:w="40"/>
+              <w:bottom w:type="dxa" w:w="0"/>
+              <w:right w:type="dxa" w:w="40"/>
+            </w:tcMar>
+            <w:vAlign w:val="center"/>
+          </w:tcPr>
+          <w:p>
+            <w:pPr>
+              <w:keepNext/>
+              <w:spacing w:after="0"/>
+            </w:pPr>
+            <w:r>
+              <w:rPr>
+                <w:rFonts w:ascii="Arial" w:cs="Arial" w:eastAsia="Arial" w:hAnsi="Arial"/>
+                <w:b/>
+                <w:bCs/>
+                <w:color w:val="8A949C"/>
+                <w:sz w:val="14"/>
+                <w:szCs w:val="14"/>
+              </w:rPr>
+              <w:t xml:space="preserve">2</w:t>
+            </w:r>
+          </w:p>
+          <w:p>
+            <w:pPr>
+              <w:keepNext/>
+              <w:jc w:val="center"/>
+            </w:pPr>
+            <w:r>
+              <w:drawing>
+                <wp:inline distT="0" distB="0" distL="0" distR="0">
+                  <wp:extent cx="1076325" cy="1076325"/>
+                  <wp:effectExtent t="0" r="0" b="0" l="0"/>
+                  <wp:docPr id="1" name="nfc" descr="nfc" title="nfc"/>
+                  <wp:cNvGraphicFramePr>
+                    <a:graphicFrameLocks xmlns:a="http://schemas.openxmlformats.org/drawingml/2006/main" noChangeAspect="1"/>
+                  </wp:cNvGraphicFramePr>
+                  <a:graphic xmlns:a="http://schemas.openxmlformats.org/drawingml/2006/main">
+                    <a:graphicData uri="http://schemas.openxmlformats.org/drawingml/2006/picture">
+                      <pic:pic xmlns:pic="http://schemas.openxmlformats.org/drawingml/2006/picture">
+                        <pic:nvPicPr>
+                          <pic:cNvPr id="0" name="" descr=""/>
+                          <pic:cNvPicPr>
+                            <a:picLocks noChangeAspect="1" noChangeArrowheads="1"/>
+                          </pic:cNvPicPr>
+                        </pic:nvPicPr>
+                        <pic:blipFill>
                           <a:blip r:embed="rId7" cstate="none"/>
                           <a:srcRect/>
                           <a:stretch>
@@ -283,7 +3102,7 @@
               <w:top w:val="dotted" w:color="C8CDD2" w:sz="4"/>
               <w:left w:val="dotted" w:color="C8CDD2" w:sz="4"/>
               <w:bottom w:val="single" w:color="000000" w:sz="48"/>
-              <w:right w:val="single" w:color="000000" w:sz="48"/>
+              <w:right w:val="dotted" w:color="C8CDD2" w:sz="4"/>
             </w:tcBorders>
             <w:tcMar>
               <w:top w:type="dxa" w:w="0"/>
@@ -303,7 +3122,7 @@
                 <wp:inline distT="0" distB="0" distL="0" distR="0">
                   <wp:extent cx="1076325" cy="1076325"/>
                   <wp:effectExtent t="0" r="0" b="0" l="0"/>
-                  <wp:docPr id="1" name="card" descr="card" title="card"/>
+                  <wp:docPr id="1" name="giro" descr="giro" title="giro"/>
                   <wp:cNvGraphicFramePr>
                     <a:graphicFrameLocks xmlns:a="http://schemas.openxmlformats.org/drawingml/2006/main" noChangeAspect="1"/>
                   </wp:cNvGraphicFramePr>
@@ -345,9 +3164,9 @@
             <w:tcW w:type="dxa" w:w="2268"/>
             <w:tcBorders>
               <w:top w:val="dotted" w:color="C8CDD2" w:sz="4"/>
-              <w:left w:val="single" w:color="000000" w:sz="48"/>
+              <w:left w:val="dotted" w:color="C8CDD2" w:sz="4"/>
               <w:bottom w:val="single" w:color="000000" w:sz="48"/>
-              <w:right w:val="dotted" w:color="C8CDD2" w:sz="4"/>
+              <w:right w:val="single" w:color="000000" w:sz="48"/>
             </w:tcBorders>
             <w:tcMar>
               <w:top w:type="dxa" w:w="0"/>
@@ -360,23 +3179,6 @@
           <w:p>
             <w:pPr>
               <w:keepNext/>
-              <w:spacing w:after="0"/>
-            </w:pPr>
-            <w:r>
-              <w:rPr>
-                <w:rFonts w:ascii="Arial" w:cs="Arial" w:eastAsia="Arial" w:hAnsi="Arial"/>
-                <w:b/>
-                <w:bCs/>
-                <w:color w:val="8A949C"/>
-                <w:sz w:val="14"/>
-                <w:szCs w:val="14"/>
-              </w:rPr>
-              <w:t xml:space="preserve">2</w:t>
-            </w:r>
-          </w:p>
-          <w:p>
-            <w:pPr>
-              <w:keepNext/>
               <w:jc w:val="center"/>
             </w:pPr>
             <w:r>
@@ -384,7 +3186,7 @@
                 <wp:inline distT="0" distB="0" distL="0" distR="0">
                   <wp:extent cx="1076325" cy="1076325"/>
                   <wp:effectExtent t="0" r="0" b="0" l="0"/>
-                  <wp:docPr id="1" name="nfc" descr="nfc" title="nfc"/>
+                  <wp:docPr id="1" name="apple" descr="apple" title="apple"/>
                   <wp:cNvGraphicFramePr>
                     <a:graphicFrameLocks xmlns:a="http://schemas.openxmlformats.org/drawingml/2006/main" noChangeAspect="1"/>
                   </wp:cNvGraphicFramePr>
@@ -426,7 +3228,7 @@
             <w:tcW w:type="dxa" w:w="2268"/>
             <w:tcBorders>
               <w:top w:val="dotted" w:color="C8CDD2" w:sz="4"/>
-              <w:left w:val="dotted" w:color="C8CDD2" w:sz="4"/>
+              <w:left w:val="single" w:color="000000" w:sz="48"/>
               <w:bottom w:val="single" w:color="000000" w:sz="48"/>
               <w:right w:val="dotted" w:color="C8CDD2" w:sz="4"/>
             </w:tcBorders>
@@ -441,6 +3243,23 @@
           <w:p>
             <w:pPr>
               <w:keepNext/>
+              <w:spacing w:after="0"/>
+            </w:pPr>
+            <w:r>
+              <w:rPr>
+                <w:rFonts w:ascii="Arial" w:cs="Arial" w:eastAsia="Arial" w:hAnsi="Arial"/>
+                <w:b/>
+                <w:bCs/>
+                <w:color w:val="8A949C"/>
+                <w:sz w:val="14"/>
+                <w:szCs w:val="14"/>
+              </w:rPr>
+              <w:t xml:space="preserve">3</w:t>
+            </w:r>
+          </w:p>
+          <w:p>
+            <w:pPr>
+              <w:keepNext/>
               <w:jc w:val="center"/>
             </w:pPr>
             <w:r>
@@ -448,7 +3267,158 @@
                 <wp:inline distT="0" distB="0" distL="0" distR="0">
                   <wp:extent cx="1076325" cy="1076325"/>
                   <wp:effectExtent t="0" r="0" b="0" l="0"/>
-                  <wp:docPr id="1" name="giro" descr="giro" title="giro"/>
+                  <wp:docPr id="1" name="mcm" descr="mcm" title="mcm"/>
+                  <wp:cNvGraphicFramePr>
+                    <a:graphicFrameLocks xmlns:a="http://schemas.openxmlformats.org/drawingml/2006/main" noChangeAspect="1"/>
+                  </wp:cNvGraphicFramePr>
+                  <a:graphic xmlns:a="http://schemas.openxmlformats.org/drawingml/2006/main">
+                    <a:graphicData uri="http://schemas.openxmlformats.org/drawingml/2006/picture">
+                      <pic:pic xmlns:pic="http://schemas.openxmlformats.org/drawingml/2006/picture">
+                        <pic:nvPicPr>
+                          <pic:cNvPr id="0" name="" descr=""/>
+                          <pic:cNvPicPr>
+                            <a:picLocks noChangeAspect="1" noChangeArrowheads="1"/>
+                          </pic:cNvPicPr>
+                        </pic:nvPicPr>
+                        <pic:blipFill>
+                          <a:blip r:embed="rId10" cstate="none"/>
+                          <a:srcRect/>
+                          <a:stretch>
+                            <a:fillRect/>
+                          </a:stretch>
+                        </pic:blipFill>
+                        <pic:spPr bwMode="auto">
+                          <a:xfrm>
+                            <a:off x="0" y="0"/>
+                            <a:ext cx="1076325" cy="1076325"/>
+                          </a:xfrm>
+                          <a:prstGeom prst="rect">
+                            <a:avLst/>
+                          </a:prstGeom>
+                        </pic:spPr>
+                      </pic:pic>
+                    </a:graphicData>
+                  </a:graphic>
+                </wp:inline>
+              </w:drawing>
+            </w:r>
+          </w:p>
+        </w:tc>
+        <w:tc>
+          <w:tcPr>
+            <w:tcW w:type="dxa" w:w="2268"/>
+            <w:tcBorders>
+              <w:top w:val="dotted" w:color="C8CDD2" w:sz="4"/>
+              <w:left w:val="dotted" w:color="C8CDD2" w:sz="4"/>
+              <w:bottom w:val="single" w:color="000000" w:sz="48"/>
+              <w:right w:val="single" w:color="000000" w:sz="48"/>
+            </w:tcBorders>
+            <w:tcMar>
+              <w:top w:type="dxa" w:w="0"/>
+              <w:left w:type="dxa" w:w="40"/>
+              <w:bottom w:type="dxa" w:w="0"/>
+              <w:right w:type="dxa" w:w="40"/>
+            </w:tcMar>
+            <w:vAlign w:val="center"/>
+          </w:tcPr>
+          <w:p>
+            <w:pPr>
+              <w:keepNext/>
+              <w:jc w:val="center"/>
+            </w:pPr>
+            <w:r>
+              <w:drawing>
+                <wp:inline distT="0" distB="0" distL="0" distR="0">
+                  <wp:extent cx="1076325" cy="1076325"/>
+                  <wp:effectExtent t="0" r="0" b="0" l="0"/>
+                  <wp:docPr id="1" name="visav" descr="visav" title="visav"/>
+                  <wp:cNvGraphicFramePr>
+                    <a:graphicFrameLocks xmlns:a="http://schemas.openxmlformats.org/drawingml/2006/main" noChangeAspect="1"/>
+                  </wp:cNvGraphicFramePr>
+                  <a:graphic xmlns:a="http://schemas.openxmlformats.org/drawingml/2006/main">
+                    <a:graphicData uri="http://schemas.openxmlformats.org/drawingml/2006/picture">
+                      <pic:pic xmlns:pic="http://schemas.openxmlformats.org/drawingml/2006/picture">
+                        <pic:nvPicPr>
+                          <pic:cNvPr id="0" name="" descr=""/>
+                          <pic:cNvPicPr>
+                            <a:picLocks noChangeAspect="1" noChangeArrowheads="1"/>
+                          </pic:cNvPicPr>
+                        </pic:nvPicPr>
+                        <pic:blipFill>
+                          <a:blip r:embed="rId11" cstate="none"/>
+                          <a:srcRect/>
+                          <a:stretch>
+                            <a:fillRect/>
+                          </a:stretch>
+                        </pic:blipFill>
+                        <pic:spPr bwMode="auto">
+                          <a:xfrm>
+                            <a:off x="0" y="0"/>
+                            <a:ext cx="1076325" cy="1076325"/>
+                          </a:xfrm>
+                          <a:prstGeom prst="rect">
+                            <a:avLst/>
+                          </a:prstGeom>
+                        </pic:spPr>
+                      </pic:pic>
+                    </a:graphicData>
+                  </a:graphic>
+                </wp:inline>
+              </w:drawing>
+            </w:r>
+          </w:p>
+        </w:tc>
+      </w:tr>
+      <w:tr>
+        <w:trPr>
+          <w:cantSplit/>
+          <w:trHeight w:val="2268" w:hRule="exact"/>
+        </w:trPr>
+        <w:tc>
+          <w:tcPr>
+            <w:tcW w:type="dxa" w:w="2268"/>
+            <w:tcBorders>
+              <w:top w:val="single" w:color="000000" w:sz="48"/>
+              <w:left w:val="single" w:color="000000" w:sz="48"/>
+              <w:bottom w:val="single" w:color="000000" w:sz="48"/>
+              <w:right w:val="dotted" w:color="C8CDD2" w:sz="4"/>
+            </w:tcBorders>
+            <w:tcMar>
+              <w:top w:type="dxa" w:w="0"/>
+              <w:left w:type="dxa" w:w="40"/>
+              <w:bottom w:type="dxa" w:w="0"/>
+              <w:right w:type="dxa" w:w="40"/>
+            </w:tcMar>
+            <w:vAlign w:val="center"/>
+          </w:tcPr>
+          <w:p>
+            <w:pPr>
+              <w:keepNext/>
+              <w:spacing w:after="0"/>
+            </w:pPr>
+            <w:r>
+              <w:rPr>
+                <w:rFonts w:ascii="Arial" w:cs="Arial" w:eastAsia="Arial" w:hAnsi="Arial"/>
+                <w:b/>
+                <w:bCs/>
+                <w:color w:val="8A949C"/>
+                <w:sz w:val="14"/>
+                <w:szCs w:val="14"/>
+              </w:rPr>
+              <w:t xml:space="preserve">4</w:t>
+            </w:r>
+          </w:p>
+          <w:p>
+            <w:pPr>
+              <w:keepNext/>
+              <w:jc w:val="center"/>
+            </w:pPr>
+            <w:r>
+              <w:drawing>
+                <wp:inline distT="0" distB="0" distL="0" distR="0">
+                  <wp:extent cx="1076325" cy="1076325"/>
+                  <wp:effectExtent t="0" r="0" b="0" l="0"/>
+                  <wp:docPr id="1" name="nfc" descr="nfc" title="nfc"/>
                   <wp:cNvGraphicFramePr>
                     <a:graphicFrameLocks xmlns:a="http://schemas.openxmlformats.org/drawingml/2006/main" noChangeAspect="1"/>
                   </wp:cNvGraphicFramePr>
@@ -489,10 +3459,10 @@
           <w:tcPr>
             <w:tcW w:type="dxa" w:w="2268"/>
             <w:tcBorders>
-              <w:top w:val="dotted" w:color="C8CDD2" w:sz="4"/>
+              <w:top w:val="single" w:color="000000" w:sz="48"/>
               <w:left w:val="dotted" w:color="C8CDD2" w:sz="4"/>
               <w:bottom w:val="single" w:color="000000" w:sz="48"/>
-              <w:right w:val="single" w:color="000000" w:sz="48"/>
+              <w:right w:val="dotted" w:color="C8CDD2" w:sz="4"/>
             </w:tcBorders>
             <w:tcMar>
               <w:top w:type="dxa" w:w="0"/>
@@ -512,7 +3482,71 @@
                 <wp:inline distT="0" distB="0" distL="0" distR="0">
                   <wp:extent cx="1076325" cy="1076325"/>
                   <wp:effectExtent t="0" r="0" b="0" l="0"/>
-                  <wp:docPr id="1" name="apple" descr="apple" title="apple"/>
+                  <wp:docPr id="1" name="giro" descr="giro" title="giro"/>
+                  <wp:cNvGraphicFramePr>
+                    <a:graphicFrameLocks xmlns:a="http://schemas.openxmlformats.org/drawingml/2006/main" noChangeAspect="1"/>
+                  </wp:cNvGraphicFramePr>
+                  <a:graphic xmlns:a="http://schemas.openxmlformats.org/drawingml/2006/main">
+                    <a:graphicData uri="http://schemas.openxmlformats.org/drawingml/2006/picture">
+                      <pic:pic xmlns:pic="http://schemas.openxmlformats.org/drawingml/2006/picture">
+                        <pic:nvPicPr>
+                          <pic:cNvPr id="0" name="" descr=""/>
+                          <pic:cNvPicPr>
+                            <a:picLocks noChangeAspect="1" noChangeArrowheads="1"/>
+                          </pic:cNvPicPr>
+                        </pic:nvPicPr>
+                        <pic:blipFill>
+                          <a:blip r:embed="rId8" cstate="none"/>
+                          <a:srcRect/>
+                          <a:stretch>
+                            <a:fillRect/>
+                          </a:stretch>
+                        </pic:blipFill>
+                        <pic:spPr bwMode="auto">
+                          <a:xfrm>
+                            <a:off x="0" y="0"/>
+                            <a:ext cx="1076325" cy="1076325"/>
+                          </a:xfrm>
+                          <a:prstGeom prst="rect">
+                            <a:avLst/>
+                          </a:prstGeom>
+                        </pic:spPr>
+                      </pic:pic>
+                    </a:graphicData>
+                  </a:graphic>
+                </wp:inline>
+              </w:drawing>
+            </w:r>
+          </w:p>
+        </w:tc>
+        <w:tc>
+          <w:tcPr>
+            <w:tcW w:type="dxa" w:w="2268"/>
+            <w:tcBorders>
+              <w:top w:val="single" w:color="000000" w:sz="48"/>
+              <w:left w:val="dotted" w:color="C8CDD2" w:sz="4"/>
+              <w:bottom w:val="single" w:color="000000" w:sz="48"/>
+              <w:right w:val="dotted" w:color="C8CDD2" w:sz="4"/>
+            </w:tcBorders>
+            <w:tcMar>
+              <w:top w:type="dxa" w:w="0"/>
+              <w:left w:type="dxa" w:w="40"/>
+              <w:bottom w:type="dxa" w:w="0"/>
+              <w:right w:type="dxa" w:w="40"/>
+            </w:tcMar>
+            <w:vAlign w:val="center"/>
+          </w:tcPr>
+          <w:p>
+            <w:pPr>
+              <w:keepNext/>
+              <w:jc w:val="center"/>
+            </w:pPr>
+            <w:r>
+              <w:drawing>
+                <wp:inline distT="0" distB="0" distL="0" distR="0">
+                  <wp:extent cx="1076325" cy="1076325"/>
+                  <wp:effectExtent t="0" r="0" b="0" l="0"/>
+                  <wp:docPr id="1" name="mcm" descr="mcm" title="mcm"/>
                   <wp:cNvGraphicFramePr>
                     <a:graphicFrameLocks xmlns:a="http://schemas.openxmlformats.org/drawingml/2006/main" noChangeAspect="1"/>
                   </wp:cNvGraphicFramePr>
@@ -553,8 +3587,8 @@
           <w:tcPr>
             <w:tcW w:type="dxa" w:w="2268"/>
             <w:tcBorders>
-              <w:top w:val="dotted" w:color="C8CDD2" w:sz="4"/>
-              <w:left w:val="single" w:color="000000" w:sz="48"/>
+              <w:top w:val="single" w:color="000000" w:sz="48"/>
+              <w:left w:val="dotted" w:color="C8CDD2" w:sz="4"/>
               <w:bottom w:val="single" w:color="000000" w:sz="48"/>
               <w:right w:val="dotted" w:color="C8CDD2" w:sz="4"/>
             </w:tcBorders>
@@ -569,23 +3603,6 @@
           <w:p>
             <w:pPr>
               <w:keepNext/>
-              <w:spacing w:after="0"/>
-            </w:pPr>
-            <w:r>
-              <w:rPr>
-                <w:rFonts w:ascii="Arial" w:cs="Arial" w:eastAsia="Arial" w:hAnsi="Arial"/>
-                <w:b/>
-                <w:bCs/>
-                <w:color w:val="8A949C"/>
-                <w:sz w:val="14"/>
-                <w:szCs w:val="14"/>
-              </w:rPr>
-              <w:t xml:space="preserve">3</w:t>
-            </w:r>
-          </w:p>
-          <w:p>
-            <w:pPr>
-              <w:keepNext/>
               <w:jc w:val="center"/>
             </w:pPr>
             <w:r>
@@ -593,7 +3610,7 @@
                 <wp:inline distT="0" distB="0" distL="0" distR="0">
                   <wp:extent cx="1076325" cy="1076325"/>
                   <wp:effectExtent t="0" r="0" b="0" l="0"/>
-                  <wp:docPr id="1" name="mcm" descr="mcm" title="mcm"/>
+                  <wp:docPr id="1" name="visav" descr="visav" title="visav"/>
                   <wp:cNvGraphicFramePr>
                     <a:graphicFrameLocks xmlns:a="http://schemas.openxmlformats.org/drawingml/2006/main" noChangeAspect="1"/>
                   </wp:cNvGraphicFramePr>
@@ -634,349 +3651,6 @@
           <w:tcPr>
             <w:tcW w:type="dxa" w:w="2268"/>
             <w:tcBorders>
-              <w:top w:val="dotted" w:color="C8CDD2" w:sz="4"/>
-              <w:left w:val="dotted" w:color="C8CDD2" w:sz="4"/>
-              <w:bottom w:val="single" w:color="000000" w:sz="48"/>
-              <w:right w:val="single" w:color="000000" w:sz="48"/>
-            </w:tcBorders>
-            <w:tcMar>
-              <w:top w:type="dxa" w:w="0"/>
-              <w:left w:type="dxa" w:w="40"/>
-              <w:bottom w:type="dxa" w:w="0"/>
-              <w:right w:type="dxa" w:w="40"/>
-            </w:tcMar>
-            <w:vAlign w:val="center"/>
-          </w:tcPr>
-          <w:p>
-            <w:pPr>
-              <w:keepNext/>
-              <w:jc w:val="center"/>
-            </w:pPr>
-            <w:r>
-              <w:drawing>
-                <wp:inline distT="0" distB="0" distL="0" distR="0">
-                  <wp:extent cx="1076325" cy="1076325"/>
-                  <wp:effectExtent t="0" r="0" b="0" l="0"/>
-                  <wp:docPr id="1" name="visav" descr="visav" title="visav"/>
-                  <wp:cNvGraphicFramePr>
-                    <a:graphicFrameLocks xmlns:a="http://schemas.openxmlformats.org/drawingml/2006/main" noChangeAspect="1"/>
-                  </wp:cNvGraphicFramePr>
-                  <a:graphic xmlns:a="http://schemas.openxmlformats.org/drawingml/2006/main">
-                    <a:graphicData uri="http://schemas.openxmlformats.org/drawingml/2006/picture">
-                      <pic:pic xmlns:pic="http://schemas.openxmlformats.org/drawingml/2006/picture">
-                        <pic:nvPicPr>
-                          <pic:cNvPr id="0" name="" descr=""/>
-                          <pic:cNvPicPr>
-                            <a:picLocks noChangeAspect="1" noChangeArrowheads="1"/>
-                          </pic:cNvPicPr>
-                        </pic:nvPicPr>
-                        <pic:blipFill>
-                          <a:blip r:embed="rId12" cstate="none"/>
-                          <a:srcRect/>
-                          <a:stretch>
-                            <a:fillRect/>
-                          </a:stretch>
-                        </pic:blipFill>
-                        <pic:spPr bwMode="auto">
-                          <a:xfrm>
-                            <a:off x="0" y="0"/>
-                            <a:ext cx="1076325" cy="1076325"/>
-                          </a:xfrm>
-                          <a:prstGeom prst="rect">
-                            <a:avLst/>
-                          </a:prstGeom>
-                        </pic:spPr>
-                      </pic:pic>
-                    </a:graphicData>
-                  </a:graphic>
-                </wp:inline>
-              </w:drawing>
-            </w:r>
-          </w:p>
-        </w:tc>
-      </w:tr>
-      <w:tr>
-        <w:trPr>
-          <w:cantSplit/>
-          <w:trHeight w:val="2268" w:hRule="exact"/>
-        </w:trPr>
-        <w:tc>
-          <w:tcPr>
-            <w:tcW w:type="dxa" w:w="2268"/>
-            <w:tcBorders>
-              <w:top w:val="single" w:color="000000" w:sz="48"/>
-              <w:left w:val="single" w:color="000000" w:sz="48"/>
-              <w:bottom w:val="single" w:color="000000" w:sz="48"/>
-              <w:right w:val="dotted" w:color="C8CDD2" w:sz="4"/>
-            </w:tcBorders>
-            <w:tcMar>
-              <w:top w:type="dxa" w:w="0"/>
-              <w:left w:type="dxa" w:w="40"/>
-              <w:bottom w:type="dxa" w:w="0"/>
-              <w:right w:type="dxa" w:w="40"/>
-            </w:tcMar>
-            <w:vAlign w:val="center"/>
-          </w:tcPr>
-          <w:p>
-            <w:pPr>
-              <w:keepNext/>
-              <w:spacing w:after="0"/>
-            </w:pPr>
-            <w:r>
-              <w:rPr>
-                <w:rFonts w:ascii="Arial" w:cs="Arial" w:eastAsia="Arial" w:hAnsi="Arial"/>
-                <w:b/>
-                <w:bCs/>
-                <w:color w:val="8A949C"/>
-                <w:sz w:val="14"/>
-                <w:szCs w:val="14"/>
-              </w:rPr>
-              <w:t xml:space="preserve">4</w:t>
-            </w:r>
-          </w:p>
-          <w:p>
-            <w:pPr>
-              <w:keepNext/>
-              <w:jc w:val="center"/>
-            </w:pPr>
-            <w:r>
-              <w:drawing>
-                <wp:inline distT="0" distB="0" distL="0" distR="0">
-                  <wp:extent cx="1076325" cy="1076325"/>
-                  <wp:effectExtent t="0" r="0" b="0" l="0"/>
-                  <wp:docPr id="1" name="nfc" descr="nfc" title="nfc"/>
-                  <wp:cNvGraphicFramePr>
-                    <a:graphicFrameLocks xmlns:a="http://schemas.openxmlformats.org/drawingml/2006/main" noChangeAspect="1"/>
-                  </wp:cNvGraphicFramePr>
-                  <a:graphic xmlns:a="http://schemas.openxmlformats.org/drawingml/2006/main">
-                    <a:graphicData uri="http://schemas.openxmlformats.org/drawingml/2006/picture">
-                      <pic:pic xmlns:pic="http://schemas.openxmlformats.org/drawingml/2006/picture">
-                        <pic:nvPicPr>
-                          <pic:cNvPr id="0" name="" descr=""/>
-                          <pic:cNvPicPr>
-                            <a:picLocks noChangeAspect="1" noChangeArrowheads="1"/>
-                          </pic:cNvPicPr>
-                        </pic:nvPicPr>
-                        <pic:blipFill>
-                          <a:blip r:embed="rId9" cstate="none"/>
-                          <a:srcRect/>
-                          <a:stretch>
-                            <a:fillRect/>
-                          </a:stretch>
-                        </pic:blipFill>
-                        <pic:spPr bwMode="auto">
-                          <a:xfrm>
-                            <a:off x="0" y="0"/>
-                            <a:ext cx="1076325" cy="1076325"/>
-                          </a:xfrm>
-                          <a:prstGeom prst="rect">
-                            <a:avLst/>
-                          </a:prstGeom>
-                        </pic:spPr>
-                      </pic:pic>
-                    </a:graphicData>
-                  </a:graphic>
-                </wp:inline>
-              </w:drawing>
-            </w:r>
-          </w:p>
-        </w:tc>
-        <w:tc>
-          <w:tcPr>
-            <w:tcW w:type="dxa" w:w="2268"/>
-            <w:tcBorders>
-              <w:top w:val="single" w:color="000000" w:sz="48"/>
-              <w:left w:val="dotted" w:color="C8CDD2" w:sz="4"/>
-              <w:bottom w:val="single" w:color="000000" w:sz="48"/>
-              <w:right w:val="dotted" w:color="C8CDD2" w:sz="4"/>
-            </w:tcBorders>
-            <w:tcMar>
-              <w:top w:type="dxa" w:w="0"/>
-              <w:left w:type="dxa" w:w="40"/>
-              <w:bottom w:type="dxa" w:w="0"/>
-              <w:right w:type="dxa" w:w="40"/>
-            </w:tcMar>
-            <w:vAlign w:val="center"/>
-          </w:tcPr>
-          <w:p>
-            <w:pPr>
-              <w:keepNext/>
-              <w:jc w:val="center"/>
-            </w:pPr>
-            <w:r>
-              <w:drawing>
-                <wp:inline distT="0" distB="0" distL="0" distR="0">
-                  <wp:extent cx="1076325" cy="1076325"/>
-                  <wp:effectExtent t="0" r="0" b="0" l="0"/>
-                  <wp:docPr id="1" name="giro" descr="giro" title="giro"/>
-                  <wp:cNvGraphicFramePr>
-                    <a:graphicFrameLocks xmlns:a="http://schemas.openxmlformats.org/drawingml/2006/main" noChangeAspect="1"/>
-                  </wp:cNvGraphicFramePr>
-                  <a:graphic xmlns:a="http://schemas.openxmlformats.org/drawingml/2006/main">
-                    <a:graphicData uri="http://schemas.openxmlformats.org/drawingml/2006/picture">
-                      <pic:pic xmlns:pic="http://schemas.openxmlformats.org/drawingml/2006/picture">
-                        <pic:nvPicPr>
-                          <pic:cNvPr id="0" name="" descr=""/>
-                          <pic:cNvPicPr>
-                            <a:picLocks noChangeAspect="1" noChangeArrowheads="1"/>
-                          </pic:cNvPicPr>
-                        </pic:nvPicPr>
-                        <pic:blipFill>
-                          <a:blip r:embed="rId7" cstate="none"/>
-                          <a:srcRect/>
-                          <a:stretch>
-                            <a:fillRect/>
-                          </a:stretch>
-                        </pic:blipFill>
-                        <pic:spPr bwMode="auto">
-                          <a:xfrm>
-                            <a:off x="0" y="0"/>
-                            <a:ext cx="1076325" cy="1076325"/>
-                          </a:xfrm>
-                          <a:prstGeom prst="rect">
-                            <a:avLst/>
-                          </a:prstGeom>
-                        </pic:spPr>
-                      </pic:pic>
-                    </a:graphicData>
-                  </a:graphic>
-                </wp:inline>
-              </w:drawing>
-            </w:r>
-          </w:p>
-        </w:tc>
-        <w:tc>
-          <w:tcPr>
-            <w:tcW w:type="dxa" w:w="2268"/>
-            <w:tcBorders>
-              <w:top w:val="single" w:color="000000" w:sz="48"/>
-              <w:left w:val="dotted" w:color="C8CDD2" w:sz="4"/>
-              <w:bottom w:val="single" w:color="000000" w:sz="48"/>
-              <w:right w:val="dotted" w:color="C8CDD2" w:sz="4"/>
-            </w:tcBorders>
-            <w:tcMar>
-              <w:top w:type="dxa" w:w="0"/>
-              <w:left w:type="dxa" w:w="40"/>
-              <w:bottom w:type="dxa" w:w="0"/>
-              <w:right w:type="dxa" w:w="40"/>
-            </w:tcMar>
-            <w:vAlign w:val="center"/>
-          </w:tcPr>
-          <w:p>
-            <w:pPr>
-              <w:keepNext/>
-              <w:jc w:val="center"/>
-            </w:pPr>
-            <w:r>
-              <w:drawing>
-                <wp:inline distT="0" distB="0" distL="0" distR="0">
-                  <wp:extent cx="1076325" cy="1076325"/>
-                  <wp:effectExtent t="0" r="0" b="0" l="0"/>
-                  <wp:docPr id="1" name="mcm" descr="mcm" title="mcm"/>
-                  <wp:cNvGraphicFramePr>
-                    <a:graphicFrameLocks xmlns:a="http://schemas.openxmlformats.org/drawingml/2006/main" noChangeAspect="1"/>
-                  </wp:cNvGraphicFramePr>
-                  <a:graphic xmlns:a="http://schemas.openxmlformats.org/drawingml/2006/main">
-                    <a:graphicData uri="http://schemas.openxmlformats.org/drawingml/2006/picture">
-                      <pic:pic xmlns:pic="http://schemas.openxmlformats.org/drawingml/2006/picture">
-                        <pic:nvPicPr>
-                          <pic:cNvPr id="0" name="" descr=""/>
-                          <pic:cNvPicPr>
-                            <a:picLocks noChangeAspect="1" noChangeArrowheads="1"/>
-                          </pic:cNvPicPr>
-                        </pic:nvPicPr>
-                        <pic:blipFill>
-                          <a:blip r:embed="rId11" cstate="none"/>
-                          <a:srcRect/>
-                          <a:stretch>
-                            <a:fillRect/>
-                          </a:stretch>
-                        </pic:blipFill>
-                        <pic:spPr bwMode="auto">
-                          <a:xfrm>
-                            <a:off x="0" y="0"/>
-                            <a:ext cx="1076325" cy="1076325"/>
-                          </a:xfrm>
-                          <a:prstGeom prst="rect">
-                            <a:avLst/>
-                          </a:prstGeom>
-                        </pic:spPr>
-                      </pic:pic>
-                    </a:graphicData>
-                  </a:graphic>
-                </wp:inline>
-              </w:drawing>
-            </w:r>
-          </w:p>
-        </w:tc>
-        <w:tc>
-          <w:tcPr>
-            <w:tcW w:type="dxa" w:w="2268"/>
-            <w:tcBorders>
-              <w:top w:val="single" w:color="000000" w:sz="48"/>
-              <w:left w:val="dotted" w:color="C8CDD2" w:sz="4"/>
-              <w:bottom w:val="single" w:color="000000" w:sz="48"/>
-              <w:right w:val="dotted" w:color="C8CDD2" w:sz="4"/>
-            </w:tcBorders>
-            <w:tcMar>
-              <w:top w:type="dxa" w:w="0"/>
-              <w:left w:type="dxa" w:w="40"/>
-              <w:bottom w:type="dxa" w:w="0"/>
-              <w:right w:type="dxa" w:w="40"/>
-            </w:tcMar>
-            <w:vAlign w:val="center"/>
-          </w:tcPr>
-          <w:p>
-            <w:pPr>
-              <w:keepNext/>
-              <w:jc w:val="center"/>
-            </w:pPr>
-            <w:r>
-              <w:drawing>
-                <wp:inline distT="0" distB="0" distL="0" distR="0">
-                  <wp:extent cx="1076325" cy="1076325"/>
-                  <wp:effectExtent t="0" r="0" b="0" l="0"/>
-                  <wp:docPr id="1" name="visav" descr="visav" title="visav"/>
-                  <wp:cNvGraphicFramePr>
-                    <a:graphicFrameLocks xmlns:a="http://schemas.openxmlformats.org/drawingml/2006/main" noChangeAspect="1"/>
-                  </wp:cNvGraphicFramePr>
-                  <a:graphic xmlns:a="http://schemas.openxmlformats.org/drawingml/2006/main">
-                    <a:graphicData uri="http://schemas.openxmlformats.org/drawingml/2006/picture">
-                      <pic:pic xmlns:pic="http://schemas.openxmlformats.org/drawingml/2006/picture">
-                        <pic:nvPicPr>
-                          <pic:cNvPr id="0" name="" descr=""/>
-                          <pic:cNvPicPr>
-                            <a:picLocks noChangeAspect="1" noChangeArrowheads="1"/>
-                          </pic:cNvPicPr>
-                        </pic:nvPicPr>
-                        <pic:blipFill>
-                          <a:blip r:embed="rId12" cstate="none"/>
-                          <a:srcRect/>
-                          <a:stretch>
-                            <a:fillRect/>
-                          </a:stretch>
-                        </pic:blipFill>
-                        <pic:spPr bwMode="auto">
-                          <a:xfrm>
-                            <a:off x="0" y="0"/>
-                            <a:ext cx="1076325" cy="1076325"/>
-                          </a:xfrm>
-                          <a:prstGeom prst="rect">
-                            <a:avLst/>
-                          </a:prstGeom>
-                        </pic:spPr>
-                      </pic:pic>
-                    </a:graphicData>
-                  </a:graphic>
-                </wp:inline>
-              </w:drawing>
-            </w:r>
-          </w:p>
-        </w:tc>
-        <w:tc>
-          <w:tcPr>
-            <w:tcW w:type="dxa" w:w="2268"/>
-            <w:tcBorders>
               <w:top w:val="single" w:color="000000" w:sz="48"/>
               <w:left w:val="dotted" w:color="C8CDD2" w:sz="4"/>
               <w:bottom w:val="single" w:color="000000" w:sz="48"/>
@@ -1014,7 +3688,7 @@
                           </pic:cNvPicPr>
                         </pic:nvPicPr>
                         <pic:blipFill>
-                          <a:blip r:embed="rId10" cstate="none"/>
+                          <a:blip r:embed="rId9" cstate="none"/>
                           <a:srcRect/>
                           <a:stretch>
                             <a:fillRect/>
@@ -1159,7 +3833,7 @@
                           </pic:cNvPicPr>
                         </pic:nvPicPr>
                         <pic:blipFill>
-                          <a:blip r:embed="rId14" cstate="none"/>
+                          <a:blip r:embed="rId15" cstate="none"/>
                           <a:srcRect/>
                           <a:stretch>
                             <a:fillRect/>
@@ -1233,6 +3907,134 @@
                   <wp:extent cx="1076325" cy="1076325"/>
                   <wp:effectExtent t="0" r="0" b="0" l="0"/>
                   <wp:docPr id="1" name="nfc" descr="nfc" title="nfc"/>
+                  <wp:cNvGraphicFramePr>
+                    <a:graphicFrameLocks xmlns:a="http://schemas.openxmlformats.org/drawingml/2006/main" noChangeAspect="1"/>
+                  </wp:cNvGraphicFramePr>
+                  <a:graphic xmlns:a="http://schemas.openxmlformats.org/drawingml/2006/main">
+                    <a:graphicData uri="http://schemas.openxmlformats.org/drawingml/2006/picture">
+                      <pic:pic xmlns:pic="http://schemas.openxmlformats.org/drawingml/2006/picture">
+                        <pic:nvPicPr>
+                          <pic:cNvPr id="0" name="" descr=""/>
+                          <pic:cNvPicPr>
+                            <a:picLocks noChangeAspect="1" noChangeArrowheads="1"/>
+                          </pic:cNvPicPr>
+                        </pic:nvPicPr>
+                        <pic:blipFill>
+                          <a:blip r:embed="rId7" cstate="none"/>
+                          <a:srcRect/>
+                          <a:stretch>
+                            <a:fillRect/>
+                          </a:stretch>
+                        </pic:blipFill>
+                        <pic:spPr bwMode="auto">
+                          <a:xfrm>
+                            <a:off x="0" y="0"/>
+                            <a:ext cx="1076325" cy="1076325"/>
+                          </a:xfrm>
+                          <a:prstGeom prst="rect">
+                            <a:avLst/>
+                          </a:prstGeom>
+                        </pic:spPr>
+                      </pic:pic>
+                    </a:graphicData>
+                  </a:graphic>
+                </wp:inline>
+              </w:drawing>
+            </w:r>
+          </w:p>
+        </w:tc>
+        <w:tc>
+          <w:tcPr>
+            <w:tcW w:type="dxa" w:w="2268"/>
+            <w:tcBorders>
+              <w:top w:val="single" w:color="000000" w:sz="48"/>
+              <w:left w:val="dotted" w:color="C8CDD2" w:sz="4"/>
+              <w:bottom w:val="dotted" w:color="C8CDD2" w:sz="4"/>
+              <w:right w:val="dotted" w:color="C8CDD2" w:sz="4"/>
+            </w:tcBorders>
+            <w:tcMar>
+              <w:top w:type="dxa" w:w="0"/>
+              <w:left w:type="dxa" w:w="40"/>
+              <w:bottom w:type="dxa" w:w="0"/>
+              <w:right w:type="dxa" w:w="40"/>
+            </w:tcMar>
+            <w:vAlign w:val="center"/>
+          </w:tcPr>
+          <w:p>
+            <w:pPr>
+              <w:keepNext/>
+              <w:jc w:val="center"/>
+            </w:pPr>
+            <w:r>
+              <w:drawing>
+                <wp:inline distT="0" distB="0" distL="0" distR="0">
+                  <wp:extent cx="1076325" cy="1076325"/>
+                  <wp:effectExtent t="0" r="0" b="0" l="0"/>
+                  <wp:docPr id="1" name="giro" descr="giro" title="giro"/>
+                  <wp:cNvGraphicFramePr>
+                    <a:graphicFrameLocks xmlns:a="http://schemas.openxmlformats.org/drawingml/2006/main" noChangeAspect="1"/>
+                  </wp:cNvGraphicFramePr>
+                  <a:graphic xmlns:a="http://schemas.openxmlformats.org/drawingml/2006/main">
+                    <a:graphicData uri="http://schemas.openxmlformats.org/drawingml/2006/picture">
+                      <pic:pic xmlns:pic="http://schemas.openxmlformats.org/drawingml/2006/picture">
+                        <pic:nvPicPr>
+                          <pic:cNvPr id="0" name="" descr=""/>
+                          <pic:cNvPicPr>
+                            <a:picLocks noChangeAspect="1" noChangeArrowheads="1"/>
+                          </pic:cNvPicPr>
+                        </pic:nvPicPr>
+                        <pic:blipFill>
+                          <a:blip r:embed="rId8" cstate="none"/>
+                          <a:srcRect/>
+                          <a:stretch>
+                            <a:fillRect/>
+                          </a:stretch>
+                        </pic:blipFill>
+                        <pic:spPr bwMode="auto">
+                          <a:xfrm>
+                            <a:off x="0" y="0"/>
+                            <a:ext cx="1076325" cy="1076325"/>
+                          </a:xfrm>
+                          <a:prstGeom prst="rect">
+                            <a:avLst/>
+                          </a:prstGeom>
+                        </pic:spPr>
+                      </pic:pic>
+                    </a:graphicData>
+                  </a:graphic>
+                </wp:inline>
+              </w:drawing>
+            </w:r>
+          </w:p>
+        </w:tc>
+        <w:tc>
+          <w:tcPr>
+            <w:tcW w:type="dxa" w:w="2268"/>
+            <w:tcBorders>
+              <w:top w:val="single" w:color="000000" w:sz="48"/>
+              <w:left w:val="dotted" w:color="C8CDD2" w:sz="4"/>
+              <w:bottom w:val="dotted" w:color="C8CDD2" w:sz="4"/>
+              <w:right w:val="single" w:color="000000" w:sz="48"/>
+            </w:tcBorders>
+            <w:tcMar>
+              <w:top w:type="dxa" w:w="0"/>
+              <w:left w:type="dxa" w:w="40"/>
+              <w:bottom w:type="dxa" w:w="0"/>
+              <w:right w:type="dxa" w:w="40"/>
+            </w:tcMar>
+            <w:vAlign w:val="center"/>
+          </w:tcPr>
+          <w:p>
+            <w:pPr>
+              <w:keepNext/>
+              <w:jc w:val="center"/>
+            </w:pPr>
+            <w:r>
+              <w:drawing>
+                <wp:inline distT="0" distB="0" distL="0" distR="0">
+                  <wp:extent cx="1076325" cy="1076325"/>
+                  <wp:effectExtent t="0" r="0" b="0" l="0"/>
+                  <wp:docPr id="1" name="apple" descr="apple" title="apple"/>
                   <wp:cNvGraphicFramePr>
                     <a:graphicFrameLocks xmlns:a="http://schemas.openxmlformats.org/drawingml/2006/main" noChangeAspect="1"/>
                   </wp:cNvGraphicFramePr>
@@ -1274,9 +4076,9 @@
             <w:tcW w:type="dxa" w:w="2268"/>
             <w:tcBorders>
               <w:top w:val="single" w:color="000000" w:sz="48"/>
-              <w:left w:val="dotted" w:color="C8CDD2" w:sz="4"/>
-              <w:bottom w:val="dotted" w:color="C8CDD2" w:sz="4"/>
-              <w:right w:val="dotted" w:color="C8CDD2" w:sz="4"/>
+              <w:left w:val="single" w:color="000000" w:sz="48"/>
+              <w:bottom w:val="single" w:color="000000" w:sz="48"/>
+              <w:right w:val="single" w:color="000000" w:sz="48"/>
             </w:tcBorders>
             <w:tcMar>
               <w:top w:type="dxa" w:w="0"/>
@@ -1289,6 +4091,23 @@
           <w:p>
             <w:pPr>
               <w:keepNext/>
+              <w:spacing w:after="0"/>
+            </w:pPr>
+            <w:r>
+              <w:rPr>
+                <w:rFonts w:ascii="Arial" w:cs="Arial" w:eastAsia="Arial" w:hAnsi="Arial"/>
+                <w:b/>
+                <w:bCs/>
+                <w:color w:val="8A949C"/>
+                <w:sz w:val="14"/>
+                <w:szCs w:val="14"/>
+              </w:rPr>
+              <w:t xml:space="preserve">7</w:t>
+            </w:r>
+          </w:p>
+          <w:p>
+            <w:pPr>
+              <w:keepNext/>
               <w:jc w:val="center"/>
             </w:pPr>
             <w:r>
@@ -1296,71 +4115,7 @@
                 <wp:inline distT="0" distB="0" distL="0" distR="0">
                   <wp:extent cx="1076325" cy="1076325"/>
                   <wp:effectExtent t="0" r="0" b="0" l="0"/>
-                  <wp:docPr id="1" name="giro" descr="giro" title="giro"/>
-                  <wp:cNvGraphicFramePr>
-                    <a:graphicFrameLocks xmlns:a="http://schemas.openxmlformats.org/drawingml/2006/main" noChangeAspect="1"/>
-                  </wp:cNvGraphicFramePr>
-                  <a:graphic xmlns:a="http://schemas.openxmlformats.org/drawingml/2006/main">
-                    <a:graphicData uri="http://schemas.openxmlformats.org/drawingml/2006/picture">
-                      <pic:pic xmlns:pic="http://schemas.openxmlformats.org/drawingml/2006/picture">
-                        <pic:nvPicPr>
-                          <pic:cNvPr id="0" name="" descr=""/>
-                          <pic:cNvPicPr>
-                            <a:picLocks noChangeAspect="1" noChangeArrowheads="1"/>
-                          </pic:cNvPicPr>
-                        </pic:nvPicPr>
-                        <pic:blipFill>
-                          <a:blip r:embed="rId7" cstate="none"/>
-                          <a:srcRect/>
-                          <a:stretch>
-                            <a:fillRect/>
-                          </a:stretch>
-                        </pic:blipFill>
-                        <pic:spPr bwMode="auto">
-                          <a:xfrm>
-                            <a:off x="0" y="0"/>
-                            <a:ext cx="1076325" cy="1076325"/>
-                          </a:xfrm>
-                          <a:prstGeom prst="rect">
-                            <a:avLst/>
-                          </a:prstGeom>
-                        </pic:spPr>
-                      </pic:pic>
-                    </a:graphicData>
-                  </a:graphic>
-                </wp:inline>
-              </w:drawing>
-            </w:r>
-          </w:p>
-        </w:tc>
-        <w:tc>
-          <w:tcPr>
-            <w:tcW w:type="dxa" w:w="2268"/>
-            <w:tcBorders>
-              <w:top w:val="single" w:color="000000" w:sz="48"/>
-              <w:left w:val="dotted" w:color="C8CDD2" w:sz="4"/>
-              <w:bottom w:val="dotted" w:color="C8CDD2" w:sz="4"/>
-              <w:right w:val="single" w:color="000000" w:sz="48"/>
-            </w:tcBorders>
-            <w:tcMar>
-              <w:top w:type="dxa" w:w="0"/>
-              <w:left w:type="dxa" w:w="40"/>
-              <w:bottom w:type="dxa" w:w="0"/>
-              <w:right w:type="dxa" w:w="40"/>
-            </w:tcMar>
-            <w:vAlign w:val="center"/>
-          </w:tcPr>
-          <w:p>
-            <w:pPr>
-              <w:keepNext/>
-              <w:jc w:val="center"/>
-            </w:pPr>
-            <w:r>
-              <w:drawing>
-                <wp:inline distT="0" distB="0" distL="0" distR="0">
-                  <wp:extent cx="1076325" cy="1076325"/>
-                  <wp:effectExtent t="0" r="0" b="0" l="0"/>
-                  <wp:docPr id="1" name="apple" descr="apple" title="apple"/>
+                  <wp:docPr id="1" name="mcm" descr="mcm" title="mcm"/>
                   <wp:cNvGraphicFramePr>
                     <a:graphicFrameLocks xmlns:a="http://schemas.openxmlformats.org/drawingml/2006/main" noChangeAspect="1"/>
                   </wp:cNvGraphicFramePr>
@@ -1428,87 +4183,6 @@
                 <w:sz w:val="14"/>
                 <w:szCs w:val="14"/>
               </w:rPr>
-              <w:t xml:space="preserve">7</w:t>
-            </w:r>
-          </w:p>
-          <w:p>
-            <w:pPr>
-              <w:keepNext/>
-              <w:jc w:val="center"/>
-            </w:pPr>
-            <w:r>
-              <w:drawing>
-                <wp:inline distT="0" distB="0" distL="0" distR="0">
-                  <wp:extent cx="1076325" cy="1076325"/>
-                  <wp:effectExtent t="0" r="0" b="0" l="0"/>
-                  <wp:docPr id="1" name="mcm" descr="mcm" title="mcm"/>
-                  <wp:cNvGraphicFramePr>
-                    <a:graphicFrameLocks xmlns:a="http://schemas.openxmlformats.org/drawingml/2006/main" noChangeAspect="1"/>
-                  </wp:cNvGraphicFramePr>
-                  <a:graphic xmlns:a="http://schemas.openxmlformats.org/drawingml/2006/main">
-                    <a:graphicData uri="http://schemas.openxmlformats.org/drawingml/2006/picture">
-                      <pic:pic xmlns:pic="http://schemas.openxmlformats.org/drawingml/2006/picture">
-                        <pic:nvPicPr>
-                          <pic:cNvPr id="0" name="" descr=""/>
-                          <pic:cNvPicPr>
-                            <a:picLocks noChangeAspect="1" noChangeArrowheads="1"/>
-                          </pic:cNvPicPr>
-                        </pic:nvPicPr>
-                        <pic:blipFill>
-                          <a:blip r:embed="rId11" cstate="none"/>
-                          <a:srcRect/>
-                          <a:stretch>
-                            <a:fillRect/>
-                          </a:stretch>
-                        </pic:blipFill>
-                        <pic:spPr bwMode="auto">
-                          <a:xfrm>
-                            <a:off x="0" y="0"/>
-                            <a:ext cx="1076325" cy="1076325"/>
-                          </a:xfrm>
-                          <a:prstGeom prst="rect">
-                            <a:avLst/>
-                          </a:prstGeom>
-                        </pic:spPr>
-                      </pic:pic>
-                    </a:graphicData>
-                  </a:graphic>
-                </wp:inline>
-              </w:drawing>
-            </w:r>
-          </w:p>
-        </w:tc>
-        <w:tc>
-          <w:tcPr>
-            <w:tcW w:type="dxa" w:w="2268"/>
-            <w:tcBorders>
-              <w:top w:val="single" w:color="000000" w:sz="48"/>
-              <w:left w:val="single" w:color="000000" w:sz="48"/>
-              <w:bottom w:val="single" w:color="000000" w:sz="48"/>
-              <w:right w:val="single" w:color="000000" w:sz="48"/>
-            </w:tcBorders>
-            <w:tcMar>
-              <w:top w:type="dxa" w:w="0"/>
-              <w:left w:type="dxa" w:w="40"/>
-              <w:bottom w:type="dxa" w:w="0"/>
-              <w:right w:type="dxa" w:w="40"/>
-            </w:tcMar>
-            <w:vAlign w:val="center"/>
-          </w:tcPr>
-          <w:p>
-            <w:pPr>
-              <w:keepNext/>
-              <w:spacing w:after="0"/>
-            </w:pPr>
-            <w:r>
-              <w:rPr>
-                <w:rFonts w:ascii="Arial" w:cs="Arial" w:eastAsia="Arial" w:hAnsi="Arial"/>
-                <w:b/>
-                <w:bCs/>
-                <w:color w:val="8A949C"/>
-                <w:sz w:val="14"/>
-                <w:szCs w:val="14"/>
-              </w:rPr>
               <w:t xml:space="preserve">8</w:t>
             </w:r>
           </w:p>
@@ -1536,7 +4210,7 @@
                           </pic:cNvPicPr>
                         </pic:nvPicPr>
                         <pic:blipFill>
-                          <a:blip r:embed="rId12" cstate="none"/>
+                          <a:blip r:embed="rId11" cstate="none"/>
                           <a:srcRect/>
                           <a:stretch>
                             <a:fillRect/>
@@ -1698,7 +4372,7 @@
                           </pic:cNvPicPr>
                         </pic:nvPicPr>
                         <pic:blipFill>
-                          <a:blip r:embed="rId15" cstate="none"/>
+                          <a:blip r:embed="rId14" cstate="none"/>
                           <a:srcRect/>
                           <a:stretch>
                             <a:fillRect/>
@@ -1768,7 +4442,7 @@
                           </pic:cNvPicPr>
                         </pic:nvPicPr>
                         <pic:blipFill>
-                          <a:blip r:embed="rId11" cstate="none"/>
+                          <a:blip r:embed="rId10" cstate="none"/>
                           <a:srcRect/>
                           <a:stretch>
                             <a:fillRect/>
@@ -1832,7 +4506,7 @@
                           </pic:cNvPicPr>
                         </pic:nvPicPr>
                         <pic:blipFill>
-                          <a:blip r:embed="rId12" cstate="none"/>
+                          <a:blip r:embed="rId11" cstate="none"/>
                           <a:srcRect/>
                           <a:stretch>
                             <a:fillRect/>
@@ -1977,7 +4651,7 @@
                           </pic:cNvPicPr>
                         </pic:nvPicPr>
                         <pic:blipFill>
-                          <a:blip r:embed="rId10" cstate="none"/>
+                          <a:blip r:embed="rId9" cstate="none"/>
                           <a:srcRect/>
                           <a:stretch>
                             <a:fillRect/>
@@ -2122,7 +4796,7 @@
                           </pic:cNvPicPr>
                         </pic:nvPicPr>
                         <pic:blipFill>
-                          <a:blip r:embed="rId9" cstate="none"/>
+                          <a:blip r:embed="rId7" cstate="none"/>
                           <a:srcRect/>
                           <a:stretch>
                             <a:fillRect/>
@@ -2290,7 +4964,7 @@
                           </pic:cNvPicPr>
                         </pic:nvPicPr>
                         <pic:blipFill>
-                          <a:blip r:embed="rId9" cstate="none"/>
+                          <a:blip r:embed="rId7" cstate="none"/>
                           <a:srcRect/>
                           <a:stretch>
                             <a:fillRect/>
@@ -2341,6 +5015,70 @@
                   <wp:extent cx="1076325" cy="1076325"/>
                   <wp:effectExtent t="0" r="0" b="0" l="0"/>
                   <wp:docPr id="1" name="mcm" descr="mcm" title="mcm"/>
+                  <wp:cNvGraphicFramePr>
+                    <a:graphicFrameLocks xmlns:a="http://schemas.openxmlformats.org/drawingml/2006/main" noChangeAspect="1"/>
+                  </wp:cNvGraphicFramePr>
+                  <a:graphic xmlns:a="http://schemas.openxmlformats.org/drawingml/2006/main">
+                    <a:graphicData uri="http://schemas.openxmlformats.org/drawingml/2006/picture">
+                      <pic:pic xmlns:pic="http://schemas.openxmlformats.org/drawingml/2006/picture">
+                        <pic:nvPicPr>
+                          <pic:cNvPr id="0" name="" descr=""/>
+                          <pic:cNvPicPr>
+                            <a:picLocks noChangeAspect="1" noChangeArrowheads="1"/>
+                          </pic:cNvPicPr>
+                        </pic:nvPicPr>
+                        <pic:blipFill>
+                          <a:blip r:embed="rId10" cstate="none"/>
+                          <a:srcRect/>
+                          <a:stretch>
+                            <a:fillRect/>
+                          </a:stretch>
+                        </pic:blipFill>
+                        <pic:spPr bwMode="auto">
+                          <a:xfrm>
+                            <a:off x="0" y="0"/>
+                            <a:ext cx="1076325" cy="1076325"/>
+                          </a:xfrm>
+                          <a:prstGeom prst="rect">
+                            <a:avLst/>
+                          </a:prstGeom>
+                        </pic:spPr>
+                      </pic:pic>
+                    </a:graphicData>
+                  </a:graphic>
+                </wp:inline>
+              </w:drawing>
+            </w:r>
+          </w:p>
+        </w:tc>
+        <w:tc>
+          <w:tcPr>
+            <w:tcW w:type="dxa" w:w="2268"/>
+            <w:tcBorders>
+              <w:top w:val="single" w:color="000000" w:sz="48"/>
+              <w:left w:val="dotted" w:color="C8CDD2" w:sz="4"/>
+              <w:bottom w:val="single" w:color="000000" w:sz="48"/>
+              <w:right w:val="dotted" w:color="C8CDD2" w:sz="4"/>
+            </w:tcBorders>
+            <w:tcMar>
+              <w:top w:type="dxa" w:w="0"/>
+              <w:left w:type="dxa" w:w="40"/>
+              <w:bottom w:type="dxa" w:w="0"/>
+              <w:right w:type="dxa" w:w="40"/>
+            </w:tcMar>
+            <w:vAlign w:val="center"/>
+          </w:tcPr>
+          <w:p>
+            <w:pPr>
+              <w:keepNext w:val="false"/>
+              <w:jc w:val="center"/>
+            </w:pPr>
+            <w:r>
+              <w:drawing>
+                <wp:inline distT="0" distB="0" distL="0" distR="0">
+                  <wp:extent cx="1076325" cy="1076325"/>
+                  <wp:effectExtent t="0" r="0" b="0" l="0"/>
+                  <wp:docPr id="1" name="visav" descr="visav" title="visav"/>
                   <wp:cNvGraphicFramePr>
                     <a:graphicFrameLocks xmlns:a="http://schemas.openxmlformats.org/drawingml/2006/main" noChangeAspect="1"/>
                   </wp:cNvGraphicFramePr>
@@ -2404,70 +5142,6 @@
                 <wp:inline distT="0" distB="0" distL="0" distR="0">
                   <wp:extent cx="1076325" cy="1076325"/>
                   <wp:effectExtent t="0" r="0" b="0" l="0"/>
-                  <wp:docPr id="1" name="visav" descr="visav" title="visav"/>
-                  <wp:cNvGraphicFramePr>
-                    <a:graphicFrameLocks xmlns:a="http://schemas.openxmlformats.org/drawingml/2006/main" noChangeAspect="1"/>
-                  </wp:cNvGraphicFramePr>
-                  <a:graphic xmlns:a="http://schemas.openxmlformats.org/drawingml/2006/main">
-                    <a:graphicData uri="http://schemas.openxmlformats.org/drawingml/2006/picture">
-                      <pic:pic xmlns:pic="http://schemas.openxmlformats.org/drawingml/2006/picture">
-                        <pic:nvPicPr>
-                          <pic:cNvPr id="0" name="" descr=""/>
-                          <pic:cNvPicPr>
-                            <a:picLocks noChangeAspect="1" noChangeArrowheads="1"/>
-                          </pic:cNvPicPr>
-                        </pic:nvPicPr>
-                        <pic:blipFill>
-                          <a:blip r:embed="rId12" cstate="none"/>
-                          <a:srcRect/>
-                          <a:stretch>
-                            <a:fillRect/>
-                          </a:stretch>
-                        </pic:blipFill>
-                        <pic:spPr bwMode="auto">
-                          <a:xfrm>
-                            <a:off x="0" y="0"/>
-                            <a:ext cx="1076325" cy="1076325"/>
-                          </a:xfrm>
-                          <a:prstGeom prst="rect">
-                            <a:avLst/>
-                          </a:prstGeom>
-                        </pic:spPr>
-                      </pic:pic>
-                    </a:graphicData>
-                  </a:graphic>
-                </wp:inline>
-              </w:drawing>
-            </w:r>
-          </w:p>
-        </w:tc>
-        <w:tc>
-          <w:tcPr>
-            <w:tcW w:type="dxa" w:w="2268"/>
-            <w:tcBorders>
-              <w:top w:val="single" w:color="000000" w:sz="48"/>
-              <w:left w:val="dotted" w:color="C8CDD2" w:sz="4"/>
-              <w:bottom w:val="single" w:color="000000" w:sz="48"/>
-              <w:right w:val="dotted" w:color="C8CDD2" w:sz="4"/>
-            </w:tcBorders>
-            <w:tcMar>
-              <w:top w:type="dxa" w:w="0"/>
-              <w:left w:type="dxa" w:w="40"/>
-              <w:bottom w:type="dxa" w:w="0"/>
-              <w:right w:type="dxa" w:w="40"/>
-            </w:tcMar>
-            <w:vAlign w:val="center"/>
-          </w:tcPr>
-          <w:p>
-            <w:pPr>
-              <w:keepNext w:val="false"/>
-              <w:jc w:val="center"/>
-            </w:pPr>
-            <w:r>
-              <w:drawing>
-                <wp:inline distT="0" distB="0" distL="0" distR="0">
-                  <wp:extent cx="1076325" cy="1076325"/>
-                  <wp:effectExtent t="0" r="0" b="0" l="0"/>
                   <wp:docPr id="1" name="apple" descr="apple" title="apple"/>
                   <wp:cNvGraphicFramePr>
                     <a:graphicFrameLocks xmlns:a="http://schemas.openxmlformats.org/drawingml/2006/main" noChangeAspect="1"/>
@@ -2482,7 +5156,7 @@
                           </pic:cNvPicPr>
                         </pic:nvPicPr>
                         <pic:blipFill>
-                          <a:blip r:embed="rId10" cstate="none"/>
+                          <a:blip r:embed="rId9" cstate="none"/>
                           <a:srcRect/>
                           <a:stretch>
                             <a:fillRect/>
@@ -3027,6 +5701,151 @@
                           </pic:cNvPicPr>
                         </pic:nvPicPr>
                         <pic:blipFill>
+                          <a:blip r:embed="rId8" cstate="none"/>
+                          <a:srcRect/>
+                          <a:stretch>
+                            <a:fillRect/>
+                          </a:stretch>
+                        </pic:blipFill>
+                        <pic:spPr bwMode="auto">
+                          <a:xfrm>
+                            <a:off x="0" y="0"/>
+                            <a:ext cx="1076325" cy="1076325"/>
+                          </a:xfrm>
+                          <a:prstGeom prst="rect">
+                            <a:avLst/>
+                          </a:prstGeom>
+                        </pic:spPr>
+                      </pic:pic>
+                    </a:graphicData>
+                  </a:graphic>
+                </wp:inline>
+              </w:drawing>
+            </w:r>
+          </w:p>
+        </w:tc>
+        <w:tc>
+          <w:tcPr>
+            <w:tcW w:type="dxa" w:w="2268"/>
+            <w:tcBorders>
+              <w:top w:val="dotted" w:color="C8CDD2" w:sz="4"/>
+              <w:left w:val="dotted" w:color="C8CDD2" w:sz="4"/>
+              <w:bottom w:val="single" w:color="000000" w:sz="48"/>
+              <w:right w:val="single" w:color="000000" w:sz="48"/>
+            </w:tcBorders>
+            <w:tcMar>
+              <w:top w:type="dxa" w:w="0"/>
+              <w:left w:type="dxa" w:w="40"/>
+              <w:bottom w:type="dxa" w:w="0"/>
+              <w:right w:type="dxa" w:w="40"/>
+            </w:tcMar>
+            <w:vAlign w:val="center"/>
+          </w:tcPr>
+          <w:p>
+            <w:pPr>
+              <w:keepNext/>
+              <w:jc w:val="center"/>
+            </w:pPr>
+            <w:r>
+              <w:drawing>
+                <wp:inline distT="0" distB="0" distL="0" distR="0">
+                  <wp:extent cx="1076325" cy="1076325"/>
+                  <wp:effectExtent t="0" r="0" b="0" l="0"/>
+                  <wp:docPr id="1" name="card" descr="card" title="card"/>
+                  <wp:cNvGraphicFramePr>
+                    <a:graphicFrameLocks xmlns:a="http://schemas.openxmlformats.org/drawingml/2006/main" noChangeAspect="1"/>
+                  </wp:cNvGraphicFramePr>
+                  <a:graphic xmlns:a="http://schemas.openxmlformats.org/drawingml/2006/main">
+                    <a:graphicData uri="http://schemas.openxmlformats.org/drawingml/2006/picture">
+                      <pic:pic xmlns:pic="http://schemas.openxmlformats.org/drawingml/2006/picture">
+                        <pic:nvPicPr>
+                          <pic:cNvPr id="0" name="" descr=""/>
+                          <pic:cNvPicPr>
+                            <a:picLocks noChangeAspect="1" noChangeArrowheads="1"/>
+                          </pic:cNvPicPr>
+                        </pic:nvPicPr>
+                        <pic:blipFill>
+                          <a:blip r:embed="rId19" cstate="none"/>
+                          <a:srcRect/>
+                          <a:stretch>
+                            <a:fillRect/>
+                          </a:stretch>
+                        </pic:blipFill>
+                        <pic:spPr bwMode="auto">
+                          <a:xfrm>
+                            <a:off x="0" y="0"/>
+                            <a:ext cx="1076325" cy="1076325"/>
+                          </a:xfrm>
+                          <a:prstGeom prst="rect">
+                            <a:avLst/>
+                          </a:prstGeom>
+                        </pic:spPr>
+                      </pic:pic>
+                    </a:graphicData>
+                  </a:graphic>
+                </wp:inline>
+              </w:drawing>
+            </w:r>
+          </w:p>
+        </w:tc>
+        <w:tc>
+          <w:tcPr>
+            <w:tcW w:type="dxa" w:w="2268"/>
+            <w:tcBorders>
+              <w:top w:val="dotted" w:color="C8CDD2" w:sz="4"/>
+              <w:left w:val="single" w:color="000000" w:sz="48"/>
+              <w:bottom w:val="dotted" w:color="C8CDD2" w:sz="4"/>
+              <w:right w:val="dotted" w:color="C8CDD2" w:sz="4"/>
+            </w:tcBorders>
+            <w:tcMar>
+              <w:top w:type="dxa" w:w="0"/>
+              <w:left w:type="dxa" w:w="40"/>
+              <w:bottom w:type="dxa" w:w="0"/>
+              <w:right w:type="dxa" w:w="40"/>
+            </w:tcMar>
+            <w:vAlign w:val="center"/>
+          </w:tcPr>
+          <w:p>
+            <w:pPr>
+              <w:keepNext/>
+              <w:spacing w:after="0"/>
+            </w:pPr>
+            <w:r>
+              <w:rPr>
+                <w:rFonts w:ascii="Arial" w:cs="Arial" w:eastAsia="Arial" w:hAnsi="Arial"/>
+                <w:b/>
+                <w:bCs/>
+                <w:color w:val="8A949C"/>
+                <w:sz w:val="14"/>
+                <w:szCs w:val="14"/>
+              </w:rPr>
+              <w:t xml:space="preserve">2</w:t>
+            </w:r>
+          </w:p>
+          <w:p>
+            <w:pPr>
+              <w:keepNext/>
+              <w:jc w:val="center"/>
+            </w:pPr>
+            <w:r>
+              <w:drawing>
+                <wp:inline distT="0" distB="0" distL="0" distR="0">
+                  <wp:extent cx="1076325" cy="1076325"/>
+                  <wp:effectExtent t="0" r="0" b="0" l="0"/>
+                  <wp:docPr id="1" name="nfc" descr="nfc" title="nfc"/>
+                  <wp:cNvGraphicFramePr>
+                    <a:graphicFrameLocks xmlns:a="http://schemas.openxmlformats.org/drawingml/2006/main" noChangeAspect="1"/>
+                  </wp:cNvGraphicFramePr>
+                  <a:graphic xmlns:a="http://schemas.openxmlformats.org/drawingml/2006/main">
+                    <a:graphicData uri="http://schemas.openxmlformats.org/drawingml/2006/picture">
+                      <pic:pic xmlns:pic="http://schemas.openxmlformats.org/drawingml/2006/picture">
+                        <pic:nvPicPr>
+                          <pic:cNvPr id="0" name="" descr=""/>
+                          <pic:cNvPicPr>
+                            <a:picLocks noChangeAspect="1" noChangeArrowheads="1"/>
+                          </pic:cNvPicPr>
+                        </pic:nvPicPr>
+                        <pic:blipFill>
                           <a:blip r:embed="rId7" cstate="none"/>
                           <a:srcRect/>
                           <a:stretch>
@@ -3056,8 +5875,8 @@
             <w:tcBorders>
               <w:top w:val="dotted" w:color="C8CDD2" w:sz="4"/>
               <w:left w:val="dotted" w:color="C8CDD2" w:sz="4"/>
-              <w:bottom w:val="single" w:color="000000" w:sz="48"/>
-              <w:right w:val="single" w:color="000000" w:sz="48"/>
+              <w:bottom w:val="dotted" w:color="C8CDD2" w:sz="4"/>
+              <w:right w:val="dotted" w:color="C8CDD2" w:sz="4"/>
             </w:tcBorders>
             <w:tcMar>
               <w:top w:type="dxa" w:w="0"/>
@@ -3077,7 +5896,7 @@
                 <wp:inline distT="0" distB="0" distL="0" distR="0">
                   <wp:extent cx="1076325" cy="1076325"/>
                   <wp:effectExtent t="0" r="0" b="0" l="0"/>
-                  <wp:docPr id="1" name="card" descr="card" title="card"/>
+                  <wp:docPr id="1" name="giro" descr="giro" title="giro"/>
                   <wp:cNvGraphicFramePr>
                     <a:graphicFrameLocks xmlns:a="http://schemas.openxmlformats.org/drawingml/2006/main" noChangeAspect="1"/>
                   </wp:cNvGraphicFramePr>
@@ -3119,9 +5938,9 @@
             <w:tcW w:type="dxa" w:w="2268"/>
             <w:tcBorders>
               <w:top w:val="dotted" w:color="C8CDD2" w:sz="4"/>
-              <w:left w:val="single" w:color="000000" w:sz="48"/>
+              <w:left w:val="dotted" w:color="C8CDD2" w:sz="4"/>
               <w:bottom w:val="dotted" w:color="C8CDD2" w:sz="4"/>
-              <w:right w:val="dotted" w:color="C8CDD2" w:sz="4"/>
+              <w:right w:val="single" w:color="000000" w:sz="48"/>
             </w:tcBorders>
             <w:tcMar>
               <w:top w:type="dxa" w:w="0"/>
@@ -3134,23 +5953,6 @@
           <w:p>
             <w:pPr>
               <w:keepNext/>
-              <w:spacing w:after="0"/>
-            </w:pPr>
-            <w:r>
-              <w:rPr>
-                <w:rFonts w:ascii="Arial" w:cs="Arial" w:eastAsia="Arial" w:hAnsi="Arial"/>
-                <w:b/>
-                <w:bCs/>
-                <w:color w:val="8A949C"/>
-                <w:sz w:val="14"/>
-                <w:szCs w:val="14"/>
-              </w:rPr>
-              <w:t xml:space="preserve">2</w:t>
-            </w:r>
-          </w:p>
-          <w:p>
-            <w:pPr>
-              <w:keepNext/>
               <w:jc w:val="center"/>
             </w:pPr>
             <w:r>
@@ -3158,7 +5960,7 @@
                 <wp:inline distT="0" distB="0" distL="0" distR="0">
                   <wp:extent cx="1076325" cy="1076325"/>
                   <wp:effectExtent t="0" r="0" b="0" l="0"/>
-                  <wp:docPr id="1" name="nfc" descr="nfc" title="nfc"/>
+                  <wp:docPr id="1" name="apple" descr="apple" title="apple"/>
                   <wp:cNvGraphicFramePr>
                     <a:graphicFrameLocks xmlns:a="http://schemas.openxmlformats.org/drawingml/2006/main" noChangeAspect="1"/>
                   </wp:cNvGraphicFramePr>
@@ -3200,8 +6002,8 @@
             <w:tcW w:type="dxa" w:w="2268"/>
             <w:tcBorders>
               <w:top w:val="dotted" w:color="C8CDD2" w:sz="4"/>
-              <w:left w:val="dotted" w:color="C8CDD2" w:sz="4"/>
-              <w:bottom w:val="dotted" w:color="C8CDD2" w:sz="4"/>
+              <w:left w:val="single" w:color="000000" w:sz="48"/>
+              <w:bottom w:val="single" w:color="000000" w:sz="48"/>
               <w:right w:val="dotted" w:color="C8CDD2" w:sz="4"/>
             </w:tcBorders>
             <w:tcMar>
@@ -3215,6 +6017,23 @@
           <w:p>
             <w:pPr>
               <w:keepNext/>
+              <w:spacing w:after="0"/>
+            </w:pPr>
+            <w:r>
+              <w:rPr>
+                <w:rFonts w:ascii="Arial" w:cs="Arial" w:eastAsia="Arial" w:hAnsi="Arial"/>
+                <w:b/>
+                <w:bCs/>
+                <w:color w:val="8A949C"/>
+                <w:sz w:val="14"/>
+                <w:szCs w:val="14"/>
+              </w:rPr>
+              <w:t xml:space="preserve">3</w:t>
+            </w:r>
+          </w:p>
+          <w:p>
+            <w:pPr>
+              <w:keepNext/>
               <w:jc w:val="center"/>
             </w:pPr>
             <w:r>
@@ -3222,7 +6041,7 @@
                 <wp:inline distT="0" distB="0" distL="0" distR="0">
                   <wp:extent cx="1076325" cy="1076325"/>
                   <wp:effectExtent t="0" r="0" b="0" l="0"/>
-                  <wp:docPr id="1" name="giro" descr="giro" title="giro"/>
+                  <wp:docPr id="1" name="nfc" descr="nfc" title="nfc"/>
                   <wp:cNvGraphicFramePr>
                     <a:graphicFrameLocks xmlns:a="http://schemas.openxmlformats.org/drawingml/2006/main" noChangeAspect="1"/>
                   </wp:cNvGraphicFramePr>
@@ -3265,7 +6084,71 @@
             <w:tcBorders>
               <w:top w:val="dotted" w:color="C8CDD2" w:sz="4"/>
               <w:left w:val="dotted" w:color="C8CDD2" w:sz="4"/>
-              <w:bottom w:val="dotted" w:color="C8CDD2" w:sz="4"/>
+              <w:bottom w:val="single" w:color="000000" w:sz="48"/>
+              <w:right w:val="dotted" w:color="C8CDD2" w:sz="4"/>
+            </w:tcBorders>
+            <w:tcMar>
+              <w:top w:type="dxa" w:w="0"/>
+              <w:left w:type="dxa" w:w="40"/>
+              <w:bottom w:type="dxa" w:w="0"/>
+              <w:right w:type="dxa" w:w="40"/>
+            </w:tcMar>
+            <w:vAlign w:val="center"/>
+          </w:tcPr>
+          <w:p>
+            <w:pPr>
+              <w:keepNext/>
+              <w:jc w:val="center"/>
+            </w:pPr>
+            <w:r>
+              <w:drawing>
+                <wp:inline distT="0" distB="0" distL="0" distR="0">
+                  <wp:extent cx="1076325" cy="1076325"/>
+                  <wp:effectExtent t="0" r="0" b="0" l="0"/>
+                  <wp:docPr id="1" name="giro" descr="giro" title="giro"/>
+                  <wp:cNvGraphicFramePr>
+                    <a:graphicFrameLocks xmlns:a="http://schemas.openxmlformats.org/drawingml/2006/main" noChangeAspect="1"/>
+                  </wp:cNvGraphicFramePr>
+                  <a:graphic xmlns:a="http://schemas.openxmlformats.org/drawingml/2006/main">
+                    <a:graphicData uri="http://schemas.openxmlformats.org/drawingml/2006/picture">
+                      <pic:pic xmlns:pic="http://schemas.openxmlformats.org/drawingml/2006/picture">
+                        <pic:nvPicPr>
+                          <pic:cNvPr id="0" name="" descr=""/>
+                          <pic:cNvPicPr>
+                            <a:picLocks noChangeAspect="1" noChangeArrowheads="1"/>
+                          </pic:cNvPicPr>
+                        </pic:nvPicPr>
+                        <pic:blipFill>
+                          <a:blip r:embed="rId8" cstate="none"/>
+                          <a:srcRect/>
+                          <a:stretch>
+                            <a:fillRect/>
+                          </a:stretch>
+                        </pic:blipFill>
+                        <pic:spPr bwMode="auto">
+                          <a:xfrm>
+                            <a:off x="0" y="0"/>
+                            <a:ext cx="1076325" cy="1076325"/>
+                          </a:xfrm>
+                          <a:prstGeom prst="rect">
+                            <a:avLst/>
+                          </a:prstGeom>
+                        </pic:spPr>
+                      </pic:pic>
+                    </a:graphicData>
+                  </a:graphic>
+                </wp:inline>
+              </w:drawing>
+            </w:r>
+          </w:p>
+        </w:tc>
+        <w:tc>
+          <w:tcPr>
+            <w:tcW w:type="dxa" w:w="2268"/>
+            <w:tcBorders>
+              <w:top w:val="dotted" w:color="C8CDD2" w:sz="4"/>
+              <w:left w:val="dotted" w:color="C8CDD2" w:sz="4"/>
+              <w:bottom w:val="single" w:color="000000" w:sz="48"/>
               <w:right w:val="single" w:color="000000" w:sz="48"/>
             </w:tcBorders>
             <w:tcMar>
@@ -3287,6 +6170,151 @@
                   <wp:extent cx="1076325" cy="1076325"/>
                   <wp:effectExtent t="0" r="0" b="0" l="0"/>
                   <wp:docPr id="1" name="apple" descr="apple" title="apple"/>
+                  <wp:cNvGraphicFramePr>
+                    <a:graphicFrameLocks xmlns:a="http://schemas.openxmlformats.org/drawingml/2006/main" noChangeAspect="1"/>
+                  </wp:cNvGraphicFramePr>
+                  <a:graphic xmlns:a="http://schemas.openxmlformats.org/drawingml/2006/main">
+                    <a:graphicData uri="http://schemas.openxmlformats.org/drawingml/2006/picture">
+                      <pic:pic xmlns:pic="http://schemas.openxmlformats.org/drawingml/2006/picture">
+                        <pic:nvPicPr>
+                          <pic:cNvPr id="0" name="" descr=""/>
+                          <pic:cNvPicPr>
+                            <a:picLocks noChangeAspect="1" noChangeArrowheads="1"/>
+                          </pic:cNvPicPr>
+                        </pic:nvPicPr>
+                        <pic:blipFill>
+                          <a:blip r:embed="rId9" cstate="none"/>
+                          <a:srcRect/>
+                          <a:stretch>
+                            <a:fillRect/>
+                          </a:stretch>
+                        </pic:blipFill>
+                        <pic:spPr bwMode="auto">
+                          <a:xfrm>
+                            <a:off x="0" y="0"/>
+                            <a:ext cx="1076325" cy="1076325"/>
+                          </a:xfrm>
+                          <a:prstGeom prst="rect">
+                            <a:avLst/>
+                          </a:prstGeom>
+                        </pic:spPr>
+                      </pic:pic>
+                    </a:graphicData>
+                  </a:graphic>
+                </wp:inline>
+              </w:drawing>
+            </w:r>
+          </w:p>
+        </w:tc>
+        <w:tc>
+          <w:tcPr>
+            <w:tcW w:type="dxa" w:w="2268"/>
+            <w:tcBorders>
+              <w:top w:val="dotted" w:color="C8CDD2" w:sz="4"/>
+              <w:left w:val="single" w:color="000000" w:sz="48"/>
+              <w:bottom w:val="single" w:color="000000" w:sz="48"/>
+              <w:right w:val="dotted" w:color="C8CDD2" w:sz="4"/>
+            </w:tcBorders>
+            <w:tcMar>
+              <w:top w:type="dxa" w:w="0"/>
+              <w:left w:type="dxa" w:w="40"/>
+              <w:bottom w:type="dxa" w:w="0"/>
+              <w:right w:type="dxa" w:w="40"/>
+            </w:tcMar>
+            <w:vAlign w:val="center"/>
+          </w:tcPr>
+          <w:p>
+            <w:pPr>
+              <w:keepNext/>
+              <w:spacing w:after="0"/>
+            </w:pPr>
+            <w:r>
+              <w:rPr>
+                <w:rFonts w:ascii="Arial" w:cs="Arial" w:eastAsia="Arial" w:hAnsi="Arial"/>
+                <w:b/>
+                <w:bCs/>
+                <w:color w:val="8A949C"/>
+                <w:sz w:val="14"/>
+                <w:szCs w:val="14"/>
+              </w:rPr>
+              <w:t xml:space="preserve">4</w:t>
+            </w:r>
+          </w:p>
+          <w:p>
+            <w:pPr>
+              <w:keepNext/>
+              <w:jc w:val="center"/>
+            </w:pPr>
+            <w:r>
+              <w:drawing>
+                <wp:inline distT="0" distB="0" distL="0" distR="0">
+                  <wp:extent cx="1076325" cy="1076325"/>
+                  <wp:effectExtent t="0" r="0" b="0" l="0"/>
+                  <wp:docPr id="1" name="nfc" descr="nfc" title="nfc"/>
+                  <wp:cNvGraphicFramePr>
+                    <a:graphicFrameLocks xmlns:a="http://schemas.openxmlformats.org/drawingml/2006/main" noChangeAspect="1"/>
+                  </wp:cNvGraphicFramePr>
+                  <a:graphic xmlns:a="http://schemas.openxmlformats.org/drawingml/2006/main">
+                    <a:graphicData uri="http://schemas.openxmlformats.org/drawingml/2006/picture">
+                      <pic:pic xmlns:pic="http://schemas.openxmlformats.org/drawingml/2006/picture">
+                        <pic:nvPicPr>
+                          <pic:cNvPr id="0" name="" descr=""/>
+                          <pic:cNvPicPr>
+                            <a:picLocks noChangeAspect="1" noChangeArrowheads="1"/>
+                          </pic:cNvPicPr>
+                        </pic:nvPicPr>
+                        <pic:blipFill>
+                          <a:blip r:embed="rId7" cstate="none"/>
+                          <a:srcRect/>
+                          <a:stretch>
+                            <a:fillRect/>
+                          </a:stretch>
+                        </pic:blipFill>
+                        <pic:spPr bwMode="auto">
+                          <a:xfrm>
+                            <a:off x="0" y="0"/>
+                            <a:ext cx="1076325" cy="1076325"/>
+                          </a:xfrm>
+                          <a:prstGeom prst="rect">
+                            <a:avLst/>
+                          </a:prstGeom>
+                        </pic:spPr>
+                      </pic:pic>
+                    </a:graphicData>
+                  </a:graphic>
+                </wp:inline>
+              </w:drawing>
+            </w:r>
+          </w:p>
+        </w:tc>
+        <w:tc>
+          <w:tcPr>
+            <w:tcW w:type="dxa" w:w="2268"/>
+            <w:tcBorders>
+              <w:top w:val="dotted" w:color="C8CDD2" w:sz="4"/>
+              <w:left w:val="dotted" w:color="C8CDD2" w:sz="4"/>
+              <w:bottom w:val="single" w:color="000000" w:sz="48"/>
+              <w:right w:val="dotted" w:color="C8CDD2" w:sz="4"/>
+            </w:tcBorders>
+            <w:tcMar>
+              <w:top w:type="dxa" w:w="0"/>
+              <w:left w:type="dxa" w:w="40"/>
+              <w:bottom w:type="dxa" w:w="0"/>
+              <w:right w:type="dxa" w:w="40"/>
+            </w:tcMar>
+            <w:vAlign w:val="center"/>
+          </w:tcPr>
+          <w:p>
+            <w:pPr>
+              <w:keepNext/>
+              <w:jc w:val="center"/>
+            </w:pPr>
+            <w:r>
+              <w:drawing>
+                <wp:inline distT="0" distB="0" distL="0" distR="0">
+                  <wp:extent cx="1076325" cy="1076325"/>
+                  <wp:effectExtent t="0" r="0" b="0" l="0"/>
+                  <wp:docPr id="1" name="mcm" descr="mcm" title="mcm"/>
                   <wp:cNvGraphicFramePr>
                     <a:graphicFrameLocks xmlns:a="http://schemas.openxmlformats.org/drawingml/2006/main" noChangeAspect="1"/>
                   </wp:cNvGraphicFramePr>
@@ -3328,7 +6356,7 @@
             <w:tcW w:type="dxa" w:w="2268"/>
             <w:tcBorders>
               <w:top w:val="dotted" w:color="C8CDD2" w:sz="4"/>
-              <w:left w:val="single" w:color="000000" w:sz="48"/>
+              <w:left w:val="dotted" w:color="C8CDD2" w:sz="4"/>
               <w:bottom w:val="single" w:color="000000" w:sz="48"/>
               <w:right w:val="dotted" w:color="C8CDD2" w:sz="4"/>
             </w:tcBorders>
@@ -3343,23 +6371,6 @@
           <w:p>
             <w:pPr>
               <w:keepNext/>
-              <w:spacing w:after="0"/>
-            </w:pPr>
-            <w:r>
-              <w:rPr>
-                <w:rFonts w:ascii="Arial" w:cs="Arial" w:eastAsia="Arial" w:hAnsi="Arial"/>
-                <w:b/>
-                <w:bCs/>
-                <w:color w:val="8A949C"/>
-                <w:sz w:val="14"/>
-                <w:szCs w:val="14"/>
-              </w:rPr>
-              <w:t xml:space="preserve">3</w:t>
-            </w:r>
-          </w:p>
-          <w:p>
-            <w:pPr>
-              <w:keepNext/>
               <w:jc w:val="center"/>
             </w:pPr>
             <w:r>
@@ -3367,280 +6378,7 @@
                 <wp:inline distT="0" distB="0" distL="0" distR="0">
                   <wp:extent cx="1076325" cy="1076325"/>
                   <wp:effectExtent t="0" r="0" b="0" l="0"/>
-                  <wp:docPr id="1" name="nfc" descr="nfc" title="nfc"/>
-                  <wp:cNvGraphicFramePr>
-                    <a:graphicFrameLocks xmlns:a="http://schemas.openxmlformats.org/drawingml/2006/main" noChangeAspect="1"/>
-                  </wp:cNvGraphicFramePr>
-                  <a:graphic xmlns:a="http://schemas.openxmlformats.org/drawingml/2006/main">
-                    <a:graphicData uri="http://schemas.openxmlformats.org/drawingml/2006/picture">
-                      <pic:pic xmlns:pic="http://schemas.openxmlformats.org/drawingml/2006/picture">
-                        <pic:nvPicPr>
-                          <pic:cNvPr id="0" name="" descr=""/>
-                          <pic:cNvPicPr>
-                            <a:picLocks noChangeAspect="1" noChangeArrowheads="1"/>
-                          </pic:cNvPicPr>
-                        </pic:nvPicPr>
-                        <pic:blipFill>
-                          <a:blip r:embed="rId9" cstate="none"/>
-                          <a:srcRect/>
-                          <a:stretch>
-                            <a:fillRect/>
-                          </a:stretch>
-                        </pic:blipFill>
-                        <pic:spPr bwMode="auto">
-                          <a:xfrm>
-                            <a:off x="0" y="0"/>
-                            <a:ext cx="1076325" cy="1076325"/>
-                          </a:xfrm>
-                          <a:prstGeom prst="rect">
-                            <a:avLst/>
-                          </a:prstGeom>
-                        </pic:spPr>
-                      </pic:pic>
-                    </a:graphicData>
-                  </a:graphic>
-                </wp:inline>
-              </w:drawing>
-            </w:r>
-          </w:p>
-        </w:tc>
-        <w:tc>
-          <w:tcPr>
-            <w:tcW w:type="dxa" w:w="2268"/>
-            <w:tcBorders>
-              <w:top w:val="dotted" w:color="C8CDD2" w:sz="4"/>
-              <w:left w:val="dotted" w:color="C8CDD2" w:sz="4"/>
-              <w:bottom w:val="single" w:color="000000" w:sz="48"/>
-              <w:right w:val="dotted" w:color="C8CDD2" w:sz="4"/>
-            </w:tcBorders>
-            <w:tcMar>
-              <w:top w:type="dxa" w:w="0"/>
-              <w:left w:type="dxa" w:w="40"/>
-              <w:bottom w:type="dxa" w:w="0"/>
-              <w:right w:type="dxa" w:w="40"/>
-            </w:tcMar>
-            <w:vAlign w:val="center"/>
-          </w:tcPr>
-          <w:p>
-            <w:pPr>
-              <w:keepNext/>
-              <w:jc w:val="center"/>
-            </w:pPr>
-            <w:r>
-              <w:drawing>
-                <wp:inline distT="0" distB="0" distL="0" distR="0">
-                  <wp:extent cx="1076325" cy="1076325"/>
-                  <wp:effectExtent t="0" r="0" b="0" l="0"/>
-                  <wp:docPr id="1" name="giro" descr="giro" title="giro"/>
-                  <wp:cNvGraphicFramePr>
-                    <a:graphicFrameLocks xmlns:a="http://schemas.openxmlformats.org/drawingml/2006/main" noChangeAspect="1"/>
-                  </wp:cNvGraphicFramePr>
-                  <a:graphic xmlns:a="http://schemas.openxmlformats.org/drawingml/2006/main">
-                    <a:graphicData uri="http://schemas.openxmlformats.org/drawingml/2006/picture">
-                      <pic:pic xmlns:pic="http://schemas.openxmlformats.org/drawingml/2006/picture">
-                        <pic:nvPicPr>
-                          <pic:cNvPr id="0" name="" descr=""/>
-                          <pic:cNvPicPr>
-                            <a:picLocks noChangeAspect="1" noChangeArrowheads="1"/>
-                          </pic:cNvPicPr>
-                        </pic:nvPicPr>
-                        <pic:blipFill>
-                          <a:blip r:embed="rId7" cstate="none"/>
-                          <a:srcRect/>
-                          <a:stretch>
-                            <a:fillRect/>
-                          </a:stretch>
-                        </pic:blipFill>
-                        <pic:spPr bwMode="auto">
-                          <a:xfrm>
-                            <a:off x="0" y="0"/>
-                            <a:ext cx="1076325" cy="1076325"/>
-                          </a:xfrm>
-                          <a:prstGeom prst="rect">
-                            <a:avLst/>
-                          </a:prstGeom>
-                        </pic:spPr>
-                      </pic:pic>
-                    </a:graphicData>
-                  </a:graphic>
-                </wp:inline>
-              </w:drawing>
-            </w:r>
-          </w:p>
-        </w:tc>
-        <w:tc>
-          <w:tcPr>
-            <w:tcW w:type="dxa" w:w="2268"/>
-            <w:tcBorders>
-              <w:top w:val="dotted" w:color="C8CDD2" w:sz="4"/>
-              <w:left w:val="dotted" w:color="C8CDD2" w:sz="4"/>
-              <w:bottom w:val="single" w:color="000000" w:sz="48"/>
-              <w:right w:val="single" w:color="000000" w:sz="48"/>
-            </w:tcBorders>
-            <w:tcMar>
-              <w:top w:type="dxa" w:w="0"/>
-              <w:left w:type="dxa" w:w="40"/>
-              <w:bottom w:type="dxa" w:w="0"/>
-              <w:right w:type="dxa" w:w="40"/>
-            </w:tcMar>
-            <w:vAlign w:val="center"/>
-          </w:tcPr>
-          <w:p>
-            <w:pPr>
-              <w:keepNext/>
-              <w:jc w:val="center"/>
-            </w:pPr>
-            <w:r>
-              <w:drawing>
-                <wp:inline distT="0" distB="0" distL="0" distR="0">
-                  <wp:extent cx="1076325" cy="1076325"/>
-                  <wp:effectExtent t="0" r="0" b="0" l="0"/>
-                  <wp:docPr id="1" name="apple" descr="apple" title="apple"/>
-                  <wp:cNvGraphicFramePr>
-                    <a:graphicFrameLocks xmlns:a="http://schemas.openxmlformats.org/drawingml/2006/main" noChangeAspect="1"/>
-                  </wp:cNvGraphicFramePr>
-                  <a:graphic xmlns:a="http://schemas.openxmlformats.org/drawingml/2006/main">
-                    <a:graphicData uri="http://schemas.openxmlformats.org/drawingml/2006/picture">
-                      <pic:pic xmlns:pic="http://schemas.openxmlformats.org/drawingml/2006/picture">
-                        <pic:nvPicPr>
-                          <pic:cNvPr id="0" name="" descr=""/>
-                          <pic:cNvPicPr>
-                            <a:picLocks noChangeAspect="1" noChangeArrowheads="1"/>
-                          </pic:cNvPicPr>
-                        </pic:nvPicPr>
-                        <pic:blipFill>
-                          <a:blip r:embed="rId10" cstate="none"/>
-                          <a:srcRect/>
-                          <a:stretch>
-                            <a:fillRect/>
-                          </a:stretch>
-                        </pic:blipFill>
-                        <pic:spPr bwMode="auto">
-                          <a:xfrm>
-                            <a:off x="0" y="0"/>
-                            <a:ext cx="1076325" cy="1076325"/>
-                          </a:xfrm>
-                          <a:prstGeom prst="rect">
-                            <a:avLst/>
-                          </a:prstGeom>
-                        </pic:spPr>
-                      </pic:pic>
-                    </a:graphicData>
-                  </a:graphic>
-                </wp:inline>
-              </w:drawing>
-            </w:r>
-          </w:p>
-        </w:tc>
-        <w:tc>
-          <w:tcPr>
-            <w:tcW w:type="dxa" w:w="2268"/>
-            <w:tcBorders>
-              <w:top w:val="dotted" w:color="C8CDD2" w:sz="4"/>
-              <w:left w:val="single" w:color="000000" w:sz="48"/>
-              <w:bottom w:val="single" w:color="000000" w:sz="48"/>
-              <w:right w:val="dotted" w:color="C8CDD2" w:sz="4"/>
-            </w:tcBorders>
-            <w:tcMar>
-              <w:top w:type="dxa" w:w="0"/>
-              <w:left w:type="dxa" w:w="40"/>
-              <w:bottom w:type="dxa" w:w="0"/>
-              <w:right w:type="dxa" w:w="40"/>
-            </w:tcMar>
-            <w:vAlign w:val="center"/>
-          </w:tcPr>
-          <w:p>
-            <w:pPr>
-              <w:keepNext/>
-              <w:spacing w:after="0"/>
-            </w:pPr>
-            <w:r>
-              <w:rPr>
-                <w:rFonts w:ascii="Arial" w:cs="Arial" w:eastAsia="Arial" w:hAnsi="Arial"/>
-                <w:b/>
-                <w:bCs/>
-                <w:color w:val="8A949C"/>
-                <w:sz w:val="14"/>
-                <w:szCs w:val="14"/>
-              </w:rPr>
-              <w:t xml:space="preserve">4</w:t>
-            </w:r>
-          </w:p>
-          <w:p>
-            <w:pPr>
-              <w:keepNext/>
-              <w:jc w:val="center"/>
-            </w:pPr>
-            <w:r>
-              <w:drawing>
-                <wp:inline distT="0" distB="0" distL="0" distR="0">
-                  <wp:extent cx="1076325" cy="1076325"/>
-                  <wp:effectExtent t="0" r="0" b="0" l="0"/>
-                  <wp:docPr id="1" name="nfc" descr="nfc" title="nfc"/>
-                  <wp:cNvGraphicFramePr>
-                    <a:graphicFrameLocks xmlns:a="http://schemas.openxmlformats.org/drawingml/2006/main" noChangeAspect="1"/>
-                  </wp:cNvGraphicFramePr>
-                  <a:graphic xmlns:a="http://schemas.openxmlformats.org/drawingml/2006/main">
-                    <a:graphicData uri="http://schemas.openxmlformats.org/drawingml/2006/picture">
-                      <pic:pic xmlns:pic="http://schemas.openxmlformats.org/drawingml/2006/picture">
-                        <pic:nvPicPr>
-                          <pic:cNvPr id="0" name="" descr=""/>
-                          <pic:cNvPicPr>
-                            <a:picLocks noChangeAspect="1" noChangeArrowheads="1"/>
-                          </pic:cNvPicPr>
-                        </pic:nvPicPr>
-                        <pic:blipFill>
-                          <a:blip r:embed="rId9" cstate="none"/>
-                          <a:srcRect/>
-                          <a:stretch>
-                            <a:fillRect/>
-                          </a:stretch>
-                        </pic:blipFill>
-                        <pic:spPr bwMode="auto">
-                          <a:xfrm>
-                            <a:off x="0" y="0"/>
-                            <a:ext cx="1076325" cy="1076325"/>
-                          </a:xfrm>
-                          <a:prstGeom prst="rect">
-                            <a:avLst/>
-                          </a:prstGeom>
-                        </pic:spPr>
-                      </pic:pic>
-                    </a:graphicData>
-                  </a:graphic>
-                </wp:inline>
-              </w:drawing>
-            </w:r>
-          </w:p>
-        </w:tc>
-        <w:tc>
-          <w:tcPr>
-            <w:tcW w:type="dxa" w:w="2268"/>
-            <w:tcBorders>
-              <w:top w:val="dotted" w:color="C8CDD2" w:sz="4"/>
-              <w:left w:val="dotted" w:color="C8CDD2" w:sz="4"/>
-              <w:bottom w:val="single" w:color="000000" w:sz="48"/>
-              <w:right w:val="dotted" w:color="C8CDD2" w:sz="4"/>
-            </w:tcBorders>
-            <w:tcMar>
-              <w:top w:type="dxa" w:w="0"/>
-              <w:left w:type="dxa" w:w="40"/>
-              <w:bottom w:type="dxa" w:w="0"/>
-              <w:right w:type="dxa" w:w="40"/>
-            </w:tcMar>
-            <w:vAlign w:val="center"/>
-          </w:tcPr>
-          <w:p>
-            <w:pPr>
-              <w:keepNext/>
-              <w:jc w:val="center"/>
-            </w:pPr>
-            <w:r>
-              <w:drawing>
-                <wp:inline distT="0" distB="0" distL="0" distR="0">
-                  <wp:extent cx="1076325" cy="1076325"/>
-                  <wp:effectExtent t="0" r="0" b="0" l="0"/>
-                  <wp:docPr id="1" name="mcm" descr="mcm" title="mcm"/>
+                  <wp:docPr id="1" name="visav" descr="visav" title="visav"/>
                   <wp:cNvGraphicFramePr>
                     <a:graphicFrameLocks xmlns:a="http://schemas.openxmlformats.org/drawingml/2006/main" noChangeAspect="1"/>
                   </wp:cNvGraphicFramePr>
@@ -3704,70 +6442,6 @@
                 <wp:inline distT="0" distB="0" distL="0" distR="0">
                   <wp:extent cx="1076325" cy="1076325"/>
                   <wp:effectExtent t="0" r="0" b="0" l="0"/>
-                  <wp:docPr id="1" name="visav" descr="visav" title="visav"/>
-                  <wp:cNvGraphicFramePr>
-                    <a:graphicFrameLocks xmlns:a="http://schemas.openxmlformats.org/drawingml/2006/main" noChangeAspect="1"/>
-                  </wp:cNvGraphicFramePr>
-                  <a:graphic xmlns:a="http://schemas.openxmlformats.org/drawingml/2006/main">
-                    <a:graphicData uri="http://schemas.openxmlformats.org/drawingml/2006/picture">
-                      <pic:pic xmlns:pic="http://schemas.openxmlformats.org/drawingml/2006/picture">
-                        <pic:nvPicPr>
-                          <pic:cNvPr id="0" name="" descr=""/>
-                          <pic:cNvPicPr>
-                            <a:picLocks noChangeAspect="1" noChangeArrowheads="1"/>
-                          </pic:cNvPicPr>
-                        </pic:nvPicPr>
-                        <pic:blipFill>
-                          <a:blip r:embed="rId12" cstate="none"/>
-                          <a:srcRect/>
-                          <a:stretch>
-                            <a:fillRect/>
-                          </a:stretch>
-                        </pic:blipFill>
-                        <pic:spPr bwMode="auto">
-                          <a:xfrm>
-                            <a:off x="0" y="0"/>
-                            <a:ext cx="1076325" cy="1076325"/>
-                          </a:xfrm>
-                          <a:prstGeom prst="rect">
-                            <a:avLst/>
-                          </a:prstGeom>
-                        </pic:spPr>
-                      </pic:pic>
-                    </a:graphicData>
-                  </a:graphic>
-                </wp:inline>
-              </w:drawing>
-            </w:r>
-          </w:p>
-        </w:tc>
-        <w:tc>
-          <w:tcPr>
-            <w:tcW w:type="dxa" w:w="2268"/>
-            <w:tcBorders>
-              <w:top w:val="dotted" w:color="C8CDD2" w:sz="4"/>
-              <w:left w:val="dotted" w:color="C8CDD2" w:sz="4"/>
-              <w:bottom w:val="single" w:color="000000" w:sz="48"/>
-              <w:right w:val="dotted" w:color="C8CDD2" w:sz="4"/>
-            </w:tcBorders>
-            <w:tcMar>
-              <w:top w:type="dxa" w:w="0"/>
-              <w:left w:type="dxa" w:w="40"/>
-              <w:bottom w:type="dxa" w:w="0"/>
-              <w:right w:type="dxa" w:w="40"/>
-            </w:tcMar>
-            <w:vAlign w:val="center"/>
-          </w:tcPr>
-          <w:p>
-            <w:pPr>
-              <w:keepNext/>
-              <w:jc w:val="center"/>
-            </w:pPr>
-            <w:r>
-              <w:drawing>
-                <wp:inline distT="0" distB="0" distL="0" distR="0">
-                  <wp:extent cx="1076325" cy="1076325"/>
-                  <wp:effectExtent t="0" r="0" b="0" l="0"/>
                   <wp:docPr id="1" name="apple" descr="apple" title="apple"/>
                   <wp:cNvGraphicFramePr>
                     <a:graphicFrameLocks xmlns:a="http://schemas.openxmlformats.org/drawingml/2006/main" noChangeAspect="1"/>
@@ -3782,7 +6456,7 @@
                           </pic:cNvPicPr>
                         </pic:nvPicPr>
                         <pic:blipFill>
-                          <a:blip r:embed="rId10" cstate="none"/>
+                          <a:blip r:embed="rId9" cstate="none"/>
                           <a:srcRect/>
                           <a:stretch>
                             <a:fillRect/>
@@ -4014,7 +6688,7 @@
                           </pic:cNvPicPr>
                         </pic:nvPicPr>
                         <pic:blipFill>
-                          <a:blip r:embed="rId11" cstate="none"/>
+                          <a:blip r:embed="rId10" cstate="none"/>
                           <a:srcRect/>
                           <a:stretch>
                             <a:fillRect/>
@@ -4078,7 +6752,7 @@
                           </pic:cNvPicPr>
                         </pic:nvPicPr>
                         <pic:blipFill>
-                          <a:blip r:embed="rId11" cstate="none"/>
+                          <a:blip r:embed="rId10" cstate="none"/>
                           <a:srcRect/>
                           <a:stretch>
                             <a:fillRect/>
@@ -4142,7 +6816,7 @@
                           </pic:cNvPicPr>
                         </pic:nvPicPr>
                         <pic:blipFill>
-                          <a:blip r:embed="rId12" cstate="none"/>
+                          <a:blip r:embed="rId11" cstate="none"/>
                           <a:srcRect/>
                           <a:stretch>
                             <a:fillRect/>
@@ -4287,7 +6961,7 @@
                           </pic:cNvPicPr>
                         </pic:nvPicPr>
                         <pic:blipFill>
-                          <a:blip r:embed="rId12" cstate="none"/>
+                          <a:blip r:embed="rId11" cstate="none"/>
                           <a:srcRect/>
                           <a:stretch>
                             <a:fillRect/>
@@ -4368,7 +7042,7 @@
                           </pic:cNvPicPr>
                         </pic:nvPicPr>
                         <pic:blipFill>
-                          <a:blip r:embed="rId9" cstate="none"/>
+                          <a:blip r:embed="rId7" cstate="none"/>
                           <a:srcRect/>
                           <a:stretch>
                             <a:fillRect/>
@@ -4449,7 +7123,7 @@
                           </pic:cNvPicPr>
                         </pic:nvPicPr>
                         <pic:blipFill>
-                          <a:blip r:embed="rId14" cstate="none"/>
+                          <a:blip r:embed="rId15" cstate="none"/>
                           <a:srcRect/>
                           <a:stretch>
                             <a:fillRect/>
@@ -4530,7 +7204,7 @@
                           </pic:cNvPicPr>
                         </pic:nvPicPr>
                         <pic:blipFill>
-                          <a:blip r:embed="rId15" cstate="none"/>
+                          <a:blip r:embed="rId14" cstate="none"/>
                           <a:srcRect/>
                           <a:stretch>
                             <a:fillRect/>
@@ -4854,7 +7528,7 @@
                           </pic:cNvPicPr>
                         </pic:nvPicPr>
                         <pic:blipFill>
-                          <a:blip r:embed="rId8" cstate="none"/>
+                          <a:blip r:embed="rId19" cstate="none"/>
                           <a:srcRect/>
                           <a:stretch>
                             <a:fillRect/>

--- a/tools/payment-stickers/naklejky.docx
+++ b/tools/payment-stickers/naklejky.docx
@@ -30,7 +30,7 @@
           <w:sz w:val="18"/>
           <w:szCs w:val="18"/>
         </w:rPr>
-        <w:t xml:space="preserve">Кожна клітинка — один логотип 40 × 40 мм. Жирна чорна рамка — одна наклейка (вирізається разом); пунктир — межа між логотипами всередині наклейки. Щоб перегрупувати: змініть, де жирні лінії (Конструктор таблиць → Межі). Сірий номер у куточку відповідає таблиці «яка каса — що клеїти». Логотипи схематичні: правою кнопкою → Змінити рисунок.</w:t>
+        <w:t xml:space="preserve">Кожна клітинка — один логотип 40 × 40 мм. Жирна чорна рамка — одна наклейка (вирізається разом); тонка сіра лінія — межа між логотипами всередині наклейки. Щоб перегрупувати: змініть, де жирні лінії (Конструктор таблиць → Межі). Сірий номер у куточку відповідає таблиці «яка каса — що клеїти». Логотипи схематичні: правою кнопкою → Змінити рисунок.</w:t>
       </w:r>
     </w:p>
     <w:tbl>
@@ -66,7 +66,7 @@
             <w:tcBorders>
               <w:top w:val="single" w:color="000000" w:sz="48"/>
               <w:left w:val="single" w:color="000000" w:sz="48"/>
-              <w:bottom w:val="dotted" w:color="C8CDD2" w:sz="4"/>
+              <w:bottom w:val="single" w:color="555D66" w:sz="8"/>
               <w:right w:val="single" w:color="000000" w:sz="48"/>
             </w:tcBorders>
             <w:shd w:fill="7BA23A" w:color="auto" w:val="clear"/>
@@ -109,7 +109,7 @@
             <w:tcBorders>
               <w:top w:val="single" w:color="000000" w:sz="48"/>
               <w:left w:val="single" w:color="000000" w:sz="48"/>
-              <w:bottom w:val="dotted" w:color="C8CDD2" w:sz="4"/>
+              <w:bottom w:val="single" w:color="555D66" w:sz="8"/>
               <w:right w:val="single" w:color="000000" w:sz="48"/>
             </w:tcBorders>
             <w:shd w:fill="7BA23A" w:color="auto" w:val="clear"/>
@@ -155,10 +155,10 @@
           <w:tcPr>
             <w:tcW w:type="dxa" w:w="2268"/>
             <w:tcBorders>
-              <w:top w:val="dotted" w:color="C8CDD2" w:sz="4"/>
+              <w:top w:val="single" w:color="555D66" w:sz="8"/>
               <w:left w:val="single" w:color="000000" w:sz="48"/>
               <w:bottom w:val="single" w:color="000000" w:sz="48"/>
-              <w:right w:val="dotted" w:color="C8CDD2" w:sz="4"/>
+              <w:right w:val="single" w:color="555D66" w:sz="8"/>
             </w:tcBorders>
             <w:tcMar>
               <w:top w:type="dxa" w:w="0"/>
@@ -236,10 +236,10 @@
           <w:tcPr>
             <w:tcW w:type="dxa" w:w="2268"/>
             <w:tcBorders>
-              <w:top w:val="dotted" w:color="C8CDD2" w:sz="4"/>
-              <w:left w:val="dotted" w:color="C8CDD2" w:sz="4"/>
+              <w:top w:val="single" w:color="555D66" w:sz="8"/>
+              <w:left w:val="single" w:color="555D66" w:sz="8"/>
               <w:bottom w:val="single" w:color="000000" w:sz="48"/>
-              <w:right w:val="dotted" w:color="C8CDD2" w:sz="4"/>
+              <w:right w:val="single" w:color="555D66" w:sz="8"/>
             </w:tcBorders>
             <w:tcMar>
               <w:top w:type="dxa" w:w="0"/>
@@ -300,8 +300,8 @@
           <w:tcPr>
             <w:tcW w:type="dxa" w:w="2268"/>
             <w:tcBorders>
-              <w:top w:val="dotted" w:color="C8CDD2" w:sz="4"/>
-              <w:left w:val="dotted" w:color="C8CDD2" w:sz="4"/>
+              <w:top w:val="single" w:color="555D66" w:sz="8"/>
+              <w:left w:val="single" w:color="555D66" w:sz="8"/>
               <w:bottom w:val="single" w:color="000000" w:sz="48"/>
               <w:right w:val="single" w:color="000000" w:sz="48"/>
             </w:tcBorders>
@@ -364,10 +364,10 @@
           <w:tcPr>
             <w:tcW w:type="dxa" w:w="2268"/>
             <w:tcBorders>
-              <w:top w:val="dotted" w:color="C8CDD2" w:sz="4"/>
+              <w:top w:val="single" w:color="555D66" w:sz="8"/>
               <w:left w:val="single" w:color="000000" w:sz="48"/>
               <w:bottom w:val="single" w:color="000000" w:sz="48"/>
-              <w:right w:val="dotted" w:color="C8CDD2" w:sz="4"/>
+              <w:right w:val="single" w:color="555D66" w:sz="8"/>
             </w:tcBorders>
             <w:tcMar>
               <w:top w:type="dxa" w:w="0"/>
@@ -445,10 +445,10 @@
           <w:tcPr>
             <w:tcW w:type="dxa" w:w="2268"/>
             <w:tcBorders>
-              <w:top w:val="dotted" w:color="C8CDD2" w:sz="4"/>
-              <w:left w:val="dotted" w:color="C8CDD2" w:sz="4"/>
+              <w:top w:val="single" w:color="555D66" w:sz="8"/>
+              <w:left w:val="single" w:color="555D66" w:sz="8"/>
               <w:bottom w:val="single" w:color="000000" w:sz="48"/>
-              <w:right w:val="dotted" w:color="C8CDD2" w:sz="4"/>
+              <w:right w:val="single" w:color="555D66" w:sz="8"/>
             </w:tcBorders>
             <w:tcMar>
               <w:top w:type="dxa" w:w="0"/>
@@ -509,8 +509,8 @@
           <w:tcPr>
             <w:tcW w:type="dxa" w:w="2268"/>
             <w:tcBorders>
-              <w:top w:val="dotted" w:color="C8CDD2" w:sz="4"/>
-              <w:left w:val="dotted" w:color="C8CDD2" w:sz="4"/>
+              <w:top w:val="single" w:color="555D66" w:sz="8"/>
+              <w:left w:val="single" w:color="555D66" w:sz="8"/>
               <w:bottom w:val="single" w:color="000000" w:sz="48"/>
               <w:right w:val="single" w:color="000000" w:sz="48"/>
             </w:tcBorders>
@@ -582,7 +582,7 @@
             <w:tcBorders>
               <w:top w:val="single" w:color="000000" w:sz="48"/>
               <w:left w:val="single" w:color="000000" w:sz="48"/>
-              <w:bottom w:val="dotted" w:color="C8CDD2" w:sz="4"/>
+              <w:bottom w:val="single" w:color="555D66" w:sz="8"/>
               <w:right w:val="single" w:color="000000" w:sz="48"/>
             </w:tcBorders>
             <w:shd w:fill="7BA23A" w:color="auto" w:val="clear"/>
@@ -625,7 +625,7 @@
               <w:top w:val="single" w:color="000000" w:sz="48"/>
               <w:left w:val="single" w:color="000000" w:sz="48"/>
               <w:bottom w:val="none" w:color="FFFFFF" w:sz="0"/>
-              <w:right w:val="dotted" w:color="C8CDD2" w:sz="4"/>
+              <w:right w:val="none" w:color="FFFFFF" w:sz="0"/>
             </w:tcBorders>
           </w:tcPr>
           <w:p>
@@ -639,9 +639,9 @@
             <w:tcW w:type="dxa" w:w="2268"/>
             <w:tcBorders>
               <w:top w:val="single" w:color="000000" w:sz="48"/>
-              <w:left w:val="dotted" w:color="C8CDD2" w:sz="4"/>
+              <w:left w:val="none" w:color="FFFFFF" w:sz="0"/>
               <w:bottom w:val="none" w:color="FFFFFF" w:sz="0"/>
-              <w:right w:val="dotted" w:color="C8CDD2" w:sz="4"/>
+              <w:right w:val="none" w:color="FFFFFF" w:sz="0"/>
             </w:tcBorders>
           </w:tcPr>
           <w:p>
@@ -655,7 +655,7 @@
             <w:tcW w:type="dxa" w:w="2268"/>
             <w:tcBorders>
               <w:top w:val="single" w:color="000000" w:sz="48"/>
-              <w:left w:val="dotted" w:color="C8CDD2" w:sz="4"/>
+              <w:left w:val="none" w:color="FFFFFF" w:sz="0"/>
               <w:bottom w:val="none" w:color="FFFFFF" w:sz="0"/>
               <w:right w:val="single" w:color="000000" w:sz="48"/>
             </w:tcBorders>
@@ -676,10 +676,10 @@
           <w:tcPr>
             <w:tcW w:type="dxa" w:w="2268"/>
             <w:tcBorders>
-              <w:top w:val="dotted" w:color="C8CDD2" w:sz="4"/>
+              <w:top w:val="single" w:color="555D66" w:sz="8"/>
               <w:left w:val="single" w:color="000000" w:sz="48"/>
-              <w:bottom w:val="dotted" w:color="C8CDD2" w:sz="4"/>
-              <w:right w:val="dotted" w:color="C8CDD2" w:sz="4"/>
+              <w:bottom w:val="single" w:color="555D66" w:sz="8"/>
+              <w:right w:val="single" w:color="555D66" w:sz="8"/>
             </w:tcBorders>
             <w:tcMar>
               <w:top w:type="dxa" w:w="0"/>
@@ -757,10 +757,10 @@
           <w:tcPr>
             <w:tcW w:type="dxa" w:w="2268"/>
             <w:tcBorders>
-              <w:top w:val="dotted" w:color="C8CDD2" w:sz="4"/>
-              <w:left w:val="dotted" w:color="C8CDD2" w:sz="4"/>
-              <w:bottom w:val="dotted" w:color="C8CDD2" w:sz="4"/>
-              <w:right w:val="dotted" w:color="C8CDD2" w:sz="4"/>
+              <w:top w:val="single" w:color="555D66" w:sz="8"/>
+              <w:left w:val="single" w:color="555D66" w:sz="8"/>
+              <w:bottom w:val="single" w:color="555D66" w:sz="8"/>
+              <w:right w:val="single" w:color="555D66" w:sz="8"/>
             </w:tcBorders>
             <w:tcMar>
               <w:top w:type="dxa" w:w="0"/>
@@ -821,9 +821,9 @@
           <w:tcPr>
             <w:tcW w:type="dxa" w:w="2268"/>
             <w:tcBorders>
-              <w:top w:val="dotted" w:color="C8CDD2" w:sz="4"/>
-              <w:left w:val="dotted" w:color="C8CDD2" w:sz="4"/>
-              <w:bottom w:val="dotted" w:color="C8CDD2" w:sz="4"/>
+              <w:top w:val="single" w:color="555D66" w:sz="8"/>
+              <w:left w:val="single" w:color="555D66" w:sz="8"/>
+              <w:bottom w:val="single" w:color="555D66" w:sz="8"/>
               <w:right w:val="single" w:color="000000" w:sz="48"/>
             </w:tcBorders>
             <w:tcMar>
@@ -887,8 +887,8 @@
             <w:tcBorders>
               <w:top w:val="none" w:color="FFFFFF" w:sz="0"/>
               <w:left w:val="single" w:color="000000" w:sz="48"/>
-              <w:bottom w:val="dotted" w:color="C8CDD2" w:sz="4"/>
-              <w:right w:val="dotted" w:color="C8CDD2" w:sz="4"/>
+              <w:bottom w:val="single" w:color="555D66" w:sz="8"/>
+              <w:right w:val="single" w:color="555D66" w:sz="8"/>
             </w:tcBorders>
             <w:tcMar>
               <w:top w:type="dxa" w:w="0"/>
@@ -967,9 +967,9 @@
             <w:tcW w:type="dxa" w:w="2268"/>
             <w:tcBorders>
               <w:top w:val="none" w:color="FFFFFF" w:sz="0"/>
-              <w:left w:val="dotted" w:color="C8CDD2" w:sz="4"/>
-              <w:bottom w:val="dotted" w:color="C8CDD2" w:sz="4"/>
-              <w:right w:val="dotted" w:color="C8CDD2" w:sz="4"/>
+              <w:left w:val="single" w:color="555D66" w:sz="8"/>
+              <w:bottom w:val="single" w:color="555D66" w:sz="8"/>
+              <w:right w:val="single" w:color="555D66" w:sz="8"/>
             </w:tcBorders>
             <w:tcMar>
               <w:top w:type="dxa" w:w="0"/>
@@ -1031,8 +1031,8 @@
             <w:tcW w:type="dxa" w:w="2268"/>
             <w:tcBorders>
               <w:top w:val="none" w:color="FFFFFF" w:sz="0"/>
-              <w:left w:val="dotted" w:color="C8CDD2" w:sz="4"/>
-              <w:bottom w:val="dotted" w:color="C8CDD2" w:sz="4"/>
+              <w:left w:val="single" w:color="555D66" w:sz="8"/>
+              <w:bottom w:val="single" w:color="555D66" w:sz="8"/>
               <w:right w:val="single" w:color="000000" w:sz="48"/>
             </w:tcBorders>
             <w:tcMar>
@@ -1100,10 +1100,10 @@
           <w:tcPr>
             <w:tcW w:type="dxa" w:w="2268"/>
             <w:tcBorders>
-              <w:top w:val="dotted" w:color="C8CDD2" w:sz="4"/>
+              <w:top w:val="single" w:color="555D66" w:sz="8"/>
               <w:left w:val="single" w:color="000000" w:sz="48"/>
               <w:bottom w:val="single" w:color="000000" w:sz="48"/>
-              <w:right w:val="dotted" w:color="C8CDD2" w:sz="4"/>
+              <w:right w:val="single" w:color="555D66" w:sz="8"/>
             </w:tcBorders>
             <w:tcMar>
               <w:top w:type="dxa" w:w="0"/>
@@ -1164,10 +1164,10 @@
           <w:tcPr>
             <w:tcW w:type="dxa" w:w="2268"/>
             <w:tcBorders>
-              <w:top w:val="dotted" w:color="C8CDD2" w:sz="4"/>
-              <w:left w:val="dotted" w:color="C8CDD2" w:sz="4"/>
+              <w:top w:val="single" w:color="555D66" w:sz="8"/>
+              <w:left w:val="single" w:color="555D66" w:sz="8"/>
               <w:bottom w:val="single" w:color="000000" w:sz="48"/>
-              <w:right w:val="dotted" w:color="C8CDD2" w:sz="4"/>
+              <w:right w:val="single" w:color="555D66" w:sz="8"/>
             </w:tcBorders>
             <w:tcMar>
               <w:top w:type="dxa" w:w="0"/>
@@ -1228,8 +1228,8 @@
           <w:tcPr>
             <w:tcW w:type="dxa" w:w="2268"/>
             <w:tcBorders>
-              <w:top w:val="dotted" w:color="C8CDD2" w:sz="4"/>
-              <w:left w:val="dotted" w:color="C8CDD2" w:sz="4"/>
+              <w:top w:val="single" w:color="555D66" w:sz="8"/>
+              <w:left w:val="single" w:color="555D66" w:sz="8"/>
               <w:bottom w:val="single" w:color="000000" w:sz="48"/>
               <w:right w:val="single" w:color="000000" w:sz="48"/>
             </w:tcBorders>
@@ -1292,10 +1292,10 @@
           <w:tcPr>
             <w:tcW w:type="dxa" w:w="2268"/>
             <w:tcBorders>
-              <w:top w:val="dotted" w:color="C8CDD2" w:sz="4"/>
+              <w:top w:val="single" w:color="555D66" w:sz="8"/>
               <w:left w:val="single" w:color="000000" w:sz="48"/>
               <w:bottom w:val="single" w:color="000000" w:sz="48"/>
-              <w:right w:val="dotted" w:color="C8CDD2" w:sz="4"/>
+              <w:right w:val="single" w:color="555D66" w:sz="8"/>
             </w:tcBorders>
             <w:tcMar>
               <w:top w:type="dxa" w:w="0"/>
@@ -1356,10 +1356,10 @@
           <w:tcPr>
             <w:tcW w:type="dxa" w:w="2268"/>
             <w:tcBorders>
-              <w:top w:val="dotted" w:color="C8CDD2" w:sz="4"/>
-              <w:left w:val="dotted" w:color="C8CDD2" w:sz="4"/>
+              <w:top w:val="single" w:color="555D66" w:sz="8"/>
+              <w:left w:val="single" w:color="555D66" w:sz="8"/>
               <w:bottom w:val="single" w:color="000000" w:sz="48"/>
-              <w:right w:val="dotted" w:color="C8CDD2" w:sz="4"/>
+              <w:right w:val="single" w:color="555D66" w:sz="8"/>
             </w:tcBorders>
             <w:tcMar>
               <w:top w:type="dxa" w:w="0"/>
@@ -1420,8 +1420,8 @@
           <w:tcPr>
             <w:tcW w:type="dxa" w:w="2268"/>
             <w:tcBorders>
-              <w:top w:val="dotted" w:color="C8CDD2" w:sz="4"/>
-              <w:left w:val="dotted" w:color="C8CDD2" w:sz="4"/>
+              <w:top w:val="single" w:color="555D66" w:sz="8"/>
+              <w:left w:val="single" w:color="555D66" w:sz="8"/>
               <w:bottom w:val="single" w:color="000000" w:sz="48"/>
               <w:right w:val="single" w:color="000000" w:sz="48"/>
             </w:tcBorders>
@@ -2008,10 +2008,10 @@
           <w:tcPr>
             <w:tcW w:type="dxa" w:w="9000"/>
             <w:tcBorders>
-              <w:top w:val="dotted" w:color="C8CDD2" w:sz="4"/>
-              <w:left w:val="dotted" w:color="C8CDD2" w:sz="4"/>
-              <w:bottom w:val="dotted" w:color="C8CDD2" w:sz="4"/>
-              <w:right w:val="dotted" w:color="C8CDD2" w:sz="4"/>
+              <w:top w:val="single" w:color="555D66" w:sz="8"/>
+              <w:left w:val="single" w:color="555D66" w:sz="8"/>
+              <w:bottom w:val="single" w:color="555D66" w:sz="8"/>
+              <w:right w:val="single" w:color="555D66" w:sz="8"/>
             </w:tcBorders>
             <w:shd w:fill="E6EEDB" w:color="auto" w:val="clear"/>
             <w:tcMar>
@@ -2038,10 +2038,10 @@
           <w:tcPr>
             <w:tcW w:type="dxa" w:w="4200"/>
             <w:tcBorders>
-              <w:top w:val="dotted" w:color="C8CDD2" w:sz="4"/>
-              <w:left w:val="dotted" w:color="C8CDD2" w:sz="4"/>
-              <w:bottom w:val="dotted" w:color="C8CDD2" w:sz="4"/>
-              <w:right w:val="dotted" w:color="C8CDD2" w:sz="4"/>
+              <w:top w:val="single" w:color="555D66" w:sz="8"/>
+              <w:left w:val="single" w:color="555D66" w:sz="8"/>
+              <w:bottom w:val="single" w:color="555D66" w:sz="8"/>
+              <w:right w:val="single" w:color="555D66" w:sz="8"/>
             </w:tcBorders>
             <w:shd w:fill="E6EEDB" w:color="auto" w:val="clear"/>
             <w:tcMar>
@@ -2070,10 +2070,10 @@
           <w:tcPr>
             <w:tcW w:type="dxa" w:w="9000"/>
             <w:tcBorders>
-              <w:top w:val="dotted" w:color="C8CDD2" w:sz="4"/>
-              <w:left w:val="dotted" w:color="C8CDD2" w:sz="4"/>
-              <w:bottom w:val="dotted" w:color="C8CDD2" w:sz="4"/>
-              <w:right w:val="dotted" w:color="C8CDD2" w:sz="4"/>
+              <w:top w:val="single" w:color="555D66" w:sz="8"/>
+              <w:left w:val="single" w:color="555D66" w:sz="8"/>
+              <w:bottom w:val="single" w:color="555D66" w:sz="8"/>
+              <w:right w:val="single" w:color="555D66" w:sz="8"/>
             </w:tcBorders>
             <w:tcMar>
               <w:top w:type="dxa" w:w="50"/>
@@ -2099,10 +2099,10 @@
           <w:tcPr>
             <w:tcW w:type="dxa" w:w="4200"/>
             <w:tcBorders>
-              <w:top w:val="dotted" w:color="C8CDD2" w:sz="4"/>
-              <w:left w:val="dotted" w:color="C8CDD2" w:sz="4"/>
-              <w:bottom w:val="dotted" w:color="C8CDD2" w:sz="4"/>
-              <w:right w:val="dotted" w:color="C8CDD2" w:sz="4"/>
+              <w:top w:val="single" w:color="555D66" w:sz="8"/>
+              <w:left w:val="single" w:color="555D66" w:sz="8"/>
+              <w:bottom w:val="single" w:color="555D66" w:sz="8"/>
+              <w:right w:val="single" w:color="555D66" w:sz="8"/>
             </w:tcBorders>
             <w:tcMar>
               <w:top w:type="dxa" w:w="50"/>
@@ -2130,10 +2130,10 @@
           <w:tcPr>
             <w:tcW w:type="dxa" w:w="9000"/>
             <w:tcBorders>
-              <w:top w:val="dotted" w:color="C8CDD2" w:sz="4"/>
-              <w:left w:val="dotted" w:color="C8CDD2" w:sz="4"/>
-              <w:bottom w:val="dotted" w:color="C8CDD2" w:sz="4"/>
-              <w:right w:val="dotted" w:color="C8CDD2" w:sz="4"/>
+              <w:top w:val="single" w:color="555D66" w:sz="8"/>
+              <w:left w:val="single" w:color="555D66" w:sz="8"/>
+              <w:bottom w:val="single" w:color="555D66" w:sz="8"/>
+              <w:right w:val="single" w:color="555D66" w:sz="8"/>
             </w:tcBorders>
             <w:tcMar>
               <w:top w:type="dxa" w:w="50"/>
@@ -2159,10 +2159,10 @@
           <w:tcPr>
             <w:tcW w:type="dxa" w:w="4200"/>
             <w:tcBorders>
-              <w:top w:val="dotted" w:color="C8CDD2" w:sz="4"/>
-              <w:left w:val="dotted" w:color="C8CDD2" w:sz="4"/>
-              <w:bottom w:val="dotted" w:color="C8CDD2" w:sz="4"/>
-              <w:right w:val="dotted" w:color="C8CDD2" w:sz="4"/>
+              <w:top w:val="single" w:color="555D66" w:sz="8"/>
+              <w:left w:val="single" w:color="555D66" w:sz="8"/>
+              <w:bottom w:val="single" w:color="555D66" w:sz="8"/>
+              <w:right w:val="single" w:color="555D66" w:sz="8"/>
             </w:tcBorders>
             <w:tcMar>
               <w:top w:type="dxa" w:w="50"/>
@@ -2190,10 +2190,10 @@
           <w:tcPr>
             <w:tcW w:type="dxa" w:w="9000"/>
             <w:tcBorders>
-              <w:top w:val="dotted" w:color="C8CDD2" w:sz="4"/>
-              <w:left w:val="dotted" w:color="C8CDD2" w:sz="4"/>
-              <w:bottom w:val="dotted" w:color="C8CDD2" w:sz="4"/>
-              <w:right w:val="dotted" w:color="C8CDD2" w:sz="4"/>
+              <w:top w:val="single" w:color="555D66" w:sz="8"/>
+              <w:left w:val="single" w:color="555D66" w:sz="8"/>
+              <w:bottom w:val="single" w:color="555D66" w:sz="8"/>
+              <w:right w:val="single" w:color="555D66" w:sz="8"/>
             </w:tcBorders>
             <w:tcMar>
               <w:top w:type="dxa" w:w="50"/>
@@ -2219,10 +2219,10 @@
           <w:tcPr>
             <w:tcW w:type="dxa" w:w="4200"/>
             <w:tcBorders>
-              <w:top w:val="dotted" w:color="C8CDD2" w:sz="4"/>
-              <w:left w:val="dotted" w:color="C8CDD2" w:sz="4"/>
-              <w:bottom w:val="dotted" w:color="C8CDD2" w:sz="4"/>
-              <w:right w:val="dotted" w:color="C8CDD2" w:sz="4"/>
+              <w:top w:val="single" w:color="555D66" w:sz="8"/>
+              <w:left w:val="single" w:color="555D66" w:sz="8"/>
+              <w:bottom w:val="single" w:color="555D66" w:sz="8"/>
+              <w:right w:val="single" w:color="555D66" w:sz="8"/>
             </w:tcBorders>
             <w:tcMar>
               <w:top w:type="dxa" w:w="50"/>
@@ -2250,10 +2250,10 @@
           <w:tcPr>
             <w:tcW w:type="dxa" w:w="9000"/>
             <w:tcBorders>
-              <w:top w:val="dotted" w:color="C8CDD2" w:sz="4"/>
-              <w:left w:val="dotted" w:color="C8CDD2" w:sz="4"/>
-              <w:bottom w:val="dotted" w:color="C8CDD2" w:sz="4"/>
-              <w:right w:val="dotted" w:color="C8CDD2" w:sz="4"/>
+              <w:top w:val="single" w:color="555D66" w:sz="8"/>
+              <w:left w:val="single" w:color="555D66" w:sz="8"/>
+              <w:bottom w:val="single" w:color="555D66" w:sz="8"/>
+              <w:right w:val="single" w:color="555D66" w:sz="8"/>
             </w:tcBorders>
             <w:tcMar>
               <w:top w:type="dxa" w:w="50"/>
@@ -2279,10 +2279,10 @@
           <w:tcPr>
             <w:tcW w:type="dxa" w:w="4200"/>
             <w:tcBorders>
-              <w:top w:val="dotted" w:color="C8CDD2" w:sz="4"/>
-              <w:left w:val="dotted" w:color="C8CDD2" w:sz="4"/>
-              <w:bottom w:val="dotted" w:color="C8CDD2" w:sz="4"/>
-              <w:right w:val="dotted" w:color="C8CDD2" w:sz="4"/>
+              <w:top w:val="single" w:color="555D66" w:sz="8"/>
+              <w:left w:val="single" w:color="555D66" w:sz="8"/>
+              <w:bottom w:val="single" w:color="555D66" w:sz="8"/>
+              <w:right w:val="single" w:color="555D66" w:sz="8"/>
             </w:tcBorders>
             <w:tcMar>
               <w:top w:type="dxa" w:w="50"/>
@@ -2310,10 +2310,10 @@
           <w:tcPr>
             <w:tcW w:type="dxa" w:w="9000"/>
             <w:tcBorders>
-              <w:top w:val="dotted" w:color="C8CDD2" w:sz="4"/>
-              <w:left w:val="dotted" w:color="C8CDD2" w:sz="4"/>
-              <w:bottom w:val="dotted" w:color="C8CDD2" w:sz="4"/>
-              <w:right w:val="dotted" w:color="C8CDD2" w:sz="4"/>
+              <w:top w:val="single" w:color="555D66" w:sz="8"/>
+              <w:left w:val="single" w:color="555D66" w:sz="8"/>
+              <w:bottom w:val="single" w:color="555D66" w:sz="8"/>
+              <w:right w:val="single" w:color="555D66" w:sz="8"/>
             </w:tcBorders>
             <w:tcMar>
               <w:top w:type="dxa" w:w="50"/>
@@ -2339,10 +2339,10 @@
           <w:tcPr>
             <w:tcW w:type="dxa" w:w="4200"/>
             <w:tcBorders>
-              <w:top w:val="dotted" w:color="C8CDD2" w:sz="4"/>
-              <w:left w:val="dotted" w:color="C8CDD2" w:sz="4"/>
-              <w:bottom w:val="dotted" w:color="C8CDD2" w:sz="4"/>
-              <w:right w:val="dotted" w:color="C8CDD2" w:sz="4"/>
+              <w:top w:val="single" w:color="555D66" w:sz="8"/>
+              <w:left w:val="single" w:color="555D66" w:sz="8"/>
+              <w:bottom w:val="single" w:color="555D66" w:sz="8"/>
+              <w:right w:val="single" w:color="555D66" w:sz="8"/>
             </w:tcBorders>
             <w:tcMar>
               <w:top w:type="dxa" w:w="50"/>
@@ -2370,10 +2370,10 @@
           <w:tcPr>
             <w:tcW w:type="dxa" w:w="9000"/>
             <w:tcBorders>
-              <w:top w:val="dotted" w:color="C8CDD2" w:sz="4"/>
-              <w:left w:val="dotted" w:color="C8CDD2" w:sz="4"/>
-              <w:bottom w:val="dotted" w:color="C8CDD2" w:sz="4"/>
-              <w:right w:val="dotted" w:color="C8CDD2" w:sz="4"/>
+              <w:top w:val="single" w:color="555D66" w:sz="8"/>
+              <w:left w:val="single" w:color="555D66" w:sz="8"/>
+              <w:bottom w:val="single" w:color="555D66" w:sz="8"/>
+              <w:right w:val="single" w:color="555D66" w:sz="8"/>
             </w:tcBorders>
             <w:tcMar>
               <w:top w:type="dxa" w:w="50"/>
@@ -2399,10 +2399,10 @@
           <w:tcPr>
             <w:tcW w:type="dxa" w:w="4200"/>
             <w:tcBorders>
-              <w:top w:val="dotted" w:color="C8CDD2" w:sz="4"/>
-              <w:left w:val="dotted" w:color="C8CDD2" w:sz="4"/>
-              <w:bottom w:val="dotted" w:color="C8CDD2" w:sz="4"/>
-              <w:right w:val="dotted" w:color="C8CDD2" w:sz="4"/>
+              <w:top w:val="single" w:color="555D66" w:sz="8"/>
+              <w:left w:val="single" w:color="555D66" w:sz="8"/>
+              <w:bottom w:val="single" w:color="555D66" w:sz="8"/>
+              <w:right w:val="single" w:color="555D66" w:sz="8"/>
             </w:tcBorders>
             <w:tcMar>
               <w:top w:type="dxa" w:w="50"/>
@@ -2430,10 +2430,10 @@
           <w:tcPr>
             <w:tcW w:type="dxa" w:w="9000"/>
             <w:tcBorders>
-              <w:top w:val="dotted" w:color="C8CDD2" w:sz="4"/>
-              <w:left w:val="dotted" w:color="C8CDD2" w:sz="4"/>
-              <w:bottom w:val="dotted" w:color="C8CDD2" w:sz="4"/>
-              <w:right w:val="dotted" w:color="C8CDD2" w:sz="4"/>
+              <w:top w:val="single" w:color="555D66" w:sz="8"/>
+              <w:left w:val="single" w:color="555D66" w:sz="8"/>
+              <w:bottom w:val="single" w:color="555D66" w:sz="8"/>
+              <w:right w:val="single" w:color="555D66" w:sz="8"/>
             </w:tcBorders>
             <w:tcMar>
               <w:top w:type="dxa" w:w="50"/>
@@ -2459,10 +2459,10 @@
           <w:tcPr>
             <w:tcW w:type="dxa" w:w="4200"/>
             <w:tcBorders>
-              <w:top w:val="dotted" w:color="C8CDD2" w:sz="4"/>
-              <w:left w:val="dotted" w:color="C8CDD2" w:sz="4"/>
-              <w:bottom w:val="dotted" w:color="C8CDD2" w:sz="4"/>
-              <w:right w:val="dotted" w:color="C8CDD2" w:sz="4"/>
+              <w:top w:val="single" w:color="555D66" w:sz="8"/>
+              <w:left w:val="single" w:color="555D66" w:sz="8"/>
+              <w:bottom w:val="single" w:color="555D66" w:sz="8"/>
+              <w:right w:val="single" w:color="555D66" w:sz="8"/>
             </w:tcBorders>
             <w:tcMar>
               <w:top w:type="dxa" w:w="50"/>
@@ -2490,10 +2490,10 @@
           <w:tcPr>
             <w:tcW w:type="dxa" w:w="9000"/>
             <w:tcBorders>
-              <w:top w:val="dotted" w:color="C8CDD2" w:sz="4"/>
-              <w:left w:val="dotted" w:color="C8CDD2" w:sz="4"/>
-              <w:bottom w:val="dotted" w:color="C8CDD2" w:sz="4"/>
-              <w:right w:val="dotted" w:color="C8CDD2" w:sz="4"/>
+              <w:top w:val="single" w:color="555D66" w:sz="8"/>
+              <w:left w:val="single" w:color="555D66" w:sz="8"/>
+              <w:bottom w:val="single" w:color="555D66" w:sz="8"/>
+              <w:right w:val="single" w:color="555D66" w:sz="8"/>
             </w:tcBorders>
             <w:tcMar>
               <w:top w:type="dxa" w:w="50"/>
@@ -2519,10 +2519,10 @@
           <w:tcPr>
             <w:tcW w:type="dxa" w:w="4200"/>
             <w:tcBorders>
-              <w:top w:val="dotted" w:color="C8CDD2" w:sz="4"/>
-              <w:left w:val="dotted" w:color="C8CDD2" w:sz="4"/>
-              <w:bottom w:val="dotted" w:color="C8CDD2" w:sz="4"/>
-              <w:right w:val="dotted" w:color="C8CDD2" w:sz="4"/>
+              <w:top w:val="single" w:color="555D66" w:sz="8"/>
+              <w:left w:val="single" w:color="555D66" w:sz="8"/>
+              <w:bottom w:val="single" w:color="555D66" w:sz="8"/>
+              <w:right w:val="single" w:color="555D66" w:sz="8"/>
             </w:tcBorders>
             <w:tcMar>
               <w:top w:type="dxa" w:w="50"/>
@@ -2550,10 +2550,10 @@
           <w:tcPr>
             <w:tcW w:type="dxa" w:w="9000"/>
             <w:tcBorders>
-              <w:top w:val="dotted" w:color="C8CDD2" w:sz="4"/>
-              <w:left w:val="dotted" w:color="C8CDD2" w:sz="4"/>
-              <w:bottom w:val="dotted" w:color="C8CDD2" w:sz="4"/>
-              <w:right w:val="dotted" w:color="C8CDD2" w:sz="4"/>
+              <w:top w:val="single" w:color="555D66" w:sz="8"/>
+              <w:left w:val="single" w:color="555D66" w:sz="8"/>
+              <w:bottom w:val="single" w:color="555D66" w:sz="8"/>
+              <w:right w:val="single" w:color="555D66" w:sz="8"/>
             </w:tcBorders>
             <w:tcMar>
               <w:top w:type="dxa" w:w="50"/>
@@ -2579,10 +2579,10 @@
           <w:tcPr>
             <w:tcW w:type="dxa" w:w="4200"/>
             <w:tcBorders>
-              <w:top w:val="dotted" w:color="C8CDD2" w:sz="4"/>
-              <w:left w:val="dotted" w:color="C8CDD2" w:sz="4"/>
-              <w:bottom w:val="dotted" w:color="C8CDD2" w:sz="4"/>
-              <w:right w:val="dotted" w:color="C8CDD2" w:sz="4"/>
+              <w:top w:val="single" w:color="555D66" w:sz="8"/>
+              <w:left w:val="single" w:color="555D66" w:sz="8"/>
+              <w:bottom w:val="single" w:color="555D66" w:sz="8"/>
+              <w:right w:val="single" w:color="555D66" w:sz="8"/>
             </w:tcBorders>
             <w:tcMar>
               <w:top w:type="dxa" w:w="50"/>
@@ -2610,10 +2610,10 @@
           <w:tcPr>
             <w:tcW w:type="dxa" w:w="9000"/>
             <w:tcBorders>
-              <w:top w:val="dotted" w:color="C8CDD2" w:sz="4"/>
-              <w:left w:val="dotted" w:color="C8CDD2" w:sz="4"/>
-              <w:bottom w:val="dotted" w:color="C8CDD2" w:sz="4"/>
-              <w:right w:val="dotted" w:color="C8CDD2" w:sz="4"/>
+              <w:top w:val="single" w:color="555D66" w:sz="8"/>
+              <w:left w:val="single" w:color="555D66" w:sz="8"/>
+              <w:bottom w:val="single" w:color="555D66" w:sz="8"/>
+              <w:right w:val="single" w:color="555D66" w:sz="8"/>
             </w:tcBorders>
             <w:tcMar>
               <w:top w:type="dxa" w:w="50"/>
@@ -2639,10 +2639,10 @@
           <w:tcPr>
             <w:tcW w:type="dxa" w:w="4200"/>
             <w:tcBorders>
-              <w:top w:val="dotted" w:color="C8CDD2" w:sz="4"/>
-              <w:left w:val="dotted" w:color="C8CDD2" w:sz="4"/>
-              <w:bottom w:val="dotted" w:color="C8CDD2" w:sz="4"/>
-              <w:right w:val="dotted" w:color="C8CDD2" w:sz="4"/>
+              <w:top w:val="single" w:color="555D66" w:sz="8"/>
+              <w:left w:val="single" w:color="555D66" w:sz="8"/>
+              <w:bottom w:val="single" w:color="555D66" w:sz="8"/>
+              <w:right w:val="single" w:color="555D66" w:sz="8"/>
             </w:tcBorders>
             <w:tcMar>
               <w:top w:type="dxa" w:w="50"/>
@@ -2704,7 +2704,7 @@
           <w:sz w:val="18"/>
           <w:szCs w:val="18"/>
         </w:rPr>
-        <w:t xml:space="preserve">Кожна клітинка — один логотип 40 × 40 мм. Жирна чорна рамка — одна наклейка (вирізається разом); пунктир — межа між логотипами всередині наклейки. Щоб перегрупувати: змініть, де жирні лінії (Конструктор таблиць → Межі). Сірий номер у куточку відповідає таблиці «яка каса — що клеїти». Логотипи схематичні: правою кнопкою → Змінити рисунок.</w:t>
+        <w:t xml:space="preserve">Кожна клітинка — один логотип 40 × 40 мм. Жирна чорна рамка — одна наклейка (вирізається разом); тонка сіра лінія — межа між логотипами всередині наклейки. Щоб перегрупувати: змініть, де жирні лінії (Конструктор таблиць → Межі). Сірий номер у куточку відповідає таблиці «яка каса — що клеїти». Логотипи схематичні: правою кнопкою → Змінити рисунок.</w:t>
       </w:r>
     </w:p>
     <w:tbl>
@@ -2741,7 +2741,7 @@
             <w:tcBorders>
               <w:top w:val="single" w:color="000000" w:sz="48"/>
               <w:left w:val="single" w:color="000000" w:sz="48"/>
-              <w:bottom w:val="dotted" w:color="C8CDD2" w:sz="4"/>
+              <w:bottom w:val="single" w:color="555D66" w:sz="8"/>
               <w:right w:val="single" w:color="000000" w:sz="48"/>
             </w:tcBorders>
             <w:shd w:fill="7BA23A" w:color="auto" w:val="clear"/>
@@ -2784,7 +2784,7 @@
             <w:tcBorders>
               <w:top w:val="single" w:color="000000" w:sz="48"/>
               <w:left w:val="single" w:color="000000" w:sz="48"/>
-              <w:bottom w:val="dotted" w:color="C8CDD2" w:sz="4"/>
+              <w:bottom w:val="single" w:color="555D66" w:sz="8"/>
               <w:right w:val="single" w:color="000000" w:sz="48"/>
             </w:tcBorders>
             <w:shd w:fill="7BA23A" w:color="auto" w:val="clear"/>
@@ -2827,7 +2827,7 @@
             <w:tcBorders>
               <w:top w:val="single" w:color="000000" w:sz="48"/>
               <w:left w:val="single" w:color="000000" w:sz="48"/>
-              <w:bottom w:val="dotted" w:color="C8CDD2" w:sz="4"/>
+              <w:bottom w:val="single" w:color="555D66" w:sz="8"/>
               <w:right w:val="single" w:color="000000" w:sz="48"/>
             </w:tcBorders>
             <w:shd w:fill="7BA23A" w:color="auto" w:val="clear"/>
@@ -2873,10 +2873,10 @@
           <w:tcPr>
             <w:tcW w:type="dxa" w:w="2268"/>
             <w:tcBorders>
-              <w:top w:val="dotted" w:color="C8CDD2" w:sz="4"/>
+              <w:top w:val="single" w:color="555D66" w:sz="8"/>
               <w:left w:val="single" w:color="000000" w:sz="48"/>
               <w:bottom w:val="single" w:color="000000" w:sz="48"/>
-              <w:right w:val="dotted" w:color="C8CDD2" w:sz="4"/>
+              <w:right w:val="single" w:color="555D66" w:sz="8"/>
             </w:tcBorders>
             <w:tcMar>
               <w:top w:type="dxa" w:w="0"/>
@@ -2954,8 +2954,8 @@
           <w:tcPr>
             <w:tcW w:type="dxa" w:w="2268"/>
             <w:tcBorders>
-              <w:top w:val="dotted" w:color="C8CDD2" w:sz="4"/>
-              <w:left w:val="dotted" w:color="C8CDD2" w:sz="4"/>
+              <w:top w:val="single" w:color="555D66" w:sz="8"/>
+              <w:left w:val="single" w:color="555D66" w:sz="8"/>
               <w:bottom w:val="single" w:color="000000" w:sz="48"/>
               <w:right w:val="single" w:color="000000" w:sz="48"/>
             </w:tcBorders>
@@ -3018,10 +3018,10 @@
           <w:tcPr>
             <w:tcW w:type="dxa" w:w="2268"/>
             <w:tcBorders>
-              <w:top w:val="dotted" w:color="C8CDD2" w:sz="4"/>
+              <w:top w:val="single" w:color="555D66" w:sz="8"/>
               <w:left w:val="single" w:color="000000" w:sz="48"/>
               <w:bottom w:val="single" w:color="000000" w:sz="48"/>
-              <w:right w:val="dotted" w:color="C8CDD2" w:sz="4"/>
+              <w:right w:val="single" w:color="555D66" w:sz="8"/>
             </w:tcBorders>
             <w:tcMar>
               <w:top w:type="dxa" w:w="0"/>
@@ -3099,10 +3099,10 @@
           <w:tcPr>
             <w:tcW w:type="dxa" w:w="2268"/>
             <w:tcBorders>
-              <w:top w:val="dotted" w:color="C8CDD2" w:sz="4"/>
-              <w:left w:val="dotted" w:color="C8CDD2" w:sz="4"/>
+              <w:top w:val="single" w:color="555D66" w:sz="8"/>
+              <w:left w:val="single" w:color="555D66" w:sz="8"/>
               <w:bottom w:val="single" w:color="000000" w:sz="48"/>
-              <w:right w:val="dotted" w:color="C8CDD2" w:sz="4"/>
+              <w:right w:val="single" w:color="555D66" w:sz="8"/>
             </w:tcBorders>
             <w:tcMar>
               <w:top w:type="dxa" w:w="0"/>
@@ -3163,8 +3163,8 @@
           <w:tcPr>
             <w:tcW w:type="dxa" w:w="2268"/>
             <w:tcBorders>
-              <w:top w:val="dotted" w:color="C8CDD2" w:sz="4"/>
-              <w:left w:val="dotted" w:color="C8CDD2" w:sz="4"/>
+              <w:top w:val="single" w:color="555D66" w:sz="8"/>
+              <w:left w:val="single" w:color="555D66" w:sz="8"/>
               <w:bottom w:val="single" w:color="000000" w:sz="48"/>
               <w:right w:val="single" w:color="000000" w:sz="48"/>
             </w:tcBorders>
@@ -3227,10 +3227,10 @@
           <w:tcPr>
             <w:tcW w:type="dxa" w:w="2268"/>
             <w:tcBorders>
-              <w:top w:val="dotted" w:color="C8CDD2" w:sz="4"/>
+              <w:top w:val="single" w:color="555D66" w:sz="8"/>
               <w:left w:val="single" w:color="000000" w:sz="48"/>
               <w:bottom w:val="single" w:color="000000" w:sz="48"/>
-              <w:right w:val="dotted" w:color="C8CDD2" w:sz="4"/>
+              <w:right w:val="single" w:color="555D66" w:sz="8"/>
             </w:tcBorders>
             <w:tcMar>
               <w:top w:type="dxa" w:w="0"/>
@@ -3308,8 +3308,8 @@
           <w:tcPr>
             <w:tcW w:type="dxa" w:w="2268"/>
             <w:tcBorders>
-              <w:top w:val="dotted" w:color="C8CDD2" w:sz="4"/>
-              <w:left w:val="dotted" w:color="C8CDD2" w:sz="4"/>
+              <w:top w:val="single" w:color="555D66" w:sz="8"/>
+              <w:left w:val="single" w:color="555D66" w:sz="8"/>
               <w:bottom w:val="single" w:color="000000" w:sz="48"/>
               <w:right w:val="single" w:color="000000" w:sz="48"/>
             </w:tcBorders>
@@ -3381,7 +3381,7 @@
               <w:top w:val="single" w:color="000000" w:sz="48"/>
               <w:left w:val="single" w:color="000000" w:sz="48"/>
               <w:bottom w:val="single" w:color="000000" w:sz="48"/>
-              <w:right w:val="dotted" w:color="C8CDD2" w:sz="4"/>
+              <w:right w:val="single" w:color="555D66" w:sz="8"/>
             </w:tcBorders>
             <w:tcMar>
               <w:top w:type="dxa" w:w="0"/>
@@ -3460,9 +3460,9 @@
             <w:tcW w:type="dxa" w:w="2268"/>
             <w:tcBorders>
               <w:top w:val="single" w:color="000000" w:sz="48"/>
-              <w:left w:val="dotted" w:color="C8CDD2" w:sz="4"/>
+              <w:left w:val="single" w:color="555D66" w:sz="8"/>
               <w:bottom w:val="single" w:color="000000" w:sz="48"/>
-              <w:right w:val="dotted" w:color="C8CDD2" w:sz="4"/>
+              <w:right w:val="single" w:color="555D66" w:sz="8"/>
             </w:tcBorders>
             <w:tcMar>
               <w:top w:type="dxa" w:w="0"/>
@@ -3524,9 +3524,9 @@
             <w:tcW w:type="dxa" w:w="2268"/>
             <w:tcBorders>
               <w:top w:val="single" w:color="000000" w:sz="48"/>
-              <w:left w:val="dotted" w:color="C8CDD2" w:sz="4"/>
+              <w:left w:val="single" w:color="555D66" w:sz="8"/>
               <w:bottom w:val="single" w:color="000000" w:sz="48"/>
-              <w:right w:val="dotted" w:color="C8CDD2" w:sz="4"/>
+              <w:right w:val="single" w:color="555D66" w:sz="8"/>
             </w:tcBorders>
             <w:tcMar>
               <w:top w:type="dxa" w:w="0"/>
@@ -3588,9 +3588,9 @@
             <w:tcW w:type="dxa" w:w="2268"/>
             <w:tcBorders>
               <w:top w:val="single" w:color="000000" w:sz="48"/>
-              <w:left w:val="dotted" w:color="C8CDD2" w:sz="4"/>
+              <w:left w:val="single" w:color="555D66" w:sz="8"/>
               <w:bottom w:val="single" w:color="000000" w:sz="48"/>
-              <w:right w:val="dotted" w:color="C8CDD2" w:sz="4"/>
+              <w:right w:val="single" w:color="555D66" w:sz="8"/>
             </w:tcBorders>
             <w:tcMar>
               <w:top w:type="dxa" w:w="0"/>
@@ -3652,9 +3652,9 @@
             <w:tcW w:type="dxa" w:w="2268"/>
             <w:tcBorders>
               <w:top w:val="single" w:color="000000" w:sz="48"/>
-              <w:left w:val="dotted" w:color="C8CDD2" w:sz="4"/>
+              <w:left w:val="single" w:color="555D66" w:sz="8"/>
               <w:bottom w:val="single" w:color="000000" w:sz="48"/>
-              <w:right w:val="dotted" w:color="C8CDD2" w:sz="4"/>
+              <w:right w:val="single" w:color="555D66" w:sz="8"/>
             </w:tcBorders>
             <w:tcMar>
               <w:top w:type="dxa" w:w="0"/>
@@ -3716,7 +3716,7 @@
             <w:tcW w:type="dxa" w:w="2268"/>
             <w:tcBorders>
               <w:top w:val="single" w:color="000000" w:sz="48"/>
-              <w:left w:val="dotted" w:color="C8CDD2" w:sz="4"/>
+              <w:left w:val="single" w:color="555D66" w:sz="8"/>
               <w:bottom w:val="single" w:color="000000" w:sz="48"/>
               <w:right w:val="single" w:color="000000" w:sz="48"/>
             </w:tcBorders>
@@ -3868,8 +3868,8 @@
             <w:tcBorders>
               <w:top w:val="single" w:color="000000" w:sz="48"/>
               <w:left w:val="single" w:color="000000" w:sz="48"/>
-              <w:bottom w:val="dotted" w:color="C8CDD2" w:sz="4"/>
-              <w:right w:val="dotted" w:color="C8CDD2" w:sz="4"/>
+              <w:bottom w:val="single" w:color="555D66" w:sz="8"/>
+              <w:right w:val="single" w:color="555D66" w:sz="8"/>
             </w:tcBorders>
             <w:tcMar>
               <w:top w:type="dxa" w:w="0"/>
@@ -3948,9 +3948,9 @@
             <w:tcW w:type="dxa" w:w="2268"/>
             <w:tcBorders>
               <w:top w:val="single" w:color="000000" w:sz="48"/>
-              <w:left w:val="dotted" w:color="C8CDD2" w:sz="4"/>
-              <w:bottom w:val="dotted" w:color="C8CDD2" w:sz="4"/>
-              <w:right w:val="dotted" w:color="C8CDD2" w:sz="4"/>
+              <w:left w:val="single" w:color="555D66" w:sz="8"/>
+              <w:bottom w:val="single" w:color="555D66" w:sz="8"/>
+              <w:right w:val="single" w:color="555D66" w:sz="8"/>
             </w:tcBorders>
             <w:tcMar>
               <w:top w:type="dxa" w:w="0"/>
@@ -4012,8 +4012,8 @@
             <w:tcW w:type="dxa" w:w="2268"/>
             <w:tcBorders>
               <w:top w:val="single" w:color="000000" w:sz="48"/>
-              <w:left w:val="dotted" w:color="C8CDD2" w:sz="4"/>
-              <w:bottom w:val="dotted" w:color="C8CDD2" w:sz="4"/>
+              <w:left w:val="single" w:color="555D66" w:sz="8"/>
+              <w:bottom w:val="single" w:color="555D66" w:sz="8"/>
               <w:right w:val="single" w:color="000000" w:sz="48"/>
             </w:tcBorders>
             <w:tcMar>
@@ -4405,10 +4405,10 @@
           <w:tcPr>
             <w:tcW w:type="dxa" w:w="2268"/>
             <w:tcBorders>
-              <w:top w:val="dotted" w:color="C8CDD2" w:sz="4"/>
+              <w:top w:val="single" w:color="555D66" w:sz="8"/>
               <w:left w:val="single" w:color="000000" w:sz="48"/>
               <w:bottom w:val="single" w:color="000000" w:sz="48"/>
-              <w:right w:val="dotted" w:color="C8CDD2" w:sz="4"/>
+              <w:right w:val="single" w:color="555D66" w:sz="8"/>
             </w:tcBorders>
             <w:tcMar>
               <w:top w:type="dxa" w:w="0"/>
@@ -4469,10 +4469,10 @@
           <w:tcPr>
             <w:tcW w:type="dxa" w:w="2268"/>
             <w:tcBorders>
-              <w:top w:val="dotted" w:color="C8CDD2" w:sz="4"/>
-              <w:left w:val="dotted" w:color="C8CDD2" w:sz="4"/>
+              <w:top w:val="single" w:color="555D66" w:sz="8"/>
+              <w:left w:val="single" w:color="555D66" w:sz="8"/>
               <w:bottom w:val="single" w:color="000000" w:sz="48"/>
-              <w:right w:val="dotted" w:color="C8CDD2" w:sz="4"/>
+              <w:right w:val="single" w:color="555D66" w:sz="8"/>
             </w:tcBorders>
             <w:tcMar>
               <w:top w:type="dxa" w:w="0"/>
@@ -4533,8 +4533,8 @@
           <w:tcPr>
             <w:tcW w:type="dxa" w:w="2268"/>
             <w:tcBorders>
-              <w:top w:val="dotted" w:color="C8CDD2" w:sz="4"/>
-              <w:left w:val="dotted" w:color="C8CDD2" w:sz="4"/>
+              <w:top w:val="single" w:color="555D66" w:sz="8"/>
+              <w:left w:val="single" w:color="555D66" w:sz="8"/>
               <w:bottom w:val="single" w:color="000000" w:sz="48"/>
               <w:right w:val="single" w:color="000000" w:sz="48"/>
             </w:tcBorders>
@@ -4600,7 +4600,7 @@
               <w:top w:val="single" w:color="000000" w:sz="48"/>
               <w:left w:val="single" w:color="000000" w:sz="48"/>
               <w:bottom w:val="single" w:color="000000" w:sz="48"/>
-              <w:right w:val="dotted" w:color="C8CDD2" w:sz="4"/>
+              <w:right w:val="single" w:color="555D66" w:sz="8"/>
             </w:tcBorders>
             <w:tcMar>
               <w:top w:type="dxa" w:w="0"/>
@@ -4679,7 +4679,7 @@
             <w:tcW w:type="dxa" w:w="2268"/>
             <w:tcBorders>
               <w:top w:val="single" w:color="000000" w:sz="48"/>
-              <w:left w:val="dotted" w:color="C8CDD2" w:sz="4"/>
+              <w:left w:val="single" w:color="555D66" w:sz="8"/>
               <w:bottom w:val="single" w:color="000000" w:sz="48"/>
               <w:right w:val="single" w:color="000000" w:sz="48"/>
             </w:tcBorders>
@@ -4913,7 +4913,7 @@
               <w:top w:val="single" w:color="000000" w:sz="48"/>
               <w:left w:val="single" w:color="000000" w:sz="48"/>
               <w:bottom w:val="single" w:color="000000" w:sz="48"/>
-              <w:right w:val="dotted" w:color="C8CDD2" w:sz="4"/>
+              <w:right w:val="single" w:color="555D66" w:sz="8"/>
             </w:tcBorders>
             <w:tcMar>
               <w:top w:type="dxa" w:w="0"/>
@@ -4992,9 +4992,9 @@
             <w:tcW w:type="dxa" w:w="2268"/>
             <w:tcBorders>
               <w:top w:val="single" w:color="000000" w:sz="48"/>
-              <w:left w:val="dotted" w:color="C8CDD2" w:sz="4"/>
+              <w:left w:val="single" w:color="555D66" w:sz="8"/>
               <w:bottom w:val="single" w:color="000000" w:sz="48"/>
-              <w:right w:val="dotted" w:color="C8CDD2" w:sz="4"/>
+              <w:right w:val="single" w:color="555D66" w:sz="8"/>
             </w:tcBorders>
             <w:tcMar>
               <w:top w:type="dxa" w:w="0"/>
@@ -5056,9 +5056,9 @@
             <w:tcW w:type="dxa" w:w="2268"/>
             <w:tcBorders>
               <w:top w:val="single" w:color="000000" w:sz="48"/>
-              <w:left w:val="dotted" w:color="C8CDD2" w:sz="4"/>
+              <w:left w:val="single" w:color="555D66" w:sz="8"/>
               <w:bottom w:val="single" w:color="000000" w:sz="48"/>
-              <w:right w:val="dotted" w:color="C8CDD2" w:sz="4"/>
+              <w:right w:val="single" w:color="555D66" w:sz="8"/>
             </w:tcBorders>
             <w:tcMar>
               <w:top w:type="dxa" w:w="0"/>
@@ -5120,9 +5120,9 @@
             <w:tcW w:type="dxa" w:w="2268"/>
             <w:tcBorders>
               <w:top w:val="single" w:color="000000" w:sz="48"/>
-              <w:left w:val="dotted" w:color="C8CDD2" w:sz="4"/>
+              <w:left w:val="single" w:color="555D66" w:sz="8"/>
               <w:bottom w:val="single" w:color="000000" w:sz="48"/>
-              <w:right w:val="dotted" w:color="C8CDD2" w:sz="4"/>
+              <w:right w:val="single" w:color="555D66" w:sz="8"/>
             </w:tcBorders>
             <w:tcMar>
               <w:top w:type="dxa" w:w="0"/>
@@ -5184,7 +5184,7 @@
             <w:tcW w:type="dxa" w:w="2268"/>
             <w:tcBorders>
               <w:top w:val="single" w:color="000000" w:sz="48"/>
-              <w:left w:val="dotted" w:color="C8CDD2" w:sz="4"/>
+              <w:left w:val="single" w:color="555D66" w:sz="8"/>
               <w:bottom w:val="single" w:color="000000" w:sz="48"/>
               <w:right w:val="single" w:color="000000" w:sz="48"/>
             </w:tcBorders>
@@ -5472,7 +5472,7 @@
             <w:tcBorders>
               <w:top w:val="single" w:color="000000" w:sz="48"/>
               <w:left w:val="single" w:color="000000" w:sz="48"/>
-              <w:bottom w:val="dotted" w:color="C8CDD2" w:sz="4"/>
+              <w:bottom w:val="single" w:color="555D66" w:sz="8"/>
               <w:right w:val="single" w:color="000000" w:sz="48"/>
             </w:tcBorders>
             <w:shd w:fill="7BA23A" w:color="auto" w:val="clear"/>
@@ -5515,7 +5515,7 @@
             <w:tcBorders>
               <w:top w:val="single" w:color="000000" w:sz="48"/>
               <w:left w:val="single" w:color="000000" w:sz="48"/>
-              <w:bottom w:val="dotted" w:color="C8CDD2" w:sz="4"/>
+              <w:bottom w:val="single" w:color="555D66" w:sz="8"/>
               <w:right w:val="single" w:color="000000" w:sz="48"/>
             </w:tcBorders>
             <w:shd w:fill="7BA23A" w:color="auto" w:val="clear"/>
@@ -5558,7 +5558,7 @@
             <w:tcBorders>
               <w:top w:val="single" w:color="000000" w:sz="48"/>
               <w:left w:val="single" w:color="000000" w:sz="48"/>
-              <w:bottom w:val="dotted" w:color="C8CDD2" w:sz="4"/>
+              <w:bottom w:val="single" w:color="555D66" w:sz="8"/>
               <w:right w:val="single" w:color="000000" w:sz="48"/>
             </w:tcBorders>
             <w:shd w:fill="7BA23A" w:color="auto" w:val="clear"/>
@@ -5601,7 +5601,7 @@
             <w:tcBorders>
               <w:top w:val="single" w:color="000000" w:sz="48"/>
               <w:left w:val="single" w:color="000000" w:sz="48"/>
-              <w:bottom w:val="dotted" w:color="C8CDD2" w:sz="4"/>
+              <w:bottom w:val="single" w:color="555D66" w:sz="8"/>
               <w:right w:val="single" w:color="000000" w:sz="48"/>
             </w:tcBorders>
             <w:shd w:fill="7BA23A" w:color="auto" w:val="clear"/>
@@ -5647,10 +5647,10 @@
           <w:tcPr>
             <w:tcW w:type="dxa" w:w="2268"/>
             <w:tcBorders>
-              <w:top w:val="dotted" w:color="C8CDD2" w:sz="4"/>
+              <w:top w:val="single" w:color="555D66" w:sz="8"/>
               <w:left w:val="single" w:color="000000" w:sz="48"/>
               <w:bottom w:val="single" w:color="000000" w:sz="48"/>
-              <w:right w:val="dotted" w:color="C8CDD2" w:sz="4"/>
+              <w:right w:val="single" w:color="555D66" w:sz="8"/>
             </w:tcBorders>
             <w:tcMar>
               <w:top w:type="dxa" w:w="0"/>
@@ -5728,8 +5728,8 @@
           <w:tcPr>
             <w:tcW w:type="dxa" w:w="2268"/>
             <w:tcBorders>
-              <w:top w:val="dotted" w:color="C8CDD2" w:sz="4"/>
-              <w:left w:val="dotted" w:color="C8CDD2" w:sz="4"/>
+              <w:top w:val="single" w:color="555D66" w:sz="8"/>
+              <w:left w:val="single" w:color="555D66" w:sz="8"/>
               <w:bottom w:val="single" w:color="000000" w:sz="48"/>
               <w:right w:val="single" w:color="000000" w:sz="48"/>
             </w:tcBorders>
@@ -5792,10 +5792,10 @@
           <w:tcPr>
             <w:tcW w:type="dxa" w:w="2268"/>
             <w:tcBorders>
-              <w:top w:val="dotted" w:color="C8CDD2" w:sz="4"/>
+              <w:top w:val="single" w:color="555D66" w:sz="8"/>
               <w:left w:val="single" w:color="000000" w:sz="48"/>
-              <w:bottom w:val="dotted" w:color="C8CDD2" w:sz="4"/>
-              <w:right w:val="dotted" w:color="C8CDD2" w:sz="4"/>
+              <w:bottom w:val="single" w:color="555D66" w:sz="8"/>
+              <w:right w:val="single" w:color="555D66" w:sz="8"/>
             </w:tcBorders>
             <w:tcMar>
               <w:top w:type="dxa" w:w="0"/>
@@ -5873,10 +5873,10 @@
           <w:tcPr>
             <w:tcW w:type="dxa" w:w="2268"/>
             <w:tcBorders>
-              <w:top w:val="dotted" w:color="C8CDD2" w:sz="4"/>
-              <w:left w:val="dotted" w:color="C8CDD2" w:sz="4"/>
-              <w:bottom w:val="dotted" w:color="C8CDD2" w:sz="4"/>
-              <w:right w:val="dotted" w:color="C8CDD2" w:sz="4"/>
+              <w:top w:val="single" w:color="555D66" w:sz="8"/>
+              <w:left w:val="single" w:color="555D66" w:sz="8"/>
+              <w:bottom w:val="single" w:color="555D66" w:sz="8"/>
+              <w:right w:val="single" w:color="555D66" w:sz="8"/>
             </w:tcBorders>
             <w:tcMar>
               <w:top w:type="dxa" w:w="0"/>
@@ -5937,9 +5937,9 @@
           <w:tcPr>
             <w:tcW w:type="dxa" w:w="2268"/>
             <w:tcBorders>
-              <w:top w:val="dotted" w:color="C8CDD2" w:sz="4"/>
-              <w:left w:val="dotted" w:color="C8CDD2" w:sz="4"/>
-              <w:bottom w:val="dotted" w:color="C8CDD2" w:sz="4"/>
+              <w:top w:val="single" w:color="555D66" w:sz="8"/>
+              <w:left w:val="single" w:color="555D66" w:sz="8"/>
+              <w:bottom w:val="single" w:color="555D66" w:sz="8"/>
               <w:right w:val="single" w:color="000000" w:sz="48"/>
             </w:tcBorders>
             <w:tcMar>
@@ -6001,10 +6001,10 @@
           <w:tcPr>
             <w:tcW w:type="dxa" w:w="2268"/>
             <w:tcBorders>
-              <w:top w:val="dotted" w:color="C8CDD2" w:sz="4"/>
+              <w:top w:val="single" w:color="555D66" w:sz="8"/>
               <w:left w:val="single" w:color="000000" w:sz="48"/>
               <w:bottom w:val="single" w:color="000000" w:sz="48"/>
-              <w:right w:val="dotted" w:color="C8CDD2" w:sz="4"/>
+              <w:right w:val="single" w:color="555D66" w:sz="8"/>
             </w:tcBorders>
             <w:tcMar>
               <w:top w:type="dxa" w:w="0"/>
@@ -6082,10 +6082,10 @@
           <w:tcPr>
             <w:tcW w:type="dxa" w:w="2268"/>
             <w:tcBorders>
-              <w:top w:val="dotted" w:color="C8CDD2" w:sz="4"/>
-              <w:left w:val="dotted" w:color="C8CDD2" w:sz="4"/>
+              <w:top w:val="single" w:color="555D66" w:sz="8"/>
+              <w:left w:val="single" w:color="555D66" w:sz="8"/>
               <w:bottom w:val="single" w:color="000000" w:sz="48"/>
-              <w:right w:val="dotted" w:color="C8CDD2" w:sz="4"/>
+              <w:right w:val="single" w:color="555D66" w:sz="8"/>
             </w:tcBorders>
             <w:tcMar>
               <w:top w:type="dxa" w:w="0"/>
@@ -6146,8 +6146,8 @@
           <w:tcPr>
             <w:tcW w:type="dxa" w:w="2268"/>
             <w:tcBorders>
-              <w:top w:val="dotted" w:color="C8CDD2" w:sz="4"/>
-              <w:left w:val="dotted" w:color="C8CDD2" w:sz="4"/>
+              <w:top w:val="single" w:color="555D66" w:sz="8"/>
+              <w:left w:val="single" w:color="555D66" w:sz="8"/>
               <w:bottom w:val="single" w:color="000000" w:sz="48"/>
               <w:right w:val="single" w:color="000000" w:sz="48"/>
             </w:tcBorders>
@@ -6210,10 +6210,10 @@
           <w:tcPr>
             <w:tcW w:type="dxa" w:w="2268"/>
             <w:tcBorders>
-              <w:top w:val="dotted" w:color="C8CDD2" w:sz="4"/>
+              <w:top w:val="single" w:color="555D66" w:sz="8"/>
               <w:left w:val="single" w:color="000000" w:sz="48"/>
               <w:bottom w:val="single" w:color="000000" w:sz="48"/>
-              <w:right w:val="dotted" w:color="C8CDD2" w:sz="4"/>
+              <w:right w:val="single" w:color="555D66" w:sz="8"/>
             </w:tcBorders>
             <w:tcMar>
               <w:top w:type="dxa" w:w="0"/>
@@ -6291,10 +6291,10 @@
           <w:tcPr>
             <w:tcW w:type="dxa" w:w="2268"/>
             <w:tcBorders>
-              <w:top w:val="dotted" w:color="C8CDD2" w:sz="4"/>
-              <w:left w:val="dotted" w:color="C8CDD2" w:sz="4"/>
+              <w:top w:val="single" w:color="555D66" w:sz="8"/>
+              <w:left w:val="single" w:color="555D66" w:sz="8"/>
               <w:bottom w:val="single" w:color="000000" w:sz="48"/>
-              <w:right w:val="dotted" w:color="C8CDD2" w:sz="4"/>
+              <w:right w:val="single" w:color="555D66" w:sz="8"/>
             </w:tcBorders>
             <w:tcMar>
               <w:top w:type="dxa" w:w="0"/>
@@ -6355,10 +6355,10 @@
           <w:tcPr>
             <w:tcW w:type="dxa" w:w="2268"/>
             <w:tcBorders>
-              <w:top w:val="dotted" w:color="C8CDD2" w:sz="4"/>
-              <w:left w:val="dotted" w:color="C8CDD2" w:sz="4"/>
+              <w:top w:val="single" w:color="555D66" w:sz="8"/>
+              <w:left w:val="single" w:color="555D66" w:sz="8"/>
               <w:bottom w:val="single" w:color="000000" w:sz="48"/>
-              <w:right w:val="dotted" w:color="C8CDD2" w:sz="4"/>
+              <w:right w:val="single" w:color="555D66" w:sz="8"/>
             </w:tcBorders>
             <w:tcMar>
               <w:top w:type="dxa" w:w="0"/>
@@ -6419,10 +6419,10 @@
           <w:tcPr>
             <w:tcW w:type="dxa" w:w="2268"/>
             <w:tcBorders>
-              <w:top w:val="dotted" w:color="C8CDD2" w:sz="4"/>
-              <w:left w:val="dotted" w:color="C8CDD2" w:sz="4"/>
+              <w:top w:val="single" w:color="555D66" w:sz="8"/>
+              <w:left w:val="single" w:color="555D66" w:sz="8"/>
               <w:bottom w:val="single" w:color="000000" w:sz="48"/>
-              <w:right w:val="dotted" w:color="C8CDD2" w:sz="4"/>
+              <w:right w:val="single" w:color="555D66" w:sz="8"/>
             </w:tcBorders>
             <w:tcMar>
               <w:top w:type="dxa" w:w="0"/>
@@ -6483,8 +6483,8 @@
           <w:tcPr>
             <w:tcW w:type="dxa" w:w="2268"/>
             <w:tcBorders>
-              <w:top w:val="dotted" w:color="C8CDD2" w:sz="4"/>
-              <w:left w:val="dotted" w:color="C8CDD2" w:sz="4"/>
+              <w:top w:val="single" w:color="555D66" w:sz="8"/>
+              <w:left w:val="single" w:color="555D66" w:sz="8"/>
               <w:bottom w:val="single" w:color="000000" w:sz="48"/>
               <w:right w:val="single" w:color="000000" w:sz="48"/>
             </w:tcBorders>
@@ -6715,10 +6715,10 @@
           <w:tcPr>
             <w:tcW w:type="dxa" w:w="2268"/>
             <w:tcBorders>
-              <w:top w:val="dotted" w:color="C8CDD2" w:sz="4"/>
+              <w:top w:val="single" w:color="555D66" w:sz="8"/>
               <w:left w:val="single" w:color="000000" w:sz="48"/>
               <w:bottom w:val="single" w:color="000000" w:sz="48"/>
-              <w:right w:val="dotted" w:color="C8CDD2" w:sz="4"/>
+              <w:right w:val="single" w:color="555D66" w:sz="8"/>
             </w:tcBorders>
             <w:tcMar>
               <w:top w:type="dxa" w:w="0"/>
@@ -6779,10 +6779,10 @@
           <w:tcPr>
             <w:tcW w:type="dxa" w:w="2268"/>
             <w:tcBorders>
-              <w:top w:val="dotted" w:color="C8CDD2" w:sz="4"/>
-              <w:left w:val="dotted" w:color="C8CDD2" w:sz="4"/>
+              <w:top w:val="single" w:color="555D66" w:sz="8"/>
+              <w:left w:val="single" w:color="555D66" w:sz="8"/>
               <w:bottom w:val="single" w:color="000000" w:sz="48"/>
-              <w:right w:val="dotted" w:color="C8CDD2" w:sz="4"/>
+              <w:right w:val="single" w:color="555D66" w:sz="8"/>
             </w:tcBorders>
             <w:tcMar>
               <w:top w:type="dxa" w:w="0"/>
@@ -6843,8 +6843,8 @@
           <w:tcPr>
             <w:tcW w:type="dxa" w:w="2268"/>
             <w:tcBorders>
-              <w:top w:val="dotted" w:color="C8CDD2" w:sz="4"/>
-              <w:left w:val="dotted" w:color="C8CDD2" w:sz="4"/>
+              <w:top w:val="single" w:color="555D66" w:sz="8"/>
+              <w:left w:val="single" w:color="555D66" w:sz="8"/>
               <w:bottom w:val="single" w:color="000000" w:sz="48"/>
               <w:right w:val="single" w:color="000000" w:sz="48"/>
             </w:tcBorders>
@@ -7602,10 +7602,10 @@
           <w:tcPr>
             <w:tcW w:type="dxa" w:w="7000"/>
             <w:tcBorders>
-              <w:top w:val="dotted" w:color="C8CDD2" w:sz="4"/>
-              <w:left w:val="dotted" w:color="C8CDD2" w:sz="4"/>
-              <w:bottom w:val="dotted" w:color="C8CDD2" w:sz="4"/>
-              <w:right w:val="dotted" w:color="C8CDD2" w:sz="4"/>
+              <w:top w:val="single" w:color="555D66" w:sz="8"/>
+              <w:left w:val="single" w:color="555D66" w:sz="8"/>
+              <w:bottom w:val="single" w:color="555D66" w:sz="8"/>
+              <w:right w:val="single" w:color="555D66" w:sz="8"/>
             </w:tcBorders>
             <w:shd w:fill="E6EEDB" w:color="auto" w:val="clear"/>
             <w:tcMar>
@@ -7632,10 +7632,10 @@
           <w:tcPr>
             <w:tcW w:type="dxa" w:w="4200"/>
             <w:tcBorders>
-              <w:top w:val="dotted" w:color="C8CDD2" w:sz="4"/>
-              <w:left w:val="dotted" w:color="C8CDD2" w:sz="4"/>
-              <w:bottom w:val="dotted" w:color="C8CDD2" w:sz="4"/>
-              <w:right w:val="dotted" w:color="C8CDD2" w:sz="4"/>
+              <w:top w:val="single" w:color="555D66" w:sz="8"/>
+              <w:left w:val="single" w:color="555D66" w:sz="8"/>
+              <w:bottom w:val="single" w:color="555D66" w:sz="8"/>
+              <w:right w:val="single" w:color="555D66" w:sz="8"/>
             </w:tcBorders>
             <w:shd w:fill="E6EEDB" w:color="auto" w:val="clear"/>
             <w:tcMar>
@@ -7662,10 +7662,10 @@
           <w:tcPr>
             <w:tcW w:type="dxa" w:w="4200"/>
             <w:tcBorders>
-              <w:top w:val="dotted" w:color="C8CDD2" w:sz="4"/>
-              <w:left w:val="dotted" w:color="C8CDD2" w:sz="4"/>
-              <w:bottom w:val="dotted" w:color="C8CDD2" w:sz="4"/>
-              <w:right w:val="dotted" w:color="C8CDD2" w:sz="4"/>
+              <w:top w:val="single" w:color="555D66" w:sz="8"/>
+              <w:left w:val="single" w:color="555D66" w:sz="8"/>
+              <w:bottom w:val="single" w:color="555D66" w:sz="8"/>
+              <w:right w:val="single" w:color="555D66" w:sz="8"/>
             </w:tcBorders>
             <w:shd w:fill="E6EEDB" w:color="auto" w:val="clear"/>
             <w:tcMar>
@@ -7694,10 +7694,10 @@
           <w:tcPr>
             <w:tcW w:type="dxa" w:w="7000"/>
             <w:tcBorders>
-              <w:top w:val="dotted" w:color="C8CDD2" w:sz="4"/>
-              <w:left w:val="dotted" w:color="C8CDD2" w:sz="4"/>
-              <w:bottom w:val="dotted" w:color="C8CDD2" w:sz="4"/>
-              <w:right w:val="dotted" w:color="C8CDD2" w:sz="4"/>
+              <w:top w:val="single" w:color="555D66" w:sz="8"/>
+              <w:left w:val="single" w:color="555D66" w:sz="8"/>
+              <w:bottom w:val="single" w:color="555D66" w:sz="8"/>
+              <w:right w:val="single" w:color="555D66" w:sz="8"/>
             </w:tcBorders>
             <w:tcMar>
               <w:top w:type="dxa" w:w="60"/>
@@ -7723,10 +7723,10 @@
           <w:tcPr>
             <w:tcW w:type="dxa" w:w="4200"/>
             <w:tcBorders>
-              <w:top w:val="dotted" w:color="C8CDD2" w:sz="4"/>
-              <w:left w:val="dotted" w:color="C8CDD2" w:sz="4"/>
-              <w:bottom w:val="dotted" w:color="C8CDD2" w:sz="4"/>
-              <w:right w:val="dotted" w:color="C8CDD2" w:sz="4"/>
+              <w:top w:val="single" w:color="555D66" w:sz="8"/>
+              <w:left w:val="single" w:color="555D66" w:sz="8"/>
+              <w:bottom w:val="single" w:color="555D66" w:sz="8"/>
+              <w:right w:val="single" w:color="555D66" w:sz="8"/>
             </w:tcBorders>
             <w:tcMar>
               <w:top w:type="dxa" w:w="60"/>
@@ -7752,10 +7752,10 @@
           <w:tcPr>
             <w:tcW w:type="dxa" w:w="4200"/>
             <w:tcBorders>
-              <w:top w:val="dotted" w:color="C8CDD2" w:sz="4"/>
-              <w:left w:val="dotted" w:color="C8CDD2" w:sz="4"/>
-              <w:bottom w:val="dotted" w:color="C8CDD2" w:sz="4"/>
-              <w:right w:val="dotted" w:color="C8CDD2" w:sz="4"/>
+              <w:top w:val="single" w:color="555D66" w:sz="8"/>
+              <w:left w:val="single" w:color="555D66" w:sz="8"/>
+              <w:bottom w:val="single" w:color="555D66" w:sz="8"/>
+              <w:right w:val="single" w:color="555D66" w:sz="8"/>
             </w:tcBorders>
             <w:tcMar>
               <w:top w:type="dxa" w:w="60"/>
@@ -7783,10 +7783,10 @@
           <w:tcPr>
             <w:tcW w:type="dxa" w:w="7000"/>
             <w:tcBorders>
-              <w:top w:val="dotted" w:color="C8CDD2" w:sz="4"/>
-              <w:left w:val="dotted" w:color="C8CDD2" w:sz="4"/>
-              <w:bottom w:val="dotted" w:color="C8CDD2" w:sz="4"/>
-              <w:right w:val="dotted" w:color="C8CDD2" w:sz="4"/>
+              <w:top w:val="single" w:color="555D66" w:sz="8"/>
+              <w:left w:val="single" w:color="555D66" w:sz="8"/>
+              <w:bottom w:val="single" w:color="555D66" w:sz="8"/>
+              <w:right w:val="single" w:color="555D66" w:sz="8"/>
             </w:tcBorders>
             <w:tcMar>
               <w:top w:type="dxa" w:w="60"/>
@@ -7812,10 +7812,10 @@
           <w:tcPr>
             <w:tcW w:type="dxa" w:w="4200"/>
             <w:tcBorders>
-              <w:top w:val="dotted" w:color="C8CDD2" w:sz="4"/>
-              <w:left w:val="dotted" w:color="C8CDD2" w:sz="4"/>
-              <w:bottom w:val="dotted" w:color="C8CDD2" w:sz="4"/>
-              <w:right w:val="dotted" w:color="C8CDD2" w:sz="4"/>
+              <w:top w:val="single" w:color="555D66" w:sz="8"/>
+              <w:left w:val="single" w:color="555D66" w:sz="8"/>
+              <w:bottom w:val="single" w:color="555D66" w:sz="8"/>
+              <w:right w:val="single" w:color="555D66" w:sz="8"/>
             </w:tcBorders>
             <w:tcMar>
               <w:top w:type="dxa" w:w="60"/>
@@ -7841,10 +7841,10 @@
           <w:tcPr>
             <w:tcW w:type="dxa" w:w="4200"/>
             <w:tcBorders>
-              <w:top w:val="dotted" w:color="C8CDD2" w:sz="4"/>
-              <w:left w:val="dotted" w:color="C8CDD2" w:sz="4"/>
-              <w:bottom w:val="dotted" w:color="C8CDD2" w:sz="4"/>
-              <w:right w:val="dotted" w:color="C8CDD2" w:sz="4"/>
+              <w:top w:val="single" w:color="555D66" w:sz="8"/>
+              <w:left w:val="single" w:color="555D66" w:sz="8"/>
+              <w:bottom w:val="single" w:color="555D66" w:sz="8"/>
+              <w:right w:val="single" w:color="555D66" w:sz="8"/>
             </w:tcBorders>
             <w:tcMar>
               <w:top w:type="dxa" w:w="60"/>
@@ -7872,10 +7872,10 @@
           <w:tcPr>
             <w:tcW w:type="dxa" w:w="7000"/>
             <w:tcBorders>
-              <w:top w:val="dotted" w:color="C8CDD2" w:sz="4"/>
-              <w:left w:val="dotted" w:color="C8CDD2" w:sz="4"/>
-              <w:bottom w:val="dotted" w:color="C8CDD2" w:sz="4"/>
-              <w:right w:val="dotted" w:color="C8CDD2" w:sz="4"/>
+              <w:top w:val="single" w:color="555D66" w:sz="8"/>
+              <w:left w:val="single" w:color="555D66" w:sz="8"/>
+              <w:bottom w:val="single" w:color="555D66" w:sz="8"/>
+              <w:right w:val="single" w:color="555D66" w:sz="8"/>
             </w:tcBorders>
             <w:tcMar>
               <w:top w:type="dxa" w:w="60"/>
@@ -7901,10 +7901,10 @@
           <w:tcPr>
             <w:tcW w:type="dxa" w:w="4200"/>
             <w:tcBorders>
-              <w:top w:val="dotted" w:color="C8CDD2" w:sz="4"/>
-              <w:left w:val="dotted" w:color="C8CDD2" w:sz="4"/>
-              <w:bottom w:val="dotted" w:color="C8CDD2" w:sz="4"/>
-              <w:right w:val="dotted" w:color="C8CDD2" w:sz="4"/>
+              <w:top w:val="single" w:color="555D66" w:sz="8"/>
+              <w:left w:val="single" w:color="555D66" w:sz="8"/>
+              <w:bottom w:val="single" w:color="555D66" w:sz="8"/>
+              <w:right w:val="single" w:color="555D66" w:sz="8"/>
             </w:tcBorders>
             <w:tcMar>
               <w:top w:type="dxa" w:w="60"/>
@@ -7930,10 +7930,10 @@
           <w:tcPr>
             <w:tcW w:type="dxa" w:w="4200"/>
             <w:tcBorders>
-              <w:top w:val="dotted" w:color="C8CDD2" w:sz="4"/>
-              <w:left w:val="dotted" w:color="C8CDD2" w:sz="4"/>
-              <w:bottom w:val="dotted" w:color="C8CDD2" w:sz="4"/>
-              <w:right w:val="dotted" w:color="C8CDD2" w:sz="4"/>
+              <w:top w:val="single" w:color="555D66" w:sz="8"/>
+              <w:left w:val="single" w:color="555D66" w:sz="8"/>
+              <w:bottom w:val="single" w:color="555D66" w:sz="8"/>
+              <w:right w:val="single" w:color="555D66" w:sz="8"/>
             </w:tcBorders>
             <w:tcMar>
               <w:top w:type="dxa" w:w="60"/>
@@ -7961,10 +7961,10 @@
           <w:tcPr>
             <w:tcW w:type="dxa" w:w="7000"/>
             <w:tcBorders>
-              <w:top w:val="dotted" w:color="C8CDD2" w:sz="4"/>
-              <w:left w:val="dotted" w:color="C8CDD2" w:sz="4"/>
-              <w:bottom w:val="dotted" w:color="C8CDD2" w:sz="4"/>
-              <w:right w:val="dotted" w:color="C8CDD2" w:sz="4"/>
+              <w:top w:val="single" w:color="555D66" w:sz="8"/>
+              <w:left w:val="single" w:color="555D66" w:sz="8"/>
+              <w:bottom w:val="single" w:color="555D66" w:sz="8"/>
+              <w:right w:val="single" w:color="555D66" w:sz="8"/>
             </w:tcBorders>
             <w:tcMar>
               <w:top w:type="dxa" w:w="60"/>
@@ -7990,10 +7990,10 @@
           <w:tcPr>
             <w:tcW w:type="dxa" w:w="4200"/>
             <w:tcBorders>
-              <w:top w:val="dotted" w:color="C8CDD2" w:sz="4"/>
-              <w:left w:val="dotted" w:color="C8CDD2" w:sz="4"/>
-              <w:bottom w:val="dotted" w:color="C8CDD2" w:sz="4"/>
-              <w:right w:val="dotted" w:color="C8CDD2" w:sz="4"/>
+              <w:top w:val="single" w:color="555D66" w:sz="8"/>
+              <w:left w:val="single" w:color="555D66" w:sz="8"/>
+              <w:bottom w:val="single" w:color="555D66" w:sz="8"/>
+              <w:right w:val="single" w:color="555D66" w:sz="8"/>
             </w:tcBorders>
             <w:tcMar>
               <w:top w:type="dxa" w:w="60"/>
@@ -8019,10 +8019,10 @@
           <w:tcPr>
             <w:tcW w:type="dxa" w:w="4200"/>
             <w:tcBorders>
-              <w:top w:val="dotted" w:color="C8CDD2" w:sz="4"/>
-              <w:left w:val="dotted" w:color="C8CDD2" w:sz="4"/>
-              <w:bottom w:val="dotted" w:color="C8CDD2" w:sz="4"/>
-              <w:right w:val="dotted" w:color="C8CDD2" w:sz="4"/>
+              <w:top w:val="single" w:color="555D66" w:sz="8"/>
+              <w:left w:val="single" w:color="555D66" w:sz="8"/>
+              <w:bottom w:val="single" w:color="555D66" w:sz="8"/>
+              <w:right w:val="single" w:color="555D66" w:sz="8"/>
             </w:tcBorders>
             <w:tcMar>
               <w:top w:type="dxa" w:w="60"/>
@@ -8050,10 +8050,10 @@
           <w:tcPr>
             <w:tcW w:type="dxa" w:w="7000"/>
             <w:tcBorders>
-              <w:top w:val="dotted" w:color="C8CDD2" w:sz="4"/>
-              <w:left w:val="dotted" w:color="C8CDD2" w:sz="4"/>
-              <w:bottom w:val="dotted" w:color="C8CDD2" w:sz="4"/>
-              <w:right w:val="dotted" w:color="C8CDD2" w:sz="4"/>
+              <w:top w:val="single" w:color="555D66" w:sz="8"/>
+              <w:left w:val="single" w:color="555D66" w:sz="8"/>
+              <w:bottom w:val="single" w:color="555D66" w:sz="8"/>
+              <w:right w:val="single" w:color="555D66" w:sz="8"/>
             </w:tcBorders>
             <w:tcMar>
               <w:top w:type="dxa" w:w="60"/>
@@ -8079,10 +8079,10 @@
           <w:tcPr>
             <w:tcW w:type="dxa" w:w="4200"/>
             <w:tcBorders>
-              <w:top w:val="dotted" w:color="C8CDD2" w:sz="4"/>
-              <w:left w:val="dotted" w:color="C8CDD2" w:sz="4"/>
-              <w:bottom w:val="dotted" w:color="C8CDD2" w:sz="4"/>
-              <w:right w:val="dotted" w:color="C8CDD2" w:sz="4"/>
+              <w:top w:val="single" w:color="555D66" w:sz="8"/>
+              <w:left w:val="single" w:color="555D66" w:sz="8"/>
+              <w:bottom w:val="single" w:color="555D66" w:sz="8"/>
+              <w:right w:val="single" w:color="555D66" w:sz="8"/>
             </w:tcBorders>
             <w:tcMar>
               <w:top w:type="dxa" w:w="60"/>
@@ -8108,10 +8108,10 @@
           <w:tcPr>
             <w:tcW w:type="dxa" w:w="4200"/>
             <w:tcBorders>
-              <w:top w:val="dotted" w:color="C8CDD2" w:sz="4"/>
-              <w:left w:val="dotted" w:color="C8CDD2" w:sz="4"/>
-              <w:bottom w:val="dotted" w:color="C8CDD2" w:sz="4"/>
-              <w:right w:val="dotted" w:color="C8CDD2" w:sz="4"/>
+              <w:top w:val="single" w:color="555D66" w:sz="8"/>
+              <w:left w:val="single" w:color="555D66" w:sz="8"/>
+              <w:bottom w:val="single" w:color="555D66" w:sz="8"/>
+              <w:right w:val="single" w:color="555D66" w:sz="8"/>
             </w:tcBorders>
             <w:tcMar>
               <w:top w:type="dxa" w:w="60"/>
@@ -8139,10 +8139,10 @@
           <w:tcPr>
             <w:tcW w:type="dxa" w:w="7000"/>
             <w:tcBorders>
-              <w:top w:val="dotted" w:color="C8CDD2" w:sz="4"/>
-              <w:left w:val="dotted" w:color="C8CDD2" w:sz="4"/>
-              <w:bottom w:val="dotted" w:color="C8CDD2" w:sz="4"/>
-              <w:right w:val="dotted" w:color="C8CDD2" w:sz="4"/>
+              <w:top w:val="single" w:color="555D66" w:sz="8"/>
+              <w:left w:val="single" w:color="555D66" w:sz="8"/>
+              <w:bottom w:val="single" w:color="555D66" w:sz="8"/>
+              <w:right w:val="single" w:color="555D66" w:sz="8"/>
             </w:tcBorders>
             <w:tcMar>
               <w:top w:type="dxa" w:w="60"/>
@@ -8168,10 +8168,10 @@
           <w:tcPr>
             <w:tcW w:type="dxa" w:w="4200"/>
             <w:tcBorders>
-              <w:top w:val="dotted" w:color="C8CDD2" w:sz="4"/>
-              <w:left w:val="dotted" w:color="C8CDD2" w:sz="4"/>
-              <w:bottom w:val="dotted" w:color="C8CDD2" w:sz="4"/>
-              <w:right w:val="dotted" w:color="C8CDD2" w:sz="4"/>
+              <w:top w:val="single" w:color="555D66" w:sz="8"/>
+              <w:left w:val="single" w:color="555D66" w:sz="8"/>
+              <w:bottom w:val="single" w:color="555D66" w:sz="8"/>
+              <w:right w:val="single" w:color="555D66" w:sz="8"/>
             </w:tcBorders>
             <w:tcMar>
               <w:top w:type="dxa" w:w="60"/>
@@ -8197,10 +8197,10 @@
           <w:tcPr>
             <w:tcW w:type="dxa" w:w="4200"/>
             <w:tcBorders>
-              <w:top w:val="dotted" w:color="C8CDD2" w:sz="4"/>
-              <w:left w:val="dotted" w:color="C8CDD2" w:sz="4"/>
-              <w:bottom w:val="dotted" w:color="C8CDD2" w:sz="4"/>
-              <w:right w:val="dotted" w:color="C8CDD2" w:sz="4"/>
+              <w:top w:val="single" w:color="555D66" w:sz="8"/>
+              <w:left w:val="single" w:color="555D66" w:sz="8"/>
+              <w:bottom w:val="single" w:color="555D66" w:sz="8"/>
+              <w:right w:val="single" w:color="555D66" w:sz="8"/>
             </w:tcBorders>
             <w:tcMar>
               <w:top w:type="dxa" w:w="60"/>
@@ -8228,10 +8228,10 @@
           <w:tcPr>
             <w:tcW w:type="dxa" w:w="7000"/>
             <w:tcBorders>
-              <w:top w:val="dotted" w:color="C8CDD2" w:sz="4"/>
-              <w:left w:val="dotted" w:color="C8CDD2" w:sz="4"/>
-              <w:bottom w:val="dotted" w:color="C8CDD2" w:sz="4"/>
-              <w:right w:val="dotted" w:color="C8CDD2" w:sz="4"/>
+              <w:top w:val="single" w:color="555D66" w:sz="8"/>
+              <w:left w:val="single" w:color="555D66" w:sz="8"/>
+              <w:bottom w:val="single" w:color="555D66" w:sz="8"/>
+              <w:right w:val="single" w:color="555D66" w:sz="8"/>
             </w:tcBorders>
             <w:tcMar>
               <w:top w:type="dxa" w:w="60"/>
@@ -8257,10 +8257,10 @@
           <w:tcPr>
             <w:tcW w:type="dxa" w:w="4200"/>
             <w:tcBorders>
-              <w:top w:val="dotted" w:color="C8CDD2" w:sz="4"/>
-              <w:left w:val="dotted" w:color="C8CDD2" w:sz="4"/>
-              <w:bottom w:val="dotted" w:color="C8CDD2" w:sz="4"/>
-              <w:right w:val="dotted" w:color="C8CDD2" w:sz="4"/>
+              <w:top w:val="single" w:color="555D66" w:sz="8"/>
+              <w:left w:val="single" w:color="555D66" w:sz="8"/>
+              <w:bottom w:val="single" w:color="555D66" w:sz="8"/>
+              <w:right w:val="single" w:color="555D66" w:sz="8"/>
             </w:tcBorders>
             <w:tcMar>
               <w:top w:type="dxa" w:w="60"/>
@@ -8286,10 +8286,10 @@
           <w:tcPr>
             <w:tcW w:type="dxa" w:w="4200"/>
             <w:tcBorders>
-              <w:top w:val="dotted" w:color="C8CDD2" w:sz="4"/>
-              <w:left w:val="dotted" w:color="C8CDD2" w:sz="4"/>
-              <w:bottom w:val="dotted" w:color="C8CDD2" w:sz="4"/>
-              <w:right w:val="dotted" w:color="C8CDD2" w:sz="4"/>
+              <w:top w:val="single" w:color="555D66" w:sz="8"/>
+              <w:left w:val="single" w:color="555D66" w:sz="8"/>
+              <w:bottom w:val="single" w:color="555D66" w:sz="8"/>
+              <w:right w:val="single" w:color="555D66" w:sz="8"/>
             </w:tcBorders>
             <w:tcMar>
               <w:top w:type="dxa" w:w="60"/>
@@ -8317,10 +8317,10 @@
           <w:tcPr>
             <w:tcW w:type="dxa" w:w="7000"/>
             <w:tcBorders>
-              <w:top w:val="dotted" w:color="C8CDD2" w:sz="4"/>
-              <w:left w:val="dotted" w:color="C8CDD2" w:sz="4"/>
-              <w:bottom w:val="dotted" w:color="C8CDD2" w:sz="4"/>
-              <w:right w:val="dotted" w:color="C8CDD2" w:sz="4"/>
+              <w:top w:val="single" w:color="555D66" w:sz="8"/>
+              <w:left w:val="single" w:color="555D66" w:sz="8"/>
+              <w:bottom w:val="single" w:color="555D66" w:sz="8"/>
+              <w:right w:val="single" w:color="555D66" w:sz="8"/>
             </w:tcBorders>
             <w:tcMar>
               <w:top w:type="dxa" w:w="60"/>
@@ -8346,10 +8346,10 @@
           <w:tcPr>
             <w:tcW w:type="dxa" w:w="4200"/>
             <w:tcBorders>
-              <w:top w:val="dotted" w:color="C8CDD2" w:sz="4"/>
-              <w:left w:val="dotted" w:color="C8CDD2" w:sz="4"/>
-              <w:bottom w:val="dotted" w:color="C8CDD2" w:sz="4"/>
-              <w:right w:val="dotted" w:color="C8CDD2" w:sz="4"/>
+              <w:top w:val="single" w:color="555D66" w:sz="8"/>
+              <w:left w:val="single" w:color="555D66" w:sz="8"/>
+              <w:bottom w:val="single" w:color="555D66" w:sz="8"/>
+              <w:right w:val="single" w:color="555D66" w:sz="8"/>
             </w:tcBorders>
             <w:tcMar>
               <w:top w:type="dxa" w:w="60"/>
@@ -8375,10 +8375,10 @@
           <w:tcPr>
             <w:tcW w:type="dxa" w:w="4200"/>
             <w:tcBorders>
-              <w:top w:val="dotted" w:color="C8CDD2" w:sz="4"/>
-              <w:left w:val="dotted" w:color="C8CDD2" w:sz="4"/>
-              <w:bottom w:val="dotted" w:color="C8CDD2" w:sz="4"/>
-              <w:right w:val="dotted" w:color="C8CDD2" w:sz="4"/>
+              <w:top w:val="single" w:color="555D66" w:sz="8"/>
+              <w:left w:val="single" w:color="555D66" w:sz="8"/>
+              <w:bottom w:val="single" w:color="555D66" w:sz="8"/>
+              <w:right w:val="single" w:color="555D66" w:sz="8"/>
             </w:tcBorders>
             <w:tcMar>
               <w:top w:type="dxa" w:w="60"/>
@@ -8406,10 +8406,10 @@
           <w:tcPr>
             <w:tcW w:type="dxa" w:w="7000"/>
             <w:tcBorders>
-              <w:top w:val="dotted" w:color="C8CDD2" w:sz="4"/>
-              <w:left w:val="dotted" w:color="C8CDD2" w:sz="4"/>
-              <w:bottom w:val="dotted" w:color="C8CDD2" w:sz="4"/>
-              <w:right w:val="dotted" w:color="C8CDD2" w:sz="4"/>
+              <w:top w:val="single" w:color="555D66" w:sz="8"/>
+              <w:left w:val="single" w:color="555D66" w:sz="8"/>
+              <w:bottom w:val="single" w:color="555D66" w:sz="8"/>
+              <w:right w:val="single" w:color="555D66" w:sz="8"/>
             </w:tcBorders>
             <w:tcMar>
               <w:top w:type="dxa" w:w="60"/>
@@ -8435,10 +8435,10 @@
           <w:tcPr>
             <w:tcW w:type="dxa" w:w="4200"/>
             <w:tcBorders>
-              <w:top w:val="dotted" w:color="C8CDD2" w:sz="4"/>
-              <w:left w:val="dotted" w:color="C8CDD2" w:sz="4"/>
-              <w:bottom w:val="dotted" w:color="C8CDD2" w:sz="4"/>
-              <w:right w:val="dotted" w:color="C8CDD2" w:sz="4"/>
+              <w:top w:val="single" w:color="555D66" w:sz="8"/>
+              <w:left w:val="single" w:color="555D66" w:sz="8"/>
+              <w:bottom w:val="single" w:color="555D66" w:sz="8"/>
+              <w:right w:val="single" w:color="555D66" w:sz="8"/>
             </w:tcBorders>
             <w:tcMar>
               <w:top w:type="dxa" w:w="60"/>
@@ -8464,10 +8464,10 @@
           <w:tcPr>
             <w:tcW w:type="dxa" w:w="4200"/>
             <w:tcBorders>
-              <w:top w:val="dotted" w:color="C8CDD2" w:sz="4"/>
-              <w:left w:val="dotted" w:color="C8CDD2" w:sz="4"/>
-              <w:bottom w:val="dotted" w:color="C8CDD2" w:sz="4"/>
-              <w:right w:val="dotted" w:color="C8CDD2" w:sz="4"/>
+              <w:top w:val="single" w:color="555D66" w:sz="8"/>
+              <w:left w:val="single" w:color="555D66" w:sz="8"/>
+              <w:bottom w:val="single" w:color="555D66" w:sz="8"/>
+              <w:right w:val="single" w:color="555D66" w:sz="8"/>
             </w:tcBorders>
             <w:tcMar>
               <w:top w:type="dxa" w:w="60"/>
@@ -8495,10 +8495,10 @@
           <w:tcPr>
             <w:tcW w:type="dxa" w:w="7000"/>
             <w:tcBorders>
-              <w:top w:val="dotted" w:color="C8CDD2" w:sz="4"/>
-              <w:left w:val="dotted" w:color="C8CDD2" w:sz="4"/>
-              <w:bottom w:val="dotted" w:color="C8CDD2" w:sz="4"/>
-              <w:right w:val="dotted" w:color="C8CDD2" w:sz="4"/>
+              <w:top w:val="single" w:color="555D66" w:sz="8"/>
+              <w:left w:val="single" w:color="555D66" w:sz="8"/>
+              <w:bottom w:val="single" w:color="555D66" w:sz="8"/>
+              <w:right w:val="single" w:color="555D66" w:sz="8"/>
             </w:tcBorders>
             <w:tcMar>
               <w:top w:type="dxa" w:w="60"/>
@@ -8524,10 +8524,10 @@
           <w:tcPr>
             <w:tcW w:type="dxa" w:w="4200"/>
             <w:tcBorders>
-              <w:top w:val="dotted" w:color="C8CDD2" w:sz="4"/>
-              <w:left w:val="dotted" w:color="C8CDD2" w:sz="4"/>
-              <w:bottom w:val="dotted" w:color="C8CDD2" w:sz="4"/>
-              <w:right w:val="dotted" w:color="C8CDD2" w:sz="4"/>
+              <w:top w:val="single" w:color="555D66" w:sz="8"/>
+              <w:left w:val="single" w:color="555D66" w:sz="8"/>
+              <w:bottom w:val="single" w:color="555D66" w:sz="8"/>
+              <w:right w:val="single" w:color="555D66" w:sz="8"/>
             </w:tcBorders>
             <w:tcMar>
               <w:top w:type="dxa" w:w="60"/>
@@ -8553,10 +8553,10 @@
           <w:tcPr>
             <w:tcW w:type="dxa" w:w="4200"/>
             <w:tcBorders>
-              <w:top w:val="dotted" w:color="C8CDD2" w:sz="4"/>
-              <w:left w:val="dotted" w:color="C8CDD2" w:sz="4"/>
-              <w:bottom w:val="dotted" w:color="C8CDD2" w:sz="4"/>
-              <w:right w:val="dotted" w:color="C8CDD2" w:sz="4"/>
+              <w:top w:val="single" w:color="555D66" w:sz="8"/>
+              <w:left w:val="single" w:color="555D66" w:sz="8"/>
+              <w:bottom w:val="single" w:color="555D66" w:sz="8"/>
+              <w:right w:val="single" w:color="555D66" w:sz="8"/>
             </w:tcBorders>
             <w:tcMar>
               <w:top w:type="dxa" w:w="60"/>
@@ -8584,10 +8584,10 @@
           <w:tcPr>
             <w:tcW w:type="dxa" w:w="7000"/>
             <w:tcBorders>
-              <w:top w:val="dotted" w:color="C8CDD2" w:sz="4"/>
-              <w:left w:val="dotted" w:color="C8CDD2" w:sz="4"/>
-              <w:bottom w:val="dotted" w:color="C8CDD2" w:sz="4"/>
-              <w:right w:val="dotted" w:color="C8CDD2" w:sz="4"/>
+              <w:top w:val="single" w:color="555D66" w:sz="8"/>
+              <w:left w:val="single" w:color="555D66" w:sz="8"/>
+              <w:bottom w:val="single" w:color="555D66" w:sz="8"/>
+              <w:right w:val="single" w:color="555D66" w:sz="8"/>
             </w:tcBorders>
             <w:tcMar>
               <w:top w:type="dxa" w:w="60"/>
@@ -8613,10 +8613,10 @@
           <w:tcPr>
             <w:tcW w:type="dxa" w:w="4200"/>
             <w:tcBorders>
-              <w:top w:val="dotted" w:color="C8CDD2" w:sz="4"/>
-              <w:left w:val="dotted" w:color="C8CDD2" w:sz="4"/>
-              <w:bottom w:val="dotted" w:color="C8CDD2" w:sz="4"/>
-              <w:right w:val="dotted" w:color="C8CDD2" w:sz="4"/>
+              <w:top w:val="single" w:color="555D66" w:sz="8"/>
+              <w:left w:val="single" w:color="555D66" w:sz="8"/>
+              <w:bottom w:val="single" w:color="555D66" w:sz="8"/>
+              <w:right w:val="single" w:color="555D66" w:sz="8"/>
             </w:tcBorders>
             <w:tcMar>
               <w:top w:type="dxa" w:w="60"/>
@@ -8642,10 +8642,10 @@
           <w:tcPr>
             <w:tcW w:type="dxa" w:w="4200"/>
             <w:tcBorders>
-              <w:top w:val="dotted" w:color="C8CDD2" w:sz="4"/>
-              <w:left w:val="dotted" w:color="C8CDD2" w:sz="4"/>
-              <w:bottom w:val="dotted" w:color="C8CDD2" w:sz="4"/>
-              <w:right w:val="dotted" w:color="C8CDD2" w:sz="4"/>
+              <w:top w:val="single" w:color="555D66" w:sz="8"/>
+              <w:left w:val="single" w:color="555D66" w:sz="8"/>
+              <w:bottom w:val="single" w:color="555D66" w:sz="8"/>
+              <w:right w:val="single" w:color="555D66" w:sz="8"/>
             </w:tcBorders>
             <w:tcMar>
               <w:top w:type="dxa" w:w="60"/>
@@ -8673,10 +8673,10 @@
           <w:tcPr>
             <w:tcW w:type="dxa" w:w="7000"/>
             <w:tcBorders>
-              <w:top w:val="dotted" w:color="C8CDD2" w:sz="4"/>
-              <w:left w:val="dotted" w:color="C8CDD2" w:sz="4"/>
-              <w:bottom w:val="dotted" w:color="C8CDD2" w:sz="4"/>
-              <w:right w:val="dotted" w:color="C8CDD2" w:sz="4"/>
+              <w:top w:val="single" w:color="555D66" w:sz="8"/>
+              <w:left w:val="single" w:color="555D66" w:sz="8"/>
+              <w:bottom w:val="single" w:color="555D66" w:sz="8"/>
+              <w:right w:val="single" w:color="555D66" w:sz="8"/>
             </w:tcBorders>
             <w:tcMar>
               <w:top w:type="dxa" w:w="60"/>
@@ -8702,10 +8702,10 @@
           <w:tcPr>
             <w:tcW w:type="dxa" w:w="4200"/>
             <w:tcBorders>
-              <w:top w:val="dotted" w:color="C8CDD2" w:sz="4"/>
-              <w:left w:val="dotted" w:color="C8CDD2" w:sz="4"/>
-              <w:bottom w:val="dotted" w:color="C8CDD2" w:sz="4"/>
-              <w:right w:val="dotted" w:color="C8CDD2" w:sz="4"/>
+              <w:top w:val="single" w:color="555D66" w:sz="8"/>
+              <w:left w:val="single" w:color="555D66" w:sz="8"/>
+              <w:bottom w:val="single" w:color="555D66" w:sz="8"/>
+              <w:right w:val="single" w:color="555D66" w:sz="8"/>
             </w:tcBorders>
             <w:tcMar>
               <w:top w:type="dxa" w:w="60"/>
@@ -8731,10 +8731,10 @@
           <w:tcPr>
             <w:tcW w:type="dxa" w:w="4200"/>
             <w:tcBorders>
-              <w:top w:val="dotted" w:color="C8CDD2" w:sz="4"/>
-              <w:left w:val="dotted" w:color="C8CDD2" w:sz="4"/>
-              <w:bottom w:val="dotted" w:color="C8CDD2" w:sz="4"/>
-              <w:right w:val="dotted" w:color="C8CDD2" w:sz="4"/>
+              <w:top w:val="single" w:color="555D66" w:sz="8"/>
+              <w:left w:val="single" w:color="555D66" w:sz="8"/>
+              <w:bottom w:val="single" w:color="555D66" w:sz="8"/>
+              <w:right w:val="single" w:color="555D66" w:sz="8"/>
             </w:tcBorders>
             <w:tcMar>
               <w:top w:type="dxa" w:w="60"/>
